--- a/submission-docs/midsem-report/Midsem_Report_ESZG628T_2024HT01586.docx
+++ b/submission-docs/midsem-report/Midsem_Report_ESZG628T_2024HT01586.docx
@@ -4,31 +4,16 @@
   <w:body>
     <w:p>
       <w:pPr>
-        <w:spacing w:before="720" w:after="320"/>
+        <w:spacing w:before="560" w:after="360"/>
         <w:jc w:val="center"/>
       </w:pPr>
       <w:r>
         <w:rPr>
           <w:rFonts w:ascii="Arial" w:hAnsi="Arial"/>
           <w:b/>
-          <w:sz w:val="30"/>
+          <w:sz w:val="36"/>
         </w:rPr>
         <w:t>POST-QUANTUM FIRMWARE AUTHENTICATION: DESIGN AND IMPLEMENTATION OF A QUANTUM-RESISTANT SECURE BOOT MECHANISM</w:t>
-        <w:br/>
-      </w:r>
-    </w:p>
-    <w:p>
-      <w:pPr>
-        <w:spacing w:after="560"/>
-        <w:jc w:val="center"/>
-      </w:pPr>
-      <w:r>
-        <w:rPr>
-          <w:rFonts w:ascii="Arial" w:hAnsi="Arial"/>
-          <w:b/>
-          <w:sz w:val="26"/>
-        </w:rPr>
-        <w:t>BITS ZG628T: Dissertation</w:t>
         <w:br/>
       </w:r>
     </w:p>
@@ -40,8 +25,23 @@
       <w:r>
         <w:rPr>
           <w:rFonts w:ascii="Arial" w:hAnsi="Arial"/>
+          <w:b/>
+          <w:sz w:val="28"/>
+        </w:rPr>
+        <w:t>BITS ZG628T: Dissertation</w:t>
+        <w:br/>
+      </w:r>
+    </w:p>
+    <w:p>
+      <w:pPr>
+        <w:spacing w:after="400"/>
+        <w:jc w:val="center"/>
+      </w:pPr>
+      <w:r>
+        <w:rPr>
+          <w:rFonts w:ascii="Arial" w:hAnsi="Arial"/>
           <w:i/>
-          <w:sz w:val="22"/>
+          <w:sz w:val="24"/>
         </w:rPr>
         <w:t>by</w:t>
         <w:br/>
@@ -51,7 +51,7 @@
         <w:rPr>
           <w:rFonts w:ascii="Arial" w:hAnsi="Arial"/>
           <w:b/>
-          <w:sz w:val="26"/>
+          <w:sz w:val="28"/>
         </w:rPr>
         <w:t>Kiruthik Prakash J</w:t>
         <w:br/>
@@ -68,14 +68,14 @@
     </w:p>
     <w:p>
       <w:pPr>
-        <w:spacing w:after="480"/>
+        <w:spacing w:after="400"/>
         <w:jc w:val="center"/>
       </w:pPr>
       <w:r>
         <w:rPr>
           <w:rFonts w:ascii="Arial" w:hAnsi="Arial"/>
           <w:i/>
-          <w:sz w:val="22"/>
+          <w:sz w:val="24"/>
         </w:rPr>
         <w:t>Dissertation work carried out at</w:t>
         <w:br/>
@@ -85,9 +85,94 @@
         <w:rPr>
           <w:rFonts w:ascii="Arial" w:hAnsi="Arial"/>
           <w:b/>
+          <w:sz w:val="26"/>
+        </w:rPr>
+        <w:t>Qualcomm India Private Limited, Hyderabad</w:t>
+        <w:br/>
+      </w:r>
+    </w:p>
+    <w:p>
+      <w:pPr>
+        <w:spacing w:after="400"/>
+        <w:jc w:val="center"/>
+      </w:pPr>
+      <w:r>
+        <w:rPr>
+          <w:rFonts w:ascii="Arial" w:hAnsi="Arial"/>
           <w:sz w:val="24"/>
         </w:rPr>
+        <w:t>Submitted in partial fulfilment of M.Tech in Embedded Systems</w:t>
+        <w:br/>
+        <w:t>degree programme</w:t>
+        <w:br/>
+        <w:br/>
+      </w:r>
+      <w:r>
+        <w:rPr>
+          <w:rFonts w:ascii="Arial" w:hAnsi="Arial"/>
+          <w:i/>
+          <w:sz w:val="24"/>
+        </w:rPr>
+        <w:t>Under the Supervision of</w:t>
+        <w:br/>
+        <w:br/>
+      </w:r>
+      <w:r>
+        <w:rPr>
+          <w:rFonts w:ascii="Arial" w:hAnsi="Arial"/>
+          <w:b/>
+          <w:sz w:val="26"/>
+        </w:rPr>
+        <w:t>Deepak Kumar</w:t>
+        <w:br/>
+        <w:t>Senior Lead Software Engineer</w:t>
+        <w:br/>
         <w:t>Qualcomm India Private Limited, Hyderabad</w:t>
+        <w:br/>
+      </w:r>
+    </w:p>
+    <w:p>
+      <w:pPr>
+        <w:spacing w:before="640" w:after="120"/>
+        <w:jc w:val="center"/>
+      </w:pPr>
+      <w:r>
+        <w:rPr>
+          <w:rFonts w:ascii="Arial" w:hAnsi="Arial"/>
+          <w:b/>
+          <w:sz w:val="26"/>
+        </w:rPr>
+        <w:t>BIRLA INSTITUTE OF TECHNOLOGY &amp; SCIENCE</w:t>
+        <w:br/>
+        <w:t>PILANI (RAJASTHAN)</w:t>
+        <w:br/>
+      </w:r>
+      <w:r>
+        <w:rPr>
+          <w:rFonts w:ascii="Arial" w:hAnsi="Arial"/>
+          <w:b/>
+          <w:sz w:val="24"/>
+        </w:rPr>
+        <w:t>SEPTEMBER 2026</w:t>
+      </w:r>
+    </w:p>
+    <w:p>
+      <w:r>
+        <w:br w:type="page"/>
+      </w:r>
+    </w:p>
+    <w:p>
+      <w:pPr>
+        <w:spacing w:before="560" w:after="360"/>
+        <w:jc w:val="center"/>
+      </w:pPr>
+      <w:r>
+        <w:rPr>
+          <w:rFonts w:ascii="Arial" w:hAnsi="Arial"/>
+          <w:b/>
+          <w:sz w:val="36"/>
+        </w:rPr>
+        <w:t>POST-QUANTUM FIRMWARE AUTHENTICATION: DESIGN AND IMPLEMENTATION OF A QUANTUM-RESISTANT SECURE BOOT MECHANISM</w:t>
         <w:br/>
       </w:r>
     </w:p>
@@ -99,93 +184,8 @@
       <w:r>
         <w:rPr>
           <w:rFonts w:ascii="Arial" w:hAnsi="Arial"/>
-          <w:sz w:val="22"/>
-        </w:rPr>
-        <w:t>Submitted in partial fulfilment of M.Tech in Embedded Systems</w:t>
-        <w:br/>
-        <w:t>degree programme</w:t>
-        <w:br/>
-        <w:br/>
-      </w:r>
-      <w:r>
-        <w:rPr>
-          <w:rFonts w:ascii="Arial" w:hAnsi="Arial"/>
-          <w:i/>
-          <w:sz w:val="22"/>
-        </w:rPr>
-        <w:t>Under the Supervision of</w:t>
-        <w:br/>
-        <w:br/>
-      </w:r>
-      <w:r>
-        <w:rPr>
-          <w:rFonts w:ascii="Arial" w:hAnsi="Arial"/>
           <w:b/>
-          <w:sz w:val="24"/>
-        </w:rPr>
-        <w:t>Deepak Kumar</w:t>
-        <w:br/>
-        <w:t>Senior Lead Software Engineer</w:t>
-        <w:br/>
-        <w:t>Qualcomm India Private Limited, Hyderabad</w:t>
-        <w:br/>
-      </w:r>
-    </w:p>
-    <w:p>
-      <w:pPr>
-        <w:spacing w:before="720" w:after="120"/>
-        <w:jc w:val="center"/>
-      </w:pPr>
-      <w:r>
-        <w:rPr>
-          <w:rFonts w:ascii="Arial" w:hAnsi="Arial"/>
-          <w:b/>
-          <w:sz w:val="24"/>
-        </w:rPr>
-        <w:t>BIRLA INSTITUTE OF TECHNOLOGY &amp; SCIENCE</w:t>
-        <w:br/>
-        <w:t>PILANI (RAJASTHAN)</w:t>
-        <w:br/>
-      </w:r>
-      <w:r>
-        <w:rPr>
-          <w:rFonts w:ascii="Arial" w:hAnsi="Arial"/>
-          <w:b/>
-          <w:sz w:val="22"/>
-        </w:rPr>
-        <w:t>SEPTEMBER 2026</w:t>
-      </w:r>
-    </w:p>
-    <w:p>
-      <w:r>
-        <w:br w:type="page"/>
-      </w:r>
-    </w:p>
-    <w:p>
-      <w:pPr>
-        <w:spacing w:before="720" w:after="320"/>
-        <w:jc w:val="center"/>
-      </w:pPr>
-      <w:r>
-        <w:rPr>
-          <w:rFonts w:ascii="Arial" w:hAnsi="Arial"/>
-          <w:b/>
-          <w:sz w:val="30"/>
-        </w:rPr>
-        <w:t>POST-QUANTUM FIRMWARE AUTHENTICATION: DESIGN AND IMPLEMENTATION OF A QUANTUM-RESISTANT SECURE BOOT MECHANISM</w:t>
-        <w:br/>
-      </w:r>
-    </w:p>
-    <w:p>
-      <w:pPr>
-        <w:spacing w:after="560"/>
-        <w:jc w:val="center"/>
-      </w:pPr>
-      <w:r>
-        <w:rPr>
-          <w:rFonts w:ascii="Arial" w:hAnsi="Arial"/>
-          <w:b/>
-          <w:sz w:val="26"/>
+          <w:sz w:val="28"/>
         </w:rPr>
         <w:t>BITS ZG628T: Dissertation</w:t>
         <w:br/>
@@ -193,14 +193,14 @@
     </w:p>
     <w:p>
       <w:pPr>
-        <w:spacing w:after="480"/>
+        <w:spacing w:after="400"/>
         <w:jc w:val="center"/>
       </w:pPr>
       <w:r>
         <w:rPr>
           <w:rFonts w:ascii="Arial" w:hAnsi="Arial"/>
           <w:i/>
-          <w:sz w:val="22"/>
+          <w:sz w:val="24"/>
         </w:rPr>
         <w:t>by</w:t>
         <w:br/>
@@ -210,7 +210,7 @@
         <w:rPr>
           <w:rFonts w:ascii="Arial" w:hAnsi="Arial"/>
           <w:b/>
-          <w:sz w:val="26"/>
+          <w:sz w:val="28"/>
         </w:rPr>
         <w:t>Kiruthik Prakash J</w:t>
         <w:br/>
@@ -227,14 +227,14 @@
     </w:p>
     <w:p>
       <w:pPr>
-        <w:spacing w:after="480"/>
+        <w:spacing w:after="400"/>
         <w:jc w:val="center"/>
       </w:pPr>
       <w:r>
         <w:rPr>
           <w:rFonts w:ascii="Arial" w:hAnsi="Arial"/>
           <w:i/>
-          <w:sz w:val="22"/>
+          <w:sz w:val="24"/>
         </w:rPr>
         <w:t>Dissertation work carried out at</w:t>
         <w:br/>
@@ -244,7 +244,7 @@
         <w:rPr>
           <w:rFonts w:ascii="Arial" w:hAnsi="Arial"/>
           <w:b/>
-          <w:sz w:val="24"/>
+          <w:sz w:val="26"/>
         </w:rPr>
         <w:t>Qualcomm India Private Limited, Hyderabad</w:t>
         <w:br/>
@@ -252,13 +252,13 @@
     </w:p>
     <w:p>
       <w:pPr>
-        <w:spacing w:after="480"/>
+        <w:spacing w:after="400"/>
         <w:jc w:val="center"/>
       </w:pPr>
       <w:r>
         <w:rPr>
           <w:rFonts w:ascii="Arial" w:hAnsi="Arial"/>
-          <w:sz w:val="22"/>
+          <w:sz w:val="24"/>
         </w:rPr>
         <w:t>Submitted in partial fulfilment of M.Tech in Embedded Systems</w:t>
         <w:br/>
@@ -270,7 +270,7 @@
         <w:rPr>
           <w:rFonts w:ascii="Arial" w:hAnsi="Arial"/>
           <w:i/>
-          <w:sz w:val="22"/>
+          <w:sz w:val="24"/>
         </w:rPr>
         <w:t>Under the Supervision of</w:t>
         <w:br/>
@@ -280,7 +280,7 @@
         <w:rPr>
           <w:rFonts w:ascii="Arial" w:hAnsi="Arial"/>
           <w:b/>
-          <w:sz w:val="24"/>
+          <w:sz w:val="26"/>
         </w:rPr>
         <w:t>Deepak Kumar</w:t>
         <w:br/>
@@ -292,14 +292,14 @@
     </w:p>
     <w:p>
       <w:pPr>
-        <w:spacing w:before="720" w:after="120"/>
+        <w:spacing w:before="640" w:after="120"/>
         <w:jc w:val="center"/>
       </w:pPr>
       <w:r>
         <w:rPr>
           <w:rFonts w:ascii="Arial" w:hAnsi="Arial"/>
           <w:b/>
-          <w:sz w:val="24"/>
+          <w:sz w:val="26"/>
         </w:rPr>
         <w:t>BIRLA INSTITUTE OF TECHNOLOGY &amp; SCIENCE</w:t>
         <w:br/>
@@ -310,7 +310,7 @@
         <w:rPr>
           <w:rFonts w:ascii="Arial" w:hAnsi="Arial"/>
           <w:b/>
-          <w:sz w:val="22"/>
+          <w:sz w:val="24"/>
         </w:rPr>
         <w:t>SEPTEMBER 2026</w:t>
       </w:r>
@@ -322,80 +322,71 @@
     </w:p>
     <w:p>
       <w:pPr>
-        <w:spacing w:before="240" w:after="240"/>
-        <w:jc w:val="center"/>
+        <w:pStyle w:val="Heading1"/>
+        <w:keepNext/>
       </w:pPr>
       <w:r>
         <w:rPr>
           <w:rFonts w:ascii="Arial" w:hAnsi="Arial"/>
           <w:b/>
-          <w:sz w:val="26"/>
+          <w:sz w:val="32"/>
         </w:rPr>
-        <w:t>ABSTRACT</w:t>
+        <w:t>CERTIFICATE</w:t>
       </w:r>
     </w:p>
     <w:p>
       <w:pPr>
-        <w:spacing w:after="100"/>
         <w:jc w:val="both"/>
       </w:pPr>
       <w:r>
+        <w:t xml:space="preserve">This is to certify that the dissertation entitled </w:t>
+      </w:r>
+      <w:r>
         <w:rPr>
-          <w:rFonts w:ascii="Arial" w:hAnsi="Arial"/>
-          <w:sz w:val="19"/>
+          <w:b/>
         </w:rPr>
-        <w:t>Modern embedded systems and computing infrastructure depend critically on secure boot mechanisms to establish a tamper-evident hardware Root of Trust (RoT) before transferring execution control to operating system kernels. Classical public-key cryptosystems—predominantly RSA-2048/3072 and ECDSA (NIST P-256)—rely on the computational hardness of integer factorization and discrete logarithms. The emergence of Cryptographically Relevant Quantum Computers (CRQCs) running Shor's algorithm will reduce these mathematical problems to polynomial time, completely undermining the cryptographic integrity of classical firmware authentication.</w:t>
+        <w:t>“Post-Quantum Firmware Authentication: Design and Implementation of a Quantum-Resistant Secure Boot Mechanism”</w:t>
+      </w:r>
+      <w:r>
+        <w:t xml:space="preserve"> and submitted by </w:t>
+      </w:r>
+      <w:r>
+        <w:rPr>
+          <w:b/>
+        </w:rPr>
+        <w:t>Kiruthik Prakash J (ID: 2024HT01586)</w:t>
+      </w:r>
+      <w:r>
+        <w:t xml:space="preserve"> in partial fulfilment of the requirement of </w:t>
+      </w:r>
+      <w:r>
+        <w:rPr>
+          <w:b/>
+        </w:rPr>
+        <w:t>M.Tech in Embedded Systems</w:t>
+      </w:r>
+      <w:r>
+        <w:t xml:space="preserve"> of BITS Pilani, embodies the work done by him under my supervision at </w:t>
+      </w:r>
+      <w:r>
+        <w:rPr>
+          <w:b/>
+        </w:rPr>
+        <w:t>Qualcomm India Private Limited, Hyderabad</w:t>
+      </w:r>
+      <w:r>
+        <w:t>.</w:t>
       </w:r>
     </w:p>
     <w:p>
       <w:pPr>
-        <w:spacing w:after="100"/>
-        <w:jc w:val="both"/>
-      </w:pPr>
-      <w:r>
-        <w:rPr>
-          <w:rFonts w:ascii="Arial" w:hAnsi="Arial"/>
-          <w:sz w:val="19"/>
-        </w:rPr>
-        <w:t>This dissertation presents the design, bare-metal C implementation, multi-platform bootloader integration, and empirical verification of a quantum-resistant secure boot architecture. The project implements a zero-dynamic-memory (zero-malloc) C cryptographic verification engine supporting three standardized post-quantum digital signature algorithms: ML-DSA-44 (NIST FIPS 204 module-lattice-based), SPHINCS+ (NIST FIPS 205 stateless hash-based), and LMS / LMOTS (RFC 8554 / RFC 8708 stateful hash-based). The verification engine enforces strict embedded SRAM boundaries (&lt; 4 KB) using a deterministic cryptographic digest commitment protocol combining SHA-256 pre-hashing and SHAKE-256 challenge generation.</w:t>
-      </w:r>
-    </w:p>
-    <w:p>
-      <w:pPr>
-        <w:spacing w:after="100"/>
-        <w:jc w:val="both"/>
-      </w:pPr>
-      <w:r>
-        <w:rPr>
-          <w:rFonts w:ascii="Arial" w:hAnsi="Arial"/>
-          <w:sz w:val="19"/>
-        </w:rPr>
-        <w:t>To establish practical applicability across diverse computing paradigms, the post-quantum verification engine is integrated into three production-grade open-source bootloader frameworks: (1) MCUboot for resource-constrained IoT microcontrollers on ARM Cortex-M4 via custom Type-Length-Value (TLV) metadata headers (tags 0x80 and 0x88) and extended imgtool CLI signing; (2) Das U-Boot for embedded Linux systems on RISC-V 64-bit via Flattened Image Tree (FIT) Device Tree Blob (.itb) signature nodes and mkimage tooling; and (3) EDKII / UEFI SecurityPkg for enterprise servers on 4-core ARM Cortex-A57 SMP via PKCS#7 / X.509 Object Identifier (OID) extensions and Authenticated Variable key storage (db).</w:t>
-      </w:r>
-    </w:p>
-    <w:p>
-      <w:pPr>
-        <w:spacing w:after="100"/>
-        <w:jc w:val="both"/>
-      </w:pPr>
-      <w:r>
-        <w:rPr>
-          <w:rFonts w:ascii="Arial" w:hAnsi="Arial"/>
-          <w:sz w:val="19"/>
-        </w:rPr>
-        <w:t>At this mid-semester milestone, the core cryptographic engine, metadata container parsers, signing utilities, and bootloader integration hooks are fully implemented. Hardware execution has been successfully emulated across all three target processor architectures using QEMU. Furthermore, ahead of schedule, comprehensive microarchitectural profiling and an empirical trade-off benchmark have been completed on ARM Cortex-M4 for MCUboot, demonstrating that ML-DSA-44 verifies in 3.5 ms (420,000 cycles) and requires only 2,456 bytes of peak stack SRAM, operating with &gt;92% safety headroom within static memory bounds. An automated test harness with 23 distinct verification suites confirms 100% zero-malloc static memory compliance and 100% bit-flip tamper rejection.</w:t>
-      </w:r>
-    </w:p>
-    <w:p>
-      <w:pPr>
-        <w:spacing w:before="240" w:after="80"/>
+        <w:spacing w:before="720"/>
       </w:pPr>
     </w:p>
     <w:tbl>
       <w:tblPr>
         <w:tblW w:type="auto" w:w="0"/>
         <w:jc w:val="center"/>
-        <w:tblLayout w:type="fixed"/>
         <w:tblLook w:firstColumn="1" w:firstRow="1" w:lastColumn="0" w:lastRow="0" w:noHBand="0" w:noVBand="1" w:val="04A0"/>
       </w:tblPr>
       <w:tblGrid>
@@ -405,27 +396,39 @@
       <w:tr>
         <w:tc>
           <w:tcPr>
-            <w:tcW w:type="dxa" w:w="4608"/>
+            <w:tcW w:type="dxa" w:w="4320"/>
+            <w:tcMar>
+              <w:top w:w="40" w:type="dxa"/>
+              <w:bottom w:w="40" w:type="dxa"/>
+              <w:left w:w="60" w:type="dxa"/>
+              <w:right w:w="60" w:type="dxa"/>
+            </w:tcMar>
           </w:tcPr>
           <w:p>
             <w:r>
               <w:rPr>
-                <w:b/>
+                <w:sz w:val="24"/>
               </w:rPr>
-              <w:t>/s/ Kiruthik Prakash J</w:t>
+              <w:t>___________________________</w:t>
             </w:r>
           </w:p>
         </w:tc>
         <w:tc>
           <w:tcPr>
-            <w:tcW w:type="dxa" w:w="4608"/>
+            <w:tcW w:type="dxa" w:w="4320"/>
+            <w:tcMar>
+              <w:top w:w="40" w:type="dxa"/>
+              <w:bottom w:w="40" w:type="dxa"/>
+              <w:left w:w="60" w:type="dxa"/>
+              <w:right w:w="60" w:type="dxa"/>
+            </w:tcMar>
           </w:tcPr>
           <w:p>
             <w:r>
               <w:rPr>
-                <w:b/>
+                <w:sz w:val="24"/>
               </w:rPr>
-              <w:t>/s/ Deepak Kumar</w:t>
+              <w:t>___________________________</w:t>
             </w:r>
           </w:p>
         </w:tc>
@@ -433,27 +436,53 @@
       <w:tr>
         <w:tc>
           <w:tcPr>
-            <w:tcW w:type="dxa" w:w="4608"/>
+            <w:tcW w:type="dxa" w:w="4320"/>
+            <w:tcMar>
+              <w:top w:w="40" w:type="dxa"/>
+              <w:bottom w:w="40" w:type="dxa"/>
+              <w:left w:w="60" w:type="dxa"/>
+              <w:right w:w="60" w:type="dxa"/>
+            </w:tcMar>
           </w:tcPr>
           <w:p>
             <w:r>
               <w:rPr>
-                <w:sz w:val="18"/>
+                <w:b/>
+                <w:sz w:val="24"/>
               </w:rPr>
-              <w:t>Signature of the Student</w:t>
+              <w:t>Deepak Kumar</w:t>
+              <w:br/>
+              <w:t>Supervisor</w:t>
+              <w:br/>
+              <w:t>Senior Lead Software Engineer</w:t>
+              <w:br/>
+              <w:t>Qualcomm India Private Limited</w:t>
             </w:r>
           </w:p>
         </w:tc>
         <w:tc>
           <w:tcPr>
-            <w:tcW w:type="dxa" w:w="4608"/>
+            <w:tcW w:type="dxa" w:w="4320"/>
+            <w:tcMar>
+              <w:top w:w="40" w:type="dxa"/>
+              <w:bottom w:w="40" w:type="dxa"/>
+              <w:left w:w="60" w:type="dxa"/>
+              <w:right w:w="60" w:type="dxa"/>
+            </w:tcMar>
           </w:tcPr>
           <w:p>
             <w:r>
               <w:rPr>
-                <w:sz w:val="18"/>
+                <w:b/>
+                <w:sz w:val="24"/>
               </w:rPr>
-              <w:t>Signature of the Supervisor</w:t>
+              <w:t>Kiruthik Prakash J</w:t>
+              <w:br/>
+              <w:t>ID: 2024HT01586</w:t>
+              <w:br/>
+              <w:t>M.Tech Embedded Systems</w:t>
+              <w:br/>
+              <w:t>BITS Pilani</w:t>
             </w:r>
           </w:p>
         </w:tc>
@@ -461,44 +490,44 @@
       <w:tr>
         <w:tc>
           <w:tcPr>
-            <w:tcW w:type="dxa" w:w="4608"/>
+            <w:tcW w:type="dxa" w:w="4320"/>
+            <w:tcMar>
+              <w:top w:w="40" w:type="dxa"/>
+              <w:bottom w:w="40" w:type="dxa"/>
+              <w:left w:w="60" w:type="dxa"/>
+              <w:right w:w="60" w:type="dxa"/>
+            </w:tcMar>
           </w:tcPr>
-          <w:p>
-            <w:r>
-              <w:rPr>
-                <w:sz w:val="18"/>
-              </w:rPr>
-              <w:t>Name: Kiruthik Prakash J</w:t>
-              <w:br/>
-              <w:t>BITS ID: 2024HT01586</w:t>
-            </w:r>
-          </w:p>
+          <w:p/>
         </w:tc>
         <w:tc>
           <w:tcPr>
-            <w:tcW w:type="dxa" w:w="4608"/>
+            <w:tcW w:type="dxa" w:w="4320"/>
+            <w:tcMar>
+              <w:top w:w="40" w:type="dxa"/>
+              <w:bottom w:w="40" w:type="dxa"/>
+              <w:left w:w="60" w:type="dxa"/>
+              <w:right w:w="60" w:type="dxa"/>
+            </w:tcMar>
           </w:tcPr>
-          <w:p>
-            <w:r>
-              <w:rPr>
-                <w:sz w:val="18"/>
-              </w:rPr>
-              <w:t>Name: Deepak Kumar</w:t>
-              <w:br/>
-              <w:t>Designation: Senior Lead Software Engineer</w:t>
-            </w:r>
-          </w:p>
+          <w:p/>
         </w:tc>
       </w:tr>
       <w:tr>
         <w:tc>
           <w:tcPr>
-            <w:tcW w:type="dxa" w:w="4608"/>
+            <w:tcW w:type="dxa" w:w="4320"/>
+            <w:tcMar>
+              <w:top w:w="40" w:type="dxa"/>
+              <w:bottom w:w="40" w:type="dxa"/>
+              <w:left w:w="60" w:type="dxa"/>
+              <w:right w:w="60" w:type="dxa"/>
+            </w:tcMar>
           </w:tcPr>
           <w:p>
             <w:r>
               <w:rPr>
-                <w:sz w:val="18"/>
+                <w:sz w:val="24"/>
               </w:rPr>
               <w:t>Date: 19/09/2026</w:t>
               <w:br/>
@@ -508,12 +537,18 @@
         </w:tc>
         <w:tc>
           <w:tcPr>
-            <w:tcW w:type="dxa" w:w="4608"/>
+            <w:tcW w:type="dxa" w:w="4320"/>
+            <w:tcMar>
+              <w:top w:w="40" w:type="dxa"/>
+              <w:bottom w:w="40" w:type="dxa"/>
+              <w:left w:w="60" w:type="dxa"/>
+              <w:right w:w="60" w:type="dxa"/>
+            </w:tcMar>
           </w:tcPr>
           <w:p>
             <w:r>
               <w:rPr>
-                <w:sz w:val="18"/>
+                <w:sz w:val="24"/>
               </w:rPr>
               <w:t>Date: 19/09/2026</w:t>
               <w:br/>
@@ -530,861 +565,777 @@
     </w:p>
     <w:p>
       <w:pPr>
-        <w:spacing w:before="240" w:after="240"/>
-        <w:jc w:val="center"/>
+        <w:pStyle w:val="Heading1"/>
+        <w:keepNext/>
       </w:pPr>
       <w:r>
         <w:rPr>
           <w:rFonts w:ascii="Arial" w:hAnsi="Arial"/>
           <w:b/>
-          <w:sz w:val="26"/>
+          <w:sz w:val="32"/>
         </w:rPr>
-        <w:t>Contents</w:t>
+        <w:t>TABLE OF CONTENTS</w:t>
       </w:r>
     </w:p>
     <w:p>
       <w:pPr>
-        <w:spacing w:after="40"/>
+        <w:spacing w:before="80" w:after="60" w:line="276" w:lineRule="auto"/>
+        <w:tabs>
+          <w:tab w:val="right" w:leader="dot" w:pos="8640"/>
+        </w:tabs>
       </w:pPr>
       <w:r>
         <w:rPr>
           <w:rFonts w:ascii="Arial" w:hAnsi="Arial"/>
           <w:b/>
-          <w:sz w:val="18"/>
+          <w:sz w:val="24"/>
         </w:rPr>
         <w:t>1. MODULES IN POST-QUANTUM SECURE BOOT SYSTEM</w:t>
       </w:r>
       <w:r>
         <w:rPr>
           <w:rFonts w:ascii="Arial" w:hAnsi="Arial"/>
-          <w:color w:val="808080"/>
-          <w:sz w:val="16"/>
+          <w:sz w:val="24"/>
         </w:rPr>
-        <w:t xml:space="preserve"> ............................... </w:t>
+        <w:tab/>
       </w:r>
       <w:r>
         <w:rPr>
           <w:rFonts w:ascii="Arial" w:hAnsi="Arial"/>
           <w:b/>
-          <w:sz w:val="18"/>
-        </w:rPr>
-        <w:t>5</w:t>
-      </w:r>
-    </w:p>
-    <w:p>
-      <w:pPr>
-        <w:spacing w:after="40"/>
-      </w:pPr>
-      <w:r>
-        <w:rPr>
-          <w:rFonts w:ascii="Arial" w:hAnsi="Arial"/>
-          <w:sz w:val="18"/>
-        </w:rPr>
-        <w:t xml:space="preserve">    1.1 Core Cryptographic Verification Engine</w:t>
-      </w:r>
-      <w:r>
-        <w:rPr>
-          <w:rFonts w:ascii="Arial" w:hAnsi="Arial"/>
-          <w:color w:val="808080"/>
-          <w:sz w:val="16"/>
-        </w:rPr>
-        <w:t xml:space="preserve"> .............................. </w:t>
-      </w:r>
-      <w:r>
-        <w:rPr>
-          <w:rFonts w:ascii="Arial" w:hAnsi="Arial"/>
-          <w:b/>
-          <w:sz w:val="18"/>
-        </w:rPr>
-        <w:t>5</w:t>
-      </w:r>
-    </w:p>
-    <w:p>
-      <w:pPr>
-        <w:spacing w:after="40"/>
-      </w:pPr>
-      <w:r>
-        <w:rPr>
-          <w:rFonts w:ascii="Arial" w:hAnsi="Arial"/>
-          <w:sz w:val="18"/>
-        </w:rPr>
-        <w:t xml:space="preserve">    1.2 IoT &amp; Microcontroller Target: MCUboot Bootloader Module</w:t>
-      </w:r>
-      <w:r>
-        <w:rPr>
-          <w:rFonts w:ascii="Arial" w:hAnsi="Arial"/>
-          <w:color w:val="808080"/>
-          <w:sz w:val="16"/>
-        </w:rPr>
-        <w:t xml:space="preserve"> ............. </w:t>
-      </w:r>
-      <w:r>
-        <w:rPr>
-          <w:rFonts w:ascii="Arial" w:hAnsi="Arial"/>
-          <w:b/>
-          <w:sz w:val="18"/>
-        </w:rPr>
-        <w:t>5</w:t>
-      </w:r>
-    </w:p>
-    <w:p>
-      <w:pPr>
-        <w:spacing w:after="40"/>
-      </w:pPr>
-      <w:r>
-        <w:rPr>
-          <w:rFonts w:ascii="Arial" w:hAnsi="Arial"/>
-          <w:sz w:val="18"/>
-        </w:rPr>
-        <w:t xml:space="preserve">    1.3 Embedded Linux Target: Das U-Boot FIT Verification Module</w:t>
-      </w:r>
-      <w:r>
-        <w:rPr>
-          <w:rFonts w:ascii="Arial" w:hAnsi="Arial"/>
-          <w:color w:val="808080"/>
-          <w:sz w:val="16"/>
-        </w:rPr>
-        <w:t xml:space="preserve"> ........... </w:t>
-      </w:r>
-      <w:r>
-        <w:rPr>
-          <w:rFonts w:ascii="Arial" w:hAnsi="Arial"/>
-          <w:b/>
-          <w:sz w:val="18"/>
+          <w:sz w:val="24"/>
         </w:rPr>
         <w:t>6</w:t>
       </w:r>
     </w:p>
     <w:p>
       <w:pPr>
-        <w:spacing w:after="40"/>
+        <w:spacing w:before="40" w:after="60" w:line="276" w:lineRule="auto"/>
+        <w:ind w:left="360"/>
+        <w:tabs>
+          <w:tab w:val="right" w:leader="dot" w:pos="8640"/>
+        </w:tabs>
       </w:pPr>
       <w:r>
         <w:rPr>
           <w:rFonts w:ascii="Arial" w:hAnsi="Arial"/>
-          <w:sz w:val="18"/>
+          <w:b w:val="0"/>
+          <w:sz w:val="24"/>
         </w:rPr>
-        <w:t xml:space="preserve">    1.4 Enterprise / Server Target: EDKII UEFI SecurityPkg Module</w:t>
+        <w:t>1.1 Core Cryptographic Verification Engine</w:t>
       </w:r>
       <w:r>
         <w:rPr>
           <w:rFonts w:ascii="Arial" w:hAnsi="Arial"/>
-          <w:color w:val="808080"/>
-          <w:sz w:val="16"/>
+          <w:sz w:val="24"/>
         </w:rPr>
-        <w:t xml:space="preserve"> ........... </w:t>
+        <w:tab/>
       </w:r>
       <w:r>
         <w:rPr>
           <w:rFonts w:ascii="Arial" w:hAnsi="Arial"/>
-          <w:b/>
-          <w:sz w:val="18"/>
-        </w:rPr>
-        <w:t>6</w:t>
-      </w:r>
-    </w:p>
-    <w:p>
-      <w:pPr>
-        <w:spacing w:after="40"/>
-      </w:pPr>
-      <w:r>
-        <w:rPr>
-          <w:rFonts w:ascii="Arial" w:hAnsi="Arial"/>
-          <w:sz w:val="18"/>
-        </w:rPr>
-        <w:t xml:space="preserve">    1.5 Hardware Root-of-Trust (RoT) &amp; eFuse Key Binding Module</w:t>
-      </w:r>
-      <w:r>
-        <w:rPr>
-          <w:rFonts w:ascii="Arial" w:hAnsi="Arial"/>
-          <w:color w:val="808080"/>
-          <w:sz w:val="16"/>
-        </w:rPr>
-        <w:t xml:space="preserve"> ............. </w:t>
-      </w:r>
-      <w:r>
-        <w:rPr>
-          <w:rFonts w:ascii="Arial" w:hAnsi="Arial"/>
-          <w:b/>
-          <w:sz w:val="18"/>
-        </w:rPr>
-        <w:t>6</w:t>
-      </w:r>
-    </w:p>
-    <w:p>
-      <w:pPr>
-        <w:spacing w:after="40"/>
-      </w:pPr>
-      <w:r>
-        <w:rPr>
-          <w:rFonts w:ascii="Arial" w:hAnsi="Arial"/>
-          <w:sz w:val="18"/>
-        </w:rPr>
-        <w:t xml:space="preserve">    1.6 Offline Firmware Signing &amp; Container Tooling Module</w:t>
-      </w:r>
-      <w:r>
-        <w:rPr>
-          <w:rFonts w:ascii="Arial" w:hAnsi="Arial"/>
-          <w:color w:val="808080"/>
-          <w:sz w:val="16"/>
-        </w:rPr>
-        <w:t xml:space="preserve"> ................. </w:t>
-      </w:r>
-      <w:r>
-        <w:rPr>
-          <w:rFonts w:ascii="Arial" w:hAnsi="Arial"/>
-          <w:b/>
-          <w:sz w:val="18"/>
+          <w:b w:val="0"/>
+          <w:sz w:val="24"/>
         </w:rPr>
         <w:t>7</w:t>
       </w:r>
     </w:p>
     <w:p>
       <w:pPr>
-        <w:spacing w:after="40"/>
+        <w:spacing w:before="40" w:after="60" w:line="276" w:lineRule="auto"/>
+        <w:ind w:left="360"/>
+        <w:tabs>
+          <w:tab w:val="right" w:leader="dot" w:pos="8640"/>
+        </w:tabs>
       </w:pPr>
       <w:r>
         <w:rPr>
           <w:rFonts w:ascii="Arial" w:hAnsi="Arial"/>
-          <w:sz w:val="18"/>
+          <w:b w:val="0"/>
+          <w:sz w:val="24"/>
         </w:rPr>
-        <w:t xml:space="preserve">    1.7 Multi-Target Emulation &amp; Automated Verification Harness</w:t>
+        <w:t>1.2 IoT &amp; Microcontroller Target: MCUboot Bootloader Module</w:t>
       </w:r>
       <w:r>
         <w:rPr>
           <w:rFonts w:ascii="Arial" w:hAnsi="Arial"/>
-          <w:color w:val="808080"/>
-          <w:sz w:val="16"/>
+          <w:sz w:val="24"/>
         </w:rPr>
-        <w:t xml:space="preserve"> ............. </w:t>
+        <w:tab/>
       </w:r>
       <w:r>
         <w:rPr>
           <w:rFonts w:ascii="Arial" w:hAnsi="Arial"/>
-          <w:b/>
-          <w:sz w:val="18"/>
+          <w:b w:val="0"/>
+          <w:sz w:val="24"/>
         </w:rPr>
-        <w:t>7</w:t>
+        <w:t>8</w:t>
       </w:r>
     </w:p>
     <w:p>
       <w:pPr>
-        <w:spacing w:after="40"/>
+        <w:spacing w:before="40" w:after="60" w:line="276" w:lineRule="auto"/>
+        <w:ind w:left="360"/>
+        <w:tabs>
+          <w:tab w:val="right" w:leader="dot" w:pos="8640"/>
+        </w:tabs>
+      </w:pPr>
+      <w:r>
+        <w:rPr>
+          <w:rFonts w:ascii="Arial" w:hAnsi="Arial"/>
+          <w:b w:val="0"/>
+          <w:sz w:val="24"/>
+        </w:rPr>
+        <w:t>1.3 Embedded Linux Target: Das U-Boot FIT Verification Module</w:t>
+      </w:r>
+      <w:r>
+        <w:rPr>
+          <w:rFonts w:ascii="Arial" w:hAnsi="Arial"/>
+          <w:sz w:val="24"/>
+        </w:rPr>
+        <w:tab/>
+      </w:r>
+      <w:r>
+        <w:rPr>
+          <w:rFonts w:ascii="Arial" w:hAnsi="Arial"/>
+          <w:b w:val="0"/>
+          <w:sz w:val="24"/>
+        </w:rPr>
+        <w:t>9</w:t>
+      </w:r>
+    </w:p>
+    <w:p>
+      <w:pPr>
+        <w:spacing w:before="40" w:after="60" w:line="276" w:lineRule="auto"/>
+        <w:ind w:left="360"/>
+        <w:tabs>
+          <w:tab w:val="right" w:leader="dot" w:pos="8640"/>
+        </w:tabs>
+      </w:pPr>
+      <w:r>
+        <w:rPr>
+          <w:rFonts w:ascii="Arial" w:hAnsi="Arial"/>
+          <w:b w:val="0"/>
+          <w:sz w:val="24"/>
+        </w:rPr>
+        <w:t>1.4 Enterprise / Server Target: EDKII UEFI SecurityPkg Module</w:t>
+      </w:r>
+      <w:r>
+        <w:rPr>
+          <w:rFonts w:ascii="Arial" w:hAnsi="Arial"/>
+          <w:sz w:val="24"/>
+        </w:rPr>
+        <w:tab/>
+      </w:r>
+      <w:r>
+        <w:rPr>
+          <w:rFonts w:ascii="Arial" w:hAnsi="Arial"/>
+          <w:b w:val="0"/>
+          <w:sz w:val="24"/>
+        </w:rPr>
+        <w:t>10</w:t>
+      </w:r>
+    </w:p>
+    <w:p>
+      <w:pPr>
+        <w:spacing w:before="40" w:after="60" w:line="276" w:lineRule="auto"/>
+        <w:ind w:left="360"/>
+        <w:tabs>
+          <w:tab w:val="right" w:leader="dot" w:pos="8640"/>
+        </w:tabs>
+      </w:pPr>
+      <w:r>
+        <w:rPr>
+          <w:rFonts w:ascii="Arial" w:hAnsi="Arial"/>
+          <w:b w:val="0"/>
+          <w:sz w:val="24"/>
+        </w:rPr>
+        <w:t>1.5 Hardware Root-of-Trust (RoT) &amp; eFuse Key Binding Module</w:t>
+      </w:r>
+      <w:r>
+        <w:rPr>
+          <w:rFonts w:ascii="Arial" w:hAnsi="Arial"/>
+          <w:sz w:val="24"/>
+        </w:rPr>
+        <w:tab/>
+      </w:r>
+      <w:r>
+        <w:rPr>
+          <w:rFonts w:ascii="Arial" w:hAnsi="Arial"/>
+          <w:b w:val="0"/>
+          <w:sz w:val="24"/>
+        </w:rPr>
+        <w:t>11</w:t>
+      </w:r>
+    </w:p>
+    <w:p>
+      <w:pPr>
+        <w:spacing w:before="40" w:after="60" w:line="276" w:lineRule="auto"/>
+        <w:ind w:left="360"/>
+        <w:tabs>
+          <w:tab w:val="right" w:leader="dot" w:pos="8640"/>
+        </w:tabs>
+      </w:pPr>
+      <w:r>
+        <w:rPr>
+          <w:rFonts w:ascii="Arial" w:hAnsi="Arial"/>
+          <w:b w:val="0"/>
+          <w:sz w:val="24"/>
+        </w:rPr>
+        <w:t>1.6 Offline Firmware Signing &amp; Container Tooling Module</w:t>
+      </w:r>
+      <w:r>
+        <w:rPr>
+          <w:rFonts w:ascii="Arial" w:hAnsi="Arial"/>
+          <w:sz w:val="24"/>
+        </w:rPr>
+        <w:tab/>
+      </w:r>
+      <w:r>
+        <w:rPr>
+          <w:rFonts w:ascii="Arial" w:hAnsi="Arial"/>
+          <w:b w:val="0"/>
+          <w:sz w:val="24"/>
+        </w:rPr>
+        <w:t>12</w:t>
+      </w:r>
+    </w:p>
+    <w:p>
+      <w:pPr>
+        <w:spacing w:before="40" w:after="60" w:line="276" w:lineRule="auto"/>
+        <w:ind w:left="360"/>
+        <w:tabs>
+          <w:tab w:val="right" w:leader="dot" w:pos="8640"/>
+        </w:tabs>
+      </w:pPr>
+      <w:r>
+        <w:rPr>
+          <w:rFonts w:ascii="Arial" w:hAnsi="Arial"/>
+          <w:b w:val="0"/>
+          <w:sz w:val="24"/>
+        </w:rPr>
+        <w:t>1.7 Multi-Target Emulation &amp; Automated Verification Harness</w:t>
+      </w:r>
+      <w:r>
+        <w:rPr>
+          <w:rFonts w:ascii="Arial" w:hAnsi="Arial"/>
+          <w:sz w:val="24"/>
+        </w:rPr>
+        <w:tab/>
+      </w:r>
+      <w:r>
+        <w:rPr>
+          <w:rFonts w:ascii="Arial" w:hAnsi="Arial"/>
+          <w:b w:val="0"/>
+          <w:sz w:val="24"/>
+        </w:rPr>
+        <w:t>13</w:t>
+      </w:r>
+    </w:p>
+    <w:p>
+      <w:pPr>
+        <w:spacing w:before="80" w:after="60" w:line="276" w:lineRule="auto"/>
+        <w:tabs>
+          <w:tab w:val="right" w:leader="dot" w:pos="8640"/>
+        </w:tabs>
       </w:pPr>
       <w:r>
         <w:rPr>
           <w:rFonts w:ascii="Arial" w:hAnsi="Arial"/>
           <w:b/>
-          <w:sz w:val="18"/>
+          <w:sz w:val="24"/>
         </w:rPr>
         <w:t>2. FUNCTIONAL BLOCK DIAGRAM &amp; ARCHITECTURAL DESCRIPTION</w:t>
       </w:r>
       <w:r>
         <w:rPr>
           <w:rFonts w:ascii="Arial" w:hAnsi="Arial"/>
-          <w:color w:val="808080"/>
-          <w:sz w:val="16"/>
+          <w:sz w:val="24"/>
         </w:rPr>
-        <w:t xml:space="preserve"> ..................... </w:t>
+        <w:tab/>
       </w:r>
       <w:r>
         <w:rPr>
           <w:rFonts w:ascii="Arial" w:hAnsi="Arial"/>
           <w:b/>
-          <w:sz w:val="18"/>
+          <w:sz w:val="24"/>
         </w:rPr>
-        <w:t>8</w:t>
+        <w:t>14</w:t>
       </w:r>
     </w:p>
     <w:p>
       <w:pPr>
-        <w:spacing w:after="40"/>
+        <w:spacing w:before="40" w:after="60" w:line="276" w:lineRule="auto"/>
+        <w:ind w:left="360"/>
+        <w:tabs>
+          <w:tab w:val="right" w:leader="dot" w:pos="8640"/>
+        </w:tabs>
       </w:pPr>
       <w:r>
         <w:rPr>
           <w:rFonts w:ascii="Arial" w:hAnsi="Arial"/>
-          <w:sz w:val="18"/>
+          <w:b w:val="0"/>
+          <w:sz w:val="24"/>
         </w:rPr>
-        <w:t xml:space="preserve">    2.1 System Architecture Overview</w:t>
+        <w:t>2.1 System Architecture Overview</w:t>
       </w:r>
       <w:r>
         <w:rPr>
           <w:rFonts w:ascii="Arial" w:hAnsi="Arial"/>
-          <w:color w:val="808080"/>
-          <w:sz w:val="16"/>
+          <w:sz w:val="24"/>
         </w:rPr>
-        <w:t xml:space="preserve"> ........................................ </w:t>
+        <w:tab/>
       </w:r>
       <w:r>
         <w:rPr>
           <w:rFonts w:ascii="Arial" w:hAnsi="Arial"/>
-          <w:b/>
-          <w:sz w:val="18"/>
+          <w:b w:val="0"/>
+          <w:sz w:val="24"/>
         </w:rPr>
-        <w:t>8</w:t>
+        <w:t>14</w:t>
       </w:r>
     </w:p>
     <w:p>
       <w:pPr>
-        <w:spacing w:after="40"/>
+        <w:spacing w:before="40" w:after="60" w:line="276" w:lineRule="auto"/>
+        <w:ind w:left="360"/>
+        <w:tabs>
+          <w:tab w:val="right" w:leader="dot" w:pos="8640"/>
+        </w:tabs>
       </w:pPr>
       <w:r>
         <w:rPr>
           <w:rFonts w:ascii="Arial" w:hAnsi="Arial"/>
-          <w:sz w:val="18"/>
+          <w:b w:val="0"/>
+          <w:sz w:val="24"/>
         </w:rPr>
-        <w:t xml:space="preserve">    2.2 Secure Boot Execution Sequence &amp; Cryptographic Flow</w:t>
+        <w:t>2.2 Secure Boot Execution Sequence &amp; Cryptographic Flow</w:t>
       </w:r>
       <w:r>
         <w:rPr>
           <w:rFonts w:ascii="Arial" w:hAnsi="Arial"/>
-          <w:color w:val="808080"/>
-          <w:sz w:val="16"/>
+          <w:sz w:val="24"/>
         </w:rPr>
-        <w:t xml:space="preserve"> ................. </w:t>
+        <w:tab/>
       </w:r>
       <w:r>
         <w:rPr>
           <w:rFonts w:ascii="Arial" w:hAnsi="Arial"/>
-          <w:b/>
-          <w:sz w:val="18"/>
+          <w:b w:val="0"/>
+          <w:sz w:val="24"/>
         </w:rPr>
-        <w:t>9</w:t>
+        <w:t>15</w:t>
       </w:r>
     </w:p>
     <w:p>
       <w:pPr>
-        <w:spacing w:after="40"/>
+        <w:spacing w:before="80" w:after="60" w:line="276" w:lineRule="auto"/>
+        <w:tabs>
+          <w:tab w:val="right" w:leader="dot" w:pos="8640"/>
+        </w:tabs>
       </w:pPr>
       <w:r>
         <w:rPr>
           <w:rFonts w:ascii="Arial" w:hAnsi="Arial"/>
           <w:b/>
-          <w:sz w:val="18"/>
+          <w:sz w:val="24"/>
         </w:rPr>
         <w:t>3. MAJOR TECHNICAL SPECIFICATIONS OF PQC SECURE BOOT</w:t>
       </w:r>
       <w:r>
         <w:rPr>
           <w:rFonts w:ascii="Arial" w:hAnsi="Arial"/>
-          <w:color w:val="808080"/>
-          <w:sz w:val="16"/>
+          <w:sz w:val="24"/>
         </w:rPr>
-        <w:t xml:space="preserve"> ........................ </w:t>
+        <w:tab/>
       </w:r>
       <w:r>
         <w:rPr>
           <w:rFonts w:ascii="Arial" w:hAnsi="Arial"/>
           <w:b/>
-          <w:sz w:val="18"/>
+          <w:sz w:val="24"/>
         </w:rPr>
-        <w:t>10</w:t>
+        <w:t>16</w:t>
       </w:r>
     </w:p>
     <w:p>
       <w:pPr>
-        <w:spacing w:after="40"/>
+        <w:spacing w:before="80" w:after="60" w:line="276" w:lineRule="auto"/>
+        <w:tabs>
+          <w:tab w:val="right" w:leader="dot" w:pos="8640"/>
+        </w:tabs>
       </w:pPr>
       <w:r>
         <w:rPr>
           <w:rFonts w:ascii="Arial" w:hAnsi="Arial"/>
           <w:b/>
-          <w:sz w:val="18"/>
+          <w:sz w:val="24"/>
         </w:rPr>
         <w:t>4. DESIGN CONSIDERATIONS</w:t>
       </w:r>
       <w:r>
         <w:rPr>
           <w:rFonts w:ascii="Arial" w:hAnsi="Arial"/>
-          <w:color w:val="808080"/>
-          <w:sz w:val="16"/>
+          <w:sz w:val="24"/>
         </w:rPr>
-        <w:t xml:space="preserve"> .................................................... </w:t>
+        <w:tab/>
       </w:r>
       <w:r>
         <w:rPr>
           <w:rFonts w:ascii="Arial" w:hAnsi="Arial"/>
           <w:b/>
-          <w:sz w:val="18"/>
+          <w:sz w:val="24"/>
         </w:rPr>
-        <w:t>11</w:t>
+        <w:t>17</w:t>
       </w:r>
     </w:p>
     <w:p>
       <w:pPr>
-        <w:spacing w:after="40"/>
+        <w:spacing w:before="40" w:after="60" w:line="276" w:lineRule="auto"/>
+        <w:ind w:left="360"/>
+        <w:tabs>
+          <w:tab w:val="right" w:leader="dot" w:pos="8640"/>
+        </w:tabs>
       </w:pPr>
       <w:r>
         <w:rPr>
           <w:rFonts w:ascii="Arial" w:hAnsi="Arial"/>
-          <w:sz w:val="18"/>
+          <w:b w:val="0"/>
+          <w:sz w:val="24"/>
         </w:rPr>
-        <w:t xml:space="preserve">    4.1 Zero Dynamic Memory Allocation (Zero-Malloc Policy)</w:t>
+        <w:t>4.1 Zero Dynamic Memory Allocation (Zero-Malloc Policy)</w:t>
       </w:r>
       <w:r>
         <w:rPr>
           <w:rFonts w:ascii="Arial" w:hAnsi="Arial"/>
-          <w:color w:val="808080"/>
-          <w:sz w:val="16"/>
+          <w:sz w:val="24"/>
         </w:rPr>
-        <w:t xml:space="preserve"> ................. </w:t>
+        <w:tab/>
       </w:r>
       <w:r>
         <w:rPr>
           <w:rFonts w:ascii="Arial" w:hAnsi="Arial"/>
-          <w:b/>
-          <w:sz w:val="18"/>
+          <w:b w:val="0"/>
+          <w:sz w:val="24"/>
         </w:rPr>
-        <w:t>11</w:t>
+        <w:t>17</w:t>
       </w:r>
     </w:p>
     <w:p>
       <w:pPr>
-        <w:spacing w:after="40"/>
+        <w:spacing w:before="40" w:after="60" w:line="276" w:lineRule="auto"/>
+        <w:ind w:left="360"/>
+        <w:tabs>
+          <w:tab w:val="right" w:leader="dot" w:pos="8640"/>
+        </w:tabs>
       </w:pPr>
       <w:r>
         <w:rPr>
           <w:rFonts w:ascii="Arial" w:hAnsi="Arial"/>
-          <w:sz w:val="18"/>
+          <w:b w:val="0"/>
+          <w:sz w:val="24"/>
         </w:rPr>
-        <w:t xml:space="preserve">    4.2 Strict Static SRAM Budgeting (&lt; 4 KB ROM Bounds)</w:t>
+        <w:t>4.2 Strict Static SRAM Budgeting (&lt; 4 KB ROM Bounds)</w:t>
       </w:r>
       <w:r>
         <w:rPr>
           <w:rFonts w:ascii="Arial" w:hAnsi="Arial"/>
-          <w:color w:val="808080"/>
-          <w:sz w:val="16"/>
+          <w:sz w:val="24"/>
         </w:rPr>
-        <w:t xml:space="preserve"> .................... </w:t>
+        <w:tab/>
       </w:r>
       <w:r>
         <w:rPr>
           <w:rFonts w:ascii="Arial" w:hAnsi="Arial"/>
-          <w:b/>
-          <w:sz w:val="18"/>
+          <w:b w:val="0"/>
+          <w:sz w:val="24"/>
         </w:rPr>
-        <w:t>11</w:t>
+        <w:t>18</w:t>
       </w:r>
     </w:p>
     <w:p>
       <w:pPr>
-        <w:spacing w:after="40"/>
+        <w:spacing w:before="40" w:after="60" w:line="276" w:lineRule="auto"/>
+        <w:ind w:left="360"/>
+        <w:tabs>
+          <w:tab w:val="right" w:leader="dot" w:pos="8640"/>
+        </w:tabs>
       </w:pPr>
       <w:r>
         <w:rPr>
           <w:rFonts w:ascii="Arial" w:hAnsi="Arial"/>
-          <w:sz w:val="18"/>
+          <w:b w:val="0"/>
+          <w:sz w:val="24"/>
         </w:rPr>
-        <w:t xml:space="preserve">    4.3 Hardware Root-of-Trust Key Hash Binding &amp; eFuse Storage</w:t>
+        <w:t>4.3 Hardware Root-of-Trust Key Hash Binding &amp; eFuse Storage</w:t>
       </w:r>
       <w:r>
         <w:rPr>
           <w:rFonts w:ascii="Arial" w:hAnsi="Arial"/>
-          <w:color w:val="808080"/>
-          <w:sz w:val="16"/>
+          <w:sz w:val="24"/>
         </w:rPr>
-        <w:t xml:space="preserve"> ............. </w:t>
+        <w:tab/>
       </w:r>
       <w:r>
         <w:rPr>
           <w:rFonts w:ascii="Arial" w:hAnsi="Arial"/>
-          <w:b/>
-          <w:sz w:val="18"/>
+          <w:b w:val="0"/>
+          <w:sz w:val="24"/>
         </w:rPr>
-        <w:t>11</w:t>
+        <w:t>19</w:t>
       </w:r>
     </w:p>
     <w:p>
       <w:pPr>
-        <w:spacing w:after="40"/>
+        <w:spacing w:before="40" w:after="60" w:line="276" w:lineRule="auto"/>
+        <w:ind w:left="360"/>
+        <w:tabs>
+          <w:tab w:val="right" w:leader="dot" w:pos="8640"/>
+        </w:tabs>
       </w:pPr>
       <w:r>
         <w:rPr>
           <w:rFonts w:ascii="Arial" w:hAnsi="Arial"/>
-          <w:sz w:val="18"/>
+          <w:b w:val="0"/>
+          <w:sz w:val="24"/>
         </w:rPr>
-        <w:t xml:space="preserve">    4.4 Tamper Robustness &amp; Non-Negotiable Fault Rejection</w:t>
+        <w:t>4.4 Tamper Robustness &amp; Non-Negotiable Fault Rejection</w:t>
       </w:r>
       <w:r>
         <w:rPr>
           <w:rFonts w:ascii="Arial" w:hAnsi="Arial"/>
-          <w:color w:val="808080"/>
-          <w:sz w:val="16"/>
+          <w:sz w:val="24"/>
         </w:rPr>
-        <w:t xml:space="preserve"> .................. </w:t>
+        <w:tab/>
       </w:r>
       <w:r>
         <w:rPr>
           <w:rFonts w:ascii="Arial" w:hAnsi="Arial"/>
-          <w:b/>
-          <w:sz w:val="18"/>
+          <w:b w:val="0"/>
+          <w:sz w:val="24"/>
         </w:rPr>
-        <w:t>11</w:t>
+        <w:t>20</w:t>
       </w:r>
     </w:p>
     <w:p>
       <w:pPr>
-        <w:spacing w:after="40"/>
+        <w:spacing w:before="40" w:after="60" w:line="276" w:lineRule="auto"/>
+        <w:ind w:left="360"/>
+        <w:tabs>
+          <w:tab w:val="right" w:leader="dot" w:pos="8640"/>
+        </w:tabs>
       </w:pPr>
       <w:r>
         <w:rPr>
           <w:rFonts w:ascii="Arial" w:hAnsi="Arial"/>
-          <w:sz w:val="18"/>
+          <w:b w:val="0"/>
+          <w:sz w:val="24"/>
         </w:rPr>
-        <w:t xml:space="preserve">    4.5 Constant-Time Cryptographic Execution &amp; Side-Channel Mitigation</w:t>
+        <w:t>4.5 Constant-Time Cryptographic Execution &amp; Side-Channel Mitigation</w:t>
       </w:r>
       <w:r>
         <w:rPr>
           <w:rFonts w:ascii="Arial" w:hAnsi="Arial"/>
-          <w:color w:val="808080"/>
-          <w:sz w:val="16"/>
+          <w:sz w:val="24"/>
         </w:rPr>
-        <w:t xml:space="preserve"> ..... </w:t>
+        <w:tab/>
       </w:r>
       <w:r>
         <w:rPr>
           <w:rFonts w:ascii="Arial" w:hAnsi="Arial"/>
-          <w:b/>
-          <w:sz w:val="18"/>
+          <w:b w:val="0"/>
+          <w:sz w:val="24"/>
         </w:rPr>
-        <w:t>12</w:t>
+        <w:t>21</w:t>
       </w:r>
     </w:p>
     <w:p>
       <w:pPr>
-        <w:spacing w:after="40"/>
+        <w:spacing w:before="80" w:after="60" w:line="276" w:lineRule="auto"/>
+        <w:tabs>
+          <w:tab w:val="right" w:leader="dot" w:pos="8640"/>
+        </w:tabs>
       </w:pPr>
       <w:r>
         <w:rPr>
           <w:rFonts w:ascii="Arial" w:hAnsi="Arial"/>
           <w:b/>
-          <w:sz w:val="18"/>
+          <w:sz w:val="24"/>
         </w:rPr>
         <w:t>5. EMPIRICAL BENCHMARKING, PROFILING &amp; FUTURE PLAN</w:t>
       </w:r>
       <w:r>
         <w:rPr>
           <w:rFonts w:ascii="Arial" w:hAnsi="Arial"/>
-          <w:color w:val="808080"/>
-          <w:sz w:val="16"/>
+          <w:sz w:val="24"/>
         </w:rPr>
-        <w:t xml:space="preserve"> .......................... </w:t>
+        <w:tab/>
       </w:r>
       <w:r>
         <w:rPr>
           <w:rFonts w:ascii="Arial" w:hAnsi="Arial"/>
           <w:b/>
-          <w:sz w:val="18"/>
+          <w:sz w:val="24"/>
         </w:rPr>
-        <w:t>12</w:t>
+        <w:t>22</w:t>
       </w:r>
     </w:p>
     <w:p>
       <w:pPr>
-        <w:spacing w:after="40"/>
+        <w:spacing w:before="40" w:after="60" w:line="276" w:lineRule="auto"/>
+        <w:ind w:left="360"/>
+        <w:tabs>
+          <w:tab w:val="right" w:leader="dot" w:pos="8640"/>
+        </w:tabs>
       </w:pPr>
       <w:r>
         <w:rPr>
           <w:rFonts w:ascii="Arial" w:hAnsi="Arial"/>
-          <w:sz w:val="18"/>
+          <w:b w:val="0"/>
+          <w:sz w:val="24"/>
         </w:rPr>
-        <w:t xml:space="preserve">    5.1 MCUboot on ARM Cortex-M4 Trade-Off Benchmark &amp; Stack Profiling</w:t>
+        <w:t>5.1 MCUboot on ARM Cortex-M4 Trade-Off Benchmark &amp; Stack Profiling</w:t>
       </w:r>
       <w:r>
         <w:rPr>
           <w:rFonts w:ascii="Arial" w:hAnsi="Arial"/>
-          <w:color w:val="808080"/>
-          <w:sz w:val="16"/>
+          <w:sz w:val="24"/>
         </w:rPr>
-        <w:t xml:space="preserve"> ...... </w:t>
+        <w:tab/>
       </w:r>
       <w:r>
         <w:rPr>
           <w:rFonts w:ascii="Arial" w:hAnsi="Arial"/>
-          <w:b/>
-          <w:sz w:val="18"/>
+          <w:b w:val="0"/>
+          <w:sz w:val="24"/>
         </w:rPr>
-        <w:t>12</w:t>
+        <w:t>22</w:t>
       </w:r>
     </w:p>
     <w:p>
       <w:pPr>
-        <w:spacing w:after="40"/>
+        <w:spacing w:before="40" w:after="60" w:line="276" w:lineRule="auto"/>
+        <w:ind w:left="360"/>
+        <w:tabs>
+          <w:tab w:val="right" w:leader="dot" w:pos="8640"/>
+        </w:tabs>
       </w:pPr>
       <w:r>
         <w:rPr>
           <w:rFonts w:ascii="Arial" w:hAnsi="Arial"/>
-          <w:sz w:val="18"/>
+          <w:b w:val="0"/>
+          <w:sz w:val="24"/>
         </w:rPr>
-        <w:t xml:space="preserve">    5.2 Mid-Semester Progress Status (Plan of Work)</w:t>
+        <w:t>5.2 Mid-Semester Progress Status (Plan of Work)</w:t>
       </w:r>
       <w:r>
         <w:rPr>
           <w:rFonts w:ascii="Arial" w:hAnsi="Arial"/>
-          <w:color w:val="808080"/>
-          <w:sz w:val="16"/>
+          <w:sz w:val="24"/>
         </w:rPr>
-        <w:t xml:space="preserve"> ......................... </w:t>
+        <w:tab/>
       </w:r>
       <w:r>
         <w:rPr>
           <w:rFonts w:ascii="Arial" w:hAnsi="Arial"/>
-          <w:b/>
-          <w:sz w:val="18"/>
+          <w:b w:val="0"/>
+          <w:sz w:val="24"/>
         </w:rPr>
-        <w:t>12</w:t>
+        <w:t>23</w:t>
       </w:r>
     </w:p>
     <w:p>
       <w:pPr>
-        <w:spacing w:after="40"/>
+        <w:spacing w:before="40" w:after="60" w:line="276" w:lineRule="auto"/>
+        <w:ind w:left="360"/>
+        <w:tabs>
+          <w:tab w:val="right" w:leader="dot" w:pos="8640"/>
+        </w:tabs>
       </w:pPr>
       <w:r>
         <w:rPr>
           <w:rFonts w:ascii="Arial" w:hAnsi="Arial"/>
-          <w:sz w:val="18"/>
+          <w:b w:val="0"/>
+          <w:sz w:val="24"/>
         </w:rPr>
-        <w:t xml:space="preserve">    5.3 Remaining Tasks &amp; Deliverables for Final Dissertation</w:t>
+        <w:t>5.3 Remaining Tasks &amp; Deliverables for Final Dissertation</w:t>
       </w:r>
       <w:r>
         <w:rPr>
           <w:rFonts w:ascii="Arial" w:hAnsi="Arial"/>
-          <w:color w:val="808080"/>
-          <w:sz w:val="16"/>
+          <w:sz w:val="24"/>
         </w:rPr>
-        <w:t xml:space="preserve"> ............... </w:t>
+        <w:tab/>
       </w:r>
       <w:r>
         <w:rPr>
           <w:rFonts w:ascii="Arial" w:hAnsi="Arial"/>
-          <w:b/>
-          <w:sz w:val="18"/>
+          <w:b w:val="0"/>
+          <w:sz w:val="24"/>
         </w:rPr>
-        <w:t>13</w:t>
+        <w:t>24</w:t>
       </w:r>
     </w:p>
     <w:p>
       <w:pPr>
-        <w:spacing w:after="40"/>
+        <w:spacing w:before="80" w:after="60" w:line="276" w:lineRule="auto"/>
+        <w:tabs>
+          <w:tab w:val="right" w:leader="dot" w:pos="8640"/>
+        </w:tabs>
       </w:pPr>
       <w:r>
         <w:rPr>
           <w:rFonts w:ascii="Arial" w:hAnsi="Arial"/>
           <w:b/>
-          <w:sz w:val="18"/>
+          <w:sz w:val="24"/>
         </w:rPr>
         <w:t>6. ABBREVIATIONS</w:t>
       </w:r>
       <w:r>
         <w:rPr>
           <w:rFonts w:ascii="Arial" w:hAnsi="Arial"/>
-          <w:color w:val="808080"/>
-          <w:sz w:val="16"/>
+          <w:sz w:val="24"/>
         </w:rPr>
-        <w:t xml:space="preserve"> ............................................................ </w:t>
+        <w:tab/>
       </w:r>
       <w:r>
         <w:rPr>
           <w:rFonts w:ascii="Arial" w:hAnsi="Arial"/>
           <w:b/>
-          <w:sz w:val="18"/>
+          <w:sz w:val="24"/>
         </w:rPr>
-        <w:t>15</w:t>
+        <w:t>25</w:t>
       </w:r>
     </w:p>
     <w:p>
       <w:pPr>
-        <w:spacing w:after="40"/>
+        <w:spacing w:before="80" w:after="60" w:line="276" w:lineRule="auto"/>
+        <w:tabs>
+          <w:tab w:val="right" w:leader="dot" w:pos="8640"/>
+        </w:tabs>
       </w:pPr>
       <w:r>
         <w:rPr>
           <w:rFonts w:ascii="Arial" w:hAnsi="Arial"/>
           <w:b/>
-          <w:sz w:val="18"/>
+          <w:sz w:val="24"/>
         </w:rPr>
         <w:t>7. REFERENCES &amp; LITERATURE REVIEW</w:t>
       </w:r>
       <w:r>
         <w:rPr>
           <w:rFonts w:ascii="Arial" w:hAnsi="Arial"/>
-          <w:color w:val="808080"/>
-          <w:sz w:val="16"/>
+          <w:sz w:val="24"/>
         </w:rPr>
-        <w:t xml:space="preserve"> ........................................... </w:t>
+        <w:tab/>
       </w:r>
       <w:r>
         <w:rPr>
           <w:rFonts w:ascii="Arial" w:hAnsi="Arial"/>
           <w:b/>
-          <w:sz w:val="18"/>
+          <w:sz w:val="24"/>
         </w:rPr>
-        <w:t>16</w:t>
-      </w:r>
-    </w:p>
-    <w:p>
-      <w:pPr>
-        <w:spacing w:before="200" w:after="60"/>
-      </w:pPr>
-      <w:r>
-        <w:rPr>
-          <w:rFonts w:ascii="Arial" w:hAnsi="Arial"/>
-          <w:b/>
-          <w:sz w:val="20"/>
-        </w:rPr>
-        <w:t>List of Figures</w:t>
-        <w:br/>
-      </w:r>
-    </w:p>
-    <w:p>
-      <w:pPr>
-        <w:spacing w:after="40"/>
-      </w:pPr>
-      <w:r>
-        <w:rPr>
-          <w:sz w:val="18"/>
-        </w:rPr>
-        <w:t>Figure 1: Modular Architecture of Post-Quantum Secure Boot System</w:t>
-      </w:r>
-      <w:r>
-        <w:rPr>
-          <w:color w:val="808080"/>
-        </w:rPr>
-        <w:t xml:space="preserve"> ..... </w:t>
-      </w:r>
-      <w:r>
-        <w:rPr>
-          <w:b/>
-        </w:rPr>
-        <w:t>8</w:t>
-      </w:r>
-    </w:p>
-    <w:p>
-      <w:pPr>
-        <w:spacing w:after="40"/>
-      </w:pPr>
-      <w:r>
-        <w:rPr>
-          <w:sz w:val="18"/>
-        </w:rPr>
-        <w:t>Figure 2: Functional Block Diagram &amp; Secure Boot Execution Flow</w:t>
-      </w:r>
-      <w:r>
-        <w:rPr>
-          <w:color w:val="808080"/>
-        </w:rPr>
-        <w:t xml:space="preserve"> ....... </w:t>
-      </w:r>
-      <w:r>
-        <w:rPr>
-          <w:b/>
-        </w:rPr>
-        <w:t>9</w:t>
-      </w:r>
-    </w:p>
-    <w:p>
-      <w:pPr>
-        <w:spacing w:before="160" w:after="60"/>
-      </w:pPr>
-      <w:r>
-        <w:rPr>
-          <w:rFonts w:ascii="Arial" w:hAnsi="Arial"/>
-          <w:b/>
-          <w:sz w:val="20"/>
-        </w:rPr>
-        <w:t>List of Tables</w:t>
-        <w:br/>
-      </w:r>
-    </w:p>
-    <w:p>
-      <w:pPr>
-        <w:spacing w:after="40"/>
-      </w:pPr>
-      <w:r>
-        <w:rPr>
-          <w:sz w:val="18"/>
-        </w:rPr>
-        <w:t>Table 1: Technical Specifications &amp; Cryptographic Parameters</w:t>
-      </w:r>
-      <w:r>
-        <w:rPr>
-          <w:color w:val="808080"/>
-        </w:rPr>
-        <w:t xml:space="preserve"> .......... </w:t>
-      </w:r>
-      <w:r>
-        <w:rPr>
-          <w:b/>
-        </w:rPr>
-        <w:t>10</w:t>
-      </w:r>
-    </w:p>
-    <w:p>
-      <w:pPr>
-        <w:spacing w:after="40"/>
-      </w:pPr>
-      <w:r>
-        <w:rPr>
-          <w:sz w:val="18"/>
-        </w:rPr>
-        <w:t>Table 2: MCUboot ARM Cortex-M4 Trade-Off Benchmark (Classical vs PQC)</w:t>
-      </w:r>
-      <w:r>
-        <w:rPr>
-          <w:color w:val="808080"/>
-        </w:rPr>
-        <w:t xml:space="preserve"> ..... </w:t>
-      </w:r>
-      <w:r>
-        <w:rPr>
-          <w:b/>
-        </w:rPr>
-        <w:t>12</w:t>
-      </w:r>
-    </w:p>
-    <w:p>
-      <w:pPr>
-        <w:spacing w:after="40"/>
-      </w:pPr>
-      <w:r>
-        <w:rPr>
-          <w:sz w:val="18"/>
-        </w:rPr>
-        <w:t>Table 3: Dissertation Plan of Work &amp; Mid-Semester Status</w:t>
-      </w:r>
-      <w:r>
-        <w:rPr>
-          <w:color w:val="808080"/>
-        </w:rPr>
-        <w:t xml:space="preserve"> .............. </w:t>
-      </w:r>
-      <w:r>
-        <w:rPr>
-          <w:b/>
-        </w:rPr>
-        <w:t>13</w:t>
-      </w:r>
-    </w:p>
-    <w:p>
-      <w:pPr>
-        <w:spacing w:after="40"/>
-      </w:pPr>
-      <w:r>
-        <w:rPr>
-          <w:sz w:val="18"/>
-        </w:rPr>
-        <w:t>Table 4: Table of Abbreviations &amp; Acronyms</w:t>
-      </w:r>
-      <w:r>
-        <w:rPr>
-          <w:color w:val="808080"/>
-        </w:rPr>
-        <w:t xml:space="preserve"> ............................ </w:t>
-      </w:r>
-      <w:r>
-        <w:rPr>
-          <w:b/>
-        </w:rPr>
-        <w:t>15</w:t>
+        <w:t>26</w:t>
       </w:r>
     </w:p>
     <w:p>
@@ -1394,14 +1345,252 @@
     </w:p>
     <w:p>
       <w:pPr>
+        <w:pStyle w:val="Heading1"/>
         <w:keepNext/>
-        <w:spacing w:before="280" w:after="100"/>
       </w:pPr>
       <w:r>
         <w:rPr>
           <w:rFonts w:ascii="Arial" w:hAnsi="Arial"/>
           <w:b/>
+          <w:sz w:val="32"/>
+        </w:rPr>
+        <w:t>LIST OF FIGURES &amp; TABLES</w:t>
+      </w:r>
+    </w:p>
+    <w:p>
+      <w:pPr>
+        <w:pStyle w:val="Heading2"/>
+        <w:keepNext/>
+      </w:pPr>
+      <w:r>
+        <w:rPr>
+          <w:rFonts w:ascii="Arial" w:hAnsi="Arial"/>
+          <w:b/>
+          <w:sz w:val="28"/>
+        </w:rPr>
+        <w:t>List of Figures</w:t>
+      </w:r>
+    </w:p>
+    <w:p>
+      <w:pPr>
+        <w:spacing w:before="40" w:after="60" w:line="276" w:lineRule="auto"/>
+        <w:tabs>
+          <w:tab w:val="right" w:leader="dot" w:pos="8640"/>
+        </w:tabs>
+      </w:pPr>
+      <w:r>
+        <w:rPr>
+          <w:rFonts w:ascii="Arial" w:hAnsi="Arial"/>
+          <w:b w:val="0"/>
           <w:sz w:val="24"/>
+        </w:rPr>
+        <w:t>Figure 1: Modular Architecture of Post-Quantum Secure Boot System</w:t>
+      </w:r>
+      <w:r>
+        <w:rPr>
+          <w:rFonts w:ascii="Arial" w:hAnsi="Arial"/>
+          <w:sz w:val="24"/>
+        </w:rPr>
+        <w:tab/>
+      </w:r>
+      <w:r>
+        <w:rPr>
+          <w:rFonts w:ascii="Arial" w:hAnsi="Arial"/>
+          <w:b w:val="0"/>
+          <w:sz w:val="24"/>
+        </w:rPr>
+        <w:t>14</w:t>
+      </w:r>
+    </w:p>
+    <w:p>
+      <w:pPr>
+        <w:spacing w:before="40" w:after="60" w:line="276" w:lineRule="auto"/>
+        <w:tabs>
+          <w:tab w:val="right" w:leader="dot" w:pos="8640"/>
+        </w:tabs>
+      </w:pPr>
+      <w:r>
+        <w:rPr>
+          <w:rFonts w:ascii="Arial" w:hAnsi="Arial"/>
+          <w:b w:val="0"/>
+          <w:sz w:val="24"/>
+        </w:rPr>
+        <w:t>Figure 2: Functional Block Diagram &amp; Secure Boot Execution Flow</w:t>
+      </w:r>
+      <w:r>
+        <w:rPr>
+          <w:rFonts w:ascii="Arial" w:hAnsi="Arial"/>
+          <w:sz w:val="24"/>
+        </w:rPr>
+        <w:tab/>
+      </w:r>
+      <w:r>
+        <w:rPr>
+          <w:rFonts w:ascii="Arial" w:hAnsi="Arial"/>
+          <w:b w:val="0"/>
+          <w:sz w:val="24"/>
+        </w:rPr>
+        <w:t>15</w:t>
+      </w:r>
+    </w:p>
+    <w:p>
+      <w:pPr>
+        <w:spacing w:before="320"/>
+      </w:pPr>
+    </w:p>
+    <w:p>
+      <w:pPr>
+        <w:pStyle w:val="Heading2"/>
+        <w:keepNext/>
+      </w:pPr>
+      <w:r>
+        <w:rPr>
+          <w:rFonts w:ascii="Arial" w:hAnsi="Arial"/>
+          <w:b/>
+          <w:sz w:val="28"/>
+        </w:rPr>
+        <w:t>List of Tables</w:t>
+      </w:r>
+    </w:p>
+    <w:p>
+      <w:pPr>
+        <w:spacing w:before="40" w:after="60" w:line="276" w:lineRule="auto"/>
+        <w:tabs>
+          <w:tab w:val="right" w:leader="dot" w:pos="8640"/>
+        </w:tabs>
+      </w:pPr>
+      <w:r>
+        <w:rPr>
+          <w:rFonts w:ascii="Arial" w:hAnsi="Arial"/>
+          <w:b w:val="0"/>
+          <w:sz w:val="24"/>
+        </w:rPr>
+        <w:t>Table 1: Technical Specifications &amp; Cryptographic Parameters</w:t>
+      </w:r>
+      <w:r>
+        <w:rPr>
+          <w:rFonts w:ascii="Arial" w:hAnsi="Arial"/>
+          <w:sz w:val="24"/>
+        </w:rPr>
+        <w:tab/>
+      </w:r>
+      <w:r>
+        <w:rPr>
+          <w:rFonts w:ascii="Arial" w:hAnsi="Arial"/>
+          <w:b w:val="0"/>
+          <w:sz w:val="24"/>
+        </w:rPr>
+        <w:t>16</w:t>
+      </w:r>
+    </w:p>
+    <w:p>
+      <w:pPr>
+        <w:spacing w:before="40" w:after="60" w:line="276" w:lineRule="auto"/>
+        <w:tabs>
+          <w:tab w:val="right" w:leader="dot" w:pos="8640"/>
+        </w:tabs>
+      </w:pPr>
+      <w:r>
+        <w:rPr>
+          <w:rFonts w:ascii="Arial" w:hAnsi="Arial"/>
+          <w:b w:val="0"/>
+          <w:sz w:val="24"/>
+        </w:rPr>
+        <w:t>Table 2: MCUboot ARM Cortex-M4 Trade-Off Benchmark (Classical vs PQC)</w:t>
+      </w:r>
+      <w:r>
+        <w:rPr>
+          <w:rFonts w:ascii="Arial" w:hAnsi="Arial"/>
+          <w:sz w:val="24"/>
+        </w:rPr>
+        <w:tab/>
+      </w:r>
+      <w:r>
+        <w:rPr>
+          <w:rFonts w:ascii="Arial" w:hAnsi="Arial"/>
+          <w:b w:val="0"/>
+          <w:sz w:val="24"/>
+        </w:rPr>
+        <w:t>22</w:t>
+      </w:r>
+    </w:p>
+    <w:p>
+      <w:pPr>
+        <w:spacing w:before="40" w:after="60" w:line="276" w:lineRule="auto"/>
+        <w:tabs>
+          <w:tab w:val="right" w:leader="dot" w:pos="8640"/>
+        </w:tabs>
+      </w:pPr>
+      <w:r>
+        <w:rPr>
+          <w:rFonts w:ascii="Arial" w:hAnsi="Arial"/>
+          <w:b w:val="0"/>
+          <w:sz w:val="24"/>
+        </w:rPr>
+        <w:t>Table 3: Dissertation Plan of Work &amp; Mid-Semester Status</w:t>
+      </w:r>
+      <w:r>
+        <w:rPr>
+          <w:rFonts w:ascii="Arial" w:hAnsi="Arial"/>
+          <w:sz w:val="24"/>
+        </w:rPr>
+        <w:tab/>
+      </w:r>
+      <w:r>
+        <w:rPr>
+          <w:rFonts w:ascii="Arial" w:hAnsi="Arial"/>
+          <w:b w:val="0"/>
+          <w:sz w:val="24"/>
+        </w:rPr>
+        <w:t>23</w:t>
+      </w:r>
+    </w:p>
+    <w:p>
+      <w:pPr>
+        <w:spacing w:before="40" w:after="60" w:line="276" w:lineRule="auto"/>
+        <w:tabs>
+          <w:tab w:val="right" w:leader="dot" w:pos="8640"/>
+        </w:tabs>
+      </w:pPr>
+      <w:r>
+        <w:rPr>
+          <w:rFonts w:ascii="Arial" w:hAnsi="Arial"/>
+          <w:b w:val="0"/>
+          <w:sz w:val="24"/>
+        </w:rPr>
+        <w:t>Table 4: Table of Abbreviations &amp; Acronyms</w:t>
+      </w:r>
+      <w:r>
+        <w:rPr>
+          <w:rFonts w:ascii="Arial" w:hAnsi="Arial"/>
+          <w:sz w:val="24"/>
+        </w:rPr>
+        <w:tab/>
+      </w:r>
+      <w:r>
+        <w:rPr>
+          <w:rFonts w:ascii="Arial" w:hAnsi="Arial"/>
+          <w:b w:val="0"/>
+          <w:sz w:val="24"/>
+        </w:rPr>
+        <w:t>25</w:t>
+      </w:r>
+    </w:p>
+    <w:p>
+      <w:r>
+        <w:br w:type="page"/>
+      </w:r>
+    </w:p>
+    <w:p>
+      <w:pPr>
+        <w:pStyle w:val="Heading1"/>
+        <w:keepNext/>
+      </w:pPr>
+      <w:r>
+        <w:rPr>
+          <w:rFonts w:ascii="Arial" w:hAnsi="Arial"/>
+          <w:b/>
+          <w:sz w:val="32"/>
         </w:rPr>
         <w:t>1. MODULES IN POST-QUANTUM SECURE BOOT SYSTEM</w:t>
       </w:r>
@@ -1416,112 +1605,117 @@
     </w:p>
     <w:p>
       <w:pPr>
-        <w:spacing w:after="40"/>
-        <w:ind w:left="288"/>
+        <w:spacing w:after="60"/>
+        <w:ind w:left="360"/>
       </w:pPr>
       <w:r>
         <w:rPr>
           <w:rFonts w:ascii="Arial" w:hAnsi="Arial"/>
           <w:b/>
-          <w:sz w:val="18"/>
+          <w:sz w:val="24"/>
         </w:rPr>
         <w:t>(a) Core Cryptographic Verification Engine (pqc_crypto, ml_dsa, sphincs_plus, lms, sha256, shake256)</w:t>
       </w:r>
     </w:p>
     <w:p>
       <w:pPr>
-        <w:spacing w:after="40"/>
-        <w:ind w:left="288"/>
+        <w:spacing w:after="60"/>
+        <w:ind w:left="360"/>
       </w:pPr>
       <w:r>
         <w:rPr>
           <w:rFonts w:ascii="Arial" w:hAnsi="Arial"/>
           <w:b/>
-          <w:sz w:val="18"/>
+          <w:sz w:val="24"/>
         </w:rPr>
         <w:t>(b) IoT &amp; Microcontroller Bootloader Module (MCUboot with PQC TLV tags on ARM Cortex-M4)</w:t>
       </w:r>
     </w:p>
     <w:p>
       <w:pPr>
-        <w:spacing w:after="40"/>
-        <w:ind w:left="288"/>
+        <w:spacing w:after="60"/>
+        <w:ind w:left="360"/>
       </w:pPr>
       <w:r>
         <w:rPr>
           <w:rFonts w:ascii="Arial" w:hAnsi="Arial"/>
           <w:b/>
-          <w:sz w:val="18"/>
+          <w:sz w:val="24"/>
         </w:rPr>
         <w:t>(c) Embedded Linux Bootloader Module (Das U-Boot with FIT Device Tree Blob on RISC-V 64-bit)</w:t>
       </w:r>
     </w:p>
     <w:p>
       <w:pPr>
-        <w:spacing w:after="40"/>
-        <w:ind w:left="288"/>
+        <w:spacing w:after="60"/>
+        <w:ind w:left="360"/>
       </w:pPr>
       <w:r>
         <w:rPr>
           <w:rFonts w:ascii="Arial" w:hAnsi="Arial"/>
           <w:b/>
-          <w:sz w:val="18"/>
+          <w:sz w:val="24"/>
         </w:rPr>
         <w:t>(d) Enterprise / Server Firmware Module (EDKII / UEFI SecurityPkg DxeImageVerificationLib on Cortex-A57 SMP)</w:t>
       </w:r>
     </w:p>
     <w:p>
       <w:pPr>
-        <w:spacing w:after="40"/>
-        <w:ind w:left="288"/>
+        <w:spacing w:after="60"/>
+        <w:ind w:left="360"/>
       </w:pPr>
       <w:r>
         <w:rPr>
           <w:rFonts w:ascii="Arial" w:hAnsi="Arial"/>
           <w:b/>
-          <w:sz w:val="18"/>
+          <w:sz w:val="24"/>
         </w:rPr>
         <w:t>(e) Hardware Root-of-Trust (RoT) &amp; eFuse Key Binding Module (rot_key)</w:t>
       </w:r>
     </w:p>
     <w:p>
       <w:pPr>
-        <w:spacing w:after="40"/>
-        <w:ind w:left="288"/>
+        <w:spacing w:after="60"/>
+        <w:ind w:left="360"/>
       </w:pPr>
       <w:r>
         <w:rPr>
           <w:rFonts w:ascii="Arial" w:hAnsi="Arial"/>
           <w:b/>
-          <w:sz w:val="18"/>
+          <w:sz w:val="24"/>
         </w:rPr>
         <w:t>(f) Offline Firmware Signing &amp; Container Tooling Module (imgtool, mkimage, sign_firmware.py)</w:t>
       </w:r>
     </w:p>
     <w:p>
       <w:pPr>
-        <w:spacing w:after="40"/>
-        <w:ind w:left="288"/>
+        <w:spacing w:after="60"/>
+        <w:ind w:left="360"/>
       </w:pPr>
       <w:r>
         <w:rPr>
           <w:rFonts w:ascii="Arial" w:hAnsi="Arial"/>
           <w:b/>
-          <w:sz w:val="18"/>
+          <w:sz w:val="24"/>
         </w:rPr>
         <w:t>(g) Multi-Target Emulation &amp; Automated Verification Harness (tests, QEMU platform runners)</w:t>
       </w:r>
     </w:p>
     <w:p>
+      <w:r>
+        <w:br w:type="page"/>
+      </w:r>
+    </w:p>
+    <w:p>
       <w:pPr>
+        <w:pStyle w:val="Heading2"/>
         <w:keepNext/>
-        <w:spacing w:before="180" w:after="60"/>
       </w:pPr>
       <w:r>
         <w:rPr>
           <w:rFonts w:ascii="Arial" w:hAnsi="Arial"/>
           <w:b/>
-          <w:sz w:val="21"/>
+          <w:sz w:val="28"/>
         </w:rPr>
         <w:t>1.1 Core Cryptographic Verification Engine</w:t>
       </w:r>
@@ -1536,90 +1730,99 @@
     </w:p>
     <w:p>
       <w:pPr>
-        <w:spacing w:after="50"/>
-        <w:ind w:left="288"/>
+        <w:spacing w:after="80"/>
+        <w:ind w:left="360"/>
+        <w:jc w:val="both"/>
       </w:pPr>
       <w:r>
         <w:rPr>
           <w:b/>
-          <w:sz w:val="18"/>
+          <w:sz w:val="24"/>
         </w:rPr>
         <w:t xml:space="preserve">• ML-DSA-44 (NIST FIPS 204): </w:t>
       </w:r>
       <w:r>
         <w:rPr>
-          <w:sz w:val="18"/>
+          <w:sz w:val="24"/>
         </w:rPr>
         <w:t>Module-Lattice-Based Digital Signature Algorithm (formerly Dilithium2). Operates over polynomial rings R_q = Z_q[X]/(X^256 + 1) with modulus q = 8,380,417. The engine defines public key structures (1,312 bytes), private key structures (2,560 bytes), and signature structures (2,420 bytes). Forward and inverse Number Theoretic Transforms (NTT), Montgomery modular reductions, and uniform polynomial sampling routines are implemented.</w:t>
       </w:r>
     </w:p>
     <w:p>
       <w:pPr>
-        <w:spacing w:after="50"/>
-        <w:ind w:left="288"/>
+        <w:spacing w:after="80"/>
+        <w:ind w:left="360"/>
+        <w:jc w:val="both"/>
       </w:pPr>
       <w:r>
         <w:rPr>
           <w:b/>
-          <w:sz w:val="18"/>
+          <w:sz w:val="24"/>
         </w:rPr>
         <w:t xml:space="preserve">• SPHINCS+ / SLH-DSA (NIST FIPS 205): </w:t>
       </w:r>
       <w:r>
         <w:rPr>
-          <w:sz w:val="18"/>
+          <w:sz w:val="24"/>
         </w:rPr>
         <w:t>Stateless Hash-Based Digital Signature Algorithm (SLH-DSA-128f parameter set). Relies solely on the collision resistance of cryptographic hash functions without algebraic lattice assumptions. Utilizes Winternitz One-Time Signatures (WOTS+) and Forest of Random Subsets (FORS) multi-layer hypertree constructions with a compact 32-byte public key (PK.seed || PK.root) and an allocated signature buffer of up to 18,000 bytes.</w:t>
       </w:r>
     </w:p>
     <w:p>
       <w:pPr>
-        <w:spacing w:after="50"/>
-        <w:ind w:left="288"/>
+        <w:spacing w:after="80"/>
+        <w:ind w:left="360"/>
+        <w:jc w:val="both"/>
       </w:pPr>
       <w:r>
         <w:rPr>
           <w:b/>
-          <w:sz w:val="18"/>
+          <w:sz w:val="24"/>
         </w:rPr>
         <w:t xml:space="preserve">• LMS / LMOTS (RFC 8554 / RFC 8708): </w:t>
       </w:r>
       <w:r>
         <w:rPr>
-          <w:sz w:val="18"/>
+          <w:sz w:val="24"/>
         </w:rPr>
         <w:t>Leighton-Micali Stateful Hash-Based Signature scheme using LMOTS-SHA256_N32_W4 one-time signatures and LMS_SHA256_M32_H10 Merkle trees. Features a 56-byte public key containing the tree type, LMOTS type, 16-byte identifier I, and 32-byte root node K.</w:t>
       </w:r>
     </w:p>
     <w:p>
       <w:pPr>
-        <w:spacing w:after="50"/>
-        <w:ind w:left="288"/>
+        <w:spacing w:after="80"/>
+        <w:ind w:left="360"/>
+        <w:jc w:val="both"/>
       </w:pPr>
       <w:r>
         <w:rPr>
           <w:b/>
-          <w:sz w:val="18"/>
+          <w:sz w:val="24"/>
         </w:rPr>
         <w:t xml:space="preserve">• Symmetric Hashing Primitives: </w:t>
       </w:r>
       <w:r>
         <w:rPr>
-          <w:sz w:val="18"/>
+          <w:sz w:val="24"/>
         </w:rPr>
         <w:t>Implements zero-heap SHA-256 (FIPS 180-4) and SHAKE-256 Keccak extensible-output functions (FIPS 202). In the current milestone, signature authentication combines pre-hashing (mu = SHA256(PK || msg)), challenge seed derivation (c_tilde = SHAKE256(mu, 32)), and active polynomial NTT arithmetic.</w:t>
       </w:r>
     </w:p>
     <w:p>
+      <w:r>
+        <w:br w:type="page"/>
+      </w:r>
+    </w:p>
+    <w:p>
       <w:pPr>
+        <w:pStyle w:val="Heading2"/>
         <w:keepNext/>
-        <w:spacing w:before="180" w:after="60"/>
       </w:pPr>
       <w:r>
         <w:rPr>
           <w:rFonts w:ascii="Arial" w:hAnsi="Arial"/>
           <w:b/>
-          <w:sz w:val="21"/>
+          <w:sz w:val="28"/>
         </w:rPr>
         <w:t>1.2 IoT &amp; Microcontroller Target: MCUboot Bootloader Module</w:t>
       </w:r>
@@ -1634,68 +1837,79 @@
     </w:p>
     <w:p>
       <w:pPr>
-        <w:spacing w:after="50"/>
-        <w:ind w:left="288"/>
+        <w:spacing w:after="80"/>
+        <w:ind w:left="360"/>
+        <w:jc w:val="both"/>
       </w:pPr>
       <w:r>
         <w:rPr>
           <w:b/>
+          <w:sz w:val="24"/>
         </w:rPr>
         <w:t xml:space="preserve">• PQC Type-Length-Value (TLV) Header Extensions: </w:t>
       </w:r>
       <w:r>
         <w:rPr>
-          <w:sz w:val="18"/>
+          <w:sz w:val="24"/>
         </w:rPr>
         <w:t>Defined custom TLV record identifiers in boot/bootutil/include/bootutil/image.h: IMAGE_TLV_ML_DSA_44 (0x80), IMAGE_TLV_SPHINCS_PLUS (0x81), IMAGE_TLV_LMS (0x82), and IMAGE_TLV_PQC_PUBKEY (0x88).</w:t>
       </w:r>
     </w:p>
     <w:p>
       <w:pPr>
-        <w:spacing w:after="50"/>
-        <w:ind w:left="288"/>
+        <w:spacing w:after="80"/>
+        <w:ind w:left="360"/>
+        <w:jc w:val="both"/>
       </w:pPr>
       <w:r>
         <w:rPr>
           <w:b/>
+          <w:sz w:val="24"/>
         </w:rPr>
         <w:t xml:space="preserve">• Zero-Allocation Verification Hook: </w:t>
       </w:r>
       <w:r>
         <w:rPr>
-          <w:sz w:val="18"/>
+          <w:sz w:val="24"/>
         </w:rPr>
         <w:t>Implemented bootutil_pqc.c, hooking bootutil_pqc_verify_ml_dsa_44() directly into bootutil_img_validate(). The routine traverses image TLVs, extracts public key digests, verifies RoT bindings, and authenticates image payloads without heap usage.</w:t>
       </w:r>
     </w:p>
     <w:p>
       <w:pPr>
-        <w:spacing w:after="50"/>
-        <w:ind w:left="288"/>
+        <w:spacing w:after="80"/>
+        <w:ind w:left="360"/>
+        <w:jc w:val="both"/>
       </w:pPr>
       <w:r>
         <w:rPr>
           <w:b/>
+          <w:sz w:val="24"/>
         </w:rPr>
         <w:t xml:space="preserve">• Host Signing Utility (imgtool): </w:t>
       </w:r>
       <w:r>
         <w:rPr>
-          <w:sz w:val="18"/>
+          <w:sz w:val="24"/>
         </w:rPr>
         <w:t>Extended scripts/imgtool/main.py and keys/pqc.py to support the command imgtool keygen -k keys/ml_dsa_key.json -t ml-dsa-44 and automated trailer encapsulation during imgtool sign.</w:t>
       </w:r>
     </w:p>
     <w:p>
+      <w:r>
+        <w:br w:type="page"/>
+      </w:r>
+    </w:p>
+    <w:p>
       <w:pPr>
+        <w:pStyle w:val="Heading2"/>
         <w:keepNext/>
-        <w:spacing w:before="180" w:after="60"/>
       </w:pPr>
       <w:r>
         <w:rPr>
           <w:rFonts w:ascii="Arial" w:hAnsi="Arial"/>
           <w:b/>
-          <w:sz w:val="21"/>
+          <w:sz w:val="28"/>
         </w:rPr>
         <w:t>1.3 Embedded Linux Target: Das U-Boot FIT Verification Module</w:t>
       </w:r>
@@ -1710,68 +1924,79 @@
     </w:p>
     <w:p>
       <w:pPr>
-        <w:spacing w:after="50"/>
-        <w:ind w:left="288"/>
+        <w:spacing w:after="80"/>
+        <w:ind w:left="360"/>
+        <w:jc w:val="both"/>
       </w:pPr>
       <w:r>
         <w:rPr>
           <w:b/>
+          <w:sz w:val="24"/>
         </w:rPr>
         <w:t xml:space="preserve">• Crypto Dispatcher Registration: </w:t>
       </w:r>
       <w:r>
         <w:rPr>
-          <w:sz w:val="18"/>
+          <w:sz w:val="24"/>
         </w:rPr>
         <w:t>Registered post-quantum signature handlers in boot/image-sig.c using the U-Boot driver macro U_BOOT_CRYPTO_ALGO(ml_dsa_44), U_BOOT_CRYPTO_ALGO(sphincs_plus), and U_BOOT_CRYPTO_ALGO(lms).</w:t>
       </w:r>
     </w:p>
     <w:p>
       <w:pPr>
-        <w:spacing w:after="50"/>
-        <w:ind w:left="288"/>
+        <w:spacing w:after="80"/>
+        <w:ind w:left="360"/>
+        <w:jc w:val="both"/>
       </w:pPr>
       <w:r>
         <w:rPr>
           <w:b/>
+          <w:sz w:val="24"/>
         </w:rPr>
         <w:t xml:space="preserve">• FIT Signature Verification Engine: </w:t>
       </w:r>
       <w:r>
         <w:rPr>
-          <w:sz w:val="18"/>
+          <w:sz w:val="24"/>
         </w:rPr>
         <w:t>Created lib/pqc/pqc_fit_verify.c and lib/pqc/pqc-verify.c. The verification driver extracts image nodes from device tree blobs (.itb), validates the property algo = "sha256,ml-dsa-44", fetches public keys referenced by key-name-hint, and executes verification.</w:t>
       </w:r>
     </w:p>
     <w:p>
       <w:pPr>
-        <w:spacing w:after="50"/>
-        <w:ind w:left="288"/>
+        <w:spacing w:after="80"/>
+        <w:ind w:left="360"/>
+        <w:jc w:val="both"/>
       </w:pPr>
       <w:r>
         <w:rPr>
           <w:b/>
+          <w:sz w:val="24"/>
         </w:rPr>
         <w:t xml:space="preserve">• Host mkimage Tool Integration: </w:t>
       </w:r>
       <w:r>
         <w:rPr>
-          <w:sz w:val="18"/>
+          <w:sz w:val="24"/>
         </w:rPr>
         <w:t>Updated tools/Makefile and image-sig-host.c to compile PQC verification and signing engines directly into the host mkimage utility binary, enabling automated FIT image compilation via .its scripts.</w:t>
       </w:r>
     </w:p>
     <w:p>
+      <w:r>
+        <w:br w:type="page"/>
+      </w:r>
+    </w:p>
+    <w:p>
       <w:pPr>
+        <w:pStyle w:val="Heading2"/>
         <w:keepNext/>
-        <w:spacing w:before="180" w:after="60"/>
       </w:pPr>
       <w:r>
         <w:rPr>
           <w:rFonts w:ascii="Arial" w:hAnsi="Arial"/>
           <w:b/>
-          <w:sz w:val="21"/>
+          <w:sz w:val="28"/>
         </w:rPr>
         <w:t>1.4 Enterprise / Server Target: EDKII UEFI SecurityPkg Module</w:t>
       </w:r>
@@ -1786,68 +2011,79 @@
     </w:p>
     <w:p>
       <w:pPr>
-        <w:spacing w:after="50"/>
-        <w:ind w:left="288"/>
+        <w:spacing w:after="80"/>
+        <w:ind w:left="360"/>
+        <w:jc w:val="both"/>
       </w:pPr>
       <w:r>
         <w:rPr>
           <w:b/>
+          <w:sz w:val="24"/>
         </w:rPr>
         <w:t xml:space="preserve">• Post-Quantum Object Identifiers (OIDs): </w:t>
       </w:r>
       <w:r>
         <w:rPr>
-          <w:sz w:val="18"/>
+          <w:sz w:val="24"/>
         </w:rPr>
         <w:t>Defined ASN.1 Object Identifiers in SecurityPkg/Include/Library/PqcVerify.h: OID_ML_DSA_44 (2.16.840.1.101.3.4.3.17), OID_SPHINCS_PLUS (2.16.840.1.101.3.4.3.20), and OID_LMS_HASH (1.2.840.113549.1.9.16.3.17).</w:t>
       </w:r>
     </w:p>
     <w:p>
       <w:pPr>
-        <w:spacing w:after="50"/>
-        <w:ind w:left="288"/>
+        <w:spacing w:after="80"/>
+        <w:ind w:left="360"/>
+        <w:jc w:val="both"/>
       </w:pPr>
       <w:r>
         <w:rPr>
           <w:b/>
+          <w:sz w:val="24"/>
         </w:rPr>
         <w:t xml:space="preserve">• PKCS#7 Verification Integration: </w:t>
       </w:r>
       <w:r>
         <w:rPr>
-          <w:sz w:val="18"/>
+          <w:sz w:val="24"/>
         </w:rPr>
         <w:t>Implemented Pkcs7VerifyPqc.c and integrated it into DxeImageVerificationLib. The module parses PE/COFF certificate tables, decodes Authenticode digital signatures, and authenticates .efi OS loader binaries against Root-of-Trust keys stored in UEFI Authenticated Variables (db).</w:t>
       </w:r>
     </w:p>
     <w:p>
       <w:pPr>
-        <w:spacing w:after="50"/>
-        <w:ind w:left="288"/>
+        <w:spacing w:after="80"/>
+        <w:ind w:left="360"/>
+        <w:jc w:val="both"/>
       </w:pPr>
       <w:r>
         <w:rPr>
           <w:b/>
+          <w:sz w:val="24"/>
         </w:rPr>
         <w:t xml:space="preserve">• Multi-Core SMP Reentrancy: </w:t>
       </w:r>
       <w:r>
         <w:rPr>
-          <w:sz w:val="18"/>
+          <w:sz w:val="24"/>
         </w:rPr>
         <w:t>Eliminated static mutable globals from the DXE verification path, guaranteeing thread safety and reentrancy across multi-core symmetric multiprocessing (SMP) server nodes.</w:t>
       </w:r>
     </w:p>
     <w:p>
+      <w:r>
+        <w:br w:type="page"/>
+      </w:r>
+    </w:p>
+    <w:p>
       <w:pPr>
+        <w:pStyle w:val="Heading2"/>
         <w:keepNext/>
-        <w:spacing w:before="180" w:after="60"/>
       </w:pPr>
       <w:r>
         <w:rPr>
           <w:rFonts w:ascii="Arial" w:hAnsi="Arial"/>
           <w:b/>
-          <w:sz w:val="21"/>
+          <w:sz w:val="28"/>
         </w:rPr>
         <w:t>1.5 Hardware Root-of-Trust (RoT) &amp; eFuse Key Binding Module</w:t>
       </w:r>
@@ -1862,12 +2098,14 @@
     </w:p>
     <w:p>
       <w:pPr>
-        <w:spacing w:after="50"/>
-        <w:ind w:left="288"/>
+        <w:spacing w:after="80"/>
+        <w:ind w:left="360"/>
+        <w:jc w:val="both"/>
       </w:pPr>
       <w:r>
         <w:rPr>
           <w:b/>
+          <w:sz w:val="24"/>
         </w:rPr>
         <w:t xml:space="preserve">1. Hardware eFuse Hash Commitment: </w:t>
       </w:r>
@@ -1877,12 +2115,14 @@
     </w:p>
     <w:p>
       <w:pPr>
-        <w:spacing w:after="50"/>
-        <w:ind w:left="288"/>
+        <w:spacing w:after="80"/>
+        <w:ind w:left="360"/>
+        <w:jc w:val="both"/>
       </w:pPr>
       <w:r>
         <w:rPr>
           <w:b/>
+          <w:sz w:val="24"/>
         </w:rPr>
         <w:t xml:space="preserve">2. Header Public Key Verification: </w:t>
       </w:r>
@@ -1891,15 +2131,20 @@
       </w:r>
     </w:p>
     <w:p>
+      <w:r>
+        <w:br w:type="page"/>
+      </w:r>
+    </w:p>
+    <w:p>
       <w:pPr>
+        <w:pStyle w:val="Heading2"/>
         <w:keepNext/>
-        <w:spacing w:before="180" w:after="60"/>
       </w:pPr>
       <w:r>
         <w:rPr>
           <w:rFonts w:ascii="Arial" w:hAnsi="Arial"/>
           <w:b/>
-          <w:sz w:val="21"/>
+          <w:sz w:val="28"/>
         </w:rPr>
         <w:t>1.6 Offline Firmware Signing &amp; Container Tooling Module</w:t>
       </w:r>
@@ -1913,15 +2158,20 @@
       </w:r>
     </w:p>
     <w:p>
+      <w:r>
+        <w:br w:type="page"/>
+      </w:r>
+    </w:p>
+    <w:p>
       <w:pPr>
+        <w:pStyle w:val="Heading2"/>
         <w:keepNext/>
-        <w:spacing w:before="180" w:after="60"/>
       </w:pPr>
       <w:r>
         <w:rPr>
           <w:rFonts w:ascii="Arial" w:hAnsi="Arial"/>
           <w:b/>
-          <w:sz w:val="21"/>
+          <w:sz w:val="28"/>
         </w:rPr>
         <w:t>1.7 Multi-Target Emulation &amp; Automated Verification Harness</w:t>
       </w:r>
@@ -1936,46 +2186,61 @@
     </w:p>
     <w:p>
       <w:pPr>
-        <w:spacing w:after="50"/>
-        <w:ind w:left="288"/>
+        <w:spacing w:after="80"/>
+        <w:ind w:left="360"/>
+        <w:jc w:val="both"/>
       </w:pPr>
       <w:r>
         <w:rPr>
           <w:b/>
+          <w:sz w:val="24"/>
         </w:rPr>
         <w:t xml:space="preserve">• ARM Cortex-M4: </w:t>
       </w:r>
       <w:r>
+        <w:rPr>
+          <w:sz w:val="24"/>
+        </w:rPr>
         <w:t>Emulated via qemu-system-arm -M mps2-an385, validating bare-metal Cortex-M memory maps and UART console output.</w:t>
       </w:r>
     </w:p>
     <w:p>
       <w:pPr>
-        <w:spacing w:after="50"/>
-        <w:ind w:left="288"/>
+        <w:spacing w:after="80"/>
+        <w:ind w:left="360"/>
+        <w:jc w:val="both"/>
       </w:pPr>
       <w:r>
         <w:rPr>
           <w:b/>
+          <w:sz w:val="24"/>
         </w:rPr>
         <w:t xml:space="preserve">• RISC-V 64-bit: </w:t>
       </w:r>
       <w:r>
+        <w:rPr>
+          <w:sz w:val="24"/>
+        </w:rPr>
         <w:t>Emulated via qemu-system-riscv64 -M virt -cpu rv64, validating Machine and Supervisor mode handoff and OpenSBI compatibility.</w:t>
       </w:r>
     </w:p>
     <w:p>
       <w:pPr>
-        <w:spacing w:after="50"/>
-        <w:ind w:left="288"/>
+        <w:spacing w:after="80"/>
+        <w:ind w:left="360"/>
+        <w:jc w:val="both"/>
       </w:pPr>
       <w:r>
         <w:rPr>
           <w:b/>
+          <w:sz w:val="24"/>
         </w:rPr>
         <w:t xml:space="preserve">• ARM Cortex-A57 4-Core SMP: </w:t>
       </w:r>
       <w:r>
+        <w:rPr>
+          <w:sz w:val="24"/>
+        </w:rPr>
         <w:t>Emulated via qemu-system-aarch64 -M virt -cpu cortex-a57 -smp 4, validating multi-core thread safety and reentrancy.</w:t>
       </w:r>
     </w:p>
@@ -1986,28 +2251,28 @@
     </w:p>
     <w:p>
       <w:pPr>
+        <w:pStyle w:val="Heading1"/>
         <w:keepNext/>
-        <w:spacing w:before="280" w:after="100"/>
       </w:pPr>
       <w:r>
         <w:rPr>
           <w:rFonts w:ascii="Arial" w:hAnsi="Arial"/>
           <w:b/>
-          <w:sz w:val="24"/>
+          <w:sz w:val="32"/>
         </w:rPr>
         <w:t>2. FUNCTIONAL BLOCK DIAGRAM &amp; ARCHITECTURAL DESCRIPTION</w:t>
       </w:r>
     </w:p>
     <w:p>
       <w:pPr>
+        <w:pStyle w:val="Heading2"/>
         <w:keepNext/>
-        <w:spacing w:before="180" w:after="60"/>
       </w:pPr>
       <w:r>
         <w:rPr>
           <w:rFonts w:ascii="Arial" w:hAnsi="Arial"/>
           <w:b/>
-          <w:sz w:val="21"/>
+          <w:sz w:val="28"/>
         </w:rPr>
         <w:t>2.1 System Architecture Overview</w:t>
       </w:r>
@@ -2022,7 +2287,7 @@
     </w:p>
     <w:p>
       <w:pPr>
-        <w:spacing w:before="80" w:after="60"/>
+        <w:spacing w:before="120" w:after="80"/>
         <w:jc w:val="center"/>
       </w:pPr>
       <w:r>
@@ -2069,7 +2334,7 @@
         <w:rPr>
           <w:rFonts w:ascii="Arial" w:hAnsi="Arial"/>
           <w:b/>
-          <w:sz w:val="18"/>
+          <w:sz w:val="24"/>
         </w:rPr>
         <w:t>Figure 1: Modular Architecture of Post-Quantum Secure Boot System</w:t>
       </w:r>
@@ -2081,14 +2346,14 @@
     </w:p>
     <w:p>
       <w:pPr>
+        <w:pStyle w:val="Heading2"/>
         <w:keepNext/>
-        <w:spacing w:before="180" w:after="60"/>
       </w:pPr>
       <w:r>
         <w:rPr>
           <w:rFonts w:ascii="Arial" w:hAnsi="Arial"/>
           <w:b/>
-          <w:sz w:val="21"/>
+          <w:sz w:val="28"/>
         </w:rPr>
         <w:t>2.2 Secure Boot Execution Sequence &amp; Cryptographic Flow</w:t>
       </w:r>
@@ -2103,7 +2368,7 @@
     </w:p>
     <w:p>
       <w:pPr>
-        <w:spacing w:before="80" w:after="60"/>
+        <w:spacing w:before="120" w:after="80"/>
         <w:jc w:val="center"/>
       </w:pPr>
       <w:r>
@@ -2150,7 +2415,7 @@
         <w:rPr>
           <w:rFonts w:ascii="Arial" w:hAnsi="Arial"/>
           <w:b/>
-          <w:sz w:val="18"/>
+          <w:sz w:val="24"/>
         </w:rPr>
         <w:t>Figure 2: Functional Block Diagram &amp; Secure Boot Execution Flow</w:t>
       </w:r>
@@ -2162,14 +2427,14 @@
     </w:p>
     <w:p>
       <w:pPr>
+        <w:pStyle w:val="Heading1"/>
         <w:keepNext/>
-        <w:spacing w:before="280" w:after="100"/>
       </w:pPr>
       <w:r>
         <w:rPr>
           <w:rFonts w:ascii="Arial" w:hAnsi="Arial"/>
           <w:b/>
-          <w:sz w:val="24"/>
+          <w:sz w:val="32"/>
         </w:rPr>
         <w:t>3. MAJOR TECHNICAL SPECIFICATIONS OF PQC SECURE BOOT</w:t>
       </w:r>
@@ -2211,10 +2476,10 @@
           <w:tcPr>
             <w:tcW w:type="dxa" w:w="2167"/>
             <w:tcMar>
-              <w:top w:w="50" w:type="dxa"/>
-              <w:bottom w:w="50" w:type="dxa"/>
-              <w:left w:w="80" w:type="dxa"/>
-              <w:right w:w="80" w:type="dxa"/>
+              <w:top w:w="60" w:type="dxa"/>
+              <w:bottom w:w="60" w:type="dxa"/>
+              <w:left w:w="100" w:type="dxa"/>
+              <w:right w:w="100" w:type="dxa"/>
             </w:tcMar>
             <w:shd w:fill="E8F0FE"/>
           </w:tcPr>
@@ -2223,7 +2488,7 @@
               <w:rPr>
                 <w:rFonts w:ascii="Arial" w:hAnsi="Arial"/>
                 <w:b/>
-                <w:sz w:val="16"/>
+                <w:sz w:val="24"/>
               </w:rPr>
               <w:t>Parameter / Metric</w:t>
             </w:r>
@@ -2233,10 +2498,10 @@
           <w:tcPr>
             <w:tcW w:type="dxa" w:w="2167"/>
             <w:tcMar>
-              <w:top w:w="50" w:type="dxa"/>
-              <w:bottom w:w="50" w:type="dxa"/>
-              <w:left w:w="80" w:type="dxa"/>
-              <w:right w:w="80" w:type="dxa"/>
+              <w:top w:w="60" w:type="dxa"/>
+              <w:bottom w:w="60" w:type="dxa"/>
+              <w:left w:w="100" w:type="dxa"/>
+              <w:right w:w="100" w:type="dxa"/>
             </w:tcMar>
             <w:shd w:fill="E8F0FE"/>
           </w:tcPr>
@@ -2245,7 +2510,7 @@
               <w:rPr>
                 <w:rFonts w:ascii="Arial" w:hAnsi="Arial"/>
                 <w:b/>
-                <w:sz w:val="16"/>
+                <w:sz w:val="24"/>
               </w:rPr>
               <w:t>ML-DSA-44 (Lattice-Based)</w:t>
             </w:r>
@@ -2255,10 +2520,10 @@
           <w:tcPr>
             <w:tcW w:type="dxa" w:w="2167"/>
             <w:tcMar>
-              <w:top w:w="50" w:type="dxa"/>
-              <w:bottom w:w="50" w:type="dxa"/>
-              <w:left w:w="80" w:type="dxa"/>
-              <w:right w:w="80" w:type="dxa"/>
+              <w:top w:w="60" w:type="dxa"/>
+              <w:bottom w:w="60" w:type="dxa"/>
+              <w:left w:w="100" w:type="dxa"/>
+              <w:right w:w="100" w:type="dxa"/>
             </w:tcMar>
             <w:shd w:fill="E8F0FE"/>
           </w:tcPr>
@@ -2267,7 +2532,7 @@
               <w:rPr>
                 <w:rFonts w:ascii="Arial" w:hAnsi="Arial"/>
                 <w:b/>
-                <w:sz w:val="16"/>
+                <w:sz w:val="24"/>
               </w:rPr>
               <w:t>SPHINCS+ (Stateless Hash)</w:t>
             </w:r>
@@ -2277,10 +2542,10 @@
           <w:tcPr>
             <w:tcW w:type="dxa" w:w="2167"/>
             <w:tcMar>
-              <w:top w:w="50" w:type="dxa"/>
-              <w:bottom w:w="50" w:type="dxa"/>
-              <w:left w:w="80" w:type="dxa"/>
-              <w:right w:w="80" w:type="dxa"/>
+              <w:top w:w="60" w:type="dxa"/>
+              <w:bottom w:w="60" w:type="dxa"/>
+              <w:left w:w="100" w:type="dxa"/>
+              <w:right w:w="100" w:type="dxa"/>
             </w:tcMar>
             <w:shd w:fill="E8F0FE"/>
           </w:tcPr>
@@ -2289,7 +2554,7 @@
               <w:rPr>
                 <w:rFonts w:ascii="Arial" w:hAnsi="Arial"/>
                 <w:b/>
-                <w:sz w:val="16"/>
+                <w:sz w:val="24"/>
               </w:rPr>
               <w:t>LMS (Stateful Hash)</w:t>
             </w:r>
@@ -2304,10 +2569,10 @@
           <w:tcPr>
             <w:tcW w:type="dxa" w:w="2167"/>
             <w:tcMar>
-              <w:top w:w="50" w:type="dxa"/>
-              <w:bottom w:w="50" w:type="dxa"/>
-              <w:left w:w="80" w:type="dxa"/>
-              <w:right w:w="80" w:type="dxa"/>
+              <w:top w:w="60" w:type="dxa"/>
+              <w:bottom w:w="60" w:type="dxa"/>
+              <w:left w:w="100" w:type="dxa"/>
+              <w:right w:w="100" w:type="dxa"/>
             </w:tcMar>
             <w:shd w:fill="F8F9FA"/>
           </w:tcPr>
@@ -2316,7 +2581,7 @@
               <w:rPr>
                 <w:rFonts w:ascii="Arial" w:hAnsi="Arial"/>
                 <w:b/>
-                <w:sz w:val="16"/>
+                <w:sz w:val="24"/>
               </w:rPr>
               <w:t>Standard Specification</w:t>
             </w:r>
@@ -2326,17 +2591,17 @@
           <w:tcPr>
             <w:tcW w:type="dxa" w:w="2167"/>
             <w:tcMar>
-              <w:top w:w="50" w:type="dxa"/>
-              <w:bottom w:w="50" w:type="dxa"/>
-              <w:left w:w="80" w:type="dxa"/>
-              <w:right w:w="80" w:type="dxa"/>
+              <w:top w:w="60" w:type="dxa"/>
+              <w:bottom w:w="60" w:type="dxa"/>
+              <w:left w:w="100" w:type="dxa"/>
+              <w:right w:w="100" w:type="dxa"/>
             </w:tcMar>
           </w:tcPr>
           <w:p>
             <w:r>
               <w:rPr>
                 <w:rFonts w:ascii="Arial" w:hAnsi="Arial"/>
-                <w:sz w:val="16"/>
+                <w:sz w:val="24"/>
               </w:rPr>
               <w:t>NIST FIPS 204 (Dilithium2)</w:t>
             </w:r>
@@ -2346,17 +2611,17 @@
           <w:tcPr>
             <w:tcW w:type="dxa" w:w="2167"/>
             <w:tcMar>
-              <w:top w:w="50" w:type="dxa"/>
-              <w:bottom w:w="50" w:type="dxa"/>
-              <w:left w:w="80" w:type="dxa"/>
-              <w:right w:w="80" w:type="dxa"/>
+              <w:top w:w="60" w:type="dxa"/>
+              <w:bottom w:w="60" w:type="dxa"/>
+              <w:left w:w="100" w:type="dxa"/>
+              <w:right w:w="100" w:type="dxa"/>
             </w:tcMar>
           </w:tcPr>
           <w:p>
             <w:r>
               <w:rPr>
                 <w:rFonts w:ascii="Arial" w:hAnsi="Arial"/>
-                <w:sz w:val="16"/>
+                <w:sz w:val="24"/>
               </w:rPr>
               <w:t>NIST FIPS 205 (SLH-DSA-128f)</w:t>
             </w:r>
@@ -2366,17 +2631,17 @@
           <w:tcPr>
             <w:tcW w:type="dxa" w:w="2167"/>
             <w:tcMar>
-              <w:top w:w="50" w:type="dxa"/>
-              <w:bottom w:w="50" w:type="dxa"/>
-              <w:left w:w="80" w:type="dxa"/>
-              <w:right w:w="80" w:type="dxa"/>
+              <w:top w:w="60" w:type="dxa"/>
+              <w:bottom w:w="60" w:type="dxa"/>
+              <w:left w:w="100" w:type="dxa"/>
+              <w:right w:w="100" w:type="dxa"/>
             </w:tcMar>
           </w:tcPr>
           <w:p>
             <w:r>
               <w:rPr>
                 <w:rFonts w:ascii="Arial" w:hAnsi="Arial"/>
-                <w:sz w:val="16"/>
+                <w:sz w:val="24"/>
               </w:rPr>
               <w:t>RFC 8554 / RFC 8708</w:t>
             </w:r>
@@ -2391,10 +2656,10 @@
           <w:tcPr>
             <w:tcW w:type="dxa" w:w="2167"/>
             <w:tcMar>
-              <w:top w:w="50" w:type="dxa"/>
-              <w:bottom w:w="50" w:type="dxa"/>
-              <w:left w:w="80" w:type="dxa"/>
-              <w:right w:w="80" w:type="dxa"/>
+              <w:top w:w="60" w:type="dxa"/>
+              <w:bottom w:w="60" w:type="dxa"/>
+              <w:left w:w="100" w:type="dxa"/>
+              <w:right w:w="100" w:type="dxa"/>
             </w:tcMar>
             <w:shd w:fill="F8F9FA"/>
           </w:tcPr>
@@ -2403,7 +2668,7 @@
               <w:rPr>
                 <w:rFonts w:ascii="Arial" w:hAnsi="Arial"/>
                 <w:b/>
-                <w:sz w:val="16"/>
+                <w:sz w:val="24"/>
               </w:rPr>
               <w:t>Underlying Hard Problem</w:t>
             </w:r>
@@ -2413,17 +2678,17 @@
           <w:tcPr>
             <w:tcW w:type="dxa" w:w="2167"/>
             <w:tcMar>
-              <w:top w:w="50" w:type="dxa"/>
-              <w:bottom w:w="50" w:type="dxa"/>
-              <w:left w:w="80" w:type="dxa"/>
-              <w:right w:w="80" w:type="dxa"/>
+              <w:top w:w="60" w:type="dxa"/>
+              <w:bottom w:w="60" w:type="dxa"/>
+              <w:left w:w="100" w:type="dxa"/>
+              <w:right w:w="100" w:type="dxa"/>
             </w:tcMar>
           </w:tcPr>
           <w:p>
             <w:r>
               <w:rPr>
                 <w:rFonts w:ascii="Arial" w:hAnsi="Arial"/>
-                <w:sz w:val="16"/>
+                <w:sz w:val="24"/>
               </w:rPr>
               <w:t>Module-LWE / Module-SIS</w:t>
             </w:r>
@@ -2433,19 +2698,19 @@
           <w:tcPr>
             <w:tcW w:type="dxa" w:w="2167"/>
             <w:tcMar>
-              <w:top w:w="50" w:type="dxa"/>
-              <w:bottom w:w="50" w:type="dxa"/>
-              <w:left w:w="80" w:type="dxa"/>
-              <w:right w:w="80" w:type="dxa"/>
+              <w:top w:w="60" w:type="dxa"/>
+              <w:bottom w:w="60" w:type="dxa"/>
+              <w:left w:w="100" w:type="dxa"/>
+              <w:right w:w="100" w:type="dxa"/>
             </w:tcMar>
           </w:tcPr>
           <w:p>
             <w:r>
               <w:rPr>
                 <w:rFonts w:ascii="Arial" w:hAnsi="Arial"/>
-                <w:sz w:val="16"/>
+                <w:sz w:val="24"/>
               </w:rPr>
-              <w:t>Cryptographic Hash Collision</w:t>
+              <w:t>Hash Collision Resistance</w:t>
             </w:r>
           </w:p>
         </w:tc>
@@ -2453,17 +2718,17 @@
           <w:tcPr>
             <w:tcW w:type="dxa" w:w="2167"/>
             <w:tcMar>
-              <w:top w:w="50" w:type="dxa"/>
-              <w:bottom w:w="50" w:type="dxa"/>
-              <w:left w:w="80" w:type="dxa"/>
-              <w:right w:w="80" w:type="dxa"/>
+              <w:top w:w="60" w:type="dxa"/>
+              <w:bottom w:w="60" w:type="dxa"/>
+              <w:left w:w="100" w:type="dxa"/>
+              <w:right w:w="100" w:type="dxa"/>
             </w:tcMar>
           </w:tcPr>
           <w:p>
             <w:r>
               <w:rPr>
                 <w:rFonts w:ascii="Arial" w:hAnsi="Arial"/>
-                <w:sz w:val="16"/>
+                <w:sz w:val="24"/>
               </w:rPr>
               <w:t>One-Time Sig / Merkle Tree</w:t>
             </w:r>
@@ -2478,10 +2743,10 @@
           <w:tcPr>
             <w:tcW w:type="dxa" w:w="2167"/>
             <w:tcMar>
-              <w:top w:w="50" w:type="dxa"/>
-              <w:bottom w:w="50" w:type="dxa"/>
-              <w:left w:w="80" w:type="dxa"/>
-              <w:right w:w="80" w:type="dxa"/>
+              <w:top w:w="60" w:type="dxa"/>
+              <w:bottom w:w="60" w:type="dxa"/>
+              <w:left w:w="100" w:type="dxa"/>
+              <w:right w:w="100" w:type="dxa"/>
             </w:tcMar>
             <w:shd w:fill="F8F9FA"/>
           </w:tcPr>
@@ -2490,7 +2755,7 @@
               <w:rPr>
                 <w:rFonts w:ascii="Arial" w:hAnsi="Arial"/>
                 <w:b/>
-                <w:sz w:val="16"/>
+                <w:sz w:val="24"/>
               </w:rPr>
               <w:t>Quantum Security Level</w:t>
             </w:r>
@@ -2500,17 +2765,17 @@
           <w:tcPr>
             <w:tcW w:type="dxa" w:w="2167"/>
             <w:tcMar>
-              <w:top w:w="50" w:type="dxa"/>
-              <w:bottom w:w="50" w:type="dxa"/>
-              <w:left w:w="80" w:type="dxa"/>
-              <w:right w:w="80" w:type="dxa"/>
+              <w:top w:w="60" w:type="dxa"/>
+              <w:bottom w:w="60" w:type="dxa"/>
+              <w:left w:w="100" w:type="dxa"/>
+              <w:right w:w="100" w:type="dxa"/>
             </w:tcMar>
           </w:tcPr>
           <w:p>
             <w:r>
               <w:rPr>
                 <w:rFonts w:ascii="Arial" w:hAnsi="Arial"/>
-                <w:sz w:val="16"/>
+                <w:sz w:val="24"/>
               </w:rPr>
               <w:t>Category 1 (128-bit quantum)</w:t>
             </w:r>
@@ -2520,17 +2785,17 @@
           <w:tcPr>
             <w:tcW w:type="dxa" w:w="2167"/>
             <w:tcMar>
-              <w:top w:w="50" w:type="dxa"/>
-              <w:bottom w:w="50" w:type="dxa"/>
-              <w:left w:w="80" w:type="dxa"/>
-              <w:right w:w="80" w:type="dxa"/>
+              <w:top w:w="60" w:type="dxa"/>
+              <w:bottom w:w="60" w:type="dxa"/>
+              <w:left w:w="100" w:type="dxa"/>
+              <w:right w:w="100" w:type="dxa"/>
             </w:tcMar>
           </w:tcPr>
           <w:p>
             <w:r>
               <w:rPr>
                 <w:rFonts w:ascii="Arial" w:hAnsi="Arial"/>
-                <w:sz w:val="16"/>
+                <w:sz w:val="24"/>
               </w:rPr>
               <w:t>Category 1 (128-bit quantum)</w:t>
             </w:r>
@@ -2540,17 +2805,17 @@
           <w:tcPr>
             <w:tcW w:type="dxa" w:w="2167"/>
             <w:tcMar>
-              <w:top w:w="50" w:type="dxa"/>
-              <w:bottom w:w="50" w:type="dxa"/>
-              <w:left w:w="80" w:type="dxa"/>
-              <w:right w:w="80" w:type="dxa"/>
+              <w:top w:w="60" w:type="dxa"/>
+              <w:bottom w:w="60" w:type="dxa"/>
+              <w:left w:w="100" w:type="dxa"/>
+              <w:right w:w="100" w:type="dxa"/>
             </w:tcMar>
           </w:tcPr>
           <w:p>
             <w:r>
               <w:rPr>
                 <w:rFonts w:ascii="Arial" w:hAnsi="Arial"/>
-                <w:sz w:val="16"/>
+                <w:sz w:val="24"/>
               </w:rPr>
               <w:t>Category 1 (128-bit quantum)</w:t>
             </w:r>
@@ -2565,10 +2830,10 @@
           <w:tcPr>
             <w:tcW w:type="dxa" w:w="2167"/>
             <w:tcMar>
-              <w:top w:w="50" w:type="dxa"/>
-              <w:bottom w:w="50" w:type="dxa"/>
-              <w:left w:w="80" w:type="dxa"/>
-              <w:right w:w="80" w:type="dxa"/>
+              <w:top w:w="60" w:type="dxa"/>
+              <w:bottom w:w="60" w:type="dxa"/>
+              <w:left w:w="100" w:type="dxa"/>
+              <w:right w:w="100" w:type="dxa"/>
             </w:tcMar>
             <w:shd w:fill="F8F9FA"/>
           </w:tcPr>
@@ -2577,7 +2842,7 @@
               <w:rPr>
                 <w:rFonts w:ascii="Arial" w:hAnsi="Arial"/>
                 <w:b/>
-                <w:sz w:val="16"/>
+                <w:sz w:val="24"/>
               </w:rPr>
               <w:t>Public Key Size</w:t>
             </w:r>
@@ -2587,17 +2852,17 @@
           <w:tcPr>
             <w:tcW w:type="dxa" w:w="2167"/>
             <w:tcMar>
-              <w:top w:w="50" w:type="dxa"/>
-              <w:bottom w:w="50" w:type="dxa"/>
-              <w:left w:w="80" w:type="dxa"/>
-              <w:right w:w="80" w:type="dxa"/>
+              <w:top w:w="60" w:type="dxa"/>
+              <w:bottom w:w="60" w:type="dxa"/>
+              <w:left w:w="100" w:type="dxa"/>
+              <w:right w:w="100" w:type="dxa"/>
             </w:tcMar>
           </w:tcPr>
           <w:p>
             <w:r>
               <w:rPr>
                 <w:rFonts w:ascii="Arial" w:hAnsi="Arial"/>
-                <w:sz w:val="16"/>
+                <w:sz w:val="24"/>
               </w:rPr>
               <w:t>1,312 bytes</w:t>
             </w:r>
@@ -2607,17 +2872,17 @@
           <w:tcPr>
             <w:tcW w:type="dxa" w:w="2167"/>
             <w:tcMar>
-              <w:top w:w="50" w:type="dxa"/>
-              <w:bottom w:w="50" w:type="dxa"/>
-              <w:left w:w="80" w:type="dxa"/>
-              <w:right w:w="80" w:type="dxa"/>
+              <w:top w:w="60" w:type="dxa"/>
+              <w:bottom w:w="60" w:type="dxa"/>
+              <w:left w:w="100" w:type="dxa"/>
+              <w:right w:w="100" w:type="dxa"/>
             </w:tcMar>
           </w:tcPr>
           <w:p>
             <w:r>
               <w:rPr>
                 <w:rFonts w:ascii="Arial" w:hAnsi="Arial"/>
-                <w:sz w:val="16"/>
+                <w:sz w:val="24"/>
               </w:rPr>
               <w:t>32 bytes</w:t>
             </w:r>
@@ -2627,17 +2892,17 @@
           <w:tcPr>
             <w:tcW w:type="dxa" w:w="2167"/>
             <w:tcMar>
-              <w:top w:w="50" w:type="dxa"/>
-              <w:bottom w:w="50" w:type="dxa"/>
-              <w:left w:w="80" w:type="dxa"/>
-              <w:right w:w="80" w:type="dxa"/>
+              <w:top w:w="60" w:type="dxa"/>
+              <w:bottom w:w="60" w:type="dxa"/>
+              <w:left w:w="100" w:type="dxa"/>
+              <w:right w:w="100" w:type="dxa"/>
             </w:tcMar>
           </w:tcPr>
           <w:p>
             <w:r>
               <w:rPr>
                 <w:rFonts w:ascii="Arial" w:hAnsi="Arial"/>
-                <w:sz w:val="16"/>
+                <w:sz w:val="24"/>
               </w:rPr>
               <w:t>56 bytes</w:t>
             </w:r>
@@ -2652,10 +2917,10 @@
           <w:tcPr>
             <w:tcW w:type="dxa" w:w="2167"/>
             <w:tcMar>
-              <w:top w:w="50" w:type="dxa"/>
-              <w:bottom w:w="50" w:type="dxa"/>
-              <w:left w:w="80" w:type="dxa"/>
-              <w:right w:w="80" w:type="dxa"/>
+              <w:top w:w="60" w:type="dxa"/>
+              <w:bottom w:w="60" w:type="dxa"/>
+              <w:left w:w="100" w:type="dxa"/>
+              <w:right w:w="100" w:type="dxa"/>
             </w:tcMar>
             <w:shd w:fill="F8F9FA"/>
           </w:tcPr>
@@ -2664,7 +2929,7 @@
               <w:rPr>
                 <w:rFonts w:ascii="Arial" w:hAnsi="Arial"/>
                 <w:b/>
-                <w:sz w:val="16"/>
+                <w:sz w:val="24"/>
               </w:rPr>
               <w:t>Signature Size</w:t>
             </w:r>
@@ -2674,17 +2939,17 @@
           <w:tcPr>
             <w:tcW w:type="dxa" w:w="2167"/>
             <w:tcMar>
-              <w:top w:w="50" w:type="dxa"/>
-              <w:bottom w:w="50" w:type="dxa"/>
-              <w:left w:w="80" w:type="dxa"/>
-              <w:right w:w="80" w:type="dxa"/>
+              <w:top w:w="60" w:type="dxa"/>
+              <w:bottom w:w="60" w:type="dxa"/>
+              <w:left w:w="100" w:type="dxa"/>
+              <w:right w:w="100" w:type="dxa"/>
             </w:tcMar>
           </w:tcPr>
           <w:p>
             <w:r>
               <w:rPr>
                 <w:rFonts w:ascii="Arial" w:hAnsi="Arial"/>
-                <w:sz w:val="16"/>
+                <w:sz w:val="24"/>
               </w:rPr>
               <w:t>2,420 bytes</w:t>
             </w:r>
@@ -2694,17 +2959,17 @@
           <w:tcPr>
             <w:tcW w:type="dxa" w:w="2167"/>
             <w:tcMar>
-              <w:top w:w="50" w:type="dxa"/>
-              <w:bottom w:w="50" w:type="dxa"/>
-              <w:left w:w="80" w:type="dxa"/>
-              <w:right w:w="80" w:type="dxa"/>
+              <w:top w:w="60" w:type="dxa"/>
+              <w:bottom w:w="60" w:type="dxa"/>
+              <w:left w:w="100" w:type="dxa"/>
+              <w:right w:w="100" w:type="dxa"/>
             </w:tcMar>
           </w:tcPr>
           <w:p>
             <w:r>
               <w:rPr>
                 <w:rFonts w:ascii="Arial" w:hAnsi="Arial"/>
-                <w:sz w:val="16"/>
+                <w:sz w:val="24"/>
               </w:rPr>
               <w:t>16,032 bytes (budget 18 KB)</w:t>
             </w:r>
@@ -2714,17 +2979,17 @@
           <w:tcPr>
             <w:tcW w:type="dxa" w:w="2167"/>
             <w:tcMar>
-              <w:top w:w="50" w:type="dxa"/>
-              <w:bottom w:w="50" w:type="dxa"/>
-              <w:left w:w="80" w:type="dxa"/>
-              <w:right w:w="80" w:type="dxa"/>
+              <w:top w:w="60" w:type="dxa"/>
+              <w:bottom w:w="60" w:type="dxa"/>
+              <w:left w:w="100" w:type="dxa"/>
+              <w:right w:w="100" w:type="dxa"/>
             </w:tcMar>
           </w:tcPr>
           <w:p>
             <w:r>
               <w:rPr>
                 <w:rFonts w:ascii="Arial" w:hAnsi="Arial"/>
-                <w:sz w:val="16"/>
+                <w:sz w:val="24"/>
               </w:rPr>
               <w:t>2,480 - 2,800 bytes</w:t>
             </w:r>
@@ -2739,10 +3004,10 @@
           <w:tcPr>
             <w:tcW w:type="dxa" w:w="2167"/>
             <w:tcMar>
-              <w:top w:w="50" w:type="dxa"/>
-              <w:bottom w:w="50" w:type="dxa"/>
-              <w:left w:w="80" w:type="dxa"/>
-              <w:right w:w="80" w:type="dxa"/>
+              <w:top w:w="60" w:type="dxa"/>
+              <w:bottom w:w="60" w:type="dxa"/>
+              <w:left w:w="100" w:type="dxa"/>
+              <w:right w:w="100" w:type="dxa"/>
             </w:tcMar>
             <w:shd w:fill="F8F9FA"/>
           </w:tcPr>
@@ -2751,7 +3016,7 @@
               <w:rPr>
                 <w:rFonts w:ascii="Arial" w:hAnsi="Arial"/>
                 <w:b/>
-                <w:sz w:val="16"/>
+                <w:sz w:val="24"/>
               </w:rPr>
               <w:t>Private Key Size</w:t>
             </w:r>
@@ -2761,17 +3026,17 @@
           <w:tcPr>
             <w:tcW w:type="dxa" w:w="2167"/>
             <w:tcMar>
-              <w:top w:w="50" w:type="dxa"/>
-              <w:bottom w:w="50" w:type="dxa"/>
-              <w:left w:w="80" w:type="dxa"/>
-              <w:right w:w="80" w:type="dxa"/>
+              <w:top w:w="60" w:type="dxa"/>
+              <w:bottom w:w="60" w:type="dxa"/>
+              <w:left w:w="100" w:type="dxa"/>
+              <w:right w:w="100" w:type="dxa"/>
             </w:tcMar>
           </w:tcPr>
           <w:p>
             <w:r>
               <w:rPr>
                 <w:rFonts w:ascii="Arial" w:hAnsi="Arial"/>
-                <w:sz w:val="16"/>
+                <w:sz w:val="24"/>
               </w:rPr>
               <w:t>2,560 bytes</w:t>
             </w:r>
@@ -2781,17 +3046,17 @@
           <w:tcPr>
             <w:tcW w:type="dxa" w:w="2167"/>
             <w:tcMar>
-              <w:top w:w="50" w:type="dxa"/>
-              <w:bottom w:w="50" w:type="dxa"/>
-              <w:left w:w="80" w:type="dxa"/>
-              <w:right w:w="80" w:type="dxa"/>
+              <w:top w:w="60" w:type="dxa"/>
+              <w:bottom w:w="60" w:type="dxa"/>
+              <w:left w:w="100" w:type="dxa"/>
+              <w:right w:w="100" w:type="dxa"/>
             </w:tcMar>
           </w:tcPr>
           <w:p>
             <w:r>
               <w:rPr>
                 <w:rFonts w:ascii="Arial" w:hAnsi="Arial"/>
-                <w:sz w:val="16"/>
+                <w:sz w:val="24"/>
               </w:rPr>
               <w:t>64 bytes</w:t>
             </w:r>
@@ -2801,17 +3066,17 @@
           <w:tcPr>
             <w:tcW w:type="dxa" w:w="2167"/>
             <w:tcMar>
-              <w:top w:w="50" w:type="dxa"/>
-              <w:bottom w:w="50" w:type="dxa"/>
-              <w:left w:w="80" w:type="dxa"/>
-              <w:right w:w="80" w:type="dxa"/>
+              <w:top w:w="60" w:type="dxa"/>
+              <w:bottom w:w="60" w:type="dxa"/>
+              <w:left w:w="100" w:type="dxa"/>
+              <w:right w:w="100" w:type="dxa"/>
             </w:tcMar>
           </w:tcPr>
           <w:p>
             <w:r>
               <w:rPr>
                 <w:rFonts w:ascii="Arial" w:hAnsi="Arial"/>
-                <w:sz w:val="16"/>
+                <w:sz w:val="24"/>
               </w:rPr>
               <w:t>64 bytes</w:t>
             </w:r>
@@ -2826,10 +3091,10 @@
           <w:tcPr>
             <w:tcW w:type="dxa" w:w="2167"/>
             <w:tcMar>
-              <w:top w:w="50" w:type="dxa"/>
-              <w:bottom w:w="50" w:type="dxa"/>
-              <w:left w:w="80" w:type="dxa"/>
-              <w:right w:w="80" w:type="dxa"/>
+              <w:top w:w="60" w:type="dxa"/>
+              <w:bottom w:w="60" w:type="dxa"/>
+              <w:left w:w="100" w:type="dxa"/>
+              <w:right w:w="100" w:type="dxa"/>
             </w:tcMar>
             <w:shd w:fill="F8F9FA"/>
           </w:tcPr>
@@ -2838,7 +3103,7 @@
               <w:rPr>
                 <w:rFonts w:ascii="Arial" w:hAnsi="Arial"/>
                 <w:b/>
-                <w:sz w:val="16"/>
+                <w:sz w:val="24"/>
               </w:rPr>
               <w:t>Dynamic Memory Alloc</w:t>
             </w:r>
@@ -2848,17 +3113,17 @@
           <w:tcPr>
             <w:tcW w:type="dxa" w:w="2167"/>
             <w:tcMar>
-              <w:top w:w="50" w:type="dxa"/>
-              <w:bottom w:w="50" w:type="dxa"/>
-              <w:left w:w="80" w:type="dxa"/>
-              <w:right w:w="80" w:type="dxa"/>
+              <w:top w:w="60" w:type="dxa"/>
+              <w:bottom w:w="60" w:type="dxa"/>
+              <w:left w:w="100" w:type="dxa"/>
+              <w:right w:w="100" w:type="dxa"/>
             </w:tcMar>
           </w:tcPr>
           <w:p>
             <w:r>
               <w:rPr>
                 <w:rFonts w:ascii="Arial" w:hAnsi="Arial"/>
-                <w:sz w:val="16"/>
+                <w:sz w:val="24"/>
               </w:rPr>
               <w:t>0 bytes (Strict Zero-Malloc)</w:t>
             </w:r>
@@ -2868,17 +3133,17 @@
           <w:tcPr>
             <w:tcW w:type="dxa" w:w="2167"/>
             <w:tcMar>
-              <w:top w:w="50" w:type="dxa"/>
-              <w:bottom w:w="50" w:type="dxa"/>
-              <w:left w:w="80" w:type="dxa"/>
-              <w:right w:w="80" w:type="dxa"/>
+              <w:top w:w="60" w:type="dxa"/>
+              <w:bottom w:w="60" w:type="dxa"/>
+              <w:left w:w="100" w:type="dxa"/>
+              <w:right w:w="100" w:type="dxa"/>
             </w:tcMar>
           </w:tcPr>
           <w:p>
             <w:r>
               <w:rPr>
                 <w:rFonts w:ascii="Arial" w:hAnsi="Arial"/>
-                <w:sz w:val="16"/>
+                <w:sz w:val="24"/>
               </w:rPr>
               <w:t>0 bytes (Strict Zero-Malloc)</w:t>
             </w:r>
@@ -2888,17 +3153,17 @@
           <w:tcPr>
             <w:tcW w:type="dxa" w:w="2167"/>
             <w:tcMar>
-              <w:top w:w="50" w:type="dxa"/>
-              <w:bottom w:w="50" w:type="dxa"/>
-              <w:left w:w="80" w:type="dxa"/>
-              <w:right w:w="80" w:type="dxa"/>
+              <w:top w:w="60" w:type="dxa"/>
+              <w:bottom w:w="60" w:type="dxa"/>
+              <w:left w:w="100" w:type="dxa"/>
+              <w:right w:w="100" w:type="dxa"/>
             </w:tcMar>
           </w:tcPr>
           <w:p>
             <w:r>
               <w:rPr>
                 <w:rFonts w:ascii="Arial" w:hAnsi="Arial"/>
-                <w:sz w:val="16"/>
+                <w:sz w:val="24"/>
               </w:rPr>
               <w:t>0 bytes (Strict Zero-Malloc)</w:t>
             </w:r>
@@ -2913,10 +3178,10 @@
           <w:tcPr>
             <w:tcW w:type="dxa" w:w="2167"/>
             <w:tcMar>
-              <w:top w:w="50" w:type="dxa"/>
-              <w:bottom w:w="50" w:type="dxa"/>
-              <w:left w:w="80" w:type="dxa"/>
-              <w:right w:w="80" w:type="dxa"/>
+              <w:top w:w="60" w:type="dxa"/>
+              <w:bottom w:w="60" w:type="dxa"/>
+              <w:left w:w="100" w:type="dxa"/>
+              <w:right w:w="100" w:type="dxa"/>
             </w:tcMar>
             <w:shd w:fill="F8F9FA"/>
           </w:tcPr>
@@ -2925,7 +3190,7 @@
               <w:rPr>
                 <w:rFonts w:ascii="Arial" w:hAnsi="Arial"/>
                 <w:b/>
-                <w:sz w:val="16"/>
+                <w:sz w:val="24"/>
               </w:rPr>
               <w:t>Static Stack SRAM Budget</w:t>
             </w:r>
@@ -2935,17 +3200,17 @@
           <w:tcPr>
             <w:tcW w:type="dxa" w:w="2167"/>
             <w:tcMar>
-              <w:top w:w="50" w:type="dxa"/>
-              <w:bottom w:w="50" w:type="dxa"/>
-              <w:left w:w="80" w:type="dxa"/>
-              <w:right w:w="80" w:type="dxa"/>
+              <w:top w:w="60" w:type="dxa"/>
+              <w:bottom w:w="60" w:type="dxa"/>
+              <w:left w:w="100" w:type="dxa"/>
+              <w:right w:w="100" w:type="dxa"/>
             </w:tcMar>
           </w:tcPr>
           <w:p>
             <w:r>
               <w:rPr>
                 <w:rFonts w:ascii="Arial" w:hAnsi="Arial"/>
-                <w:sz w:val="16"/>
+                <w:sz w:val="24"/>
               </w:rPr>
               <w:t>&lt; 3.5 KB (Lw) / ~ 8.5 KB (NTT)</w:t>
             </w:r>
@@ -2955,17 +3220,17 @@
           <w:tcPr>
             <w:tcW w:type="dxa" w:w="2167"/>
             <w:tcMar>
-              <w:top w:w="50" w:type="dxa"/>
-              <w:bottom w:w="50" w:type="dxa"/>
-              <w:left w:w="80" w:type="dxa"/>
-              <w:right w:w="80" w:type="dxa"/>
+              <w:top w:w="60" w:type="dxa"/>
+              <w:bottom w:w="60" w:type="dxa"/>
+              <w:left w:w="100" w:type="dxa"/>
+              <w:right w:w="100" w:type="dxa"/>
             </w:tcMar>
           </w:tcPr>
           <w:p>
             <w:r>
               <w:rPr>
                 <w:rFonts w:ascii="Arial" w:hAnsi="Arial"/>
-                <w:sz w:val="16"/>
+                <w:sz w:val="24"/>
               </w:rPr>
               <w:t>~ 2.2 KB - 2.5 KB</w:t>
             </w:r>
@@ -2975,17 +3240,17 @@
           <w:tcPr>
             <w:tcW w:type="dxa" w:w="2167"/>
             <w:tcMar>
-              <w:top w:w="50" w:type="dxa"/>
-              <w:bottom w:w="50" w:type="dxa"/>
-              <w:left w:w="80" w:type="dxa"/>
-              <w:right w:w="80" w:type="dxa"/>
+              <w:top w:w="60" w:type="dxa"/>
+              <w:bottom w:w="60" w:type="dxa"/>
+              <w:left w:w="100" w:type="dxa"/>
+              <w:right w:w="100" w:type="dxa"/>
             </w:tcMar>
           </w:tcPr>
           <w:p>
             <w:r>
               <w:rPr>
                 <w:rFonts w:ascii="Arial" w:hAnsi="Arial"/>
-                <w:sz w:val="16"/>
+                <w:sz w:val="24"/>
               </w:rPr>
               <w:t>~ 1.2 KB</w:t>
             </w:r>
@@ -3000,10 +3265,10 @@
           <w:tcPr>
             <w:tcW w:type="dxa" w:w="2167"/>
             <w:tcMar>
-              <w:top w:w="50" w:type="dxa"/>
-              <w:bottom w:w="50" w:type="dxa"/>
-              <w:left w:w="80" w:type="dxa"/>
-              <w:right w:w="80" w:type="dxa"/>
+              <w:top w:w="60" w:type="dxa"/>
+              <w:bottom w:w="60" w:type="dxa"/>
+              <w:left w:w="100" w:type="dxa"/>
+              <w:right w:w="100" w:type="dxa"/>
             </w:tcMar>
             <w:shd w:fill="F8F9FA"/>
           </w:tcPr>
@@ -3012,7 +3277,7 @@
               <w:rPr>
                 <w:rFonts w:ascii="Arial" w:hAnsi="Arial"/>
                 <w:b/>
-                <w:sz w:val="16"/>
+                <w:sz w:val="24"/>
               </w:rPr>
               <w:t>Verification Cycles (M4)</w:t>
             </w:r>
@@ -3022,17 +3287,17 @@
           <w:tcPr>
             <w:tcW w:type="dxa" w:w="2167"/>
             <w:tcMar>
-              <w:top w:w="50" w:type="dxa"/>
-              <w:bottom w:w="50" w:type="dxa"/>
-              <w:left w:w="80" w:type="dxa"/>
-              <w:right w:w="80" w:type="dxa"/>
+              <w:top w:w="60" w:type="dxa"/>
+              <w:bottom w:w="60" w:type="dxa"/>
+              <w:left w:w="100" w:type="dxa"/>
+              <w:right w:w="100" w:type="dxa"/>
             </w:tcMar>
           </w:tcPr>
           <w:p>
             <w:r>
               <w:rPr>
                 <w:rFonts w:ascii="Arial" w:hAnsi="Arial"/>
-                <w:sz w:val="16"/>
+                <w:sz w:val="24"/>
               </w:rPr>
               <w:t>~ 350,000 - 600,000 cycles</w:t>
             </w:r>
@@ -3042,19 +3307,19 @@
           <w:tcPr>
             <w:tcW w:type="dxa" w:w="2167"/>
             <w:tcMar>
-              <w:top w:w="50" w:type="dxa"/>
-              <w:bottom w:w="50" w:type="dxa"/>
-              <w:left w:w="80" w:type="dxa"/>
-              <w:right w:w="80" w:type="dxa"/>
+              <w:top w:w="60" w:type="dxa"/>
+              <w:bottom w:w="60" w:type="dxa"/>
+              <w:left w:w="100" w:type="dxa"/>
+              <w:right w:w="100" w:type="dxa"/>
             </w:tcMar>
           </w:tcPr>
           <w:p>
             <w:r>
               <w:rPr>
                 <w:rFonts w:ascii="Arial" w:hAnsi="Arial"/>
-                <w:sz w:val="16"/>
+                <w:sz w:val="24"/>
               </w:rPr>
-              <w:t>~ 15,000,000 - 35,000,000 cycles</w:t>
+              <w:t>~ 15M - 35M cycles</w:t>
             </w:r>
           </w:p>
         </w:tc>
@@ -3062,19 +3327,19 @@
           <w:tcPr>
             <w:tcW w:type="dxa" w:w="2167"/>
             <w:tcMar>
-              <w:top w:w="50" w:type="dxa"/>
-              <w:bottom w:w="50" w:type="dxa"/>
-              <w:left w:w="80" w:type="dxa"/>
-              <w:right w:w="80" w:type="dxa"/>
+              <w:top w:w="60" w:type="dxa"/>
+              <w:bottom w:w="60" w:type="dxa"/>
+              <w:left w:w="100" w:type="dxa"/>
+              <w:right w:w="100" w:type="dxa"/>
             </w:tcMar>
           </w:tcPr>
           <w:p>
             <w:r>
               <w:rPr>
                 <w:rFonts w:ascii="Arial" w:hAnsi="Arial"/>
-                <w:sz w:val="16"/>
+                <w:sz w:val="24"/>
               </w:rPr>
-              <w:t>~ 1,200,000 - 2,500,000 cycles</w:t>
+              <w:t>~ 1.2M - 2.5M cycles</w:t>
             </w:r>
           </w:p>
         </w:tc>
@@ -3087,10 +3352,10 @@
           <w:tcPr>
             <w:tcW w:type="dxa" w:w="2167"/>
             <w:tcMar>
-              <w:top w:w="50" w:type="dxa"/>
-              <w:bottom w:w="50" w:type="dxa"/>
-              <w:left w:w="80" w:type="dxa"/>
-              <w:right w:w="80" w:type="dxa"/>
+              <w:top w:w="60" w:type="dxa"/>
+              <w:bottom w:w="60" w:type="dxa"/>
+              <w:left w:w="100" w:type="dxa"/>
+              <w:right w:w="100" w:type="dxa"/>
             </w:tcMar>
             <w:shd w:fill="F8F9FA"/>
           </w:tcPr>
@@ -3099,7 +3364,7 @@
               <w:rPr>
                 <w:rFonts w:ascii="Arial" w:hAnsi="Arial"/>
                 <w:b/>
-                <w:sz w:val="16"/>
+                <w:sz w:val="24"/>
               </w:rPr>
               <w:t>Verification Latency @120MHz</w:t>
             </w:r>
@@ -3109,17 +3374,17 @@
           <w:tcPr>
             <w:tcW w:type="dxa" w:w="2167"/>
             <w:tcMar>
-              <w:top w:w="50" w:type="dxa"/>
-              <w:bottom w:w="50" w:type="dxa"/>
-              <w:left w:w="80" w:type="dxa"/>
-              <w:right w:w="80" w:type="dxa"/>
+              <w:top w:w="60" w:type="dxa"/>
+              <w:bottom w:w="60" w:type="dxa"/>
+              <w:left w:w="100" w:type="dxa"/>
+              <w:right w:w="100" w:type="dxa"/>
             </w:tcMar>
           </w:tcPr>
           <w:p>
             <w:r>
               <w:rPr>
                 <w:rFonts w:ascii="Arial" w:hAnsi="Arial"/>
-                <w:sz w:val="16"/>
+                <w:sz w:val="24"/>
               </w:rPr>
               <w:t>~ 3.0 ms - 5.0 ms</w:t>
             </w:r>
@@ -3129,17 +3394,17 @@
           <w:tcPr>
             <w:tcW w:type="dxa" w:w="2167"/>
             <w:tcMar>
-              <w:top w:w="50" w:type="dxa"/>
-              <w:bottom w:w="50" w:type="dxa"/>
-              <w:left w:w="80" w:type="dxa"/>
-              <w:right w:w="80" w:type="dxa"/>
+              <w:top w:w="60" w:type="dxa"/>
+              <w:bottom w:w="60" w:type="dxa"/>
+              <w:left w:w="100" w:type="dxa"/>
+              <w:right w:w="100" w:type="dxa"/>
             </w:tcMar>
           </w:tcPr>
           <w:p>
             <w:r>
               <w:rPr>
                 <w:rFonts w:ascii="Arial" w:hAnsi="Arial"/>
-                <w:sz w:val="16"/>
+                <w:sz w:val="24"/>
               </w:rPr>
               <w:t>~ 125.0 ms - 290.0 ms</w:t>
             </w:r>
@@ -3149,17 +3414,17 @@
           <w:tcPr>
             <w:tcW w:type="dxa" w:w="2167"/>
             <w:tcMar>
-              <w:top w:w="50" w:type="dxa"/>
-              <w:bottom w:w="50" w:type="dxa"/>
-              <w:left w:w="80" w:type="dxa"/>
-              <w:right w:w="80" w:type="dxa"/>
+              <w:top w:w="60" w:type="dxa"/>
+              <w:bottom w:w="60" w:type="dxa"/>
+              <w:left w:w="100" w:type="dxa"/>
+              <w:right w:w="100" w:type="dxa"/>
             </w:tcMar>
           </w:tcPr>
           <w:p>
             <w:r>
               <w:rPr>
                 <w:rFonts w:ascii="Arial" w:hAnsi="Arial"/>
-                <w:sz w:val="16"/>
+                <w:sz w:val="24"/>
               </w:rPr>
               <w:t>~ 10.0 ms - 20.0 ms</w:t>
             </w:r>
@@ -3174,10 +3439,10 @@
           <w:tcPr>
             <w:tcW w:type="dxa" w:w="2167"/>
             <w:tcMar>
-              <w:top w:w="50" w:type="dxa"/>
-              <w:bottom w:w="50" w:type="dxa"/>
-              <w:left w:w="80" w:type="dxa"/>
-              <w:right w:w="80" w:type="dxa"/>
+              <w:top w:w="60" w:type="dxa"/>
+              <w:bottom w:w="60" w:type="dxa"/>
+              <w:left w:w="100" w:type="dxa"/>
+              <w:right w:w="100" w:type="dxa"/>
             </w:tcMar>
             <w:shd w:fill="F8F9FA"/>
           </w:tcPr>
@@ -3186,7 +3451,7 @@
               <w:rPr>
                 <w:rFonts w:ascii="Arial" w:hAnsi="Arial"/>
                 <w:b/>
-                <w:sz w:val="16"/>
+                <w:sz w:val="24"/>
               </w:rPr>
               <w:t>eFuse Storage Requirement</w:t>
             </w:r>
@@ -3196,17 +3461,17 @@
           <w:tcPr>
             <w:tcW w:type="dxa" w:w="2167"/>
             <w:tcMar>
-              <w:top w:w="50" w:type="dxa"/>
-              <w:bottom w:w="50" w:type="dxa"/>
-              <w:left w:w="80" w:type="dxa"/>
-              <w:right w:w="80" w:type="dxa"/>
+              <w:top w:w="60" w:type="dxa"/>
+              <w:bottom w:w="60" w:type="dxa"/>
+              <w:left w:w="100" w:type="dxa"/>
+              <w:right w:w="100" w:type="dxa"/>
             </w:tcMar>
           </w:tcPr>
           <w:p>
             <w:r>
               <w:rPr>
                 <w:rFonts w:ascii="Arial" w:hAnsi="Arial"/>
-                <w:sz w:val="16"/>
+                <w:sz w:val="24"/>
               </w:rPr>
               <w:t>32B PKH (SHA-256 Digest)</w:t>
             </w:r>
@@ -3216,17 +3481,17 @@
           <w:tcPr>
             <w:tcW w:type="dxa" w:w="2167"/>
             <w:tcMar>
-              <w:top w:w="50" w:type="dxa"/>
-              <w:bottom w:w="50" w:type="dxa"/>
-              <w:left w:w="80" w:type="dxa"/>
-              <w:right w:w="80" w:type="dxa"/>
+              <w:top w:w="60" w:type="dxa"/>
+              <w:bottom w:w="60" w:type="dxa"/>
+              <w:left w:w="100" w:type="dxa"/>
+              <w:right w:w="100" w:type="dxa"/>
             </w:tcMar>
           </w:tcPr>
           <w:p>
             <w:r>
               <w:rPr>
                 <w:rFonts w:ascii="Arial" w:hAnsi="Arial"/>
-                <w:sz w:val="16"/>
+                <w:sz w:val="24"/>
               </w:rPr>
               <w:t>32B Direct Public Key</w:t>
             </w:r>
@@ -3236,17 +3501,17 @@
           <w:tcPr>
             <w:tcW w:type="dxa" w:w="2167"/>
             <w:tcMar>
-              <w:top w:w="50" w:type="dxa"/>
-              <w:bottom w:w="50" w:type="dxa"/>
-              <w:left w:w="80" w:type="dxa"/>
-              <w:right w:w="80" w:type="dxa"/>
+              <w:top w:w="60" w:type="dxa"/>
+              <w:bottom w:w="60" w:type="dxa"/>
+              <w:left w:w="100" w:type="dxa"/>
+              <w:right w:w="100" w:type="dxa"/>
             </w:tcMar>
           </w:tcPr>
           <w:p>
             <w:r>
               <w:rPr>
                 <w:rFonts w:ascii="Arial" w:hAnsi="Arial"/>
-                <w:sz w:val="16"/>
+                <w:sz w:val="24"/>
               </w:rPr>
               <w:t>56B Direct / 32B PKH</w:t>
             </w:r>
@@ -3261,10 +3526,10 @@
           <w:tcPr>
             <w:tcW w:type="dxa" w:w="2167"/>
             <w:tcMar>
-              <w:top w:w="50" w:type="dxa"/>
-              <w:bottom w:w="50" w:type="dxa"/>
-              <w:left w:w="80" w:type="dxa"/>
-              <w:right w:w="80" w:type="dxa"/>
+              <w:top w:w="60" w:type="dxa"/>
+              <w:bottom w:w="60" w:type="dxa"/>
+              <w:left w:w="100" w:type="dxa"/>
+              <w:right w:w="100" w:type="dxa"/>
             </w:tcMar>
             <w:shd w:fill="F8F9FA"/>
           </w:tcPr>
@@ -3273,7 +3538,7 @@
               <w:rPr>
                 <w:rFonts w:ascii="Arial" w:hAnsi="Arial"/>
                 <w:b/>
-                <w:sz w:val="16"/>
+                <w:sz w:val="24"/>
               </w:rPr>
               <w:t>Image Container Formats</w:t>
             </w:r>
@@ -3283,17 +3548,17 @@
           <w:tcPr>
             <w:tcW w:type="dxa" w:w="2167"/>
             <w:tcMar>
-              <w:top w:w="50" w:type="dxa"/>
-              <w:bottom w:w="50" w:type="dxa"/>
-              <w:left w:w="80" w:type="dxa"/>
-              <w:right w:w="80" w:type="dxa"/>
+              <w:top w:w="60" w:type="dxa"/>
+              <w:bottom w:w="60" w:type="dxa"/>
+              <w:left w:w="100" w:type="dxa"/>
+              <w:right w:w="100" w:type="dxa"/>
             </w:tcMar>
           </w:tcPr>
           <w:p>
             <w:r>
               <w:rPr>
                 <w:rFonts w:ascii="Arial" w:hAnsi="Arial"/>
-                <w:sz w:val="16"/>
+                <w:sz w:val="24"/>
               </w:rPr>
               <w:t>MCUboot TLV, U-Boot FIT, UEFI</w:t>
             </w:r>
@@ -3303,17 +3568,17 @@
           <w:tcPr>
             <w:tcW w:type="dxa" w:w="2167"/>
             <w:tcMar>
-              <w:top w:w="50" w:type="dxa"/>
-              <w:bottom w:w="50" w:type="dxa"/>
-              <w:left w:w="80" w:type="dxa"/>
-              <w:right w:w="80" w:type="dxa"/>
+              <w:top w:w="60" w:type="dxa"/>
+              <w:bottom w:w="60" w:type="dxa"/>
+              <w:left w:w="100" w:type="dxa"/>
+              <w:right w:w="100" w:type="dxa"/>
             </w:tcMar>
           </w:tcPr>
           <w:p>
             <w:r>
               <w:rPr>
                 <w:rFonts w:ascii="Arial" w:hAnsi="Arial"/>
-                <w:sz w:val="16"/>
+                <w:sz w:val="24"/>
               </w:rPr>
               <w:t>MCUboot TLV, U-Boot FIT, UEFI</w:t>
             </w:r>
@@ -3323,17 +3588,17 @@
           <w:tcPr>
             <w:tcW w:type="dxa" w:w="2167"/>
             <w:tcMar>
-              <w:top w:w="50" w:type="dxa"/>
-              <w:bottom w:w="50" w:type="dxa"/>
-              <w:left w:w="80" w:type="dxa"/>
-              <w:right w:w="80" w:type="dxa"/>
+              <w:top w:w="60" w:type="dxa"/>
+              <w:bottom w:w="60" w:type="dxa"/>
+              <w:left w:w="100" w:type="dxa"/>
+              <w:right w:w="100" w:type="dxa"/>
             </w:tcMar>
           </w:tcPr>
           <w:p>
             <w:r>
               <w:rPr>
                 <w:rFonts w:ascii="Arial" w:hAnsi="Arial"/>
-                <w:sz w:val="16"/>
+                <w:sz w:val="24"/>
               </w:rPr>
               <w:t>MCUboot TLV, U-Boot FIT, UEFI</w:t>
             </w:r>
@@ -3349,17 +3614,17 @@
             <w:tcW w:type="dxa" w:w="2167"/>
             <w:shd w:fill="F8F9FA"/>
             <w:tcMar>
-              <w:top w:w="50" w:type="dxa"/>
-              <w:bottom w:w="50" w:type="dxa"/>
-              <w:left w:w="80" w:type="dxa"/>
-              <w:right w:w="80" w:type="dxa"/>
+              <w:top w:w="60" w:type="dxa"/>
+              <w:bottom w:w="60" w:type="dxa"/>
+              <w:left w:w="100" w:type="dxa"/>
+              <w:right w:w="100" w:type="dxa"/>
             </w:tcMar>
           </w:tcPr>
           <w:p>
             <w:r>
               <w:rPr>
                 <w:b/>
-                <w:sz w:val="16"/>
+                <w:sz w:val="24"/>
               </w:rPr>
               <w:t>Target Emulated Hardware</w:t>
             </w:r>
@@ -3370,18 +3635,18 @@
             <w:tcW w:type="dxa" w:w="6501"/>
             <w:gridSpan w:val="3"/>
             <w:tcMar>
-              <w:top w:w="50" w:type="dxa"/>
-              <w:bottom w:w="50" w:type="dxa"/>
-              <w:left w:w="80" w:type="dxa"/>
-              <w:right w:w="80" w:type="dxa"/>
+              <w:top w:w="60" w:type="dxa"/>
+              <w:bottom w:w="60" w:type="dxa"/>
+              <w:left w:w="100" w:type="dxa"/>
+              <w:right w:w="100" w:type="dxa"/>
             </w:tcMar>
           </w:tcPr>
           <w:p>
             <w:r>
               <w:rPr>
-                <w:sz w:val="16"/>
+                <w:sz w:val="24"/>
               </w:rPr>
-              <w:t>ARM Cortex-M4, RISC-V 64, Cortex-A57 SMP across all cryptographic schemes</w:t>
+              <w:t>ARM Cortex-M4, RISC-V 64, Cortex-A57 SMP across all schemes</w:t>
             </w:r>
           </w:p>
         </w:tc>
@@ -3389,14 +3654,14 @@
     </w:tbl>
     <w:p>
       <w:pPr>
-        <w:spacing w:before="80" w:after="160"/>
+        <w:spacing w:before="120" w:after="160"/>
         <w:jc w:val="center"/>
       </w:pPr>
       <w:r>
         <w:rPr>
           <w:rFonts w:ascii="Arial" w:hAnsi="Arial"/>
           <w:b/>
-          <w:sz w:val="18"/>
+          <w:sz w:val="24"/>
         </w:rPr>
         <w:t>Table 1: Technical Specifications &amp; Cryptographic Parameters</w:t>
       </w:r>
@@ -3408,14 +3673,14 @@
     </w:p>
     <w:p>
       <w:pPr>
+        <w:pStyle w:val="Heading1"/>
         <w:keepNext/>
-        <w:spacing w:before="280" w:after="100"/>
       </w:pPr>
       <w:r>
         <w:rPr>
           <w:rFonts w:ascii="Arial" w:hAnsi="Arial"/>
           <w:b/>
-          <w:sz w:val="24"/>
+          <w:sz w:val="32"/>
         </w:rPr>
         <w:t>4. DESIGN CONSIDERATIONS</w:t>
       </w:r>
@@ -3430,96 +3695,131 @@
     </w:p>
     <w:p>
       <w:pPr>
-        <w:spacing w:before="60" w:after="60"/>
+        <w:pStyle w:val="Heading2"/>
+        <w:keepNext/>
+      </w:pPr>
+      <w:r>
+        <w:rPr>
+          <w:rFonts w:ascii="Arial" w:hAnsi="Arial"/>
+          <w:b/>
+          <w:sz w:val="28"/>
+        </w:rPr>
+        <w:t>4.1 Zero Dynamic Memory Allocation (Zero-Malloc Policy)</w:t>
+      </w:r>
+    </w:p>
+    <w:p>
+      <w:pPr>
         <w:jc w:val="both"/>
       </w:pPr>
       <w:r>
-        <w:rPr>
-          <w:b/>
-          <w:sz w:val="19"/>
-        </w:rPr>
-        <w:t xml:space="preserve">• Zero Dynamic Memory Allocation (Zero-Malloc Policy): </w:t>
-      </w:r>
-      <w:r>
-        <w:rPr>
-          <w:sz w:val="19"/>
-        </w:rPr>
         <w:t>Embedded early-stage bootloaders (ROM and Stage-1) execute prior to DRAM initialization and cannot safely instantiate dynamic heap allocators. Heap allocations introduce non-deterministic execution timing, memory fragmentation, and pointer safety vulnerabilities. The firmware mandates a 100% zero-malloc architecture. This is enforced at compile time via C11 static assertions (_Static_assert) and verified through automated static code analysis scanning for malloc, free, calloc, realloc, and alloca across the entire firmware codebase.</w:t>
       </w:r>
     </w:p>
     <w:p>
+      <w:r>
+        <w:br w:type="page"/>
+      </w:r>
+    </w:p>
+    <w:p>
       <w:pPr>
-        <w:spacing w:before="60" w:after="60"/>
+        <w:pStyle w:val="Heading2"/>
+        <w:keepNext/>
+      </w:pPr>
+      <w:r>
+        <w:rPr>
+          <w:rFonts w:ascii="Arial" w:hAnsi="Arial"/>
+          <w:b/>
+          <w:sz w:val="28"/>
+        </w:rPr>
+        <w:t>4.2 Strict Static SRAM Budgeting (&lt; 4 KB ROM Bounds)</w:t>
+      </w:r>
+    </w:p>
+    <w:p>
+      <w:pPr>
         <w:jc w:val="both"/>
       </w:pPr>
       <w:r>
-        <w:rPr>
-          <w:b/>
-          <w:sz w:val="19"/>
-        </w:rPr>
-        <w:t xml:space="preserve">• Strict Static SRAM Budgeting (&lt; 4 KB ROM Bounds): </w:t>
-      </w:r>
-      <w:r>
-        <w:rPr>
-          <w:sz w:val="19"/>
-        </w:rPr>
         <w:t>Low-power microcontrollers (e.g., Cortex-M0+/M4) possess limited on-chip SRAM (often &lt;= 64 KB total, with &lt;= 4 KB allocated to early boot code). PQC signature verification structures were designed to operate strictly within static stack buffers. Buffer overlays ensure that intermediate polynomial transformations and hash scratchpads do not exceed static stack ceilings.</w:t>
       </w:r>
     </w:p>
     <w:p>
+      <w:r>
+        <w:br w:type="page"/>
+      </w:r>
+    </w:p>
+    <w:p>
       <w:pPr>
-        <w:spacing w:before="60" w:after="60"/>
+        <w:pStyle w:val="Heading2"/>
+        <w:keepNext/>
+      </w:pPr>
+      <w:r>
+        <w:rPr>
+          <w:rFonts w:ascii="Arial" w:hAnsi="Arial"/>
+          <w:b/>
+          <w:sz w:val="28"/>
+        </w:rPr>
+        <w:t>4.3 Hardware Root-of-Trust Key Hash Binding &amp; eFuse Storage</w:t>
+      </w:r>
+    </w:p>
+    <w:p>
+      <w:pPr>
         <w:jc w:val="both"/>
       </w:pPr>
       <w:r>
-        <w:rPr>
-          <w:b/>
-          <w:sz w:val="19"/>
-        </w:rPr>
-        <w:t xml:space="preserve">• Hardware Root-of-Trust Key Hash Binding &amp; eFuse Storage: </w:t>
-      </w:r>
-      <w:r>
-        <w:rPr>
-          <w:sz w:val="19"/>
-        </w:rPr>
         <w:t>Physical on-chip One-Time Programmable (OTP) eFuses typically provide only 256 to 512 bits of secure non-volatile storage. While SPHINCS+ (32B) can fit directly into eFuse banks, ML-DSA-44 (1,312B) requires orders of magnitude more storage than physical eFuses permit. The architecture resolves this by burning a 256-bit SHA-256 Root Public Key Hash into eFuses, while storing the full public key in the signed firmware image header. The bootloader computes SHA256(PK_header) and aborts if it does not match the eFuse commitment.</w:t>
       </w:r>
     </w:p>
     <w:p>
+      <w:r>
+        <w:br w:type="page"/>
+      </w:r>
+    </w:p>
+    <w:p>
       <w:pPr>
-        <w:spacing w:before="60" w:after="60"/>
+        <w:pStyle w:val="Heading2"/>
+        <w:keepNext/>
+      </w:pPr>
+      <w:r>
+        <w:rPr>
+          <w:rFonts w:ascii="Arial" w:hAnsi="Arial"/>
+          <w:b/>
+          <w:sz w:val="28"/>
+        </w:rPr>
+        <w:t>4.4 Tamper Robustness &amp; Non-Negotiable Fault Rejection</w:t>
+      </w:r>
+    </w:p>
+    <w:p>
+      <w:pPr>
         <w:jc w:val="both"/>
       </w:pPr>
       <w:r>
-        <w:rPr>
-          <w:b/>
-          <w:sz w:val="19"/>
-        </w:rPr>
-        <w:t xml:space="preserve">• Tamper Robustness &amp; Non-Negotiable Fault Rejection: </w:t>
-      </w:r>
-      <w:r>
-        <w:rPr>
-          <w:sz w:val="19"/>
-        </w:rPr>
         <w:t>The verification state machine is designed to be strictly fail-closed. Any anomaly—such as a single bit-flip in the payload, an altered byte in the signature, a truncated header, a corrupted magic number, or an invalid entry point address—immediately triggers an unrecoverable security halt, logging a diagnostic message over the UART console before entering a low-power infinite wait loop (for (;;) { __WFE(); }).</w:t>
       </w:r>
     </w:p>
     <w:p>
+      <w:r>
+        <w:br w:type="page"/>
+      </w:r>
+    </w:p>
+    <w:p>
       <w:pPr>
-        <w:spacing w:before="60" w:after="60"/>
+        <w:pStyle w:val="Heading2"/>
+        <w:keepNext/>
+      </w:pPr>
+      <w:r>
+        <w:rPr>
+          <w:rFonts w:ascii="Arial" w:hAnsi="Arial"/>
+          <w:b/>
+          <w:sz w:val="28"/>
+        </w:rPr>
+        <w:t>4.5 Constant-Time Cryptographic Execution &amp; Side-Channel Mitigation</w:t>
+      </w:r>
+    </w:p>
+    <w:p>
+      <w:pPr>
         <w:jc w:val="both"/>
       </w:pPr>
       <w:r>
-        <w:rPr>
-          <w:b/>
-          <w:sz w:val="19"/>
-        </w:rPr>
-        <w:t xml:space="preserve">• Constant-Time Cryptographic Execution &amp; Side-Channel Mitigation: </w:t>
-      </w:r>
-      <w:r>
-        <w:rPr>
-          <w:sz w:val="19"/>
-        </w:rPr>
         <w:t>Although signature verification in secure boot predominantly handles public data (public key, firmware binary, and signature), the comparison of digest commitments and challenge seeds must resist timing attacks. The architecture is designed for migration to constant-time memory comparisons (crypto_memcmp_ct) to prevent microarchitectural timing leakages on physical target silicon.</w:t>
       </w:r>
     </w:p>
@@ -3530,28 +3830,28 @@
     </w:p>
     <w:p>
       <w:pPr>
+        <w:pStyle w:val="Heading1"/>
         <w:keepNext/>
-        <w:spacing w:before="280" w:after="100"/>
       </w:pPr>
       <w:r>
         <w:rPr>
           <w:rFonts w:ascii="Arial" w:hAnsi="Arial"/>
           <w:b/>
-          <w:sz w:val="24"/>
+          <w:sz w:val="32"/>
         </w:rPr>
         <w:t>5. EMPIRICAL BENCHMARKING, PROFILING &amp; FUTURE PLAN</w:t>
       </w:r>
     </w:p>
     <w:p>
       <w:pPr>
+        <w:pStyle w:val="Heading2"/>
         <w:keepNext/>
-        <w:spacing w:before="180" w:after="60"/>
       </w:pPr>
       <w:r>
         <w:rPr>
           <w:rFonts w:ascii="Arial" w:hAnsi="Arial"/>
           <w:b/>
-          <w:sz w:val="21"/>
+          <w:sz w:val="28"/>
         </w:rPr>
         <w:t>5.1 MCUboot on ARM Cortex-M4 Trade-Off Benchmark &amp; Stack Profiling</w:t>
       </w:r>
@@ -3579,15 +3879,13 @@
         </w:tblBorders>
       </w:tblPr>
       <w:tblGrid>
-        <w:gridCol w:w="963"/>
-        <w:gridCol w:w="963"/>
-        <w:gridCol w:w="963"/>
-        <w:gridCol w:w="963"/>
-        <w:gridCol w:w="963"/>
-        <w:gridCol w:w="963"/>
-        <w:gridCol w:w="963"/>
-        <w:gridCol w:w="963"/>
-        <w:gridCol w:w="963"/>
+        <w:gridCol w:w="1238"/>
+        <w:gridCol w:w="1238"/>
+        <w:gridCol w:w="1238"/>
+        <w:gridCol w:w="1238"/>
+        <w:gridCol w:w="1238"/>
+        <w:gridCol w:w="1238"/>
+        <w:gridCol w:w="1238"/>
       </w:tblGrid>
       <w:tr>
         <w:trPr>
@@ -3596,12 +3894,12 @@
         </w:trPr>
         <w:tc>
           <w:tcPr>
-            <w:tcW w:type="dxa" w:w="963"/>
+            <w:tcW w:type="dxa" w:w="1238"/>
             <w:tcMar>
-              <w:top w:w="40" w:type="dxa"/>
-              <w:bottom w:w="40" w:type="dxa"/>
-              <w:left w:w="50" w:type="dxa"/>
-              <w:right w:w="50" w:type="dxa"/>
+              <w:top w:w="60" w:type="dxa"/>
+              <w:bottom w:w="60" w:type="dxa"/>
+              <w:left w:w="80" w:type="dxa"/>
+              <w:right w:w="80" w:type="dxa"/>
             </w:tcMar>
             <w:shd w:fill="E8F0FE"/>
           </w:tcPr>
@@ -3610,7 +3908,7 @@
               <w:rPr>
                 <w:rFonts w:ascii="Arial" w:hAnsi="Arial"/>
                 <w:b/>
-                <w:sz w:val="15"/>
+                <w:sz w:val="24"/>
               </w:rPr>
               <w:t>Algorithm</w:t>
             </w:r>
@@ -3618,12 +3916,12 @@
         </w:tc>
         <w:tc>
           <w:tcPr>
-            <w:tcW w:type="dxa" w:w="963"/>
+            <w:tcW w:type="dxa" w:w="1238"/>
             <w:tcMar>
-              <w:top w:w="40" w:type="dxa"/>
-              <w:bottom w:w="40" w:type="dxa"/>
-              <w:left w:w="50" w:type="dxa"/>
-              <w:right w:w="50" w:type="dxa"/>
+              <w:top w:w="60" w:type="dxa"/>
+              <w:bottom w:w="60" w:type="dxa"/>
+              <w:left w:w="80" w:type="dxa"/>
+              <w:right w:w="80" w:type="dxa"/>
             </w:tcMar>
             <w:shd w:fill="E8F0FE"/>
           </w:tcPr>
@@ -3632,7 +3930,7 @@
               <w:rPr>
                 <w:rFonts w:ascii="Arial" w:hAnsi="Arial"/>
                 <w:b/>
-                <w:sz w:val="15"/>
+                <w:sz w:val="24"/>
               </w:rPr>
               <w:t>Scheme Class</w:t>
             </w:r>
@@ -3640,12 +3938,12 @@
         </w:tc>
         <w:tc>
           <w:tcPr>
-            <w:tcW w:type="dxa" w:w="963"/>
+            <w:tcW w:type="dxa" w:w="1238"/>
             <w:tcMar>
-              <w:top w:w="40" w:type="dxa"/>
-              <w:bottom w:w="40" w:type="dxa"/>
-              <w:left w:w="50" w:type="dxa"/>
-              <w:right w:w="50" w:type="dxa"/>
+              <w:top w:w="60" w:type="dxa"/>
+              <w:bottom w:w="60" w:type="dxa"/>
+              <w:left w:w="80" w:type="dxa"/>
+              <w:right w:w="80" w:type="dxa"/>
             </w:tcMar>
             <w:shd w:fill="E8F0FE"/>
           </w:tcPr>
@@ -3654,20 +3952,20 @@
               <w:rPr>
                 <w:rFonts w:ascii="Arial" w:hAnsi="Arial"/>
                 <w:b/>
-                <w:sz w:val="15"/>
+                <w:sz w:val="24"/>
               </w:rPr>
-              <w:t>Public Key</w:t>
+              <w:t>Stack RAM</w:t>
             </w:r>
           </w:p>
         </w:tc>
         <w:tc>
           <w:tcPr>
-            <w:tcW w:type="dxa" w:w="963"/>
+            <w:tcW w:type="dxa" w:w="1238"/>
             <w:tcMar>
-              <w:top w:w="40" w:type="dxa"/>
-              <w:bottom w:w="40" w:type="dxa"/>
-              <w:left w:w="50" w:type="dxa"/>
-              <w:right w:w="50" w:type="dxa"/>
+              <w:top w:w="60" w:type="dxa"/>
+              <w:bottom w:w="60" w:type="dxa"/>
+              <w:left w:w="80" w:type="dxa"/>
+              <w:right w:w="80" w:type="dxa"/>
             </w:tcMar>
             <w:shd w:fill="E8F0FE"/>
           </w:tcPr>
@@ -3676,20 +3974,20 @@
               <w:rPr>
                 <w:rFonts w:ascii="Arial" w:hAnsi="Arial"/>
                 <w:b/>
-                <w:sz w:val="15"/>
+                <w:sz w:val="24"/>
               </w:rPr>
-              <w:t>Signature</w:t>
+              <w:t>Latency @ 120MHz</w:t>
             </w:r>
           </w:p>
         </w:tc>
         <w:tc>
           <w:tcPr>
-            <w:tcW w:type="dxa" w:w="963"/>
+            <w:tcW w:type="dxa" w:w="1238"/>
             <w:tcMar>
-              <w:top w:w="40" w:type="dxa"/>
-              <w:bottom w:w="40" w:type="dxa"/>
-              <w:left w:w="50" w:type="dxa"/>
-              <w:right w:w="50" w:type="dxa"/>
+              <w:top w:w="60" w:type="dxa"/>
+              <w:bottom w:w="60" w:type="dxa"/>
+              <w:left w:w="80" w:type="dxa"/>
+              <w:right w:w="80" w:type="dxa"/>
             </w:tcMar>
             <w:shd w:fill="E8F0FE"/>
           </w:tcPr>
@@ -3698,20 +3996,20 @@
               <w:rPr>
                 <w:rFonts w:ascii="Arial" w:hAnsi="Arial"/>
                 <w:b/>
-                <w:sz w:val="15"/>
+                <w:sz w:val="24"/>
               </w:rPr>
-              <w:t>Stack SRAM</w:t>
+              <w:t>Cortex-M4 Cycles</w:t>
             </w:r>
           </w:p>
         </w:tc>
         <w:tc>
           <w:tcPr>
-            <w:tcW w:type="dxa" w:w="963"/>
+            <w:tcW w:type="dxa" w:w="1238"/>
             <w:tcMar>
-              <w:top w:w="40" w:type="dxa"/>
-              <w:bottom w:w="40" w:type="dxa"/>
-              <w:left w:w="50" w:type="dxa"/>
-              <w:right w:w="50" w:type="dxa"/>
+              <w:top w:w="60" w:type="dxa"/>
+              <w:bottom w:w="60" w:type="dxa"/>
+              <w:left w:w="80" w:type="dxa"/>
+              <w:right w:w="80" w:type="dxa"/>
             </w:tcMar>
             <w:shd w:fill="E8F0FE"/>
           </w:tcPr>
@@ -3720,20 +4018,20 @@
               <w:rPr>
                 <w:rFonts w:ascii="Arial" w:hAnsi="Arial"/>
                 <w:b/>
-                <w:sz w:val="15"/>
+                <w:sz w:val="24"/>
               </w:rPr>
-              <w:t>Latency @ 120MHz</w:t>
+              <w:t>eFuse RoT</w:t>
             </w:r>
           </w:p>
         </w:tc>
         <w:tc>
           <w:tcPr>
-            <w:tcW w:type="dxa" w:w="963"/>
+            <w:tcW w:type="dxa" w:w="1238"/>
             <w:tcMar>
-              <w:top w:w="40" w:type="dxa"/>
-              <w:bottom w:w="40" w:type="dxa"/>
-              <w:left w:w="50" w:type="dxa"/>
-              <w:right w:w="50" w:type="dxa"/>
+              <w:top w:w="60" w:type="dxa"/>
+              <w:bottom w:w="60" w:type="dxa"/>
+              <w:left w:w="80" w:type="dxa"/>
+              <w:right w:w="80" w:type="dxa"/>
             </w:tcMar>
             <w:shd w:fill="E8F0FE"/>
           </w:tcPr>
@@ -3742,51 +4040,7 @@
               <w:rPr>
                 <w:rFonts w:ascii="Arial" w:hAnsi="Arial"/>
                 <w:b/>
-                <w:sz w:val="15"/>
-              </w:rPr>
-              <w:t>Cortex-M4 Cycles</w:t>
-            </w:r>
-          </w:p>
-        </w:tc>
-        <w:tc>
-          <w:tcPr>
-            <w:tcW w:type="dxa" w:w="963"/>
-            <w:tcMar>
-              <w:top w:w="40" w:type="dxa"/>
-              <w:bottom w:w="40" w:type="dxa"/>
-              <w:left w:w="50" w:type="dxa"/>
-              <w:right w:w="50" w:type="dxa"/>
-            </w:tcMar>
-            <w:shd w:fill="E8F0FE"/>
-          </w:tcPr>
-          <w:p>
-            <w:r>
-              <w:rPr>
-                <w:rFonts w:ascii="Arial" w:hAnsi="Arial"/>
-                <w:b/>
-                <w:sz w:val="15"/>
-              </w:rPr>
-              <w:t>eFuse RoT</w:t>
-            </w:r>
-          </w:p>
-        </w:tc>
-        <w:tc>
-          <w:tcPr>
-            <w:tcW w:type="dxa" w:w="963"/>
-            <w:tcMar>
-              <w:top w:w="40" w:type="dxa"/>
-              <w:bottom w:w="40" w:type="dxa"/>
-              <w:left w:w="50" w:type="dxa"/>
-              <w:right w:w="50" w:type="dxa"/>
-            </w:tcMar>
-            <w:shd w:fill="E8F0FE"/>
-          </w:tcPr>
-          <w:p>
-            <w:r>
-              <w:rPr>
-                <w:rFonts w:ascii="Arial" w:hAnsi="Arial"/>
-                <w:b/>
-                <w:sz w:val="15"/>
+                <w:sz w:val="24"/>
               </w:rPr>
               <w:t>Quantum Security</w:t>
             </w:r>
@@ -3799,12 +4053,12 @@
         </w:trPr>
         <w:tc>
           <w:tcPr>
-            <w:tcW w:type="dxa" w:w="963"/>
+            <w:tcW w:type="dxa" w:w="1238"/>
             <w:tcMar>
-              <w:top w:w="40" w:type="dxa"/>
-              <w:bottom w:w="40" w:type="dxa"/>
-              <w:left w:w="50" w:type="dxa"/>
-              <w:right w:w="50" w:type="dxa"/>
+              <w:top w:w="60" w:type="dxa"/>
+              <w:bottom w:w="60" w:type="dxa"/>
+              <w:left w:w="80" w:type="dxa"/>
+              <w:right w:w="80" w:type="dxa"/>
             </w:tcMar>
             <w:shd w:fill="F8F9FA"/>
           </w:tcPr>
@@ -3813,7 +4067,7 @@
               <w:rPr>
                 <w:rFonts w:ascii="Arial" w:hAnsi="Arial"/>
                 <w:b/>
-                <w:sz w:val="15"/>
+                <w:sz w:val="24"/>
               </w:rPr>
               <w:t>RSA-2048</w:t>
             </w:r>
@@ -3821,19 +4075,19 @@
         </w:tc>
         <w:tc>
           <w:tcPr>
-            <w:tcW w:type="dxa" w:w="963"/>
+            <w:tcW w:type="dxa" w:w="1238"/>
             <w:tcMar>
-              <w:top w:w="40" w:type="dxa"/>
-              <w:bottom w:w="40" w:type="dxa"/>
-              <w:left w:w="50" w:type="dxa"/>
-              <w:right w:w="50" w:type="dxa"/>
+              <w:top w:w="60" w:type="dxa"/>
+              <w:bottom w:w="60" w:type="dxa"/>
+              <w:left w:w="80" w:type="dxa"/>
+              <w:right w:w="80" w:type="dxa"/>
             </w:tcMar>
           </w:tcPr>
           <w:p>
             <w:r>
               <w:rPr>
                 <w:rFonts w:ascii="Arial" w:hAnsi="Arial"/>
-                <w:sz w:val="15"/>
+                <w:sz w:val="24"/>
               </w:rPr>
               <w:t>Classical Factoring</w:t>
             </w:r>
@@ -3841,59 +4095,19 @@
         </w:tc>
         <w:tc>
           <w:tcPr>
-            <w:tcW w:type="dxa" w:w="963"/>
+            <w:tcW w:type="dxa" w:w="1238"/>
             <w:tcMar>
-              <w:top w:w="40" w:type="dxa"/>
-              <w:bottom w:w="40" w:type="dxa"/>
-              <w:left w:w="50" w:type="dxa"/>
-              <w:right w:w="50" w:type="dxa"/>
+              <w:top w:w="60" w:type="dxa"/>
+              <w:bottom w:w="60" w:type="dxa"/>
+              <w:left w:w="80" w:type="dxa"/>
+              <w:right w:w="80" w:type="dxa"/>
             </w:tcMar>
           </w:tcPr>
           <w:p>
             <w:r>
               <w:rPr>
                 <w:rFonts w:ascii="Arial" w:hAnsi="Arial"/>
-                <w:sz w:val="15"/>
-              </w:rPr>
-              <w:t>256 B</w:t>
-            </w:r>
-          </w:p>
-        </w:tc>
-        <w:tc>
-          <w:tcPr>
-            <w:tcW w:type="dxa" w:w="963"/>
-            <w:tcMar>
-              <w:top w:w="40" w:type="dxa"/>
-              <w:bottom w:w="40" w:type="dxa"/>
-              <w:left w:w="50" w:type="dxa"/>
-              <w:right w:w="50" w:type="dxa"/>
-            </w:tcMar>
-          </w:tcPr>
-          <w:p>
-            <w:r>
-              <w:rPr>
-                <w:rFonts w:ascii="Arial" w:hAnsi="Arial"/>
-                <w:sz w:val="15"/>
-              </w:rPr>
-              <w:t>256 B</w:t>
-            </w:r>
-          </w:p>
-        </w:tc>
-        <w:tc>
-          <w:tcPr>
-            <w:tcW w:type="dxa" w:w="963"/>
-            <w:tcMar>
-              <w:top w:w="40" w:type="dxa"/>
-              <w:bottom w:w="40" w:type="dxa"/>
-              <w:left w:w="50" w:type="dxa"/>
-              <w:right w:w="50" w:type="dxa"/>
-            </w:tcMar>
-          </w:tcPr>
-          <w:p>
-            <w:r>
-              <w:rPr>
-                <w:rFonts w:ascii="Arial" w:hAnsi="Arial"/>
-                <w:sz w:val="15"/>
+                <w:sz w:val="24"/>
               </w:rPr>
               <w:t>1,024 B</w:t>
             </w:r>
@@ -3901,12 +4115,12 @@
         </w:tc>
         <w:tc>
           <w:tcPr>
-            <w:tcW w:type="dxa" w:w="963"/>
+            <w:tcW w:type="dxa" w:w="1238"/>
             <w:tcMar>
-              <w:top w:w="40" w:type="dxa"/>
-              <w:bottom w:w="40" w:type="dxa"/>
-              <w:left w:w="50" w:type="dxa"/>
-              <w:right w:w="50" w:type="dxa"/>
+              <w:top w:w="60" w:type="dxa"/>
+              <w:bottom w:w="60" w:type="dxa"/>
+              <w:left w:w="80" w:type="dxa"/>
+              <w:right w:w="80" w:type="dxa"/>
             </w:tcMar>
           </w:tcPr>
           <w:p>
@@ -3914,7 +4128,7 @@
               <w:rPr>
                 <w:rFonts w:ascii="Arial" w:hAnsi="Arial"/>
                 <w:b/>
-                <w:sz w:val="15"/>
+                <w:sz w:val="24"/>
               </w:rPr>
               <w:t>8.0 ms</w:t>
             </w:r>
@@ -3922,19 +4136,19 @@
         </w:tc>
         <w:tc>
           <w:tcPr>
-            <w:tcW w:type="dxa" w:w="963"/>
+            <w:tcW w:type="dxa" w:w="1238"/>
             <w:tcMar>
-              <w:top w:w="40" w:type="dxa"/>
-              <w:bottom w:w="40" w:type="dxa"/>
-              <w:left w:w="50" w:type="dxa"/>
-              <w:right w:w="50" w:type="dxa"/>
+              <w:top w:w="60" w:type="dxa"/>
+              <w:bottom w:w="60" w:type="dxa"/>
+              <w:left w:w="80" w:type="dxa"/>
+              <w:right w:w="80" w:type="dxa"/>
             </w:tcMar>
           </w:tcPr>
           <w:p>
             <w:r>
               <w:rPr>
                 <w:rFonts w:ascii="Arial" w:hAnsi="Arial"/>
-                <w:sz w:val="15"/>
+                <w:sz w:val="24"/>
               </w:rPr>
               <w:t>~ 960,000</w:t>
             </w:r>
@@ -3942,19 +4156,19 @@
         </w:tc>
         <w:tc>
           <w:tcPr>
-            <w:tcW w:type="dxa" w:w="963"/>
+            <w:tcW w:type="dxa" w:w="1238"/>
             <w:tcMar>
-              <w:top w:w="40" w:type="dxa"/>
-              <w:bottom w:w="40" w:type="dxa"/>
-              <w:left w:w="50" w:type="dxa"/>
-              <w:right w:w="50" w:type="dxa"/>
+              <w:top w:w="60" w:type="dxa"/>
+              <w:bottom w:w="60" w:type="dxa"/>
+              <w:left w:w="80" w:type="dxa"/>
+              <w:right w:w="80" w:type="dxa"/>
             </w:tcMar>
           </w:tcPr>
           <w:p>
             <w:r>
               <w:rPr>
                 <w:rFonts w:ascii="Arial" w:hAnsi="Arial"/>
-                <w:sz w:val="15"/>
+                <w:sz w:val="24"/>
               </w:rPr>
               <w:t>32 B</w:t>
             </w:r>
@@ -3962,19 +4176,19 @@
         </w:tc>
         <w:tc>
           <w:tcPr>
-            <w:tcW w:type="dxa" w:w="963"/>
+            <w:tcW w:type="dxa" w:w="1238"/>
             <w:tcMar>
-              <w:top w:w="40" w:type="dxa"/>
-              <w:bottom w:w="40" w:type="dxa"/>
-              <w:left w:w="50" w:type="dxa"/>
-              <w:right w:w="50" w:type="dxa"/>
+              <w:top w:w="60" w:type="dxa"/>
+              <w:bottom w:w="60" w:type="dxa"/>
+              <w:left w:w="80" w:type="dxa"/>
+              <w:right w:w="80" w:type="dxa"/>
             </w:tcMar>
           </w:tcPr>
           <w:p>
             <w:r>
               <w:rPr>
                 <w:rFonts w:ascii="Arial" w:hAnsi="Arial"/>
-                <w:sz w:val="15"/>
+                <w:sz w:val="24"/>
               </w:rPr>
               <w:t>Broken (Shor)</w:t>
             </w:r>
@@ -3987,12 +4201,12 @@
         </w:trPr>
         <w:tc>
           <w:tcPr>
-            <w:tcW w:type="dxa" w:w="963"/>
+            <w:tcW w:type="dxa" w:w="1238"/>
             <w:tcMar>
-              <w:top w:w="40" w:type="dxa"/>
-              <w:bottom w:w="40" w:type="dxa"/>
-              <w:left w:w="50" w:type="dxa"/>
-              <w:right w:w="50" w:type="dxa"/>
+              <w:top w:w="60" w:type="dxa"/>
+              <w:bottom w:w="60" w:type="dxa"/>
+              <w:left w:w="80" w:type="dxa"/>
+              <w:right w:w="80" w:type="dxa"/>
             </w:tcMar>
             <w:shd w:fill="F8F9FA"/>
           </w:tcPr>
@@ -4001,7 +4215,7 @@
               <w:rPr>
                 <w:rFonts w:ascii="Arial" w:hAnsi="Arial"/>
                 <w:b/>
-                <w:sz w:val="15"/>
+                <w:sz w:val="24"/>
               </w:rPr>
               <w:t>RSA-3072</w:t>
             </w:r>
@@ -4009,19 +4223,19 @@
         </w:tc>
         <w:tc>
           <w:tcPr>
-            <w:tcW w:type="dxa" w:w="963"/>
+            <w:tcW w:type="dxa" w:w="1238"/>
             <w:tcMar>
-              <w:top w:w="40" w:type="dxa"/>
-              <w:bottom w:w="40" w:type="dxa"/>
-              <w:left w:w="50" w:type="dxa"/>
-              <w:right w:w="50" w:type="dxa"/>
+              <w:top w:w="60" w:type="dxa"/>
+              <w:bottom w:w="60" w:type="dxa"/>
+              <w:left w:w="80" w:type="dxa"/>
+              <w:right w:w="80" w:type="dxa"/>
             </w:tcMar>
           </w:tcPr>
           <w:p>
             <w:r>
               <w:rPr>
                 <w:rFonts w:ascii="Arial" w:hAnsi="Arial"/>
-                <w:sz w:val="15"/>
+                <w:sz w:val="24"/>
               </w:rPr>
               <w:t>Classical Factoring</w:t>
             </w:r>
@@ -4029,59 +4243,19 @@
         </w:tc>
         <w:tc>
           <w:tcPr>
-            <w:tcW w:type="dxa" w:w="963"/>
+            <w:tcW w:type="dxa" w:w="1238"/>
             <w:tcMar>
-              <w:top w:w="40" w:type="dxa"/>
-              <w:bottom w:w="40" w:type="dxa"/>
-              <w:left w:w="50" w:type="dxa"/>
-              <w:right w:w="50" w:type="dxa"/>
+              <w:top w:w="60" w:type="dxa"/>
+              <w:bottom w:w="60" w:type="dxa"/>
+              <w:left w:w="80" w:type="dxa"/>
+              <w:right w:w="80" w:type="dxa"/>
             </w:tcMar>
           </w:tcPr>
           <w:p>
             <w:r>
               <w:rPr>
                 <w:rFonts w:ascii="Arial" w:hAnsi="Arial"/>
-                <w:sz w:val="15"/>
-              </w:rPr>
-              <w:t>384 B</w:t>
-            </w:r>
-          </w:p>
-        </w:tc>
-        <w:tc>
-          <w:tcPr>
-            <w:tcW w:type="dxa" w:w="963"/>
-            <w:tcMar>
-              <w:top w:w="40" w:type="dxa"/>
-              <w:bottom w:w="40" w:type="dxa"/>
-              <w:left w:w="50" w:type="dxa"/>
-              <w:right w:w="50" w:type="dxa"/>
-            </w:tcMar>
-          </w:tcPr>
-          <w:p>
-            <w:r>
-              <w:rPr>
-                <w:rFonts w:ascii="Arial" w:hAnsi="Arial"/>
-                <w:sz w:val="15"/>
-              </w:rPr>
-              <w:t>384 B</w:t>
-            </w:r>
-          </w:p>
-        </w:tc>
-        <w:tc>
-          <w:tcPr>
-            <w:tcW w:type="dxa" w:w="963"/>
-            <w:tcMar>
-              <w:top w:w="40" w:type="dxa"/>
-              <w:bottom w:w="40" w:type="dxa"/>
-              <w:left w:w="50" w:type="dxa"/>
-              <w:right w:w="50" w:type="dxa"/>
-            </w:tcMar>
-          </w:tcPr>
-          <w:p>
-            <w:r>
-              <w:rPr>
-                <w:rFonts w:ascii="Arial" w:hAnsi="Arial"/>
-                <w:sz w:val="15"/>
+                <w:sz w:val="24"/>
               </w:rPr>
               <w:t>1,536 B</w:t>
             </w:r>
@@ -4089,12 +4263,12 @@
         </w:tc>
         <w:tc>
           <w:tcPr>
-            <w:tcW w:type="dxa" w:w="963"/>
+            <w:tcW w:type="dxa" w:w="1238"/>
             <w:tcMar>
-              <w:top w:w="40" w:type="dxa"/>
-              <w:bottom w:w="40" w:type="dxa"/>
-              <w:left w:w="50" w:type="dxa"/>
-              <w:right w:w="50" w:type="dxa"/>
+              <w:top w:w="60" w:type="dxa"/>
+              <w:bottom w:w="60" w:type="dxa"/>
+              <w:left w:w="80" w:type="dxa"/>
+              <w:right w:w="80" w:type="dxa"/>
             </w:tcMar>
           </w:tcPr>
           <w:p>
@@ -4102,7 +4276,7 @@
               <w:rPr>
                 <w:rFonts w:ascii="Arial" w:hAnsi="Arial"/>
                 <w:b/>
-                <w:sz w:val="15"/>
+                <w:sz w:val="24"/>
               </w:rPr>
               <w:t>18.0 ms</w:t>
             </w:r>
@@ -4110,19 +4284,19 @@
         </w:tc>
         <w:tc>
           <w:tcPr>
-            <w:tcW w:type="dxa" w:w="963"/>
+            <w:tcW w:type="dxa" w:w="1238"/>
             <w:tcMar>
-              <w:top w:w="40" w:type="dxa"/>
-              <w:bottom w:w="40" w:type="dxa"/>
-              <w:left w:w="50" w:type="dxa"/>
-              <w:right w:w="50" w:type="dxa"/>
+              <w:top w:w="60" w:type="dxa"/>
+              <w:bottom w:w="60" w:type="dxa"/>
+              <w:left w:w="80" w:type="dxa"/>
+              <w:right w:w="80" w:type="dxa"/>
             </w:tcMar>
           </w:tcPr>
           <w:p>
             <w:r>
               <w:rPr>
                 <w:rFonts w:ascii="Arial" w:hAnsi="Arial"/>
-                <w:sz w:val="15"/>
+                <w:sz w:val="24"/>
               </w:rPr>
               <w:t>~ 2,160,000</w:t>
             </w:r>
@@ -4130,19 +4304,19 @@
         </w:tc>
         <w:tc>
           <w:tcPr>
-            <w:tcW w:type="dxa" w:w="963"/>
+            <w:tcW w:type="dxa" w:w="1238"/>
             <w:tcMar>
-              <w:top w:w="40" w:type="dxa"/>
-              <w:bottom w:w="40" w:type="dxa"/>
-              <w:left w:w="50" w:type="dxa"/>
-              <w:right w:w="50" w:type="dxa"/>
+              <w:top w:w="60" w:type="dxa"/>
+              <w:bottom w:w="60" w:type="dxa"/>
+              <w:left w:w="80" w:type="dxa"/>
+              <w:right w:w="80" w:type="dxa"/>
             </w:tcMar>
           </w:tcPr>
           <w:p>
             <w:r>
               <w:rPr>
                 <w:rFonts w:ascii="Arial" w:hAnsi="Arial"/>
-                <w:sz w:val="15"/>
+                <w:sz w:val="24"/>
               </w:rPr>
               <w:t>32 B</w:t>
             </w:r>
@@ -4150,19 +4324,19 @@
         </w:tc>
         <w:tc>
           <w:tcPr>
-            <w:tcW w:type="dxa" w:w="963"/>
+            <w:tcW w:type="dxa" w:w="1238"/>
             <w:tcMar>
-              <w:top w:w="40" w:type="dxa"/>
-              <w:bottom w:w="40" w:type="dxa"/>
-              <w:left w:w="50" w:type="dxa"/>
-              <w:right w:w="50" w:type="dxa"/>
+              <w:top w:w="60" w:type="dxa"/>
+              <w:bottom w:w="60" w:type="dxa"/>
+              <w:left w:w="80" w:type="dxa"/>
+              <w:right w:w="80" w:type="dxa"/>
             </w:tcMar>
           </w:tcPr>
           <w:p>
             <w:r>
               <w:rPr>
                 <w:rFonts w:ascii="Arial" w:hAnsi="Arial"/>
-                <w:sz w:val="15"/>
+                <w:sz w:val="24"/>
               </w:rPr>
               <w:t>Broken (Shor)</w:t>
             </w:r>
@@ -4175,12 +4349,12 @@
         </w:trPr>
         <w:tc>
           <w:tcPr>
-            <w:tcW w:type="dxa" w:w="963"/>
+            <w:tcW w:type="dxa" w:w="1238"/>
             <w:tcMar>
-              <w:top w:w="40" w:type="dxa"/>
-              <w:bottom w:w="40" w:type="dxa"/>
-              <w:left w:w="50" w:type="dxa"/>
-              <w:right w:w="50" w:type="dxa"/>
+              <w:top w:w="60" w:type="dxa"/>
+              <w:bottom w:w="60" w:type="dxa"/>
+              <w:left w:w="80" w:type="dxa"/>
+              <w:right w:w="80" w:type="dxa"/>
             </w:tcMar>
             <w:shd w:fill="F8F9FA"/>
           </w:tcPr>
@@ -4189,7 +4363,7 @@
               <w:rPr>
                 <w:rFonts w:ascii="Arial" w:hAnsi="Arial"/>
                 <w:b/>
-                <w:sz w:val="15"/>
+                <w:sz w:val="24"/>
               </w:rPr>
               <w:t>ECDSA P-256</w:t>
             </w:r>
@@ -4197,19 +4371,19 @@
         </w:tc>
         <w:tc>
           <w:tcPr>
-            <w:tcW w:type="dxa" w:w="963"/>
+            <w:tcW w:type="dxa" w:w="1238"/>
             <w:tcMar>
-              <w:top w:w="40" w:type="dxa"/>
-              <w:bottom w:w="40" w:type="dxa"/>
-              <w:left w:w="50" w:type="dxa"/>
-              <w:right w:w="50" w:type="dxa"/>
+              <w:top w:w="60" w:type="dxa"/>
+              <w:bottom w:w="60" w:type="dxa"/>
+              <w:left w:w="80" w:type="dxa"/>
+              <w:right w:w="80" w:type="dxa"/>
             </w:tcMar>
           </w:tcPr>
           <w:p>
             <w:r>
               <w:rPr>
                 <w:rFonts w:ascii="Arial" w:hAnsi="Arial"/>
-                <w:sz w:val="15"/>
+                <w:sz w:val="24"/>
               </w:rPr>
               <w:t>Classical Discrete Log</w:t>
             </w:r>
@@ -4217,59 +4391,19 @@
         </w:tc>
         <w:tc>
           <w:tcPr>
-            <w:tcW w:type="dxa" w:w="963"/>
+            <w:tcW w:type="dxa" w:w="1238"/>
             <w:tcMar>
-              <w:top w:w="40" w:type="dxa"/>
-              <w:bottom w:w="40" w:type="dxa"/>
-              <w:left w:w="50" w:type="dxa"/>
-              <w:right w:w="50" w:type="dxa"/>
+              <w:top w:w="60" w:type="dxa"/>
+              <w:bottom w:w="60" w:type="dxa"/>
+              <w:left w:w="80" w:type="dxa"/>
+              <w:right w:w="80" w:type="dxa"/>
             </w:tcMar>
           </w:tcPr>
           <w:p>
             <w:r>
               <w:rPr>
                 <w:rFonts w:ascii="Arial" w:hAnsi="Arial"/>
-                <w:sz w:val="15"/>
-              </w:rPr>
-              <w:t>64 B</w:t>
-            </w:r>
-          </w:p>
-        </w:tc>
-        <w:tc>
-          <w:tcPr>
-            <w:tcW w:type="dxa" w:w="963"/>
-            <w:tcMar>
-              <w:top w:w="40" w:type="dxa"/>
-              <w:bottom w:w="40" w:type="dxa"/>
-              <w:left w:w="50" w:type="dxa"/>
-              <w:right w:w="50" w:type="dxa"/>
-            </w:tcMar>
-          </w:tcPr>
-          <w:p>
-            <w:r>
-              <w:rPr>
-                <w:rFonts w:ascii="Arial" w:hAnsi="Arial"/>
-                <w:sz w:val="15"/>
-              </w:rPr>
-              <w:t>64 B</w:t>
-            </w:r>
-          </w:p>
-        </w:tc>
-        <w:tc>
-          <w:tcPr>
-            <w:tcW w:type="dxa" w:w="963"/>
-            <w:tcMar>
-              <w:top w:w="40" w:type="dxa"/>
-              <w:bottom w:w="40" w:type="dxa"/>
-              <w:left w:w="50" w:type="dxa"/>
-              <w:right w:w="50" w:type="dxa"/>
-            </w:tcMar>
-          </w:tcPr>
-          <w:p>
-            <w:r>
-              <w:rPr>
-                <w:rFonts w:ascii="Arial" w:hAnsi="Arial"/>
-                <w:sz w:val="15"/>
+                <w:sz w:val="24"/>
               </w:rPr>
               <w:t>768 B</w:t>
             </w:r>
@@ -4277,12 +4411,12 @@
         </w:tc>
         <w:tc>
           <w:tcPr>
-            <w:tcW w:type="dxa" w:w="963"/>
+            <w:tcW w:type="dxa" w:w="1238"/>
             <w:tcMar>
-              <w:top w:w="40" w:type="dxa"/>
-              <w:bottom w:w="40" w:type="dxa"/>
-              <w:left w:w="50" w:type="dxa"/>
-              <w:right w:w="50" w:type="dxa"/>
+              <w:top w:w="60" w:type="dxa"/>
+              <w:bottom w:w="60" w:type="dxa"/>
+              <w:left w:w="80" w:type="dxa"/>
+              <w:right w:w="80" w:type="dxa"/>
             </w:tcMar>
           </w:tcPr>
           <w:p>
@@ -4290,7 +4424,7 @@
               <w:rPr>
                 <w:rFonts w:ascii="Arial" w:hAnsi="Arial"/>
                 <w:b/>
-                <w:sz w:val="15"/>
+                <w:sz w:val="24"/>
               </w:rPr>
               <w:t>4.0 ms</w:t>
             </w:r>
@@ -4298,19 +4432,19 @@
         </w:tc>
         <w:tc>
           <w:tcPr>
-            <w:tcW w:type="dxa" w:w="963"/>
+            <w:tcW w:type="dxa" w:w="1238"/>
             <w:tcMar>
-              <w:top w:w="40" w:type="dxa"/>
-              <w:bottom w:w="40" w:type="dxa"/>
-              <w:left w:w="50" w:type="dxa"/>
-              <w:right w:w="50" w:type="dxa"/>
+              <w:top w:w="60" w:type="dxa"/>
+              <w:bottom w:w="60" w:type="dxa"/>
+              <w:left w:w="80" w:type="dxa"/>
+              <w:right w:w="80" w:type="dxa"/>
             </w:tcMar>
           </w:tcPr>
           <w:p>
             <w:r>
               <w:rPr>
                 <w:rFonts w:ascii="Arial" w:hAnsi="Arial"/>
-                <w:sz w:val="15"/>
+                <w:sz w:val="24"/>
               </w:rPr>
               <w:t>~ 480,000</w:t>
             </w:r>
@@ -4318,19 +4452,19 @@
         </w:tc>
         <w:tc>
           <w:tcPr>
-            <w:tcW w:type="dxa" w:w="963"/>
+            <w:tcW w:type="dxa" w:w="1238"/>
             <w:tcMar>
-              <w:top w:w="40" w:type="dxa"/>
-              <w:bottom w:w="40" w:type="dxa"/>
-              <w:left w:w="50" w:type="dxa"/>
-              <w:right w:w="50" w:type="dxa"/>
+              <w:top w:w="60" w:type="dxa"/>
+              <w:bottom w:w="60" w:type="dxa"/>
+              <w:left w:w="80" w:type="dxa"/>
+              <w:right w:w="80" w:type="dxa"/>
             </w:tcMar>
           </w:tcPr>
           <w:p>
             <w:r>
               <w:rPr>
                 <w:rFonts w:ascii="Arial" w:hAnsi="Arial"/>
-                <w:sz w:val="15"/>
+                <w:sz w:val="24"/>
               </w:rPr>
               <w:t>32 B</w:t>
             </w:r>
@@ -4338,19 +4472,19 @@
         </w:tc>
         <w:tc>
           <w:tcPr>
-            <w:tcW w:type="dxa" w:w="963"/>
+            <w:tcW w:type="dxa" w:w="1238"/>
             <w:tcMar>
-              <w:top w:w="40" w:type="dxa"/>
-              <w:bottom w:w="40" w:type="dxa"/>
-              <w:left w:w="50" w:type="dxa"/>
-              <w:right w:w="50" w:type="dxa"/>
+              <w:top w:w="60" w:type="dxa"/>
+              <w:bottom w:w="60" w:type="dxa"/>
+              <w:left w:w="80" w:type="dxa"/>
+              <w:right w:w="80" w:type="dxa"/>
             </w:tcMar>
           </w:tcPr>
           <w:p>
             <w:r>
               <w:rPr>
                 <w:rFonts w:ascii="Arial" w:hAnsi="Arial"/>
-                <w:sz w:val="15"/>
+                <w:sz w:val="24"/>
               </w:rPr>
               <w:t>Broken (Shor)</w:t>
             </w:r>
@@ -4363,12 +4497,12 @@
         </w:trPr>
         <w:tc>
           <w:tcPr>
-            <w:tcW w:type="dxa" w:w="963"/>
+            <w:tcW w:type="dxa" w:w="1238"/>
             <w:tcMar>
-              <w:top w:w="40" w:type="dxa"/>
-              <w:bottom w:w="40" w:type="dxa"/>
-              <w:left w:w="50" w:type="dxa"/>
-              <w:right w:w="50" w:type="dxa"/>
+              <w:top w:w="60" w:type="dxa"/>
+              <w:bottom w:w="60" w:type="dxa"/>
+              <w:left w:w="80" w:type="dxa"/>
+              <w:right w:w="80" w:type="dxa"/>
             </w:tcMar>
             <w:shd w:fill="F8F9FA"/>
           </w:tcPr>
@@ -4377,7 +4511,7 @@
               <w:rPr>
                 <w:rFonts w:ascii="Arial" w:hAnsi="Arial"/>
                 <w:b/>
-                <w:sz w:val="15"/>
+                <w:sz w:val="24"/>
               </w:rPr>
               <w:t>ML-DSA-44</w:t>
             </w:r>
@@ -4385,19 +4519,19 @@
         </w:tc>
         <w:tc>
           <w:tcPr>
-            <w:tcW w:type="dxa" w:w="963"/>
+            <w:tcW w:type="dxa" w:w="1238"/>
             <w:tcMar>
-              <w:top w:w="40" w:type="dxa"/>
-              <w:bottom w:w="40" w:type="dxa"/>
-              <w:left w:w="50" w:type="dxa"/>
-              <w:right w:w="50" w:type="dxa"/>
+              <w:top w:w="60" w:type="dxa"/>
+              <w:bottom w:w="60" w:type="dxa"/>
+              <w:left w:w="80" w:type="dxa"/>
+              <w:right w:w="80" w:type="dxa"/>
             </w:tcMar>
           </w:tcPr>
           <w:p>
             <w:r>
               <w:rPr>
                 <w:rFonts w:ascii="Arial" w:hAnsi="Arial"/>
-                <w:sz w:val="15"/>
+                <w:sz w:val="24"/>
               </w:rPr>
               <w:t>Post-Quantum Lattice</w:t>
             </w:r>
@@ -4405,59 +4539,19 @@
         </w:tc>
         <w:tc>
           <w:tcPr>
-            <w:tcW w:type="dxa" w:w="963"/>
+            <w:tcW w:type="dxa" w:w="1238"/>
             <w:tcMar>
-              <w:top w:w="40" w:type="dxa"/>
-              <w:bottom w:w="40" w:type="dxa"/>
-              <w:left w:w="50" w:type="dxa"/>
-              <w:right w:w="50" w:type="dxa"/>
+              <w:top w:w="60" w:type="dxa"/>
+              <w:bottom w:w="60" w:type="dxa"/>
+              <w:left w:w="80" w:type="dxa"/>
+              <w:right w:w="80" w:type="dxa"/>
             </w:tcMar>
           </w:tcPr>
           <w:p>
             <w:r>
               <w:rPr>
                 <w:rFonts w:ascii="Arial" w:hAnsi="Arial"/>
-                <w:sz w:val="15"/>
-              </w:rPr>
-              <w:t>1,312 B</w:t>
-            </w:r>
-          </w:p>
-        </w:tc>
-        <w:tc>
-          <w:tcPr>
-            <w:tcW w:type="dxa" w:w="963"/>
-            <w:tcMar>
-              <w:top w:w="40" w:type="dxa"/>
-              <w:bottom w:w="40" w:type="dxa"/>
-              <w:left w:w="50" w:type="dxa"/>
-              <w:right w:w="50" w:type="dxa"/>
-            </w:tcMar>
-          </w:tcPr>
-          <w:p>
-            <w:r>
-              <w:rPr>
-                <w:rFonts w:ascii="Arial" w:hAnsi="Arial"/>
-                <w:sz w:val="15"/>
-              </w:rPr>
-              <w:t>2,420 B</w:t>
-            </w:r>
-          </w:p>
-        </w:tc>
-        <w:tc>
-          <w:tcPr>
-            <w:tcW w:type="dxa" w:w="963"/>
-            <w:tcMar>
-              <w:top w:w="40" w:type="dxa"/>
-              <w:bottom w:w="40" w:type="dxa"/>
-              <w:left w:w="50" w:type="dxa"/>
-              <w:right w:w="50" w:type="dxa"/>
-            </w:tcMar>
-          </w:tcPr>
-          <w:p>
-            <w:r>
-              <w:rPr>
-                <w:rFonts w:ascii="Arial" w:hAnsi="Arial"/>
-                <w:sz w:val="15"/>
+                <w:sz w:val="24"/>
               </w:rPr>
               <w:t>2,456 B</w:t>
             </w:r>
@@ -4465,12 +4559,12 @@
         </w:tc>
         <w:tc>
           <w:tcPr>
-            <w:tcW w:type="dxa" w:w="963"/>
+            <w:tcW w:type="dxa" w:w="1238"/>
             <w:tcMar>
-              <w:top w:w="40" w:type="dxa"/>
-              <w:bottom w:w="40" w:type="dxa"/>
-              <w:left w:w="50" w:type="dxa"/>
-              <w:right w:w="50" w:type="dxa"/>
+              <w:top w:w="60" w:type="dxa"/>
+              <w:bottom w:w="60" w:type="dxa"/>
+              <w:left w:w="80" w:type="dxa"/>
+              <w:right w:w="80" w:type="dxa"/>
             </w:tcMar>
           </w:tcPr>
           <w:p>
@@ -4478,7 +4572,7 @@
               <w:rPr>
                 <w:rFonts w:ascii="Arial" w:hAnsi="Arial"/>
                 <w:b/>
-                <w:sz w:val="15"/>
+                <w:sz w:val="24"/>
               </w:rPr>
               <w:t>3.5 ms</w:t>
             </w:r>
@@ -4486,19 +4580,19 @@
         </w:tc>
         <w:tc>
           <w:tcPr>
-            <w:tcW w:type="dxa" w:w="963"/>
+            <w:tcW w:type="dxa" w:w="1238"/>
             <w:tcMar>
-              <w:top w:w="40" w:type="dxa"/>
-              <w:bottom w:w="40" w:type="dxa"/>
-              <w:left w:w="50" w:type="dxa"/>
-              <w:right w:w="50" w:type="dxa"/>
+              <w:top w:w="60" w:type="dxa"/>
+              <w:bottom w:w="60" w:type="dxa"/>
+              <w:left w:w="80" w:type="dxa"/>
+              <w:right w:w="80" w:type="dxa"/>
             </w:tcMar>
           </w:tcPr>
           <w:p>
             <w:r>
               <w:rPr>
                 <w:rFonts w:ascii="Arial" w:hAnsi="Arial"/>
-                <w:sz w:val="15"/>
+                <w:sz w:val="24"/>
               </w:rPr>
               <w:t>~ 420,000</w:t>
             </w:r>
@@ -4506,19 +4600,19 @@
         </w:tc>
         <w:tc>
           <w:tcPr>
-            <w:tcW w:type="dxa" w:w="963"/>
+            <w:tcW w:type="dxa" w:w="1238"/>
             <w:tcMar>
-              <w:top w:w="40" w:type="dxa"/>
-              <w:bottom w:w="40" w:type="dxa"/>
-              <w:left w:w="50" w:type="dxa"/>
-              <w:right w:w="50" w:type="dxa"/>
+              <w:top w:w="60" w:type="dxa"/>
+              <w:bottom w:w="60" w:type="dxa"/>
+              <w:left w:w="80" w:type="dxa"/>
+              <w:right w:w="80" w:type="dxa"/>
             </w:tcMar>
           </w:tcPr>
           <w:p>
             <w:r>
               <w:rPr>
                 <w:rFonts w:ascii="Arial" w:hAnsi="Arial"/>
-                <w:sz w:val="15"/>
+                <w:sz w:val="24"/>
               </w:rPr>
               <w:t>32 B (PKH)</w:t>
             </w:r>
@@ -4526,19 +4620,19 @@
         </w:tc>
         <w:tc>
           <w:tcPr>
-            <w:tcW w:type="dxa" w:w="963"/>
+            <w:tcW w:type="dxa" w:w="1238"/>
             <w:tcMar>
-              <w:top w:w="40" w:type="dxa"/>
-              <w:bottom w:w="40" w:type="dxa"/>
-              <w:left w:w="50" w:type="dxa"/>
-              <w:right w:w="50" w:type="dxa"/>
+              <w:top w:w="60" w:type="dxa"/>
+              <w:bottom w:w="60" w:type="dxa"/>
+              <w:left w:w="80" w:type="dxa"/>
+              <w:right w:w="80" w:type="dxa"/>
             </w:tcMar>
           </w:tcPr>
           <w:p>
             <w:r>
               <w:rPr>
                 <w:rFonts w:ascii="Arial" w:hAnsi="Arial"/>
-                <w:sz w:val="15"/>
+                <w:sz w:val="24"/>
               </w:rPr>
               <w:t>128-bit Quantum</w:t>
             </w:r>
@@ -4551,12 +4645,12 @@
         </w:trPr>
         <w:tc>
           <w:tcPr>
-            <w:tcW w:type="dxa" w:w="963"/>
+            <w:tcW w:type="dxa" w:w="1238"/>
             <w:tcMar>
-              <w:top w:w="40" w:type="dxa"/>
-              <w:bottom w:w="40" w:type="dxa"/>
-              <w:left w:w="50" w:type="dxa"/>
-              <w:right w:w="50" w:type="dxa"/>
+              <w:top w:w="60" w:type="dxa"/>
+              <w:bottom w:w="60" w:type="dxa"/>
+              <w:left w:w="80" w:type="dxa"/>
+              <w:right w:w="80" w:type="dxa"/>
             </w:tcMar>
             <w:shd w:fill="F8F9FA"/>
           </w:tcPr>
@@ -4565,7 +4659,7 @@
               <w:rPr>
                 <w:rFonts w:ascii="Arial" w:hAnsi="Arial"/>
                 <w:b/>
-                <w:sz w:val="15"/>
+                <w:sz w:val="24"/>
               </w:rPr>
               <w:t>LMS / LMOTS</w:t>
             </w:r>
@@ -4573,19 +4667,19 @@
         </w:tc>
         <w:tc>
           <w:tcPr>
-            <w:tcW w:type="dxa" w:w="963"/>
+            <w:tcW w:type="dxa" w:w="1238"/>
             <w:tcMar>
-              <w:top w:w="40" w:type="dxa"/>
-              <w:bottom w:w="40" w:type="dxa"/>
-              <w:left w:w="50" w:type="dxa"/>
-              <w:right w:w="50" w:type="dxa"/>
+              <w:top w:w="60" w:type="dxa"/>
+              <w:bottom w:w="60" w:type="dxa"/>
+              <w:left w:w="80" w:type="dxa"/>
+              <w:right w:w="80" w:type="dxa"/>
             </w:tcMar>
           </w:tcPr>
           <w:p>
             <w:r>
               <w:rPr>
                 <w:rFonts w:ascii="Arial" w:hAnsi="Arial"/>
-                <w:sz w:val="15"/>
+                <w:sz w:val="24"/>
               </w:rPr>
               <w:t>Post-Quantum Stateful Hash</w:t>
             </w:r>
@@ -4593,59 +4687,19 @@
         </w:tc>
         <w:tc>
           <w:tcPr>
-            <w:tcW w:type="dxa" w:w="963"/>
+            <w:tcW w:type="dxa" w:w="1238"/>
             <w:tcMar>
-              <w:top w:w="40" w:type="dxa"/>
-              <w:bottom w:w="40" w:type="dxa"/>
-              <w:left w:w="50" w:type="dxa"/>
-              <w:right w:w="50" w:type="dxa"/>
+              <w:top w:w="60" w:type="dxa"/>
+              <w:bottom w:w="60" w:type="dxa"/>
+              <w:left w:w="80" w:type="dxa"/>
+              <w:right w:w="80" w:type="dxa"/>
             </w:tcMar>
           </w:tcPr>
           <w:p>
             <w:r>
               <w:rPr>
                 <w:rFonts w:ascii="Arial" w:hAnsi="Arial"/>
-                <w:sz w:val="15"/>
-              </w:rPr>
-              <w:t>56 B</w:t>
-            </w:r>
-          </w:p>
-        </w:tc>
-        <w:tc>
-          <w:tcPr>
-            <w:tcW w:type="dxa" w:w="963"/>
-            <w:tcMar>
-              <w:top w:w="40" w:type="dxa"/>
-              <w:bottom w:w="40" w:type="dxa"/>
-              <w:left w:w="50" w:type="dxa"/>
-              <w:right w:w="50" w:type="dxa"/>
-            </w:tcMar>
-          </w:tcPr>
-          <w:p>
-            <w:r>
-              <w:rPr>
-                <w:rFonts w:ascii="Arial" w:hAnsi="Arial"/>
-                <w:sz w:val="15"/>
-              </w:rPr>
-              <w:t>2,480 B</w:t>
-            </w:r>
-          </w:p>
-        </w:tc>
-        <w:tc>
-          <w:tcPr>
-            <w:tcW w:type="dxa" w:w="963"/>
-            <w:tcMar>
-              <w:top w:w="40" w:type="dxa"/>
-              <w:bottom w:w="40" w:type="dxa"/>
-              <w:left w:w="50" w:type="dxa"/>
-              <w:right w:w="50" w:type="dxa"/>
-            </w:tcMar>
-          </w:tcPr>
-          <w:p>
-            <w:r>
-              <w:rPr>
-                <w:rFonts w:ascii="Arial" w:hAnsi="Arial"/>
-                <w:sz w:val="15"/>
+                <w:sz w:val="24"/>
               </w:rPr>
               <w:t>1,280 B</w:t>
             </w:r>
@@ -4653,12 +4707,12 @@
         </w:tc>
         <w:tc>
           <w:tcPr>
-            <w:tcW w:type="dxa" w:w="963"/>
+            <w:tcW w:type="dxa" w:w="1238"/>
             <w:tcMar>
-              <w:top w:w="40" w:type="dxa"/>
-              <w:bottom w:w="40" w:type="dxa"/>
-              <w:left w:w="50" w:type="dxa"/>
-              <w:right w:w="50" w:type="dxa"/>
+              <w:top w:w="60" w:type="dxa"/>
+              <w:bottom w:w="60" w:type="dxa"/>
+              <w:left w:w="80" w:type="dxa"/>
+              <w:right w:w="80" w:type="dxa"/>
             </w:tcMar>
           </w:tcPr>
           <w:p>
@@ -4666,7 +4720,7 @@
               <w:rPr>
                 <w:rFonts w:ascii="Arial" w:hAnsi="Arial"/>
                 <w:b/>
-                <w:sz w:val="15"/>
+                <w:sz w:val="24"/>
               </w:rPr>
               <w:t>12.0 ms</w:t>
             </w:r>
@@ -4674,19 +4728,19 @@
         </w:tc>
         <w:tc>
           <w:tcPr>
-            <w:tcW w:type="dxa" w:w="963"/>
+            <w:tcW w:type="dxa" w:w="1238"/>
             <w:tcMar>
-              <w:top w:w="40" w:type="dxa"/>
-              <w:bottom w:w="40" w:type="dxa"/>
-              <w:left w:w="50" w:type="dxa"/>
-              <w:right w:w="50" w:type="dxa"/>
+              <w:top w:w="60" w:type="dxa"/>
+              <w:bottom w:w="60" w:type="dxa"/>
+              <w:left w:w="80" w:type="dxa"/>
+              <w:right w:w="80" w:type="dxa"/>
             </w:tcMar>
           </w:tcPr>
           <w:p>
             <w:r>
               <w:rPr>
                 <w:rFonts w:ascii="Arial" w:hAnsi="Arial"/>
-                <w:sz w:val="15"/>
+                <w:sz w:val="24"/>
               </w:rPr>
               <w:t>~ 1,440,000</w:t>
             </w:r>
@@ -4694,19 +4748,19 @@
         </w:tc>
         <w:tc>
           <w:tcPr>
-            <w:tcW w:type="dxa" w:w="963"/>
+            <w:tcW w:type="dxa" w:w="1238"/>
             <w:tcMar>
-              <w:top w:w="40" w:type="dxa"/>
-              <w:bottom w:w="40" w:type="dxa"/>
-              <w:left w:w="50" w:type="dxa"/>
-              <w:right w:w="50" w:type="dxa"/>
+              <w:top w:w="60" w:type="dxa"/>
+              <w:bottom w:w="60" w:type="dxa"/>
+              <w:left w:w="80" w:type="dxa"/>
+              <w:right w:w="80" w:type="dxa"/>
             </w:tcMar>
           </w:tcPr>
           <w:p>
             <w:r>
               <w:rPr>
                 <w:rFonts w:ascii="Arial" w:hAnsi="Arial"/>
-                <w:sz w:val="15"/>
+                <w:sz w:val="24"/>
               </w:rPr>
               <w:t>32 B / 56 B</w:t>
             </w:r>
@@ -4714,19 +4768,19 @@
         </w:tc>
         <w:tc>
           <w:tcPr>
-            <w:tcW w:type="dxa" w:w="963"/>
+            <w:tcW w:type="dxa" w:w="1238"/>
             <w:tcMar>
-              <w:top w:w="40" w:type="dxa"/>
-              <w:bottom w:w="40" w:type="dxa"/>
-              <w:left w:w="50" w:type="dxa"/>
-              <w:right w:w="50" w:type="dxa"/>
+              <w:top w:w="60" w:type="dxa"/>
+              <w:bottom w:w="60" w:type="dxa"/>
+              <w:left w:w="80" w:type="dxa"/>
+              <w:right w:w="80" w:type="dxa"/>
             </w:tcMar>
           </w:tcPr>
           <w:p>
             <w:r>
               <w:rPr>
                 <w:rFonts w:ascii="Arial" w:hAnsi="Arial"/>
-                <w:sz w:val="15"/>
+                <w:sz w:val="24"/>
               </w:rPr>
               <w:t>128-bit Quantum</w:t>
             </w:r>
@@ -4739,12 +4793,12 @@
         </w:trPr>
         <w:tc>
           <w:tcPr>
-            <w:tcW w:type="dxa" w:w="963"/>
+            <w:tcW w:type="dxa" w:w="1238"/>
             <w:tcMar>
-              <w:top w:w="40" w:type="dxa"/>
-              <w:bottom w:w="40" w:type="dxa"/>
-              <w:left w:w="50" w:type="dxa"/>
-              <w:right w:w="50" w:type="dxa"/>
+              <w:top w:w="60" w:type="dxa"/>
+              <w:bottom w:w="60" w:type="dxa"/>
+              <w:left w:w="80" w:type="dxa"/>
+              <w:right w:w="80" w:type="dxa"/>
             </w:tcMar>
             <w:shd w:fill="F8F9FA"/>
           </w:tcPr>
@@ -4753,7 +4807,7 @@
               <w:rPr>
                 <w:rFonts w:ascii="Arial" w:hAnsi="Arial"/>
                 <w:b/>
-                <w:sz w:val="15"/>
+                <w:sz w:val="24"/>
               </w:rPr>
               <w:t>SPHINCS+</w:t>
             </w:r>
@@ -4761,19 +4815,19 @@
         </w:tc>
         <w:tc>
           <w:tcPr>
-            <w:tcW w:type="dxa" w:w="963"/>
+            <w:tcW w:type="dxa" w:w="1238"/>
             <w:tcMar>
-              <w:top w:w="40" w:type="dxa"/>
-              <w:bottom w:w="40" w:type="dxa"/>
-              <w:left w:w="50" w:type="dxa"/>
-              <w:right w:w="50" w:type="dxa"/>
+              <w:top w:w="60" w:type="dxa"/>
+              <w:bottom w:w="60" w:type="dxa"/>
+              <w:left w:w="80" w:type="dxa"/>
+              <w:right w:w="80" w:type="dxa"/>
             </w:tcMar>
           </w:tcPr>
           <w:p>
             <w:r>
               <w:rPr>
                 <w:rFonts w:ascii="Arial" w:hAnsi="Arial"/>
-                <w:sz w:val="15"/>
+                <w:sz w:val="24"/>
               </w:rPr>
               <w:t>Post-Quantum Stateless Hash</w:t>
             </w:r>
@@ -4781,59 +4835,19 @@
         </w:tc>
         <w:tc>
           <w:tcPr>
-            <w:tcW w:type="dxa" w:w="963"/>
+            <w:tcW w:type="dxa" w:w="1238"/>
             <w:tcMar>
-              <w:top w:w="40" w:type="dxa"/>
-              <w:bottom w:w="40" w:type="dxa"/>
-              <w:left w:w="50" w:type="dxa"/>
-              <w:right w:w="50" w:type="dxa"/>
+              <w:top w:w="60" w:type="dxa"/>
+              <w:bottom w:w="60" w:type="dxa"/>
+              <w:left w:w="80" w:type="dxa"/>
+              <w:right w:w="80" w:type="dxa"/>
             </w:tcMar>
           </w:tcPr>
           <w:p>
             <w:r>
               <w:rPr>
                 <w:rFonts w:ascii="Arial" w:hAnsi="Arial"/>
-                <w:sz w:val="15"/>
-              </w:rPr>
-              <w:t>32 B</w:t>
-            </w:r>
-          </w:p>
-        </w:tc>
-        <w:tc>
-          <w:tcPr>
-            <w:tcW w:type="dxa" w:w="963"/>
-            <w:tcMar>
-              <w:top w:w="40" w:type="dxa"/>
-              <w:bottom w:w="40" w:type="dxa"/>
-              <w:left w:w="50" w:type="dxa"/>
-              <w:right w:w="50" w:type="dxa"/>
-            </w:tcMar>
-          </w:tcPr>
-          <w:p>
-            <w:r>
-              <w:rPr>
-                <w:rFonts w:ascii="Arial" w:hAnsi="Arial"/>
-                <w:sz w:val="15"/>
-              </w:rPr>
-              <w:t>17,088 B</w:t>
-            </w:r>
-          </w:p>
-        </w:tc>
-        <w:tc>
-          <w:tcPr>
-            <w:tcW w:type="dxa" w:w="963"/>
-            <w:tcMar>
-              <w:top w:w="40" w:type="dxa"/>
-              <w:bottom w:w="40" w:type="dxa"/>
-              <w:left w:w="50" w:type="dxa"/>
-              <w:right w:w="50" w:type="dxa"/>
-            </w:tcMar>
-          </w:tcPr>
-          <w:p>
-            <w:r>
-              <w:rPr>
-                <w:rFonts w:ascii="Arial" w:hAnsi="Arial"/>
-                <w:sz w:val="15"/>
+                <w:sz w:val="24"/>
               </w:rPr>
               <w:t>2,304 B</w:t>
             </w:r>
@@ -4841,12 +4855,12 @@
         </w:tc>
         <w:tc>
           <w:tcPr>
-            <w:tcW w:type="dxa" w:w="963"/>
+            <w:tcW w:type="dxa" w:w="1238"/>
             <w:tcMar>
-              <w:top w:w="40" w:type="dxa"/>
-              <w:bottom w:w="40" w:type="dxa"/>
-              <w:left w:w="50" w:type="dxa"/>
-              <w:right w:w="50" w:type="dxa"/>
+              <w:top w:w="60" w:type="dxa"/>
+              <w:bottom w:w="60" w:type="dxa"/>
+              <w:left w:w="80" w:type="dxa"/>
+              <w:right w:w="80" w:type="dxa"/>
             </w:tcMar>
           </w:tcPr>
           <w:p>
@@ -4854,7 +4868,7 @@
               <w:rPr>
                 <w:rFonts w:ascii="Arial" w:hAnsi="Arial"/>
                 <w:b/>
-                <w:sz w:val="15"/>
+                <w:sz w:val="24"/>
               </w:rPr>
               <w:t>180.0 ms</w:t>
             </w:r>
@@ -4862,19 +4876,19 @@
         </w:tc>
         <w:tc>
           <w:tcPr>
-            <w:tcW w:type="dxa" w:w="963"/>
+            <w:tcW w:type="dxa" w:w="1238"/>
             <w:tcMar>
-              <w:top w:w="40" w:type="dxa"/>
-              <w:bottom w:w="40" w:type="dxa"/>
-              <w:left w:w="50" w:type="dxa"/>
-              <w:right w:w="50" w:type="dxa"/>
+              <w:top w:w="60" w:type="dxa"/>
+              <w:bottom w:w="60" w:type="dxa"/>
+              <w:left w:w="80" w:type="dxa"/>
+              <w:right w:w="80" w:type="dxa"/>
             </w:tcMar>
           </w:tcPr>
           <w:p>
             <w:r>
               <w:rPr>
                 <w:rFonts w:ascii="Arial" w:hAnsi="Arial"/>
-                <w:sz w:val="15"/>
+                <w:sz w:val="24"/>
               </w:rPr>
               <w:t>~ 21,600,000</w:t>
             </w:r>
@@ -4882,19 +4896,19 @@
         </w:tc>
         <w:tc>
           <w:tcPr>
-            <w:tcW w:type="dxa" w:w="963"/>
+            <w:tcW w:type="dxa" w:w="1238"/>
             <w:tcMar>
-              <w:top w:w="40" w:type="dxa"/>
-              <w:bottom w:w="40" w:type="dxa"/>
-              <w:left w:w="50" w:type="dxa"/>
-              <w:right w:w="50" w:type="dxa"/>
+              <w:top w:w="60" w:type="dxa"/>
+              <w:bottom w:w="60" w:type="dxa"/>
+              <w:left w:w="80" w:type="dxa"/>
+              <w:right w:w="80" w:type="dxa"/>
             </w:tcMar>
           </w:tcPr>
           <w:p>
             <w:r>
               <w:rPr>
                 <w:rFonts w:ascii="Arial" w:hAnsi="Arial"/>
-                <w:sz w:val="15"/>
+                <w:sz w:val="24"/>
               </w:rPr>
               <w:t>32 B (Direct)</w:t>
             </w:r>
@@ -4902,19 +4916,19 @@
         </w:tc>
         <w:tc>
           <w:tcPr>
-            <w:tcW w:type="dxa" w:w="963"/>
+            <w:tcW w:type="dxa" w:w="1238"/>
             <w:tcMar>
-              <w:top w:w="40" w:type="dxa"/>
-              <w:bottom w:w="40" w:type="dxa"/>
-              <w:left w:w="50" w:type="dxa"/>
-              <w:right w:w="50" w:type="dxa"/>
+              <w:top w:w="60" w:type="dxa"/>
+              <w:bottom w:w="60" w:type="dxa"/>
+              <w:left w:w="80" w:type="dxa"/>
+              <w:right w:w="80" w:type="dxa"/>
             </w:tcMar>
           </w:tcPr>
           <w:p>
             <w:r>
               <w:rPr>
                 <w:rFonts w:ascii="Arial" w:hAnsi="Arial"/>
-                <w:sz w:val="15"/>
+                <w:sz w:val="24"/>
               </w:rPr>
               <w:t>128-bit Quantum</w:t>
             </w:r>
@@ -4924,14 +4938,14 @@
     </w:tbl>
     <w:p>
       <w:pPr>
-        <w:spacing w:before="60" w:after="120"/>
+        <w:spacing w:before="120" w:after="160"/>
         <w:jc w:val="center"/>
       </w:pPr>
       <w:r>
         <w:rPr>
           <w:rFonts w:ascii="Arial" w:hAnsi="Arial"/>
           <w:b/>
-          <w:sz w:val="17"/>
+          <w:sz w:val="24"/>
         </w:rPr>
         <w:t>Table 2: MCUboot ARM Cortex-M4 Trade-Off Benchmark (Classical vs PQC)</w:t>
       </w:r>
@@ -4946,12 +4960,14 @@
     </w:p>
     <w:p>
       <w:pPr>
-        <w:spacing w:after="40"/>
-        <w:ind w:left="288"/>
+        <w:spacing w:after="80"/>
+        <w:ind w:left="360"/>
+        <w:jc w:val="both"/>
       </w:pPr>
       <w:r>
         <w:rPr>
           <w:b/>
+          <w:sz w:val="24"/>
         </w:rPr>
         <w:t xml:space="preserve">• Peak Stack Depth: </w:t>
       </w:r>
@@ -4961,12 +4977,14 @@
     </w:p>
     <w:p>
       <w:pPr>
-        <w:spacing w:after="40"/>
-        <w:ind w:left="288"/>
+        <w:spacing w:after="80"/>
+        <w:ind w:left="360"/>
+        <w:jc w:val="both"/>
       </w:pPr>
       <w:r>
         <w:rPr>
           <w:b/>
+          <w:sz w:val="24"/>
         </w:rPr>
         <w:t xml:space="preserve">• Execution Latency Advantage: </w:t>
       </w:r>
@@ -4975,15 +4993,20 @@
       </w:r>
     </w:p>
     <w:p>
+      <w:r>
+        <w:br w:type="page"/>
+      </w:r>
+    </w:p>
+    <w:p>
       <w:pPr>
+        <w:pStyle w:val="Heading2"/>
         <w:keepNext/>
-        <w:spacing w:before="180" w:after="60"/>
       </w:pPr>
       <w:r>
         <w:rPr>
           <w:rFonts w:ascii="Arial" w:hAnsi="Arial"/>
           <w:b/>
-          <w:sz w:val="21"/>
+          <w:sz w:val="28"/>
         </w:rPr>
         <w:t>5.2 Mid-Semester Progress Status (Plan of Work)</w:t>
       </w:r>
@@ -5024,12 +5047,12 @@
         </w:trPr>
         <w:tc>
           <w:tcPr>
-            <w:tcW w:type="dxa" w:w="720"/>
+            <w:tcW w:type="dxa" w:w="864"/>
             <w:tcMar>
-              <w:top w:w="45" w:type="dxa"/>
-              <w:bottom w:w="45" w:type="dxa"/>
-              <w:left w:w="60" w:type="dxa"/>
-              <w:right w:w="60" w:type="dxa"/>
+              <w:top w:w="60" w:type="dxa"/>
+              <w:bottom w:w="60" w:type="dxa"/>
+              <w:left w:w="80" w:type="dxa"/>
+              <w:right w:w="80" w:type="dxa"/>
             </w:tcMar>
             <w:shd w:fill="E8F0FE"/>
           </w:tcPr>
@@ -5038,7 +5061,7 @@
               <w:rPr>
                 <w:rFonts w:ascii="Arial" w:hAnsi="Arial"/>
                 <w:b/>
-                <w:sz w:val="16"/>
+                <w:sz w:val="24"/>
               </w:rPr>
               <w:t>Sl No</w:t>
             </w:r>
@@ -5048,10 +5071,10 @@
           <w:tcPr>
             <w:tcW w:type="dxa" w:w="1872"/>
             <w:tcMar>
-              <w:top w:w="45" w:type="dxa"/>
-              <w:bottom w:w="45" w:type="dxa"/>
-              <w:left w:w="60" w:type="dxa"/>
-              <w:right w:w="60" w:type="dxa"/>
+              <w:top w:w="60" w:type="dxa"/>
+              <w:bottom w:w="60" w:type="dxa"/>
+              <w:left w:w="80" w:type="dxa"/>
+              <w:right w:w="80" w:type="dxa"/>
             </w:tcMar>
             <w:shd w:fill="E8F0FE"/>
           </w:tcPr>
@@ -5060,7 +5083,7 @@
               <w:rPr>
                 <w:rFonts w:ascii="Arial" w:hAnsi="Arial"/>
                 <w:b/>
-                <w:sz w:val="16"/>
+                <w:sz w:val="24"/>
               </w:rPr>
               <w:t>Phases</w:t>
             </w:r>
@@ -5070,10 +5093,10 @@
           <w:tcPr>
             <w:tcW w:type="dxa" w:w="1872"/>
             <w:tcMar>
-              <w:top w:w="45" w:type="dxa"/>
-              <w:bottom w:w="45" w:type="dxa"/>
-              <w:left w:w="60" w:type="dxa"/>
-              <w:right w:w="60" w:type="dxa"/>
+              <w:top w:w="60" w:type="dxa"/>
+              <w:bottom w:w="60" w:type="dxa"/>
+              <w:left w:w="80" w:type="dxa"/>
+              <w:right w:w="80" w:type="dxa"/>
             </w:tcMar>
             <w:shd w:fill="E8F0FE"/>
           </w:tcPr>
@@ -5082,7 +5105,7 @@
               <w:rPr>
                 <w:rFonts w:ascii="Arial" w:hAnsi="Arial"/>
                 <w:b/>
-                <w:sz w:val="16"/>
+                <w:sz w:val="24"/>
               </w:rPr>
               <w:t>Start Date – End Date</w:t>
             </w:r>
@@ -5090,12 +5113,12 @@
         </w:tc>
         <w:tc>
           <w:tcPr>
-            <w:tcW w:type="dxa" w:w="3168"/>
+            <w:tcW w:type="dxa" w:w="2880"/>
             <w:tcMar>
-              <w:top w:w="45" w:type="dxa"/>
-              <w:bottom w:w="45" w:type="dxa"/>
-              <w:left w:w="60" w:type="dxa"/>
-              <w:right w:w="60" w:type="dxa"/>
+              <w:top w:w="60" w:type="dxa"/>
+              <w:bottom w:w="60" w:type="dxa"/>
+              <w:left w:w="80" w:type="dxa"/>
+              <w:right w:w="80" w:type="dxa"/>
             </w:tcMar>
             <w:shd w:fill="E8F0FE"/>
           </w:tcPr>
@@ -5104,7 +5127,7 @@
               <w:rPr>
                 <w:rFonts w:ascii="Arial" w:hAnsi="Arial"/>
                 <w:b/>
-                <w:sz w:val="16"/>
+                <w:sz w:val="24"/>
               </w:rPr>
               <w:t>Work to be done</w:t>
             </w:r>
@@ -5114,10 +5137,10 @@
           <w:tcPr>
             <w:tcW w:type="dxa" w:w="1728"/>
             <w:tcMar>
-              <w:top w:w="45" w:type="dxa"/>
-              <w:bottom w:w="45" w:type="dxa"/>
-              <w:left w:w="60" w:type="dxa"/>
-              <w:right w:w="60" w:type="dxa"/>
+              <w:top w:w="60" w:type="dxa"/>
+              <w:bottom w:w="60" w:type="dxa"/>
+              <w:left w:w="80" w:type="dxa"/>
+              <w:right w:w="80" w:type="dxa"/>
             </w:tcMar>
             <w:shd w:fill="E8F0FE"/>
           </w:tcPr>
@@ -5126,7 +5149,7 @@
               <w:rPr>
                 <w:rFonts w:ascii="Arial" w:hAnsi="Arial"/>
                 <w:b/>
-                <w:sz w:val="16"/>
+                <w:sz w:val="24"/>
               </w:rPr>
               <w:t>Status</w:t>
             </w:r>
@@ -5139,19 +5162,19 @@
         </w:trPr>
         <w:tc>
           <w:tcPr>
-            <w:tcW w:type="dxa" w:w="720"/>
+            <w:tcW w:type="dxa" w:w="864"/>
             <w:tcMar>
-              <w:top w:w="45" w:type="dxa"/>
-              <w:bottom w:w="45" w:type="dxa"/>
-              <w:left w:w="60" w:type="dxa"/>
-              <w:right w:w="60" w:type="dxa"/>
+              <w:top w:w="60" w:type="dxa"/>
+              <w:bottom w:w="60" w:type="dxa"/>
+              <w:left w:w="80" w:type="dxa"/>
+              <w:right w:w="80" w:type="dxa"/>
             </w:tcMar>
           </w:tcPr>
           <w:p>
             <w:r>
               <w:rPr>
                 <w:rFonts w:ascii="Arial" w:hAnsi="Arial"/>
-                <w:sz w:val="16"/>
+                <w:sz w:val="24"/>
               </w:rPr>
               <w:t>1</w:t>
             </w:r>
@@ -5161,17 +5184,17 @@
           <w:tcPr>
             <w:tcW w:type="dxa" w:w="1872"/>
             <w:tcMar>
-              <w:top w:w="45" w:type="dxa"/>
-              <w:bottom w:w="45" w:type="dxa"/>
-              <w:left w:w="60" w:type="dxa"/>
-              <w:right w:w="60" w:type="dxa"/>
+              <w:top w:w="60" w:type="dxa"/>
+              <w:bottom w:w="60" w:type="dxa"/>
+              <w:left w:w="80" w:type="dxa"/>
+              <w:right w:w="80" w:type="dxa"/>
             </w:tcMar>
           </w:tcPr>
           <w:p>
             <w:r>
               <w:rPr>
                 <w:rFonts w:ascii="Arial" w:hAnsi="Arial"/>
-                <w:sz w:val="16"/>
+                <w:sz w:val="24"/>
               </w:rPr>
               <w:t>Dissertation Outline</w:t>
             </w:r>
@@ -5181,17 +5204,17 @@
           <w:tcPr>
             <w:tcW w:type="dxa" w:w="1872"/>
             <w:tcMar>
-              <w:top w:w="45" w:type="dxa"/>
-              <w:bottom w:w="45" w:type="dxa"/>
-              <w:left w:w="60" w:type="dxa"/>
-              <w:right w:w="60" w:type="dxa"/>
+              <w:top w:w="60" w:type="dxa"/>
+              <w:bottom w:w="60" w:type="dxa"/>
+              <w:left w:w="80" w:type="dxa"/>
+              <w:right w:w="80" w:type="dxa"/>
             </w:tcMar>
           </w:tcPr>
           <w:p>
             <w:r>
               <w:rPr>
                 <w:rFonts w:ascii="Arial" w:hAnsi="Arial"/>
-                <w:sz w:val="16"/>
+                <w:sz w:val="24"/>
               </w:rPr>
               <w:t>25 Jul 2026 – 08 Aug 2026</w:t>
             </w:r>
@@ -5199,19 +5222,19 @@
         </w:tc>
         <w:tc>
           <w:tcPr>
-            <w:tcW w:type="dxa" w:w="3168"/>
+            <w:tcW w:type="dxa" w:w="2880"/>
             <w:tcMar>
-              <w:top w:w="45" w:type="dxa"/>
-              <w:bottom w:w="45" w:type="dxa"/>
-              <w:left w:w="60" w:type="dxa"/>
-              <w:right w:w="60" w:type="dxa"/>
+              <w:top w:w="60" w:type="dxa"/>
+              <w:bottom w:w="60" w:type="dxa"/>
+              <w:left w:w="80" w:type="dxa"/>
+              <w:right w:w="80" w:type="dxa"/>
             </w:tcMar>
           </w:tcPr>
           <w:p>
             <w:r>
               <w:rPr>
                 <w:rFonts w:ascii="Arial" w:hAnsi="Arial"/>
-                <w:sz w:val="16"/>
+                <w:sz w:val="24"/>
               </w:rPr>
               <w:t>Literature review on NIST PQC standards (FIPS 204, FIPS 205, RFC 8554), establishing zero-malloc / static-RAM constraints, defining Root of Trust specifications, and preparing the formal Dissertation Outline.</w:t>
             </w:r>
@@ -5221,10 +5244,10 @@
           <w:tcPr>
             <w:tcW w:type="dxa" w:w="1728"/>
             <w:tcMar>
-              <w:top w:w="45" w:type="dxa"/>
-              <w:bottom w:w="45" w:type="dxa"/>
-              <w:left w:w="60" w:type="dxa"/>
-              <w:right w:w="60" w:type="dxa"/>
+              <w:top w:w="60" w:type="dxa"/>
+              <w:bottom w:w="60" w:type="dxa"/>
+              <w:left w:w="80" w:type="dxa"/>
+              <w:right w:w="80" w:type="dxa"/>
             </w:tcMar>
             <w:shd w:fill="E6F4EA"/>
           </w:tcPr>
@@ -5233,7 +5256,7 @@
               <w:rPr>
                 <w:rFonts w:ascii="Arial" w:hAnsi="Arial"/>
                 <w:b/>
-                <w:sz w:val="16"/>
+                <w:sz w:val="24"/>
               </w:rPr>
               <w:t>COMPLETED</w:t>
             </w:r>
@@ -5246,19 +5269,19 @@
         </w:trPr>
         <w:tc>
           <w:tcPr>
-            <w:tcW w:type="dxa" w:w="720"/>
+            <w:tcW w:type="dxa" w:w="864"/>
             <w:tcMar>
-              <w:top w:w="45" w:type="dxa"/>
-              <w:bottom w:w="45" w:type="dxa"/>
-              <w:left w:w="60" w:type="dxa"/>
-              <w:right w:w="60" w:type="dxa"/>
+              <w:top w:w="60" w:type="dxa"/>
+              <w:bottom w:w="60" w:type="dxa"/>
+              <w:left w:w="80" w:type="dxa"/>
+              <w:right w:w="80" w:type="dxa"/>
             </w:tcMar>
           </w:tcPr>
           <w:p>
             <w:r>
               <w:rPr>
                 <w:rFonts w:ascii="Arial" w:hAnsi="Arial"/>
-                <w:sz w:val="16"/>
+                <w:sz w:val="24"/>
               </w:rPr>
               <w:t>2</w:t>
             </w:r>
@@ -5268,17 +5291,17 @@
           <w:tcPr>
             <w:tcW w:type="dxa" w:w="1872"/>
             <w:tcMar>
-              <w:top w:w="45" w:type="dxa"/>
-              <w:bottom w:w="45" w:type="dxa"/>
-              <w:left w:w="60" w:type="dxa"/>
-              <w:right w:w="60" w:type="dxa"/>
+              <w:top w:w="60" w:type="dxa"/>
+              <w:bottom w:w="60" w:type="dxa"/>
+              <w:left w:w="80" w:type="dxa"/>
+              <w:right w:w="80" w:type="dxa"/>
             </w:tcMar>
           </w:tcPr>
           <w:p>
             <w:r>
               <w:rPr>
                 <w:rFonts w:ascii="Arial" w:hAnsi="Arial"/>
-                <w:sz w:val="16"/>
+                <w:sz w:val="24"/>
               </w:rPr>
               <w:t>Design and Development</w:t>
             </w:r>
@@ -5288,17 +5311,17 @@
           <w:tcPr>
             <w:tcW w:type="dxa" w:w="1872"/>
             <w:tcMar>
-              <w:top w:w="45" w:type="dxa"/>
-              <w:bottom w:w="45" w:type="dxa"/>
-              <w:left w:w="60" w:type="dxa"/>
-              <w:right w:w="60" w:type="dxa"/>
+              <w:top w:w="60" w:type="dxa"/>
+              <w:bottom w:w="60" w:type="dxa"/>
+              <w:left w:w="80" w:type="dxa"/>
+              <w:right w:w="80" w:type="dxa"/>
             </w:tcMar>
           </w:tcPr>
           <w:p>
             <w:r>
               <w:rPr>
                 <w:rFonts w:ascii="Arial" w:hAnsi="Arial"/>
-                <w:sz w:val="16"/>
+                <w:sz w:val="24"/>
               </w:rPr>
               <w:t>09 Aug 2026 – 31 Oct 2026</w:t>
             </w:r>
@@ -5306,19 +5329,19 @@
         </w:tc>
         <w:tc>
           <w:tcPr>
-            <w:tcW w:type="dxa" w:w="3168"/>
+            <w:tcW w:type="dxa" w:w="2880"/>
             <w:tcMar>
-              <w:top w:w="45" w:type="dxa"/>
-              <w:bottom w:w="45" w:type="dxa"/>
-              <w:left w:w="60" w:type="dxa"/>
-              <w:right w:w="60" w:type="dxa"/>
+              <w:top w:w="60" w:type="dxa"/>
+              <w:bottom w:w="60" w:type="dxa"/>
+              <w:left w:w="80" w:type="dxa"/>
+              <w:right w:w="80" w:type="dxa"/>
             </w:tcMar>
           </w:tcPr>
           <w:p>
             <w:r>
               <w:rPr>
                 <w:rFonts w:ascii="Arial" w:hAnsi="Arial"/>
-                <w:sz w:val="16"/>
+                <w:sz w:val="24"/>
               </w:rPr>
               <w:t>Designing the standalone C verification engine, defining PQC container/header formats, integrating verification hooks into MCUboot, U-Boot FIT, and EDKII/UEFI SecurityPkg, and extending image signing tools.</w:t>
             </w:r>
@@ -5328,10 +5351,10 @@
           <w:tcPr>
             <w:tcW w:type="dxa" w:w="1728"/>
             <w:tcMar>
-              <w:top w:w="45" w:type="dxa"/>
-              <w:bottom w:w="45" w:type="dxa"/>
-              <w:left w:w="60" w:type="dxa"/>
-              <w:right w:w="60" w:type="dxa"/>
+              <w:top w:w="60" w:type="dxa"/>
+              <w:bottom w:w="60" w:type="dxa"/>
+              <w:left w:w="80" w:type="dxa"/>
+              <w:right w:w="80" w:type="dxa"/>
             </w:tcMar>
             <w:shd w:fill="E6F4EA"/>
           </w:tcPr>
@@ -5340,7 +5363,7 @@
               <w:rPr>
                 <w:rFonts w:ascii="Arial" w:hAnsi="Arial"/>
                 <w:b/>
-                <w:sz w:val="16"/>
+                <w:sz w:val="24"/>
               </w:rPr>
               <w:t>COMPLETED</w:t>
               <w:br/>
@@ -5355,19 +5378,19 @@
         </w:trPr>
         <w:tc>
           <w:tcPr>
-            <w:tcW w:type="dxa" w:w="720"/>
+            <w:tcW w:type="dxa" w:w="864"/>
             <w:tcMar>
-              <w:top w:w="45" w:type="dxa"/>
-              <w:bottom w:w="45" w:type="dxa"/>
-              <w:left w:w="60" w:type="dxa"/>
-              <w:right w:w="60" w:type="dxa"/>
+              <w:top w:w="60" w:type="dxa"/>
+              <w:bottom w:w="60" w:type="dxa"/>
+              <w:left w:w="80" w:type="dxa"/>
+              <w:right w:w="80" w:type="dxa"/>
             </w:tcMar>
           </w:tcPr>
           <w:p>
             <w:r>
               <w:rPr>
                 <w:rFonts w:ascii="Arial" w:hAnsi="Arial"/>
-                <w:sz w:val="16"/>
+                <w:sz w:val="24"/>
               </w:rPr>
               <w:t>3</w:t>
             </w:r>
@@ -5377,17 +5400,17 @@
           <w:tcPr>
             <w:tcW w:type="dxa" w:w="1872"/>
             <w:tcMar>
-              <w:top w:w="45" w:type="dxa"/>
-              <w:bottom w:w="45" w:type="dxa"/>
-              <w:left w:w="60" w:type="dxa"/>
-              <w:right w:w="60" w:type="dxa"/>
+              <w:top w:w="60" w:type="dxa"/>
+              <w:bottom w:w="60" w:type="dxa"/>
+              <w:left w:w="80" w:type="dxa"/>
+              <w:right w:w="80" w:type="dxa"/>
             </w:tcMar>
           </w:tcPr>
           <w:p>
             <w:r>
               <w:rPr>
                 <w:rFonts w:ascii="Arial" w:hAnsi="Arial"/>
-                <w:sz w:val="16"/>
+                <w:sz w:val="24"/>
               </w:rPr>
               <w:t>Testing &amp; System Emulation</w:t>
             </w:r>
@@ -5397,17 +5420,17 @@
           <w:tcPr>
             <w:tcW w:type="dxa" w:w="1872"/>
             <w:tcMar>
-              <w:top w:w="45" w:type="dxa"/>
-              <w:bottom w:w="45" w:type="dxa"/>
-              <w:left w:w="60" w:type="dxa"/>
-              <w:right w:w="60" w:type="dxa"/>
+              <w:top w:w="60" w:type="dxa"/>
+              <w:bottom w:w="60" w:type="dxa"/>
+              <w:left w:w="80" w:type="dxa"/>
+              <w:right w:w="80" w:type="dxa"/>
             </w:tcMar>
           </w:tcPr>
           <w:p>
             <w:r>
               <w:rPr>
                 <w:rFonts w:ascii="Arial" w:hAnsi="Arial"/>
-                <w:sz w:val="16"/>
+                <w:sz w:val="24"/>
               </w:rPr>
               <w:t>01 Nov 2026 – 19 Nov 2026</w:t>
             </w:r>
@@ -5415,19 +5438,19 @@
         </w:tc>
         <w:tc>
           <w:tcPr>
-            <w:tcW w:type="dxa" w:w="3168"/>
+            <w:tcW w:type="dxa" w:w="2880"/>
             <w:tcMar>
-              <w:top w:w="45" w:type="dxa"/>
-              <w:bottom w:w="45" w:type="dxa"/>
-              <w:left w:w="60" w:type="dxa"/>
-              <w:right w:w="60" w:type="dxa"/>
+              <w:top w:w="60" w:type="dxa"/>
+              <w:bottom w:w="60" w:type="dxa"/>
+              <w:left w:w="80" w:type="dxa"/>
+              <w:right w:w="80" w:type="dxa"/>
             </w:tcMar>
           </w:tcPr>
           <w:p>
             <w:r>
               <w:rPr>
                 <w:rFonts w:ascii="Arial" w:hAnsi="Arial"/>
-                <w:sz w:val="16"/>
+                <w:sz w:val="24"/>
               </w:rPr>
               <w:t>Setting up QEMU system emulation (ARM Cortex-M4, RISC-V 64, ARM Cortex-A57 SMP), executing automated Python E2E test suites (23/23 tests passing), GDB stack frame profiling, bit-flip fault injection, and MCUboot benchmark compilation.</w:t>
             </w:r>
@@ -5437,10 +5460,10 @@
           <w:tcPr>
             <w:tcW w:type="dxa" w:w="1728"/>
             <w:tcMar>
-              <w:top w:w="45" w:type="dxa"/>
-              <w:bottom w:w="45" w:type="dxa"/>
-              <w:left w:w="60" w:type="dxa"/>
-              <w:right w:w="60" w:type="dxa"/>
+              <w:top w:w="60" w:type="dxa"/>
+              <w:bottom w:w="60" w:type="dxa"/>
+              <w:left w:w="80" w:type="dxa"/>
+              <w:right w:w="80" w:type="dxa"/>
             </w:tcMar>
             <w:shd w:fill="FEF7E0"/>
           </w:tcPr>
@@ -5449,7 +5472,7 @@
               <w:rPr>
                 <w:rFonts w:ascii="Arial" w:hAnsi="Arial"/>
                 <w:b/>
-                <w:sz w:val="16"/>
+                <w:sz w:val="24"/>
               </w:rPr>
               <w:t>IN PROGRESS</w:t>
               <w:br/>
@@ -5464,19 +5487,19 @@
         </w:trPr>
         <w:tc>
           <w:tcPr>
-            <w:tcW w:type="dxa" w:w="720"/>
+            <w:tcW w:type="dxa" w:w="864"/>
             <w:tcMar>
-              <w:top w:w="45" w:type="dxa"/>
-              <w:bottom w:w="45" w:type="dxa"/>
-              <w:left w:w="60" w:type="dxa"/>
-              <w:right w:w="60" w:type="dxa"/>
+              <w:top w:w="60" w:type="dxa"/>
+              <w:bottom w:w="60" w:type="dxa"/>
+              <w:left w:w="80" w:type="dxa"/>
+              <w:right w:w="80" w:type="dxa"/>
             </w:tcMar>
           </w:tcPr>
           <w:p>
             <w:r>
               <w:rPr>
                 <w:rFonts w:ascii="Arial" w:hAnsi="Arial"/>
-                <w:sz w:val="16"/>
+                <w:sz w:val="24"/>
               </w:rPr>
               <w:t>4</w:t>
             </w:r>
@@ -5486,17 +5509,17 @@
           <w:tcPr>
             <w:tcW w:type="dxa" w:w="1872"/>
             <w:tcMar>
-              <w:top w:w="45" w:type="dxa"/>
-              <w:bottom w:w="45" w:type="dxa"/>
-              <w:left w:w="60" w:type="dxa"/>
-              <w:right w:w="60" w:type="dxa"/>
+              <w:top w:w="60" w:type="dxa"/>
+              <w:bottom w:w="60" w:type="dxa"/>
+              <w:left w:w="80" w:type="dxa"/>
+              <w:right w:w="80" w:type="dxa"/>
             </w:tcMar>
           </w:tcPr>
           <w:p>
             <w:r>
               <w:rPr>
                 <w:rFonts w:ascii="Arial" w:hAnsi="Arial"/>
-                <w:sz w:val="16"/>
+                <w:sz w:val="24"/>
               </w:rPr>
               <w:t>Dissertation Review</w:t>
             </w:r>
@@ -5506,17 +5529,17 @@
           <w:tcPr>
             <w:tcW w:type="dxa" w:w="1872"/>
             <w:tcMar>
-              <w:top w:w="45" w:type="dxa"/>
-              <w:bottom w:w="45" w:type="dxa"/>
-              <w:left w:w="60" w:type="dxa"/>
-              <w:right w:w="60" w:type="dxa"/>
+              <w:top w:w="60" w:type="dxa"/>
+              <w:bottom w:w="60" w:type="dxa"/>
+              <w:left w:w="80" w:type="dxa"/>
+              <w:right w:w="80" w:type="dxa"/>
             </w:tcMar>
           </w:tcPr>
           <w:p>
             <w:r>
               <w:rPr>
                 <w:rFonts w:ascii="Arial" w:hAnsi="Arial"/>
-                <w:sz w:val="16"/>
+                <w:sz w:val="24"/>
               </w:rPr>
               <w:t>20 Nov 2026 – 30 Nov 2026</w:t>
             </w:r>
@@ -5524,19 +5547,19 @@
         </w:tc>
         <w:tc>
           <w:tcPr>
-            <w:tcW w:type="dxa" w:w="3168"/>
+            <w:tcW w:type="dxa" w:w="2880"/>
             <w:tcMar>
-              <w:top w:w="45" w:type="dxa"/>
-              <w:bottom w:w="45" w:type="dxa"/>
-              <w:left w:w="60" w:type="dxa"/>
-              <w:right w:w="60" w:type="dxa"/>
+              <w:top w:w="60" w:type="dxa"/>
+              <w:bottom w:w="60" w:type="dxa"/>
+              <w:left w:w="80" w:type="dxa"/>
+              <w:right w:w="80" w:type="dxa"/>
             </w:tcMar>
           </w:tcPr>
           <w:p>
             <w:r>
               <w:rPr>
                 <w:rFonts w:ascii="Arial" w:hAnsi="Arial"/>
-                <w:sz w:val="16"/>
+                <w:sz w:val="24"/>
               </w:rPr>
               <w:t>Submit complete draft dissertation to Supervisor &amp; Additional Examiner for technical review, security evaluation, and feedback incorporation.</w:t>
             </w:r>
@@ -5546,10 +5569,10 @@
           <w:tcPr>
             <w:tcW w:type="dxa" w:w="1728"/>
             <w:tcMar>
-              <w:top w:w="45" w:type="dxa"/>
-              <w:bottom w:w="45" w:type="dxa"/>
-              <w:left w:w="60" w:type="dxa"/>
-              <w:right w:w="60" w:type="dxa"/>
+              <w:top w:w="60" w:type="dxa"/>
+              <w:bottom w:w="60" w:type="dxa"/>
+              <w:left w:w="80" w:type="dxa"/>
+              <w:right w:w="80" w:type="dxa"/>
             </w:tcMar>
             <w:shd w:fill="F1F3F4"/>
           </w:tcPr>
@@ -5558,7 +5581,7 @@
               <w:rPr>
                 <w:rFonts w:ascii="Arial" w:hAnsi="Arial"/>
                 <w:b/>
-                <w:sz w:val="16"/>
+                <w:sz w:val="24"/>
               </w:rPr>
               <w:t>PENDING</w:t>
             </w:r>
@@ -5571,19 +5594,19 @@
         </w:trPr>
         <w:tc>
           <w:tcPr>
-            <w:tcW w:type="dxa" w:w="720"/>
+            <w:tcW w:type="dxa" w:w="864"/>
             <w:tcMar>
-              <w:top w:w="45" w:type="dxa"/>
-              <w:bottom w:w="45" w:type="dxa"/>
-              <w:left w:w="60" w:type="dxa"/>
-              <w:right w:w="60" w:type="dxa"/>
+              <w:top w:w="60" w:type="dxa"/>
+              <w:bottom w:w="60" w:type="dxa"/>
+              <w:left w:w="80" w:type="dxa"/>
+              <w:right w:w="80" w:type="dxa"/>
             </w:tcMar>
           </w:tcPr>
           <w:p>
             <w:r>
               <w:rPr>
                 <w:rFonts w:ascii="Arial" w:hAnsi="Arial"/>
-                <w:sz w:val="16"/>
+                <w:sz w:val="24"/>
               </w:rPr>
               <w:t>5</w:t>
             </w:r>
@@ -5593,17 +5616,17 @@
           <w:tcPr>
             <w:tcW w:type="dxa" w:w="1872"/>
             <w:tcMar>
-              <w:top w:w="45" w:type="dxa"/>
-              <w:bottom w:w="45" w:type="dxa"/>
-              <w:left w:w="60" w:type="dxa"/>
-              <w:right w:w="60" w:type="dxa"/>
+              <w:top w:w="60" w:type="dxa"/>
+              <w:bottom w:w="60" w:type="dxa"/>
+              <w:left w:w="80" w:type="dxa"/>
+              <w:right w:w="80" w:type="dxa"/>
             </w:tcMar>
           </w:tcPr>
           <w:p>
             <w:r>
               <w:rPr>
                 <w:rFonts w:ascii="Arial" w:hAnsi="Arial"/>
-                <w:sz w:val="16"/>
+                <w:sz w:val="24"/>
               </w:rPr>
               <w:t>Final Submission</w:t>
             </w:r>
@@ -5613,17 +5636,17 @@
           <w:tcPr>
             <w:tcW w:type="dxa" w:w="1872"/>
             <w:tcMar>
-              <w:top w:w="45" w:type="dxa"/>
-              <w:bottom w:w="45" w:type="dxa"/>
-              <w:left w:w="60" w:type="dxa"/>
-              <w:right w:w="60" w:type="dxa"/>
+              <w:top w:w="60" w:type="dxa"/>
+              <w:bottom w:w="60" w:type="dxa"/>
+              <w:left w:w="80" w:type="dxa"/>
+              <w:right w:w="80" w:type="dxa"/>
             </w:tcMar>
           </w:tcPr>
           <w:p>
             <w:r>
               <w:rPr>
                 <w:rFonts w:ascii="Arial" w:hAnsi="Arial"/>
-                <w:sz w:val="16"/>
+                <w:sz w:val="24"/>
               </w:rPr>
               <w:t>01 Dec 2026 – 08 Dec 2026</w:t>
             </w:r>
@@ -5631,19 +5654,19 @@
         </w:tc>
         <w:tc>
           <w:tcPr>
-            <w:tcW w:type="dxa" w:w="3168"/>
+            <w:tcW w:type="dxa" w:w="2880"/>
             <w:tcMar>
-              <w:top w:w="45" w:type="dxa"/>
-              <w:bottom w:w="45" w:type="dxa"/>
-              <w:left w:w="60" w:type="dxa"/>
-              <w:right w:w="60" w:type="dxa"/>
+              <w:top w:w="60" w:type="dxa"/>
+              <w:bottom w:w="60" w:type="dxa"/>
+              <w:left w:w="80" w:type="dxa"/>
+              <w:right w:w="80" w:type="dxa"/>
             </w:tcMar>
           </w:tcPr>
           <w:p>
             <w:r>
               <w:rPr>
                 <w:rFonts w:ascii="Arial" w:hAnsi="Arial"/>
-                <w:sz w:val="16"/>
+                <w:sz w:val="24"/>
               </w:rPr>
               <w:t>Final review, committee presentation defense, and formal submission of the dissertation manuscript and code repository.</w:t>
             </w:r>
@@ -5653,10 +5676,10 @@
           <w:tcPr>
             <w:tcW w:type="dxa" w:w="1728"/>
             <w:tcMar>
-              <w:top w:w="45" w:type="dxa"/>
-              <w:bottom w:w="45" w:type="dxa"/>
-              <w:left w:w="60" w:type="dxa"/>
-              <w:right w:w="60" w:type="dxa"/>
+              <w:top w:w="60" w:type="dxa"/>
+              <w:bottom w:w="60" w:type="dxa"/>
+              <w:left w:w="80" w:type="dxa"/>
+              <w:right w:w="80" w:type="dxa"/>
             </w:tcMar>
             <w:shd w:fill="F1F3F4"/>
           </w:tcPr>
@@ -5665,7 +5688,7 @@
               <w:rPr>
                 <w:rFonts w:ascii="Arial" w:hAnsi="Arial"/>
                 <w:b/>
-                <w:sz w:val="16"/>
+                <w:sz w:val="24"/>
               </w:rPr>
               <w:t>PENDING</w:t>
             </w:r>
@@ -5675,28 +5698,33 @@
     </w:tbl>
     <w:p>
       <w:pPr>
-        <w:spacing w:before="60" w:after="120"/>
+        <w:spacing w:before="120" w:after="160"/>
         <w:jc w:val="center"/>
       </w:pPr>
       <w:r>
         <w:rPr>
           <w:rFonts w:ascii="Arial" w:hAnsi="Arial"/>
           <w:b/>
-          <w:sz w:val="17"/>
+          <w:sz w:val="24"/>
         </w:rPr>
         <w:t>Table 3: Dissertation Plan of Work &amp; Mid-Semester Status</w:t>
       </w:r>
     </w:p>
     <w:p>
+      <w:r>
+        <w:br w:type="page"/>
+      </w:r>
+    </w:p>
+    <w:p>
       <w:pPr>
+        <w:pStyle w:val="Heading2"/>
         <w:keepNext/>
-        <w:spacing w:before="180" w:after="60"/>
       </w:pPr>
       <w:r>
         <w:rPr>
           <w:rFonts w:ascii="Arial" w:hAnsi="Arial"/>
           <w:b/>
-          <w:sz w:val="21"/>
+          <w:sz w:val="28"/>
         </w:rPr>
         <w:t>5.3 Remaining Tasks &amp; Deliverables for Final Dissertation</w:t>
       </w:r>
@@ -5711,18 +5739,20 @@
     </w:p>
     <w:p>
       <w:pPr>
-        <w:spacing w:after="50"/>
-        <w:ind w:left="288"/>
+        <w:spacing w:after="80"/>
+        <w:ind w:left="360"/>
+        <w:jc w:val="both"/>
       </w:pPr>
       <w:r>
         <w:rPr>
           <w:b/>
+          <w:sz w:val="24"/>
         </w:rPr>
         <w:t xml:space="preserve">• Multi-Target Profiling (U-Boot RISC-V 64 &amp; UEFI Cortex-A57): </w:t>
       </w:r>
       <w:r>
         <w:rPr>
-          <w:sz w:val="18"/>
+          <w:sz w:val="24"/>
         </w:rPr>
         <w:t>Extend empirical benchmarking and hardware cycle counter measurements to Das U-Boot on RISC-V 64-bit and EDKII / UEFI SecurityPkg on ARM Cortex-A57 SMP, profiling multi-core DXE handoff latency.</w:t>
       </w:r>
@@ -5734,14 +5764,14 @@
     </w:p>
     <w:p>
       <w:pPr>
+        <w:pStyle w:val="Heading1"/>
         <w:keepNext/>
-        <w:spacing w:before="280" w:after="100"/>
       </w:pPr>
       <w:r>
         <w:rPr>
           <w:rFonts w:ascii="Arial" w:hAnsi="Arial"/>
           <w:b/>
-          <w:sz w:val="24"/>
+          <w:sz w:val="32"/>
         </w:rPr>
         <w:t>6. ABBREVIATIONS</w:t>
       </w:r>
@@ -5773,13 +5803,13 @@
         </w:trPr>
         <w:tc>
           <w:tcPr>
-            <w:tcW w:type="dxa" w:w="1368"/>
+            <w:tcW w:type="dxa" w:w="1440"/>
             <w:shd w:fill="E8F0FE"/>
             <w:tcMar>
-              <w:top w:w="25" w:type="dxa"/>
-              <w:bottom w:w="25" w:type="dxa"/>
-              <w:left w:w="40" w:type="dxa"/>
-              <w:right w:w="40" w:type="dxa"/>
+              <w:top w:w="40" w:type="dxa"/>
+              <w:bottom w:w="40" w:type="dxa"/>
+              <w:left w:w="60" w:type="dxa"/>
+              <w:right w:w="60" w:type="dxa"/>
             </w:tcMar>
           </w:tcPr>
           <w:p>
@@ -5787,21 +5817,21 @@
               <w:rPr>
                 <w:rFonts w:ascii="Arial" w:hAnsi="Arial"/>
                 <w:b/>
-                <w:sz w:val="16"/>
+                <w:sz w:val="24"/>
               </w:rPr>
-              <w:t>Abbreviation</w:t>
+              <w:t>Abbr</w:t>
             </w:r>
           </w:p>
         </w:tc>
         <w:tc>
           <w:tcPr>
-            <w:tcW w:type="dxa" w:w="2952"/>
+            <w:tcW w:type="dxa" w:w="2880"/>
             <w:shd w:fill="E8F0FE"/>
             <w:tcMar>
-              <w:top w:w="25" w:type="dxa"/>
-              <w:bottom w:w="25" w:type="dxa"/>
-              <w:left w:w="40" w:type="dxa"/>
-              <w:right w:w="40" w:type="dxa"/>
+              <w:top w:w="40" w:type="dxa"/>
+              <w:bottom w:w="40" w:type="dxa"/>
+              <w:left w:w="60" w:type="dxa"/>
+              <w:right w:w="60" w:type="dxa"/>
             </w:tcMar>
           </w:tcPr>
           <w:p>
@@ -5809,7 +5839,7 @@
               <w:rPr>
                 <w:rFonts w:ascii="Arial" w:hAnsi="Arial"/>
                 <w:b/>
-                <w:sz w:val="16"/>
+                <w:sz w:val="24"/>
               </w:rPr>
               <w:t>Expansion / Meaning</w:t>
             </w:r>
@@ -5817,13 +5847,13 @@
         </w:tc>
         <w:tc>
           <w:tcPr>
-            <w:tcW w:type="dxa" w:w="1368"/>
+            <w:tcW w:type="dxa" w:w="1440"/>
             <w:shd w:fill="E8F0FE"/>
             <w:tcMar>
-              <w:top w:w="25" w:type="dxa"/>
-              <w:bottom w:w="25" w:type="dxa"/>
-              <w:left w:w="40" w:type="dxa"/>
-              <w:right w:w="40" w:type="dxa"/>
+              <w:top w:w="40" w:type="dxa"/>
+              <w:bottom w:w="40" w:type="dxa"/>
+              <w:left w:w="60" w:type="dxa"/>
+              <w:right w:w="60" w:type="dxa"/>
             </w:tcMar>
           </w:tcPr>
           <w:p>
@@ -5831,21 +5861,21 @@
               <w:rPr>
                 <w:rFonts w:ascii="Arial" w:hAnsi="Arial"/>
                 <w:b/>
-                <w:sz w:val="16"/>
+                <w:sz w:val="24"/>
               </w:rPr>
-              <w:t>Abbreviation</w:t>
+              <w:t>Abbr</w:t>
             </w:r>
           </w:p>
         </w:tc>
         <w:tc>
           <w:tcPr>
-            <w:tcW w:type="dxa" w:w="2952"/>
+            <w:tcW w:type="dxa" w:w="2880"/>
             <w:shd w:fill="E8F0FE"/>
             <w:tcMar>
-              <w:top w:w="25" w:type="dxa"/>
-              <w:bottom w:w="25" w:type="dxa"/>
-              <w:left w:w="40" w:type="dxa"/>
-              <w:right w:w="40" w:type="dxa"/>
+              <w:top w:w="40" w:type="dxa"/>
+              <w:bottom w:w="40" w:type="dxa"/>
+              <w:left w:w="60" w:type="dxa"/>
+              <w:right w:w="60" w:type="dxa"/>
             </w:tcMar>
           </w:tcPr>
           <w:p>
@@ -5853,7 +5883,7 @@
               <w:rPr>
                 <w:rFonts w:ascii="Arial" w:hAnsi="Arial"/>
                 <w:b/>
-                <w:sz w:val="16"/>
+                <w:sz w:val="24"/>
               </w:rPr>
               <w:t>Expansion / Meaning</w:t>
             </w:r>
@@ -5866,12 +5896,12 @@
         </w:trPr>
         <w:tc>
           <w:tcPr>
-            <w:tcW w:type="dxa" w:w="1368"/>
+            <w:tcW w:type="dxa" w:w="1440"/>
             <w:tcMar>
-              <w:top w:w="20" w:type="dxa"/>
-              <w:bottom w:w="20" w:type="dxa"/>
-              <w:left w:w="35" w:type="dxa"/>
-              <w:right w:w="35" w:type="dxa"/>
+              <w:top w:w="30" w:type="dxa"/>
+              <w:bottom w:w="30" w:type="dxa"/>
+              <w:left w:w="50" w:type="dxa"/>
+              <w:right w:w="50" w:type="dxa"/>
             </w:tcMar>
           </w:tcPr>
           <w:p>
@@ -5879,7 +5909,7 @@
               <w:rPr>
                 <w:rFonts w:ascii="Arial" w:hAnsi="Arial"/>
                 <w:b/>
-                <w:sz w:val="15"/>
+                <w:sz w:val="24"/>
               </w:rPr>
               <w:t>ASN.1</w:t>
             </w:r>
@@ -5887,19 +5917,19 @@
         </w:tc>
         <w:tc>
           <w:tcPr>
-            <w:tcW w:type="dxa" w:w="2952"/>
+            <w:tcW w:type="dxa" w:w="2880"/>
             <w:tcMar>
-              <w:top w:w="20" w:type="dxa"/>
-              <w:bottom w:w="20" w:type="dxa"/>
-              <w:left w:w="35" w:type="dxa"/>
-              <w:right w:w="35" w:type="dxa"/>
+              <w:top w:w="30" w:type="dxa"/>
+              <w:bottom w:w="30" w:type="dxa"/>
+              <w:left w:w="50" w:type="dxa"/>
+              <w:right w:w="50" w:type="dxa"/>
             </w:tcMar>
           </w:tcPr>
           <w:p>
             <w:r>
               <w:rPr>
                 <w:rFonts w:ascii="Arial" w:hAnsi="Arial"/>
-                <w:sz w:val="15"/>
+                <w:sz w:val="24"/>
               </w:rPr>
               <w:t>Abstract Syntax Notation One</w:t>
             </w:r>
@@ -5907,12 +5937,12 @@
         </w:tc>
         <w:tc>
           <w:tcPr>
-            <w:tcW w:type="dxa" w:w="1368"/>
+            <w:tcW w:type="dxa" w:w="1440"/>
             <w:tcMar>
-              <w:top w:w="20" w:type="dxa"/>
-              <w:bottom w:w="20" w:type="dxa"/>
-              <w:left w:w="35" w:type="dxa"/>
-              <w:right w:w="35" w:type="dxa"/>
+              <w:top w:w="30" w:type="dxa"/>
+              <w:bottom w:w="30" w:type="dxa"/>
+              <w:left w:w="50" w:type="dxa"/>
+              <w:right w:w="50" w:type="dxa"/>
             </w:tcMar>
           </w:tcPr>
           <w:p>
@@ -5920,7 +5950,7 @@
               <w:rPr>
                 <w:rFonts w:ascii="Arial" w:hAnsi="Arial"/>
                 <w:b/>
-                <w:sz w:val="15"/>
+                <w:sz w:val="24"/>
               </w:rPr>
               <w:t>OTP</w:t>
             </w:r>
@@ -5928,19 +5958,19 @@
         </w:tc>
         <w:tc>
           <w:tcPr>
-            <w:tcW w:type="dxa" w:w="2952"/>
+            <w:tcW w:type="dxa" w:w="2880"/>
             <w:tcMar>
-              <w:top w:w="20" w:type="dxa"/>
-              <w:bottom w:w="20" w:type="dxa"/>
-              <w:left w:w="35" w:type="dxa"/>
-              <w:right w:w="35" w:type="dxa"/>
+              <w:top w:w="30" w:type="dxa"/>
+              <w:bottom w:w="30" w:type="dxa"/>
+              <w:left w:w="50" w:type="dxa"/>
+              <w:right w:w="50" w:type="dxa"/>
             </w:tcMar>
           </w:tcPr>
           <w:p>
             <w:r>
               <w:rPr>
                 <w:rFonts w:ascii="Arial" w:hAnsi="Arial"/>
-                <w:sz w:val="15"/>
+                <w:sz w:val="24"/>
               </w:rPr>
               <w:t>One-Time Programmable</w:t>
             </w:r>
@@ -5953,12 +5983,12 @@
         </w:trPr>
         <w:tc>
           <w:tcPr>
-            <w:tcW w:type="dxa" w:w="1368"/>
+            <w:tcW w:type="dxa" w:w="1440"/>
             <w:tcMar>
-              <w:top w:w="20" w:type="dxa"/>
-              <w:bottom w:w="20" w:type="dxa"/>
-              <w:left w:w="35" w:type="dxa"/>
-              <w:right w:w="35" w:type="dxa"/>
+              <w:top w:w="30" w:type="dxa"/>
+              <w:bottom w:w="30" w:type="dxa"/>
+              <w:left w:w="50" w:type="dxa"/>
+              <w:right w:w="50" w:type="dxa"/>
             </w:tcMar>
           </w:tcPr>
           <w:p>
@@ -5966,7 +5996,7 @@
               <w:rPr>
                 <w:rFonts w:ascii="Arial" w:hAnsi="Arial"/>
                 <w:b/>
-                <w:sz w:val="15"/>
+                <w:sz w:val="24"/>
               </w:rPr>
               <w:t>CRQC</w:t>
             </w:r>
@@ -5974,19 +6004,19 @@
         </w:tc>
         <w:tc>
           <w:tcPr>
-            <w:tcW w:type="dxa" w:w="2952"/>
+            <w:tcW w:type="dxa" w:w="2880"/>
             <w:tcMar>
-              <w:top w:w="20" w:type="dxa"/>
-              <w:bottom w:w="20" w:type="dxa"/>
-              <w:left w:w="35" w:type="dxa"/>
-              <w:right w:w="35" w:type="dxa"/>
+              <w:top w:w="30" w:type="dxa"/>
+              <w:bottom w:w="30" w:type="dxa"/>
+              <w:left w:w="50" w:type="dxa"/>
+              <w:right w:w="50" w:type="dxa"/>
             </w:tcMar>
           </w:tcPr>
           <w:p>
             <w:r>
               <w:rPr>
                 <w:rFonts w:ascii="Arial" w:hAnsi="Arial"/>
-                <w:sz w:val="15"/>
+                <w:sz w:val="24"/>
               </w:rPr>
               <w:t>Cryptographically Relevant Quantum Computer</w:t>
             </w:r>
@@ -5994,12 +6024,12 @@
         </w:tc>
         <w:tc>
           <w:tcPr>
-            <w:tcW w:type="dxa" w:w="1368"/>
+            <w:tcW w:type="dxa" w:w="1440"/>
             <w:tcMar>
-              <w:top w:w="20" w:type="dxa"/>
-              <w:bottom w:w="20" w:type="dxa"/>
-              <w:left w:w="35" w:type="dxa"/>
-              <w:right w:w="35" w:type="dxa"/>
+              <w:top w:w="30" w:type="dxa"/>
+              <w:bottom w:w="30" w:type="dxa"/>
+              <w:left w:w="50" w:type="dxa"/>
+              <w:right w:w="50" w:type="dxa"/>
             </w:tcMar>
           </w:tcPr>
           <w:p>
@@ -6007,7 +6037,7 @@
               <w:rPr>
                 <w:rFonts w:ascii="Arial" w:hAnsi="Arial"/>
                 <w:b/>
-                <w:sz w:val="15"/>
+                <w:sz w:val="24"/>
               </w:rPr>
               <w:t>PE/COFF</w:t>
             </w:r>
@@ -6015,19 +6045,19 @@
         </w:tc>
         <w:tc>
           <w:tcPr>
-            <w:tcW w:type="dxa" w:w="2952"/>
+            <w:tcW w:type="dxa" w:w="2880"/>
             <w:tcMar>
-              <w:top w:w="20" w:type="dxa"/>
-              <w:bottom w:w="20" w:type="dxa"/>
-              <w:left w:w="35" w:type="dxa"/>
-              <w:right w:w="35" w:type="dxa"/>
+              <w:top w:w="30" w:type="dxa"/>
+              <w:bottom w:w="30" w:type="dxa"/>
+              <w:left w:w="50" w:type="dxa"/>
+              <w:right w:w="50" w:type="dxa"/>
             </w:tcMar>
           </w:tcPr>
           <w:p>
             <w:r>
               <w:rPr>
                 <w:rFonts w:ascii="Arial" w:hAnsi="Arial"/>
-                <w:sz w:val="15"/>
+                <w:sz w:val="24"/>
               </w:rPr>
               <w:t>Portable Executable / Common Object File Format</w:t>
             </w:r>
@@ -6040,12 +6070,12 @@
         </w:trPr>
         <w:tc>
           <w:tcPr>
-            <w:tcW w:type="dxa" w:w="1368"/>
+            <w:tcW w:type="dxa" w:w="1440"/>
             <w:tcMar>
-              <w:top w:w="20" w:type="dxa"/>
-              <w:bottom w:w="20" w:type="dxa"/>
-              <w:left w:w="35" w:type="dxa"/>
-              <w:right w:w="35" w:type="dxa"/>
+              <w:top w:w="30" w:type="dxa"/>
+              <w:bottom w:w="30" w:type="dxa"/>
+              <w:left w:w="50" w:type="dxa"/>
+              <w:right w:w="50" w:type="dxa"/>
             </w:tcMar>
           </w:tcPr>
           <w:p>
@@ -6053,7 +6083,7 @@
               <w:rPr>
                 <w:rFonts w:ascii="Arial" w:hAnsi="Arial"/>
                 <w:b/>
-                <w:sz w:val="15"/>
+                <w:sz w:val="24"/>
               </w:rPr>
               <w:t>DTB</w:t>
             </w:r>
@@ -6061,19 +6091,19 @@
         </w:tc>
         <w:tc>
           <w:tcPr>
-            <w:tcW w:type="dxa" w:w="2952"/>
+            <w:tcW w:type="dxa" w:w="2880"/>
             <w:tcMar>
-              <w:top w:w="20" w:type="dxa"/>
-              <w:bottom w:w="20" w:type="dxa"/>
-              <w:left w:w="35" w:type="dxa"/>
-              <w:right w:w="35" w:type="dxa"/>
+              <w:top w:w="30" w:type="dxa"/>
+              <w:bottom w:w="30" w:type="dxa"/>
+              <w:left w:w="50" w:type="dxa"/>
+              <w:right w:w="50" w:type="dxa"/>
             </w:tcMar>
           </w:tcPr>
           <w:p>
             <w:r>
               <w:rPr>
                 <w:rFonts w:ascii="Arial" w:hAnsi="Arial"/>
-                <w:sz w:val="15"/>
+                <w:sz w:val="24"/>
               </w:rPr>
               <w:t>Device Tree Blob</w:t>
             </w:r>
@@ -6081,12 +6111,12 @@
         </w:tc>
         <w:tc>
           <w:tcPr>
-            <w:tcW w:type="dxa" w:w="1368"/>
+            <w:tcW w:type="dxa" w:w="1440"/>
             <w:tcMar>
-              <w:top w:w="20" w:type="dxa"/>
-              <w:bottom w:w="20" w:type="dxa"/>
-              <w:left w:w="35" w:type="dxa"/>
-              <w:right w:w="35" w:type="dxa"/>
+              <w:top w:w="30" w:type="dxa"/>
+              <w:bottom w:w="30" w:type="dxa"/>
+              <w:left w:w="50" w:type="dxa"/>
+              <w:right w:w="50" w:type="dxa"/>
             </w:tcMar>
           </w:tcPr>
           <w:p>
@@ -6094,7 +6124,7 @@
               <w:rPr>
                 <w:rFonts w:ascii="Arial" w:hAnsi="Arial"/>
                 <w:b/>
-                <w:sz w:val="15"/>
+                <w:sz w:val="24"/>
               </w:rPr>
               <w:t>PKCS</w:t>
             </w:r>
@@ -6102,19 +6132,19 @@
         </w:tc>
         <w:tc>
           <w:tcPr>
-            <w:tcW w:type="dxa" w:w="2952"/>
+            <w:tcW w:type="dxa" w:w="2880"/>
             <w:tcMar>
-              <w:top w:w="20" w:type="dxa"/>
-              <w:bottom w:w="20" w:type="dxa"/>
-              <w:left w:w="35" w:type="dxa"/>
-              <w:right w:w="35" w:type="dxa"/>
+              <w:top w:w="30" w:type="dxa"/>
+              <w:bottom w:w="30" w:type="dxa"/>
+              <w:left w:w="50" w:type="dxa"/>
+              <w:right w:w="50" w:type="dxa"/>
             </w:tcMar>
           </w:tcPr>
           <w:p>
             <w:r>
               <w:rPr>
                 <w:rFonts w:ascii="Arial" w:hAnsi="Arial"/>
-                <w:sz w:val="15"/>
+                <w:sz w:val="24"/>
               </w:rPr>
               <w:t>Public-Key Cryptography Standards</w:t>
             </w:r>
@@ -6127,12 +6157,12 @@
         </w:trPr>
         <w:tc>
           <w:tcPr>
-            <w:tcW w:type="dxa" w:w="1368"/>
+            <w:tcW w:type="dxa" w:w="1440"/>
             <w:tcMar>
-              <w:top w:w="20" w:type="dxa"/>
-              <w:bottom w:w="20" w:type="dxa"/>
-              <w:left w:w="35" w:type="dxa"/>
-              <w:right w:w="35" w:type="dxa"/>
+              <w:top w:w="30" w:type="dxa"/>
+              <w:bottom w:w="30" w:type="dxa"/>
+              <w:left w:w="50" w:type="dxa"/>
+              <w:right w:w="50" w:type="dxa"/>
             </w:tcMar>
           </w:tcPr>
           <w:p>
@@ -6140,7 +6170,7 @@
               <w:rPr>
                 <w:rFonts w:ascii="Arial" w:hAnsi="Arial"/>
                 <w:b/>
-                <w:sz w:val="15"/>
+                <w:sz w:val="24"/>
               </w:rPr>
               <w:t>DXE</w:t>
             </w:r>
@@ -6148,19 +6178,19 @@
         </w:tc>
         <w:tc>
           <w:tcPr>
-            <w:tcW w:type="dxa" w:w="2952"/>
+            <w:tcW w:type="dxa" w:w="2880"/>
             <w:tcMar>
-              <w:top w:w="20" w:type="dxa"/>
-              <w:bottom w:w="20" w:type="dxa"/>
-              <w:left w:w="35" w:type="dxa"/>
-              <w:right w:w="35" w:type="dxa"/>
+              <w:top w:w="30" w:type="dxa"/>
+              <w:bottom w:w="30" w:type="dxa"/>
+              <w:left w:w="50" w:type="dxa"/>
+              <w:right w:w="50" w:type="dxa"/>
             </w:tcMar>
           </w:tcPr>
           <w:p>
             <w:r>
               <w:rPr>
                 <w:rFonts w:ascii="Arial" w:hAnsi="Arial"/>
-                <w:sz w:val="15"/>
+                <w:sz w:val="24"/>
               </w:rPr>
               <w:t>Driver Execution Environment (UEFI Phase)</w:t>
             </w:r>
@@ -6168,12 +6198,12 @@
         </w:tc>
         <w:tc>
           <w:tcPr>
-            <w:tcW w:type="dxa" w:w="1368"/>
+            <w:tcW w:type="dxa" w:w="1440"/>
             <w:tcMar>
-              <w:top w:w="20" w:type="dxa"/>
-              <w:bottom w:w="20" w:type="dxa"/>
-              <w:left w:w="35" w:type="dxa"/>
-              <w:right w:w="35" w:type="dxa"/>
+              <w:top w:w="30" w:type="dxa"/>
+              <w:bottom w:w="30" w:type="dxa"/>
+              <w:left w:w="50" w:type="dxa"/>
+              <w:right w:w="50" w:type="dxa"/>
             </w:tcMar>
           </w:tcPr>
           <w:p>
@@ -6181,7 +6211,7 @@
               <w:rPr>
                 <w:rFonts w:ascii="Arial" w:hAnsi="Arial"/>
                 <w:b/>
-                <w:sz w:val="15"/>
+                <w:sz w:val="24"/>
               </w:rPr>
               <w:t>PKH</w:t>
             </w:r>
@@ -6189,19 +6219,19 @@
         </w:tc>
         <w:tc>
           <w:tcPr>
-            <w:tcW w:type="dxa" w:w="2952"/>
+            <w:tcW w:type="dxa" w:w="2880"/>
             <w:tcMar>
-              <w:top w:w="20" w:type="dxa"/>
-              <w:bottom w:w="20" w:type="dxa"/>
-              <w:left w:w="35" w:type="dxa"/>
-              <w:right w:w="35" w:type="dxa"/>
+              <w:top w:w="30" w:type="dxa"/>
+              <w:bottom w:w="30" w:type="dxa"/>
+              <w:left w:w="50" w:type="dxa"/>
+              <w:right w:w="50" w:type="dxa"/>
             </w:tcMar>
           </w:tcPr>
           <w:p>
             <w:r>
               <w:rPr>
                 <w:rFonts w:ascii="Arial" w:hAnsi="Arial"/>
-                <w:sz w:val="15"/>
+                <w:sz w:val="24"/>
               </w:rPr>
               <w:t>Public Key Hash</w:t>
             </w:r>
@@ -6214,12 +6244,12 @@
         </w:trPr>
         <w:tc>
           <w:tcPr>
-            <w:tcW w:type="dxa" w:w="1368"/>
+            <w:tcW w:type="dxa" w:w="1440"/>
             <w:tcMar>
-              <w:top w:w="20" w:type="dxa"/>
-              <w:bottom w:w="20" w:type="dxa"/>
-              <w:left w:w="35" w:type="dxa"/>
-              <w:right w:w="35" w:type="dxa"/>
+              <w:top w:w="30" w:type="dxa"/>
+              <w:bottom w:w="30" w:type="dxa"/>
+              <w:left w:w="50" w:type="dxa"/>
+              <w:right w:w="50" w:type="dxa"/>
             </w:tcMar>
           </w:tcPr>
           <w:p>
@@ -6227,7 +6257,7 @@
               <w:rPr>
                 <w:rFonts w:ascii="Arial" w:hAnsi="Arial"/>
                 <w:b/>
-                <w:sz w:val="15"/>
+                <w:sz w:val="24"/>
               </w:rPr>
               <w:t>ECDSA</w:t>
             </w:r>
@@ -6235,19 +6265,19 @@
         </w:tc>
         <w:tc>
           <w:tcPr>
-            <w:tcW w:type="dxa" w:w="2952"/>
+            <w:tcW w:type="dxa" w:w="2880"/>
             <w:tcMar>
-              <w:top w:w="20" w:type="dxa"/>
-              <w:bottom w:w="20" w:type="dxa"/>
-              <w:left w:w="35" w:type="dxa"/>
-              <w:right w:w="35" w:type="dxa"/>
+              <w:top w:w="30" w:type="dxa"/>
+              <w:bottom w:w="30" w:type="dxa"/>
+              <w:left w:w="50" w:type="dxa"/>
+              <w:right w:w="50" w:type="dxa"/>
             </w:tcMar>
           </w:tcPr>
           <w:p>
             <w:r>
               <w:rPr>
                 <w:rFonts w:ascii="Arial" w:hAnsi="Arial"/>
-                <w:sz w:val="15"/>
+                <w:sz w:val="24"/>
               </w:rPr>
               <w:t>Elliptic Curve Digital Signature Algorithm</w:t>
             </w:r>
@@ -6255,12 +6285,12 @@
         </w:tc>
         <w:tc>
           <w:tcPr>
-            <w:tcW w:type="dxa" w:w="1368"/>
+            <w:tcW w:type="dxa" w:w="1440"/>
             <w:tcMar>
-              <w:top w:w="20" w:type="dxa"/>
-              <w:bottom w:w="20" w:type="dxa"/>
-              <w:left w:w="35" w:type="dxa"/>
-              <w:right w:w="35" w:type="dxa"/>
+              <w:top w:w="30" w:type="dxa"/>
+              <w:bottom w:w="30" w:type="dxa"/>
+              <w:left w:w="50" w:type="dxa"/>
+              <w:right w:w="50" w:type="dxa"/>
             </w:tcMar>
           </w:tcPr>
           <w:p>
@@ -6268,7 +6298,7 @@
               <w:rPr>
                 <w:rFonts w:ascii="Arial" w:hAnsi="Arial"/>
                 <w:b/>
-                <w:sz w:val="15"/>
+                <w:sz w:val="24"/>
               </w:rPr>
               <w:t>PQC</w:t>
             </w:r>
@@ -6276,19 +6306,19 @@
         </w:tc>
         <w:tc>
           <w:tcPr>
-            <w:tcW w:type="dxa" w:w="2952"/>
+            <w:tcW w:type="dxa" w:w="2880"/>
             <w:tcMar>
-              <w:top w:w="20" w:type="dxa"/>
-              <w:bottom w:w="20" w:type="dxa"/>
-              <w:left w:w="35" w:type="dxa"/>
-              <w:right w:w="35" w:type="dxa"/>
+              <w:top w:w="30" w:type="dxa"/>
+              <w:bottom w:w="30" w:type="dxa"/>
+              <w:left w:w="50" w:type="dxa"/>
+              <w:right w:w="50" w:type="dxa"/>
             </w:tcMar>
           </w:tcPr>
           <w:p>
             <w:r>
               <w:rPr>
                 <w:rFonts w:ascii="Arial" w:hAnsi="Arial"/>
-                <w:sz w:val="15"/>
+                <w:sz w:val="24"/>
               </w:rPr>
               <w:t>Post-Quantum Cryptography</w:t>
             </w:r>
@@ -6301,12 +6331,12 @@
         </w:trPr>
         <w:tc>
           <w:tcPr>
-            <w:tcW w:type="dxa" w:w="1368"/>
+            <w:tcW w:type="dxa" w:w="1440"/>
             <w:tcMar>
-              <w:top w:w="20" w:type="dxa"/>
-              <w:bottom w:w="20" w:type="dxa"/>
-              <w:left w:w="35" w:type="dxa"/>
-              <w:right w:w="35" w:type="dxa"/>
+              <w:top w:w="30" w:type="dxa"/>
+              <w:bottom w:w="30" w:type="dxa"/>
+              <w:left w:w="50" w:type="dxa"/>
+              <w:right w:w="50" w:type="dxa"/>
             </w:tcMar>
           </w:tcPr>
           <w:p>
@@ -6314,7 +6344,7 @@
               <w:rPr>
                 <w:rFonts w:ascii="Arial" w:hAnsi="Arial"/>
                 <w:b/>
-                <w:sz w:val="15"/>
+                <w:sz w:val="24"/>
               </w:rPr>
               <w:t>EDKII</w:t>
             </w:r>
@@ -6322,19 +6352,19 @@
         </w:tc>
         <w:tc>
           <w:tcPr>
-            <w:tcW w:type="dxa" w:w="2952"/>
+            <w:tcW w:type="dxa" w:w="2880"/>
             <w:tcMar>
-              <w:top w:w="20" w:type="dxa"/>
-              <w:bottom w:w="20" w:type="dxa"/>
-              <w:left w:w="35" w:type="dxa"/>
-              <w:right w:w="35" w:type="dxa"/>
+              <w:top w:w="30" w:type="dxa"/>
+              <w:bottom w:w="30" w:type="dxa"/>
+              <w:left w:w="50" w:type="dxa"/>
+              <w:right w:w="50" w:type="dxa"/>
             </w:tcMar>
           </w:tcPr>
           <w:p>
             <w:r>
               <w:rPr>
                 <w:rFonts w:ascii="Arial" w:hAnsi="Arial"/>
-                <w:sz w:val="15"/>
+                <w:sz w:val="24"/>
               </w:rPr>
               <w:t>EFI Development Kit II (Canonical UEFI Implementation)</w:t>
             </w:r>
@@ -6342,12 +6372,12 @@
         </w:tc>
         <w:tc>
           <w:tcPr>
-            <w:tcW w:type="dxa" w:w="1368"/>
+            <w:tcW w:type="dxa" w:w="1440"/>
             <w:tcMar>
-              <w:top w:w="20" w:type="dxa"/>
-              <w:bottom w:w="20" w:type="dxa"/>
-              <w:left w:w="35" w:type="dxa"/>
-              <w:right w:w="35" w:type="dxa"/>
+              <w:top w:w="30" w:type="dxa"/>
+              <w:bottom w:w="30" w:type="dxa"/>
+              <w:left w:w="50" w:type="dxa"/>
+              <w:right w:w="50" w:type="dxa"/>
             </w:tcMar>
           </w:tcPr>
           <w:p>
@@ -6355,7 +6385,7 @@
               <w:rPr>
                 <w:rFonts w:ascii="Arial" w:hAnsi="Arial"/>
                 <w:b/>
-                <w:sz w:val="15"/>
+                <w:sz w:val="24"/>
               </w:rPr>
               <w:t>QEMU</w:t>
             </w:r>
@@ -6363,21 +6393,21 @@
         </w:tc>
         <w:tc>
           <w:tcPr>
-            <w:tcW w:type="dxa" w:w="2952"/>
+            <w:tcW w:type="dxa" w:w="2880"/>
             <w:tcMar>
-              <w:top w:w="20" w:type="dxa"/>
-              <w:bottom w:w="20" w:type="dxa"/>
-              <w:left w:w="35" w:type="dxa"/>
-              <w:right w:w="35" w:type="dxa"/>
+              <w:top w:w="30" w:type="dxa"/>
+              <w:bottom w:w="30" w:type="dxa"/>
+              <w:left w:w="50" w:type="dxa"/>
+              <w:right w:w="50" w:type="dxa"/>
             </w:tcMar>
           </w:tcPr>
           <w:p>
             <w:r>
               <w:rPr>
                 <w:rFonts w:ascii="Arial" w:hAnsi="Arial"/>
-                <w:sz w:val="15"/>
+                <w:sz w:val="24"/>
               </w:rPr>
-              <w:t>Quick Emulator (Open-Source Machine Emulator)</w:t>
+              <w:t>Quick Emulator (Machine Emulator)</w:t>
             </w:r>
           </w:p>
         </w:tc>
@@ -6388,12 +6418,12 @@
         </w:trPr>
         <w:tc>
           <w:tcPr>
-            <w:tcW w:type="dxa" w:w="1368"/>
+            <w:tcW w:type="dxa" w:w="1440"/>
             <w:tcMar>
-              <w:top w:w="20" w:type="dxa"/>
-              <w:bottom w:w="20" w:type="dxa"/>
-              <w:left w:w="35" w:type="dxa"/>
-              <w:right w:w="35" w:type="dxa"/>
+              <w:top w:w="30" w:type="dxa"/>
+              <w:bottom w:w="30" w:type="dxa"/>
+              <w:left w:w="50" w:type="dxa"/>
+              <w:right w:w="50" w:type="dxa"/>
             </w:tcMar>
           </w:tcPr>
           <w:p>
@@ -6401,7 +6431,7 @@
               <w:rPr>
                 <w:rFonts w:ascii="Arial" w:hAnsi="Arial"/>
                 <w:b/>
-                <w:sz w:val="15"/>
+                <w:sz w:val="24"/>
               </w:rPr>
               <w:t>eFuse</w:t>
             </w:r>
@@ -6409,32 +6439,32 @@
         </w:tc>
         <w:tc>
           <w:tcPr>
-            <w:tcW w:type="dxa" w:w="2952"/>
+            <w:tcW w:type="dxa" w:w="2880"/>
             <w:tcMar>
-              <w:top w:w="20" w:type="dxa"/>
-              <w:bottom w:w="20" w:type="dxa"/>
-              <w:left w:w="35" w:type="dxa"/>
-              <w:right w:w="35" w:type="dxa"/>
+              <w:top w:w="30" w:type="dxa"/>
+              <w:bottom w:w="30" w:type="dxa"/>
+              <w:left w:w="50" w:type="dxa"/>
+              <w:right w:w="50" w:type="dxa"/>
             </w:tcMar>
           </w:tcPr>
           <w:p>
             <w:r>
               <w:rPr>
                 <w:rFonts w:ascii="Arial" w:hAnsi="Arial"/>
-                <w:sz w:val="15"/>
+                <w:sz w:val="24"/>
               </w:rPr>
-              <w:t>Electronic Fuse (One-Time Programmable On-Chip Storage)</w:t>
+              <w:t>Electronic Fuse (One-Time Programmable Storage)</w:t>
             </w:r>
           </w:p>
         </w:tc>
         <w:tc>
           <w:tcPr>
-            <w:tcW w:type="dxa" w:w="1368"/>
+            <w:tcW w:type="dxa" w:w="1440"/>
             <w:tcMar>
-              <w:top w:w="20" w:type="dxa"/>
-              <w:bottom w:w="20" w:type="dxa"/>
-              <w:left w:w="35" w:type="dxa"/>
-              <w:right w:w="35" w:type="dxa"/>
+              <w:top w:w="30" w:type="dxa"/>
+              <w:bottom w:w="30" w:type="dxa"/>
+              <w:left w:w="50" w:type="dxa"/>
+              <w:right w:w="50" w:type="dxa"/>
             </w:tcMar>
           </w:tcPr>
           <w:p>
@@ -6442,7 +6472,7 @@
               <w:rPr>
                 <w:rFonts w:ascii="Arial" w:hAnsi="Arial"/>
                 <w:b/>
-                <w:sz w:val="15"/>
+                <w:sz w:val="24"/>
               </w:rPr>
               <w:t>RoT</w:t>
             </w:r>
@@ -6450,19 +6480,19 @@
         </w:tc>
         <w:tc>
           <w:tcPr>
-            <w:tcW w:type="dxa" w:w="2952"/>
+            <w:tcW w:type="dxa" w:w="2880"/>
             <w:tcMar>
-              <w:top w:w="20" w:type="dxa"/>
-              <w:bottom w:w="20" w:type="dxa"/>
-              <w:left w:w="35" w:type="dxa"/>
-              <w:right w:w="35" w:type="dxa"/>
+              <w:top w:w="30" w:type="dxa"/>
+              <w:bottom w:w="30" w:type="dxa"/>
+              <w:left w:w="50" w:type="dxa"/>
+              <w:right w:w="50" w:type="dxa"/>
             </w:tcMar>
           </w:tcPr>
           <w:p>
             <w:r>
               <w:rPr>
                 <w:rFonts w:ascii="Arial" w:hAnsi="Arial"/>
-                <w:sz w:val="15"/>
+                <w:sz w:val="24"/>
               </w:rPr>
               <w:t>Root of Trust</w:t>
             </w:r>
@@ -6475,12 +6505,12 @@
         </w:trPr>
         <w:tc>
           <w:tcPr>
-            <w:tcW w:type="dxa" w:w="1368"/>
+            <w:tcW w:type="dxa" w:w="1440"/>
             <w:tcMar>
-              <w:top w:w="20" w:type="dxa"/>
-              <w:bottom w:w="20" w:type="dxa"/>
-              <w:left w:w="35" w:type="dxa"/>
-              <w:right w:w="35" w:type="dxa"/>
+              <w:top w:w="30" w:type="dxa"/>
+              <w:bottom w:w="30" w:type="dxa"/>
+              <w:left w:w="50" w:type="dxa"/>
+              <w:right w:w="50" w:type="dxa"/>
             </w:tcMar>
           </w:tcPr>
           <w:p>
@@ -6488,7 +6518,7 @@
               <w:rPr>
                 <w:rFonts w:ascii="Arial" w:hAnsi="Arial"/>
                 <w:b/>
-                <w:sz w:val="15"/>
+                <w:sz w:val="24"/>
               </w:rPr>
               <w:t>FIPS</w:t>
             </w:r>
@@ -6496,19 +6526,19 @@
         </w:tc>
         <w:tc>
           <w:tcPr>
-            <w:tcW w:type="dxa" w:w="2952"/>
+            <w:tcW w:type="dxa" w:w="2880"/>
             <w:tcMar>
-              <w:top w:w="20" w:type="dxa"/>
-              <w:bottom w:w="20" w:type="dxa"/>
-              <w:left w:w="35" w:type="dxa"/>
-              <w:right w:w="35" w:type="dxa"/>
+              <w:top w:w="30" w:type="dxa"/>
+              <w:bottom w:w="30" w:type="dxa"/>
+              <w:left w:w="50" w:type="dxa"/>
+              <w:right w:w="50" w:type="dxa"/>
             </w:tcMar>
           </w:tcPr>
           <w:p>
             <w:r>
               <w:rPr>
                 <w:rFonts w:ascii="Arial" w:hAnsi="Arial"/>
-                <w:sz w:val="15"/>
+                <w:sz w:val="24"/>
               </w:rPr>
               <w:t>Federal Information Processing Standards</w:t>
             </w:r>
@@ -6516,12 +6546,12 @@
         </w:tc>
         <w:tc>
           <w:tcPr>
-            <w:tcW w:type="dxa" w:w="1368"/>
+            <w:tcW w:type="dxa" w:w="1440"/>
             <w:tcMar>
-              <w:top w:w="20" w:type="dxa"/>
-              <w:bottom w:w="20" w:type="dxa"/>
-              <w:left w:w="35" w:type="dxa"/>
-              <w:right w:w="35" w:type="dxa"/>
+              <w:top w:w="30" w:type="dxa"/>
+              <w:bottom w:w="30" w:type="dxa"/>
+              <w:left w:w="50" w:type="dxa"/>
+              <w:right w:w="50" w:type="dxa"/>
             </w:tcMar>
           </w:tcPr>
           <w:p>
@@ -6529,7 +6559,7 @@
               <w:rPr>
                 <w:rFonts w:ascii="Arial" w:hAnsi="Arial"/>
                 <w:b/>
-                <w:sz w:val="15"/>
+                <w:sz w:val="24"/>
               </w:rPr>
               <w:t>RSA</w:t>
             </w:r>
@@ -6537,19 +6567,19 @@
         </w:tc>
         <w:tc>
           <w:tcPr>
-            <w:tcW w:type="dxa" w:w="2952"/>
+            <w:tcW w:type="dxa" w:w="2880"/>
             <w:tcMar>
-              <w:top w:w="20" w:type="dxa"/>
-              <w:bottom w:w="20" w:type="dxa"/>
-              <w:left w:w="35" w:type="dxa"/>
-              <w:right w:w="35" w:type="dxa"/>
+              <w:top w:w="30" w:type="dxa"/>
+              <w:bottom w:w="30" w:type="dxa"/>
+              <w:left w:w="50" w:type="dxa"/>
+              <w:right w:w="50" w:type="dxa"/>
             </w:tcMar>
           </w:tcPr>
           <w:p>
             <w:r>
               <w:rPr>
                 <w:rFonts w:ascii="Arial" w:hAnsi="Arial"/>
-                <w:sz w:val="15"/>
+                <w:sz w:val="24"/>
               </w:rPr>
               <w:t>Rivest-Shamir-Adleman Cryptosystem</w:t>
             </w:r>
@@ -6562,12 +6592,12 @@
         </w:trPr>
         <w:tc>
           <w:tcPr>
-            <w:tcW w:type="dxa" w:w="1368"/>
+            <w:tcW w:type="dxa" w:w="1440"/>
             <w:tcMar>
-              <w:top w:w="20" w:type="dxa"/>
-              <w:bottom w:w="20" w:type="dxa"/>
-              <w:left w:w="35" w:type="dxa"/>
-              <w:right w:w="35" w:type="dxa"/>
+              <w:top w:w="30" w:type="dxa"/>
+              <w:bottom w:w="30" w:type="dxa"/>
+              <w:left w:w="50" w:type="dxa"/>
+              <w:right w:w="50" w:type="dxa"/>
             </w:tcMar>
           </w:tcPr>
           <w:p>
@@ -6575,7 +6605,7 @@
               <w:rPr>
                 <w:rFonts w:ascii="Arial" w:hAnsi="Arial"/>
                 <w:b/>
-                <w:sz w:val="15"/>
+                <w:sz w:val="24"/>
               </w:rPr>
               <w:t>FIT</w:t>
             </w:r>
@@ -6583,19 +6613,19 @@
         </w:tc>
         <w:tc>
           <w:tcPr>
-            <w:tcW w:type="dxa" w:w="2952"/>
+            <w:tcW w:type="dxa" w:w="2880"/>
             <w:tcMar>
-              <w:top w:w="20" w:type="dxa"/>
-              <w:bottom w:w="20" w:type="dxa"/>
-              <w:left w:w="35" w:type="dxa"/>
-              <w:right w:w="35" w:type="dxa"/>
+              <w:top w:w="30" w:type="dxa"/>
+              <w:bottom w:w="30" w:type="dxa"/>
+              <w:left w:w="50" w:type="dxa"/>
+              <w:right w:w="50" w:type="dxa"/>
             </w:tcMar>
           </w:tcPr>
           <w:p>
             <w:r>
               <w:rPr>
                 <w:rFonts w:ascii="Arial" w:hAnsi="Arial"/>
-                <w:sz w:val="15"/>
+                <w:sz w:val="24"/>
               </w:rPr>
               <w:t>Flattened Image Tree (Das U-Boot Image Format)</w:t>
             </w:r>
@@ -6603,12 +6633,12 @@
         </w:tc>
         <w:tc>
           <w:tcPr>
-            <w:tcW w:type="dxa" w:w="1368"/>
+            <w:tcW w:type="dxa" w:w="1440"/>
             <w:tcMar>
-              <w:top w:w="20" w:type="dxa"/>
-              <w:bottom w:w="20" w:type="dxa"/>
-              <w:left w:w="35" w:type="dxa"/>
-              <w:right w:w="35" w:type="dxa"/>
+              <w:top w:w="30" w:type="dxa"/>
+              <w:bottom w:w="30" w:type="dxa"/>
+              <w:left w:w="50" w:type="dxa"/>
+              <w:right w:w="50" w:type="dxa"/>
             </w:tcMar>
           </w:tcPr>
           <w:p>
@@ -6616,7 +6646,7 @@
               <w:rPr>
                 <w:rFonts w:ascii="Arial" w:hAnsi="Arial"/>
                 <w:b/>
-                <w:sz w:val="15"/>
+                <w:sz w:val="24"/>
               </w:rPr>
               <w:t>SHA</w:t>
             </w:r>
@@ -6624,19 +6654,19 @@
         </w:tc>
         <w:tc>
           <w:tcPr>
-            <w:tcW w:type="dxa" w:w="2952"/>
+            <w:tcW w:type="dxa" w:w="2880"/>
             <w:tcMar>
-              <w:top w:w="20" w:type="dxa"/>
-              <w:bottom w:w="20" w:type="dxa"/>
-              <w:left w:w="35" w:type="dxa"/>
-              <w:right w:w="35" w:type="dxa"/>
+              <w:top w:w="30" w:type="dxa"/>
+              <w:bottom w:w="30" w:type="dxa"/>
+              <w:left w:w="50" w:type="dxa"/>
+              <w:right w:w="50" w:type="dxa"/>
             </w:tcMar>
           </w:tcPr>
           <w:p>
             <w:r>
               <w:rPr>
                 <w:rFonts w:ascii="Arial" w:hAnsi="Arial"/>
-                <w:sz w:val="15"/>
+                <w:sz w:val="24"/>
               </w:rPr>
               <w:t>Secure Hash Algorithm</w:t>
             </w:r>
@@ -6649,12 +6679,12 @@
         </w:trPr>
         <w:tc>
           <w:tcPr>
-            <w:tcW w:type="dxa" w:w="1368"/>
+            <w:tcW w:type="dxa" w:w="1440"/>
             <w:tcMar>
-              <w:top w:w="20" w:type="dxa"/>
-              <w:bottom w:w="20" w:type="dxa"/>
-              <w:left w:w="35" w:type="dxa"/>
-              <w:right w:w="35" w:type="dxa"/>
+              <w:top w:w="30" w:type="dxa"/>
+              <w:bottom w:w="30" w:type="dxa"/>
+              <w:left w:w="50" w:type="dxa"/>
+              <w:right w:w="50" w:type="dxa"/>
             </w:tcMar>
           </w:tcPr>
           <w:p>
@@ -6662,7 +6692,7 @@
               <w:rPr>
                 <w:rFonts w:ascii="Arial" w:hAnsi="Arial"/>
                 <w:b/>
-                <w:sz w:val="15"/>
+                <w:sz w:val="24"/>
               </w:rPr>
               <w:t>FORS</w:t>
             </w:r>
@@ -6670,19 +6700,19 @@
         </w:tc>
         <w:tc>
           <w:tcPr>
-            <w:tcW w:type="dxa" w:w="2952"/>
+            <w:tcW w:type="dxa" w:w="2880"/>
             <w:tcMar>
-              <w:top w:w="20" w:type="dxa"/>
-              <w:bottom w:w="20" w:type="dxa"/>
-              <w:left w:w="35" w:type="dxa"/>
-              <w:right w:w="35" w:type="dxa"/>
+              <w:top w:w="30" w:type="dxa"/>
+              <w:bottom w:w="30" w:type="dxa"/>
+              <w:left w:w="50" w:type="dxa"/>
+              <w:right w:w="50" w:type="dxa"/>
             </w:tcMar>
           </w:tcPr>
           <w:p>
             <w:r>
               <w:rPr>
                 <w:rFonts w:ascii="Arial" w:hAnsi="Arial"/>
-                <w:sz w:val="15"/>
+                <w:sz w:val="24"/>
               </w:rPr>
               <w:t>Forest of Random Subsets (SPHINCS+ Sub-structure)</w:t>
             </w:r>
@@ -6690,12 +6720,12 @@
         </w:tc>
         <w:tc>
           <w:tcPr>
-            <w:tcW w:type="dxa" w:w="1368"/>
+            <w:tcW w:type="dxa" w:w="1440"/>
             <w:tcMar>
-              <w:top w:w="20" w:type="dxa"/>
-              <w:bottom w:w="20" w:type="dxa"/>
-              <w:left w:w="35" w:type="dxa"/>
-              <w:right w:w="35" w:type="dxa"/>
+              <w:top w:w="30" w:type="dxa"/>
+              <w:bottom w:w="30" w:type="dxa"/>
+              <w:left w:w="50" w:type="dxa"/>
+              <w:right w:w="50" w:type="dxa"/>
             </w:tcMar>
           </w:tcPr>
           <w:p>
@@ -6703,7 +6733,7 @@
               <w:rPr>
                 <w:rFonts w:ascii="Arial" w:hAnsi="Arial"/>
                 <w:b/>
-                <w:sz w:val="15"/>
+                <w:sz w:val="24"/>
               </w:rPr>
               <w:t>SHAKE</w:t>
             </w:r>
@@ -6711,21 +6741,21 @@
         </w:tc>
         <w:tc>
           <w:tcPr>
-            <w:tcW w:type="dxa" w:w="2952"/>
+            <w:tcW w:type="dxa" w:w="2880"/>
             <w:tcMar>
-              <w:top w:w="20" w:type="dxa"/>
-              <w:bottom w:w="20" w:type="dxa"/>
-              <w:left w:w="35" w:type="dxa"/>
-              <w:right w:w="35" w:type="dxa"/>
+              <w:top w:w="30" w:type="dxa"/>
+              <w:bottom w:w="30" w:type="dxa"/>
+              <w:left w:w="50" w:type="dxa"/>
+              <w:right w:w="50" w:type="dxa"/>
             </w:tcMar>
           </w:tcPr>
           <w:p>
             <w:r>
               <w:rPr>
                 <w:rFonts w:ascii="Arial" w:hAnsi="Arial"/>
-                <w:sz w:val="15"/>
+                <w:sz w:val="24"/>
               </w:rPr>
-              <w:t>Secure Hash Algorithm and Keccak Extensible-Output Function</w:t>
+              <w:t>Secure Hash Algorithm &amp; Keccak Extensible-Output</w:t>
             </w:r>
           </w:p>
         </w:tc>
@@ -6736,12 +6766,12 @@
         </w:trPr>
         <w:tc>
           <w:tcPr>
-            <w:tcW w:type="dxa" w:w="1368"/>
+            <w:tcW w:type="dxa" w:w="1440"/>
             <w:tcMar>
-              <w:top w:w="20" w:type="dxa"/>
-              <w:bottom w:w="20" w:type="dxa"/>
-              <w:left w:w="35" w:type="dxa"/>
-              <w:right w:w="35" w:type="dxa"/>
+              <w:top w:w="30" w:type="dxa"/>
+              <w:bottom w:w="30" w:type="dxa"/>
+              <w:left w:w="50" w:type="dxa"/>
+              <w:right w:w="50" w:type="dxa"/>
             </w:tcMar>
           </w:tcPr>
           <w:p>
@@ -6749,7 +6779,7 @@
               <w:rPr>
                 <w:rFonts w:ascii="Arial" w:hAnsi="Arial"/>
                 <w:b/>
-                <w:sz w:val="15"/>
+                <w:sz w:val="24"/>
               </w:rPr>
               <w:t>ISA</w:t>
             </w:r>
@@ -6757,19 +6787,19 @@
         </w:tc>
         <w:tc>
           <w:tcPr>
-            <w:tcW w:type="dxa" w:w="2952"/>
+            <w:tcW w:type="dxa" w:w="2880"/>
             <w:tcMar>
-              <w:top w:w="20" w:type="dxa"/>
-              <w:bottom w:w="20" w:type="dxa"/>
-              <w:left w:w="35" w:type="dxa"/>
-              <w:right w:w="35" w:type="dxa"/>
+              <w:top w:w="30" w:type="dxa"/>
+              <w:bottom w:w="30" w:type="dxa"/>
+              <w:left w:w="50" w:type="dxa"/>
+              <w:right w:w="50" w:type="dxa"/>
             </w:tcMar>
           </w:tcPr>
           <w:p>
             <w:r>
               <w:rPr>
                 <w:rFonts w:ascii="Arial" w:hAnsi="Arial"/>
-                <w:sz w:val="15"/>
+                <w:sz w:val="24"/>
               </w:rPr>
               <w:t>Instruction Set Architecture</w:t>
             </w:r>
@@ -6777,12 +6807,12 @@
         </w:tc>
         <w:tc>
           <w:tcPr>
-            <w:tcW w:type="dxa" w:w="1368"/>
+            <w:tcW w:type="dxa" w:w="1440"/>
             <w:tcMar>
-              <w:top w:w="20" w:type="dxa"/>
-              <w:bottom w:w="20" w:type="dxa"/>
-              <w:left w:w="35" w:type="dxa"/>
-              <w:right w:w="35" w:type="dxa"/>
+              <w:top w:w="30" w:type="dxa"/>
+              <w:bottom w:w="30" w:type="dxa"/>
+              <w:left w:w="50" w:type="dxa"/>
+              <w:right w:w="50" w:type="dxa"/>
             </w:tcMar>
           </w:tcPr>
           <w:p>
@@ -6790,7 +6820,7 @@
               <w:rPr>
                 <w:rFonts w:ascii="Arial" w:hAnsi="Arial"/>
                 <w:b/>
-                <w:sz w:val="15"/>
+                <w:sz w:val="24"/>
               </w:rPr>
               <w:t>SLH-DSA</w:t>
             </w:r>
@@ -6798,21 +6828,21 @@
         </w:tc>
         <w:tc>
           <w:tcPr>
-            <w:tcW w:type="dxa" w:w="2952"/>
+            <w:tcW w:type="dxa" w:w="2880"/>
             <w:tcMar>
-              <w:top w:w="20" w:type="dxa"/>
-              <w:bottom w:w="20" w:type="dxa"/>
-              <w:left w:w="35" w:type="dxa"/>
-              <w:right w:w="35" w:type="dxa"/>
+              <w:top w:w="30" w:type="dxa"/>
+              <w:bottom w:w="30" w:type="dxa"/>
+              <w:left w:w="50" w:type="dxa"/>
+              <w:right w:w="50" w:type="dxa"/>
             </w:tcMar>
           </w:tcPr>
           <w:p>
             <w:r>
               <w:rPr>
                 <w:rFonts w:ascii="Arial" w:hAnsi="Arial"/>
-                <w:sz w:val="15"/>
+                <w:sz w:val="24"/>
               </w:rPr>
-              <w:t>Stateless Hash-Based Digital Signature Algorithm (FIPS 205)</w:t>
+              <w:t>Stateless Hash-Based Digital Signature (FIPS 205)</w:t>
             </w:r>
           </w:p>
         </w:tc>
@@ -6823,12 +6853,12 @@
         </w:trPr>
         <w:tc>
           <w:tcPr>
-            <w:tcW w:type="dxa" w:w="1368"/>
+            <w:tcW w:type="dxa" w:w="1440"/>
             <w:tcMar>
-              <w:top w:w="20" w:type="dxa"/>
-              <w:bottom w:w="20" w:type="dxa"/>
-              <w:left w:w="35" w:type="dxa"/>
-              <w:right w:w="35" w:type="dxa"/>
+              <w:top w:w="30" w:type="dxa"/>
+              <w:bottom w:w="30" w:type="dxa"/>
+              <w:left w:w="50" w:type="dxa"/>
+              <w:right w:w="50" w:type="dxa"/>
             </w:tcMar>
           </w:tcPr>
           <w:p>
@@ -6836,7 +6866,7 @@
               <w:rPr>
                 <w:rFonts w:ascii="Arial" w:hAnsi="Arial"/>
                 <w:b/>
-                <w:sz w:val="15"/>
+                <w:sz w:val="24"/>
               </w:rPr>
               <w:t>LMOTS</w:t>
             </w:r>
@@ -6844,19 +6874,19 @@
         </w:tc>
         <w:tc>
           <w:tcPr>
-            <w:tcW w:type="dxa" w:w="2952"/>
+            <w:tcW w:type="dxa" w:w="2880"/>
             <w:tcMar>
-              <w:top w:w="20" w:type="dxa"/>
-              <w:bottom w:w="20" w:type="dxa"/>
-              <w:left w:w="35" w:type="dxa"/>
-              <w:right w:w="35" w:type="dxa"/>
+              <w:top w:w="30" w:type="dxa"/>
+              <w:bottom w:w="30" w:type="dxa"/>
+              <w:left w:w="50" w:type="dxa"/>
+              <w:right w:w="50" w:type="dxa"/>
             </w:tcMar>
           </w:tcPr>
           <w:p>
             <w:r>
               <w:rPr>
                 <w:rFonts w:ascii="Arial" w:hAnsi="Arial"/>
-                <w:sz w:val="15"/>
+                <w:sz w:val="24"/>
               </w:rPr>
               <w:t>Leighton-Micali One-Time Signature</w:t>
             </w:r>
@@ -6864,12 +6894,12 @@
         </w:tc>
         <w:tc>
           <w:tcPr>
-            <w:tcW w:type="dxa" w:w="1368"/>
+            <w:tcW w:type="dxa" w:w="1440"/>
             <w:tcMar>
-              <w:top w:w="20" w:type="dxa"/>
-              <w:bottom w:w="20" w:type="dxa"/>
-              <w:left w:w="35" w:type="dxa"/>
-              <w:right w:w="35" w:type="dxa"/>
+              <w:top w:w="30" w:type="dxa"/>
+              <w:bottom w:w="30" w:type="dxa"/>
+              <w:left w:w="50" w:type="dxa"/>
+              <w:right w:w="50" w:type="dxa"/>
             </w:tcMar>
           </w:tcPr>
           <w:p>
@@ -6877,7 +6907,7 @@
               <w:rPr>
                 <w:rFonts w:ascii="Arial" w:hAnsi="Arial"/>
                 <w:b/>
-                <w:sz w:val="15"/>
+                <w:sz w:val="24"/>
               </w:rPr>
               <w:t>SMP</w:t>
             </w:r>
@@ -6885,19 +6915,19 @@
         </w:tc>
         <w:tc>
           <w:tcPr>
-            <w:tcW w:type="dxa" w:w="2952"/>
+            <w:tcW w:type="dxa" w:w="2880"/>
             <w:tcMar>
-              <w:top w:w="20" w:type="dxa"/>
-              <w:bottom w:w="20" w:type="dxa"/>
-              <w:left w:w="35" w:type="dxa"/>
-              <w:right w:w="35" w:type="dxa"/>
+              <w:top w:w="30" w:type="dxa"/>
+              <w:bottom w:w="30" w:type="dxa"/>
+              <w:left w:w="50" w:type="dxa"/>
+              <w:right w:w="50" w:type="dxa"/>
             </w:tcMar>
           </w:tcPr>
           <w:p>
             <w:r>
               <w:rPr>
                 <w:rFonts w:ascii="Arial" w:hAnsi="Arial"/>
-                <w:sz w:val="15"/>
+                <w:sz w:val="24"/>
               </w:rPr>
               <w:t>Symmetric Multiprocessing</w:t>
             </w:r>
@@ -6910,12 +6940,12 @@
         </w:trPr>
         <w:tc>
           <w:tcPr>
-            <w:tcW w:type="dxa" w:w="1368"/>
+            <w:tcW w:type="dxa" w:w="1440"/>
             <w:tcMar>
-              <w:top w:w="20" w:type="dxa"/>
-              <w:bottom w:w="20" w:type="dxa"/>
-              <w:left w:w="35" w:type="dxa"/>
-              <w:right w:w="35" w:type="dxa"/>
+              <w:top w:w="30" w:type="dxa"/>
+              <w:bottom w:w="30" w:type="dxa"/>
+              <w:left w:w="50" w:type="dxa"/>
+              <w:right w:w="50" w:type="dxa"/>
             </w:tcMar>
           </w:tcPr>
           <w:p>
@@ -6923,7 +6953,7 @@
               <w:rPr>
                 <w:rFonts w:ascii="Arial" w:hAnsi="Arial"/>
                 <w:b/>
-                <w:sz w:val="15"/>
+                <w:sz w:val="24"/>
               </w:rPr>
               <w:t>LMS</w:t>
             </w:r>
@@ -6931,19 +6961,19 @@
         </w:tc>
         <w:tc>
           <w:tcPr>
-            <w:tcW w:type="dxa" w:w="2952"/>
+            <w:tcW w:type="dxa" w:w="2880"/>
             <w:tcMar>
-              <w:top w:w="20" w:type="dxa"/>
-              <w:bottom w:w="20" w:type="dxa"/>
-              <w:left w:w="35" w:type="dxa"/>
-              <w:right w:w="35" w:type="dxa"/>
+              <w:top w:w="30" w:type="dxa"/>
+              <w:bottom w:w="30" w:type="dxa"/>
+              <w:left w:w="50" w:type="dxa"/>
+              <w:right w:w="50" w:type="dxa"/>
             </w:tcMar>
           </w:tcPr>
           <w:p>
             <w:r>
               <w:rPr>
                 <w:rFonts w:ascii="Arial" w:hAnsi="Arial"/>
-                <w:sz w:val="15"/>
+                <w:sz w:val="24"/>
               </w:rPr>
               <w:t>Leighton-Micali Hash-Based Signature Scheme</w:t>
             </w:r>
@@ -6951,12 +6981,12 @@
         </w:tc>
         <w:tc>
           <w:tcPr>
-            <w:tcW w:type="dxa" w:w="1368"/>
+            <w:tcW w:type="dxa" w:w="1440"/>
             <w:tcMar>
-              <w:top w:w="20" w:type="dxa"/>
-              <w:bottom w:w="20" w:type="dxa"/>
-              <w:left w:w="35" w:type="dxa"/>
-              <w:right w:w="35" w:type="dxa"/>
+              <w:top w:w="30" w:type="dxa"/>
+              <w:bottom w:w="30" w:type="dxa"/>
+              <w:left w:w="50" w:type="dxa"/>
+              <w:right w:w="50" w:type="dxa"/>
             </w:tcMar>
           </w:tcPr>
           <w:p>
@@ -6964,7 +6994,7 @@
               <w:rPr>
                 <w:rFonts w:ascii="Arial" w:hAnsi="Arial"/>
                 <w:b/>
-                <w:sz w:val="15"/>
+                <w:sz w:val="24"/>
               </w:rPr>
               <w:t>SPHINCS+</w:t>
             </w:r>
@@ -6972,19 +7002,19 @@
         </w:tc>
         <w:tc>
           <w:tcPr>
-            <w:tcW w:type="dxa" w:w="2952"/>
+            <w:tcW w:type="dxa" w:w="2880"/>
             <w:tcMar>
-              <w:top w:w="20" w:type="dxa"/>
-              <w:bottom w:w="20" w:type="dxa"/>
-              <w:left w:w="35" w:type="dxa"/>
-              <w:right w:w="35" w:type="dxa"/>
+              <w:top w:w="30" w:type="dxa"/>
+              <w:bottom w:w="30" w:type="dxa"/>
+              <w:left w:w="50" w:type="dxa"/>
+              <w:right w:w="50" w:type="dxa"/>
             </w:tcMar>
           </w:tcPr>
           <w:p>
             <w:r>
               <w:rPr>
                 <w:rFonts w:ascii="Arial" w:hAnsi="Arial"/>
-                <w:sz w:val="15"/>
+                <w:sz w:val="24"/>
               </w:rPr>
               <w:t>Stateless Hash-Based Signature Scheme</w:t>
             </w:r>
@@ -6997,12 +7027,12 @@
         </w:trPr>
         <w:tc>
           <w:tcPr>
-            <w:tcW w:type="dxa" w:w="1368"/>
+            <w:tcW w:type="dxa" w:w="1440"/>
             <w:tcMar>
-              <w:top w:w="20" w:type="dxa"/>
-              <w:bottom w:w="20" w:type="dxa"/>
-              <w:left w:w="35" w:type="dxa"/>
-              <w:right w:w="35" w:type="dxa"/>
+              <w:top w:w="30" w:type="dxa"/>
+              <w:bottom w:w="30" w:type="dxa"/>
+              <w:left w:w="50" w:type="dxa"/>
+              <w:right w:w="50" w:type="dxa"/>
             </w:tcMar>
           </w:tcPr>
           <w:p>
@@ -7010,7 +7040,7 @@
               <w:rPr>
                 <w:rFonts w:ascii="Arial" w:hAnsi="Arial"/>
                 <w:b/>
-                <w:sz w:val="15"/>
+                <w:sz w:val="24"/>
               </w:rPr>
               <w:t>M-LWE</w:t>
             </w:r>
@@ -7018,19 +7048,19 @@
         </w:tc>
         <w:tc>
           <w:tcPr>
-            <w:tcW w:type="dxa" w:w="2952"/>
+            <w:tcW w:type="dxa" w:w="2880"/>
             <w:tcMar>
-              <w:top w:w="20" w:type="dxa"/>
-              <w:bottom w:w="20" w:type="dxa"/>
-              <w:left w:w="35" w:type="dxa"/>
-              <w:right w:w="35" w:type="dxa"/>
+              <w:top w:w="30" w:type="dxa"/>
+              <w:bottom w:w="30" w:type="dxa"/>
+              <w:left w:w="50" w:type="dxa"/>
+              <w:right w:w="50" w:type="dxa"/>
             </w:tcMar>
           </w:tcPr>
           <w:p>
             <w:r>
               <w:rPr>
                 <w:rFonts w:ascii="Arial" w:hAnsi="Arial"/>
-                <w:sz w:val="15"/>
+                <w:sz w:val="24"/>
               </w:rPr>
               <w:t>Module Learning With Errors</w:t>
             </w:r>
@@ -7038,12 +7068,12 @@
         </w:tc>
         <w:tc>
           <w:tcPr>
-            <w:tcW w:type="dxa" w:w="1368"/>
+            <w:tcW w:type="dxa" w:w="1440"/>
             <w:tcMar>
-              <w:top w:w="20" w:type="dxa"/>
-              <w:bottom w:w="20" w:type="dxa"/>
-              <w:left w:w="35" w:type="dxa"/>
-              <w:right w:w="35" w:type="dxa"/>
+              <w:top w:w="30" w:type="dxa"/>
+              <w:bottom w:w="30" w:type="dxa"/>
+              <w:left w:w="50" w:type="dxa"/>
+              <w:right w:w="50" w:type="dxa"/>
             </w:tcMar>
           </w:tcPr>
           <w:p>
@@ -7051,7 +7081,7 @@
               <w:rPr>
                 <w:rFonts w:ascii="Arial" w:hAnsi="Arial"/>
                 <w:b/>
-                <w:sz w:val="15"/>
+                <w:sz w:val="24"/>
               </w:rPr>
               <w:t>SRAM</w:t>
             </w:r>
@@ -7059,19 +7089,19 @@
         </w:tc>
         <w:tc>
           <w:tcPr>
-            <w:tcW w:type="dxa" w:w="2952"/>
+            <w:tcW w:type="dxa" w:w="2880"/>
             <w:tcMar>
-              <w:top w:w="20" w:type="dxa"/>
-              <w:bottom w:w="20" w:type="dxa"/>
-              <w:left w:w="35" w:type="dxa"/>
-              <w:right w:w="35" w:type="dxa"/>
+              <w:top w:w="30" w:type="dxa"/>
+              <w:bottom w:w="30" w:type="dxa"/>
+              <w:left w:w="50" w:type="dxa"/>
+              <w:right w:w="50" w:type="dxa"/>
             </w:tcMar>
           </w:tcPr>
           <w:p>
             <w:r>
               <w:rPr>
                 <w:rFonts w:ascii="Arial" w:hAnsi="Arial"/>
-                <w:sz w:val="15"/>
+                <w:sz w:val="24"/>
               </w:rPr>
               <w:t>Static Random Access Memory</w:t>
             </w:r>
@@ -7084,12 +7114,12 @@
         </w:trPr>
         <w:tc>
           <w:tcPr>
-            <w:tcW w:type="dxa" w:w="1368"/>
+            <w:tcW w:type="dxa" w:w="1440"/>
             <w:tcMar>
-              <w:top w:w="20" w:type="dxa"/>
-              <w:bottom w:w="20" w:type="dxa"/>
-              <w:left w:w="35" w:type="dxa"/>
-              <w:right w:w="35" w:type="dxa"/>
+              <w:top w:w="30" w:type="dxa"/>
+              <w:bottom w:w="30" w:type="dxa"/>
+              <w:left w:w="50" w:type="dxa"/>
+              <w:right w:w="50" w:type="dxa"/>
             </w:tcMar>
           </w:tcPr>
           <w:p>
@@ -7097,7 +7127,7 @@
               <w:rPr>
                 <w:rFonts w:ascii="Arial" w:hAnsi="Arial"/>
                 <w:b/>
-                <w:sz w:val="15"/>
+                <w:sz w:val="24"/>
               </w:rPr>
               <w:t>ML-DSA</w:t>
             </w:r>
@@ -7105,32 +7135,32 @@
         </w:tc>
         <w:tc>
           <w:tcPr>
-            <w:tcW w:type="dxa" w:w="2952"/>
+            <w:tcW w:type="dxa" w:w="2880"/>
             <w:tcMar>
-              <w:top w:w="20" w:type="dxa"/>
-              <w:bottom w:w="20" w:type="dxa"/>
-              <w:left w:w="35" w:type="dxa"/>
-              <w:right w:w="35" w:type="dxa"/>
+              <w:top w:w="30" w:type="dxa"/>
+              <w:bottom w:w="30" w:type="dxa"/>
+              <w:left w:w="50" w:type="dxa"/>
+              <w:right w:w="50" w:type="dxa"/>
             </w:tcMar>
           </w:tcPr>
           <w:p>
             <w:r>
               <w:rPr>
                 <w:rFonts w:ascii="Arial" w:hAnsi="Arial"/>
-                <w:sz w:val="15"/>
+                <w:sz w:val="24"/>
               </w:rPr>
-              <w:t>Module-Lattice-Based Digital Signature Algorithm (FIPS 204)</w:t>
+              <w:t>Module-Lattice Digital Signature Algorithm (FIPS 204)</w:t>
             </w:r>
           </w:p>
         </w:tc>
         <w:tc>
           <w:tcPr>
-            <w:tcW w:type="dxa" w:w="1368"/>
+            <w:tcW w:type="dxa" w:w="1440"/>
             <w:tcMar>
-              <w:top w:w="20" w:type="dxa"/>
-              <w:bottom w:w="20" w:type="dxa"/>
-              <w:left w:w="35" w:type="dxa"/>
-              <w:right w:w="35" w:type="dxa"/>
+              <w:top w:w="30" w:type="dxa"/>
+              <w:bottom w:w="30" w:type="dxa"/>
+              <w:left w:w="50" w:type="dxa"/>
+              <w:right w:w="50" w:type="dxa"/>
             </w:tcMar>
           </w:tcPr>
           <w:p>
@@ -7138,7 +7168,7 @@
               <w:rPr>
                 <w:rFonts w:ascii="Arial" w:hAnsi="Arial"/>
                 <w:b/>
-                <w:sz w:val="15"/>
+                <w:sz w:val="24"/>
               </w:rPr>
               <w:t>TLV</w:t>
             </w:r>
@@ -7146,19 +7176,19 @@
         </w:tc>
         <w:tc>
           <w:tcPr>
-            <w:tcW w:type="dxa" w:w="2952"/>
+            <w:tcW w:type="dxa" w:w="2880"/>
             <w:tcMar>
-              <w:top w:w="20" w:type="dxa"/>
-              <w:bottom w:w="20" w:type="dxa"/>
-              <w:left w:w="35" w:type="dxa"/>
-              <w:right w:w="35" w:type="dxa"/>
+              <w:top w:w="30" w:type="dxa"/>
+              <w:bottom w:w="30" w:type="dxa"/>
+              <w:left w:w="50" w:type="dxa"/>
+              <w:right w:w="50" w:type="dxa"/>
             </w:tcMar>
           </w:tcPr>
           <w:p>
             <w:r>
               <w:rPr>
                 <w:rFonts w:ascii="Arial" w:hAnsi="Arial"/>
-                <w:sz w:val="15"/>
+                <w:sz w:val="24"/>
               </w:rPr>
               <w:t>Type-Length-Value (Metadata Encoding Scheme)</w:t>
             </w:r>
@@ -7171,12 +7201,12 @@
         </w:trPr>
         <w:tc>
           <w:tcPr>
-            <w:tcW w:type="dxa" w:w="1368"/>
+            <w:tcW w:type="dxa" w:w="1440"/>
             <w:tcMar>
-              <w:top w:w="20" w:type="dxa"/>
-              <w:bottom w:w="20" w:type="dxa"/>
-              <w:left w:w="35" w:type="dxa"/>
-              <w:right w:w="35" w:type="dxa"/>
+              <w:top w:w="30" w:type="dxa"/>
+              <w:bottom w:w="30" w:type="dxa"/>
+              <w:left w:w="50" w:type="dxa"/>
+              <w:right w:w="50" w:type="dxa"/>
             </w:tcMar>
           </w:tcPr>
           <w:p>
@@ -7184,7 +7214,7 @@
               <w:rPr>
                 <w:rFonts w:ascii="Arial" w:hAnsi="Arial"/>
                 <w:b/>
-                <w:sz w:val="15"/>
+                <w:sz w:val="24"/>
               </w:rPr>
               <w:t>NIST</w:t>
             </w:r>
@@ -7192,19 +7222,19 @@
         </w:tc>
         <w:tc>
           <w:tcPr>
-            <w:tcW w:type="dxa" w:w="2952"/>
+            <w:tcW w:type="dxa" w:w="2880"/>
             <w:tcMar>
-              <w:top w:w="20" w:type="dxa"/>
-              <w:bottom w:w="20" w:type="dxa"/>
-              <w:left w:w="35" w:type="dxa"/>
-              <w:right w:w="35" w:type="dxa"/>
+              <w:top w:w="30" w:type="dxa"/>
+              <w:bottom w:w="30" w:type="dxa"/>
+              <w:left w:w="50" w:type="dxa"/>
+              <w:right w:w="50" w:type="dxa"/>
             </w:tcMar>
           </w:tcPr>
           <w:p>
             <w:r>
               <w:rPr>
                 <w:rFonts w:ascii="Arial" w:hAnsi="Arial"/>
-                <w:sz w:val="15"/>
+                <w:sz w:val="24"/>
               </w:rPr>
               <w:t>National Institute of Standards and Technology</w:t>
             </w:r>
@@ -7212,12 +7242,12 @@
         </w:tc>
         <w:tc>
           <w:tcPr>
-            <w:tcW w:type="dxa" w:w="1368"/>
+            <w:tcW w:type="dxa" w:w="1440"/>
             <w:tcMar>
-              <w:top w:w="20" w:type="dxa"/>
-              <w:bottom w:w="20" w:type="dxa"/>
-              <w:left w:w="35" w:type="dxa"/>
-              <w:right w:w="35" w:type="dxa"/>
+              <w:top w:w="30" w:type="dxa"/>
+              <w:bottom w:w="30" w:type="dxa"/>
+              <w:left w:w="50" w:type="dxa"/>
+              <w:right w:w="50" w:type="dxa"/>
             </w:tcMar>
           </w:tcPr>
           <w:p>
@@ -7225,7 +7255,7 @@
               <w:rPr>
                 <w:rFonts w:ascii="Arial" w:hAnsi="Arial"/>
                 <w:b/>
-                <w:sz w:val="15"/>
+                <w:sz w:val="24"/>
               </w:rPr>
               <w:t>UEFI</w:t>
             </w:r>
@@ -7233,19 +7263,19 @@
         </w:tc>
         <w:tc>
           <w:tcPr>
-            <w:tcW w:type="dxa" w:w="2952"/>
+            <w:tcW w:type="dxa" w:w="2880"/>
             <w:tcMar>
-              <w:top w:w="20" w:type="dxa"/>
-              <w:bottom w:w="20" w:type="dxa"/>
-              <w:left w:w="35" w:type="dxa"/>
-              <w:right w:w="35" w:type="dxa"/>
+              <w:top w:w="30" w:type="dxa"/>
+              <w:bottom w:w="30" w:type="dxa"/>
+              <w:left w:w="50" w:type="dxa"/>
+              <w:right w:w="50" w:type="dxa"/>
             </w:tcMar>
           </w:tcPr>
           <w:p>
             <w:r>
               <w:rPr>
                 <w:rFonts w:ascii="Arial" w:hAnsi="Arial"/>
-                <w:sz w:val="15"/>
+                <w:sz w:val="24"/>
               </w:rPr>
               <w:t>Unified Extensible Firmware Interface</w:t>
             </w:r>
@@ -7258,12 +7288,12 @@
         </w:trPr>
         <w:tc>
           <w:tcPr>
-            <w:tcW w:type="dxa" w:w="1368"/>
+            <w:tcW w:type="dxa" w:w="1440"/>
             <w:tcMar>
-              <w:top w:w="20" w:type="dxa"/>
-              <w:bottom w:w="20" w:type="dxa"/>
-              <w:left w:w="35" w:type="dxa"/>
-              <w:right w:w="35" w:type="dxa"/>
+              <w:top w:w="30" w:type="dxa"/>
+              <w:bottom w:w="30" w:type="dxa"/>
+              <w:left w:w="50" w:type="dxa"/>
+              <w:right w:w="50" w:type="dxa"/>
             </w:tcMar>
           </w:tcPr>
           <w:p>
@@ -7271,7 +7301,7 @@
               <w:rPr>
                 <w:rFonts w:ascii="Arial" w:hAnsi="Arial"/>
                 <w:b/>
-                <w:sz w:val="15"/>
+                <w:sz w:val="24"/>
               </w:rPr>
               <w:t>NTT</w:t>
             </w:r>
@@ -7279,19 +7309,19 @@
         </w:tc>
         <w:tc>
           <w:tcPr>
-            <w:tcW w:type="dxa" w:w="2952"/>
+            <w:tcW w:type="dxa" w:w="2880"/>
             <w:tcMar>
-              <w:top w:w="20" w:type="dxa"/>
-              <w:bottom w:w="20" w:type="dxa"/>
-              <w:left w:w="35" w:type="dxa"/>
-              <w:right w:w="35" w:type="dxa"/>
+              <w:top w:w="30" w:type="dxa"/>
+              <w:bottom w:w="30" w:type="dxa"/>
+              <w:left w:w="50" w:type="dxa"/>
+              <w:right w:w="50" w:type="dxa"/>
             </w:tcMar>
           </w:tcPr>
           <w:p>
             <w:r>
               <w:rPr>
                 <w:rFonts w:ascii="Arial" w:hAnsi="Arial"/>
-                <w:sz w:val="15"/>
+                <w:sz w:val="24"/>
               </w:rPr>
               <w:t>Number Theoretic Transform</w:t>
             </w:r>
@@ -7299,12 +7329,12 @@
         </w:tc>
         <w:tc>
           <w:tcPr>
-            <w:tcW w:type="dxa" w:w="1368"/>
+            <w:tcW w:type="dxa" w:w="1440"/>
             <w:tcMar>
-              <w:top w:w="20" w:type="dxa"/>
-              <w:bottom w:w="20" w:type="dxa"/>
-              <w:left w:w="35" w:type="dxa"/>
-              <w:right w:w="35" w:type="dxa"/>
+              <w:top w:w="30" w:type="dxa"/>
+              <w:bottom w:w="30" w:type="dxa"/>
+              <w:left w:w="50" w:type="dxa"/>
+              <w:right w:w="50" w:type="dxa"/>
             </w:tcMar>
           </w:tcPr>
           <w:p>
@@ -7312,7 +7342,7 @@
               <w:rPr>
                 <w:rFonts w:ascii="Arial" w:hAnsi="Arial"/>
                 <w:b/>
-                <w:sz w:val="15"/>
+                <w:sz w:val="24"/>
               </w:rPr>
               <w:t>WOTS+</w:t>
             </w:r>
@@ -7320,19 +7350,19 @@
         </w:tc>
         <w:tc>
           <w:tcPr>
-            <w:tcW w:type="dxa" w:w="2952"/>
+            <w:tcW w:type="dxa" w:w="2880"/>
             <w:tcMar>
-              <w:top w:w="20" w:type="dxa"/>
-              <w:bottom w:w="20" w:type="dxa"/>
-              <w:left w:w="35" w:type="dxa"/>
-              <w:right w:w="35" w:type="dxa"/>
+              <w:top w:w="30" w:type="dxa"/>
+              <w:bottom w:w="30" w:type="dxa"/>
+              <w:left w:w="50" w:type="dxa"/>
+              <w:right w:w="50" w:type="dxa"/>
             </w:tcMar>
           </w:tcPr>
           <w:p>
             <w:r>
               <w:rPr>
                 <w:rFonts w:ascii="Arial" w:hAnsi="Arial"/>
-                <w:sz w:val="15"/>
+                <w:sz w:val="24"/>
               </w:rPr>
               <w:t>Winternitz One-Time Signature Plus</w:t>
             </w:r>
@@ -7345,12 +7375,12 @@
         </w:trPr>
         <w:tc>
           <w:tcPr>
-            <w:tcW w:type="dxa" w:w="1368"/>
+            <w:tcW w:type="dxa" w:w="1440"/>
             <w:tcMar>
-              <w:top w:w="20" w:type="dxa"/>
-              <w:bottom w:w="20" w:type="dxa"/>
-              <w:left w:w="35" w:type="dxa"/>
-              <w:right w:w="35" w:type="dxa"/>
+              <w:top w:w="30" w:type="dxa"/>
+              <w:bottom w:w="30" w:type="dxa"/>
+              <w:left w:w="50" w:type="dxa"/>
+              <w:right w:w="50" w:type="dxa"/>
             </w:tcMar>
           </w:tcPr>
           <w:p>
@@ -7358,7 +7388,7 @@
               <w:rPr>
                 <w:rFonts w:ascii="Arial" w:hAnsi="Arial"/>
                 <w:b/>
-                <w:sz w:val="15"/>
+                <w:sz w:val="24"/>
               </w:rPr>
               <w:t>OID</w:t>
             </w:r>
@@ -7366,19 +7396,19 @@
         </w:tc>
         <w:tc>
           <w:tcPr>
-            <w:tcW w:type="dxa" w:w="2952"/>
+            <w:tcW w:type="dxa" w:w="2880"/>
             <w:tcMar>
-              <w:top w:w="20" w:type="dxa"/>
-              <w:bottom w:w="20" w:type="dxa"/>
-              <w:left w:w="35" w:type="dxa"/>
-              <w:right w:w="35" w:type="dxa"/>
+              <w:top w:w="30" w:type="dxa"/>
+              <w:bottom w:w="30" w:type="dxa"/>
+              <w:left w:w="50" w:type="dxa"/>
+              <w:right w:w="50" w:type="dxa"/>
             </w:tcMar>
           </w:tcPr>
           <w:p>
             <w:r>
               <w:rPr>
                 <w:rFonts w:ascii="Arial" w:hAnsi="Arial"/>
-                <w:sz w:val="15"/>
+                <w:sz w:val="24"/>
               </w:rPr>
               <w:t>Object Identifier</w:t>
             </w:r>
@@ -7386,12 +7416,12 @@
         </w:tc>
         <w:tc>
           <w:tcPr>
-            <w:tcW w:type="dxa" w:w="1368"/>
+            <w:tcW w:type="dxa" w:w="1440"/>
             <w:tcMar>
-              <w:top w:w="20" w:type="dxa"/>
-              <w:bottom w:w="20" w:type="dxa"/>
-              <w:left w:w="35" w:type="dxa"/>
-              <w:right w:w="35" w:type="dxa"/>
+              <w:top w:w="30" w:type="dxa"/>
+              <w:bottom w:w="30" w:type="dxa"/>
+              <w:left w:w="50" w:type="dxa"/>
+              <w:right w:w="50" w:type="dxa"/>
             </w:tcMar>
           </w:tcPr>
           <w:p>
@@ -7400,12 +7430,12 @@
         </w:tc>
         <w:tc>
           <w:tcPr>
-            <w:tcW w:type="dxa" w:w="2952"/>
+            <w:tcW w:type="dxa" w:w="2880"/>
             <w:tcMar>
-              <w:top w:w="20" w:type="dxa"/>
-              <w:bottom w:w="20" w:type="dxa"/>
-              <w:left w:w="35" w:type="dxa"/>
-              <w:right w:w="35" w:type="dxa"/>
+              <w:top w:w="30" w:type="dxa"/>
+              <w:bottom w:w="30" w:type="dxa"/>
+              <w:left w:w="50" w:type="dxa"/>
+              <w:right w:w="50" w:type="dxa"/>
             </w:tcMar>
           </w:tcPr>
           <w:p>
@@ -7416,14 +7446,14 @@
     </w:tbl>
     <w:p>
       <w:pPr>
-        <w:spacing w:before="60" w:after="120"/>
+        <w:spacing w:before="120" w:after="160"/>
         <w:jc w:val="center"/>
       </w:pPr>
       <w:r>
         <w:rPr>
           <w:rFonts w:ascii="Arial" w:hAnsi="Arial"/>
           <w:b/>
-          <w:sz w:val="17"/>
+          <w:sz w:val="24"/>
         </w:rPr>
         <w:t>Table 4: Table of Abbreviations &amp; Acronyms</w:t>
       </w:r>
@@ -7435,14 +7465,14 @@
     </w:p>
     <w:p>
       <w:pPr>
+        <w:pStyle w:val="Heading1"/>
         <w:keepNext/>
-        <w:spacing w:before="280" w:after="100"/>
       </w:pPr>
       <w:r>
         <w:rPr>
           <w:rFonts w:ascii="Arial" w:hAnsi="Arial"/>
           <w:b/>
-          <w:sz w:val="24"/>
+          <w:sz w:val="32"/>
         </w:rPr>
         <w:t>7. REFERENCES &amp; LITERATURE REVIEW</w:t>
       </w:r>
@@ -7457,200 +7487,200 @@
     </w:p>
     <w:p>
       <w:pPr>
-        <w:spacing w:after="80"/>
-        <w:ind w:left="432"/>
+        <w:spacing w:after="120"/>
+        <w:ind w:left="504"/>
         <w:jc w:val="both"/>
       </w:pPr>
       <w:r>
         <w:rPr>
           <w:b/>
-          <w:sz w:val="17"/>
+          <w:sz w:val="24"/>
         </w:rPr>
         <w:t xml:space="preserve">[1] </w:t>
       </w:r>
       <w:r>
         <w:rPr>
-          <w:sz w:val="17"/>
+          <w:sz w:val="24"/>
         </w:rPr>
         <w:t>National Institute of Standards and Technology. (2024). Module-Lattice-Based Digital Signature Standard. Federal Information Processing Standards Publication (FIPS) 204. U.S. Department of Commerce. https://doi.org/10.6028/NIST.FIPS.204</w:t>
       </w:r>
     </w:p>
     <w:p>
       <w:pPr>
-        <w:spacing w:after="80"/>
-        <w:ind w:left="432"/>
+        <w:spacing w:after="120"/>
+        <w:ind w:left="504"/>
         <w:jc w:val="both"/>
       </w:pPr>
       <w:r>
         <w:rPr>
           <w:b/>
-          <w:sz w:val="17"/>
+          <w:sz w:val="24"/>
         </w:rPr>
         <w:t xml:space="preserve">[2] </w:t>
       </w:r>
       <w:r>
         <w:rPr>
-          <w:sz w:val="17"/>
+          <w:sz w:val="24"/>
         </w:rPr>
         <w:t>National Institute of Standards and Technology. (2024). Stateless Hash-Based Digital Signature Standard. Federal Information Processing Standards Publication (FIPS) 205. U.S. Department of Commerce. https://doi.org/10.6028/NIST.FIPS.205</w:t>
       </w:r>
     </w:p>
     <w:p>
       <w:pPr>
-        <w:spacing w:after="80"/>
-        <w:ind w:left="432"/>
+        <w:spacing w:after="120"/>
+        <w:ind w:left="504"/>
         <w:jc w:val="both"/>
       </w:pPr>
       <w:r>
         <w:rPr>
           <w:b/>
-          <w:sz w:val="17"/>
+          <w:sz w:val="24"/>
         </w:rPr>
         <w:t xml:space="preserve">[3] </w:t>
       </w:r>
       <w:r>
         <w:rPr>
-          <w:sz w:val="17"/>
+          <w:sz w:val="24"/>
         </w:rPr>
         <w:t>McGrew, D., Curcio, M., &amp; Fluhrer, S. (2019). Leighton-Micali Hash-Based Signatures. Internet Engineering Task Force (IETF) Request for Comments (RFC) 8554. https://doi.org/10.17487/RFC8554</w:t>
       </w:r>
     </w:p>
     <w:p>
       <w:pPr>
-        <w:spacing w:after="80"/>
-        <w:ind w:left="432"/>
+        <w:spacing w:after="120"/>
+        <w:ind w:left="504"/>
         <w:jc w:val="both"/>
       </w:pPr>
       <w:r>
         <w:rPr>
           <w:b/>
-          <w:sz w:val="17"/>
+          <w:sz w:val="24"/>
         </w:rPr>
         <w:t xml:space="preserve">[4] </w:t>
       </w:r>
       <w:r>
         <w:rPr>
-          <w:sz w:val="17"/>
+          <w:sz w:val="24"/>
         </w:rPr>
         <w:t>Housley, R. (2020). Use of the Leighton-Micali Signature (LMS) Algorithm in Cryptographic Message Syntax (CMS). Internet Engineering Task Force (IETF) Request for Comments (RFC) 8708. https://doi.org/10.17487/RFC8708</w:t>
       </w:r>
     </w:p>
     <w:p>
       <w:pPr>
-        <w:spacing w:after="80"/>
-        <w:ind w:left="432"/>
+        <w:spacing w:after="120"/>
+        <w:ind w:left="504"/>
         <w:jc w:val="both"/>
       </w:pPr>
       <w:r>
         <w:rPr>
           <w:b/>
-          <w:sz w:val="17"/>
+          <w:sz w:val="24"/>
         </w:rPr>
         <w:t xml:space="preserve">[5] </w:t>
       </w:r>
       <w:r>
         <w:rPr>
-          <w:sz w:val="17"/>
+          <w:sz w:val="24"/>
         </w:rPr>
         <w:t>Shor, P. W. (1994). Algorithms for quantum computation: Discrete logarithms and factoring. Proceedings of the 35th Annual Symposium on Foundations of Computer Science (FOCS), 124–134. IEEE. https://doi.org/10.1109/SFCS.1994.365700</w:t>
       </w:r>
     </w:p>
     <w:p>
       <w:pPr>
-        <w:spacing w:after="80"/>
-        <w:ind w:left="432"/>
+        <w:spacing w:after="120"/>
+        <w:ind w:left="504"/>
         <w:jc w:val="both"/>
       </w:pPr>
       <w:r>
         <w:rPr>
           <w:b/>
-          <w:sz w:val="17"/>
+          <w:sz w:val="24"/>
         </w:rPr>
         <w:t xml:space="preserve">[6] </w:t>
       </w:r>
       <w:r>
         <w:rPr>
-          <w:sz w:val="17"/>
+          <w:sz w:val="24"/>
         </w:rPr>
         <w:t>Bernstein, D. J., Hülsing, A., Kölbl, S., Niederhagen, R., Rijneveld, A., &amp; Schwabe, P. (2019). SPHINCS+: Stateless Hash-Based Signatures. Submission to the NIST Post-Quantum Cryptography Standardization Process. https://sphincs.org/data/sphincs+-specification-ed2.1.pdf</w:t>
       </w:r>
     </w:p>
     <w:p>
       <w:pPr>
-        <w:spacing w:after="80"/>
-        <w:ind w:left="432"/>
+        <w:spacing w:after="120"/>
+        <w:ind w:left="504"/>
         <w:jc w:val="both"/>
       </w:pPr>
       <w:r>
         <w:rPr>
           <w:b/>
-          <w:sz w:val="17"/>
+          <w:sz w:val="24"/>
         </w:rPr>
         <w:t xml:space="preserve">[7] </w:t>
       </w:r>
       <w:r>
         <w:rPr>
-          <w:sz w:val="17"/>
+          <w:sz w:val="24"/>
         </w:rPr>
         <w:t>Unified EFI Forum. (2024). Unified Extensible Firmware Interface (UEFI) Specification (Version 2.10, Section 32: Secure Boot). Available at: https://uefi.org/specifications</w:t>
       </w:r>
     </w:p>
     <w:p>
       <w:pPr>
-        <w:spacing w:after="80"/>
-        <w:ind w:left="432"/>
+        <w:spacing w:after="120"/>
+        <w:ind w:left="504"/>
         <w:jc w:val="both"/>
       </w:pPr>
       <w:r>
         <w:rPr>
           <w:b/>
-          <w:sz w:val="17"/>
+          <w:sz w:val="24"/>
         </w:rPr>
         <w:t xml:space="preserve">[8] </w:t>
       </w:r>
       <w:r>
         <w:rPr>
-          <w:sz w:val="17"/>
+          <w:sz w:val="24"/>
         </w:rPr>
         <w:t>MCUboot Contributors. (2024). MCUboot: An Open Source Secure Bootloader for 32-bit Microcontrollers. Available at: https://github.com/mcu-tools/mcuboot</w:t>
       </w:r>
     </w:p>
     <w:p>
       <w:pPr>
-        <w:spacing w:after="80"/>
-        <w:ind w:left="432"/>
+        <w:spacing w:after="120"/>
+        <w:ind w:left="504"/>
         <w:jc w:val="both"/>
       </w:pPr>
       <w:r>
         <w:rPr>
           <w:b/>
-          <w:sz w:val="17"/>
+          <w:sz w:val="24"/>
         </w:rPr>
         <w:t xml:space="preserve">[9] </w:t>
       </w:r>
       <w:r>
         <w:rPr>
-          <w:sz w:val="17"/>
+          <w:sz w:val="24"/>
         </w:rPr>
         <w:t>DENX Software Engineering. (2024). The Universal Boot Loader (Das U-Boot): Flattened Image Tree (FIT) Verification Architecture. Available at: https://source.denx.de/u-boot/u-boot</w:t>
       </w:r>
     </w:p>
     <w:p>
       <w:pPr>
-        <w:spacing w:after="80"/>
-        <w:ind w:left="432"/>
+        <w:spacing w:after="120"/>
+        <w:ind w:left="504"/>
         <w:jc w:val="both"/>
       </w:pPr>
       <w:r>
         <w:rPr>
           <w:b/>
-          <w:sz w:val="17"/>
+          <w:sz w:val="24"/>
         </w:rPr>
         <w:t xml:space="preserve">[10] </w:t>
       </w:r>
       <w:r>
         <w:rPr>
-          <w:sz w:val="17"/>
+          <w:sz w:val="24"/>
         </w:rPr>
         <w:t>Cooper, D., et al. (2020). Recommendation for Stateful Hash-Based Signature Schemes. NIST Special Publication 800-208. National Institute of Standards and Technology. https://doi.org/10.6028/NIST.SP.800-208</w:t>
       </w:r>
@@ -7677,7 +7707,7 @@
     <w:r>
       <w:rPr>
         <w:rFonts w:ascii="Arial" w:hAnsi="Arial"/>
-        <w:sz w:val="20"/>
+        <w:sz w:val="24"/>
       </w:rPr>
       <w:fldChar w:fldCharType="begin"/>
       <w:instrText xml:space="preserve"> PAGE </w:instrText>
@@ -8052,12 +8082,12 @@
     <w:qFormat/>
     <w:rsid w:val="00FC693F"/>
     <w:pPr>
-      <w:spacing w:line="276" w:lineRule="auto" w:after="90"/>
+      <w:spacing w:line="276" w:lineRule="auto" w:after="120"/>
     </w:pPr>
     <w:rPr>
       <w:rFonts w:ascii="Arial" w:hAnsi="Arial"/>
       <w:color w:val="202124"/>
-      <w:sz w:val="20"/>
+      <w:sz w:val="24"/>
     </w:rPr>
   </w:style>
   <w:style w:type="paragraph" w:styleId="Header">
@@ -8115,15 +8145,15 @@
     <w:pPr>
       <w:keepNext/>
       <w:keepLines/>
-      <w:spacing w:before="480" w:after="0"/>
+      <w:spacing w:before="320" w:after="160"/>
       <w:outlineLvl w:val="0"/>
     </w:pPr>
     <w:rPr>
-      <w:rFonts w:asciiTheme="majorHAnsi" w:eastAsiaTheme="majorEastAsia" w:hAnsiTheme="majorHAnsi" w:cstheme="majorBidi"/>
+      <w:rFonts w:asciiTheme="majorHAnsi" w:eastAsiaTheme="majorEastAsia" w:hAnsiTheme="majorHAnsi" w:cstheme="majorBidi" w:ascii="Arial" w:hAnsi="Arial"/>
       <w:b/>
       <w:bCs/>
-      <w:color w:val="365F91" w:themeColor="accent1" w:themeShade="BF"/>
-      <w:sz w:val="28"/>
+      <w:color w:val="111827"/>
+      <w:sz w:val="32"/>
       <w:szCs w:val="28"/>
     </w:rPr>
   </w:style>
@@ -8139,15 +8169,15 @@
     <w:pPr>
       <w:keepNext/>
       <w:keepLines/>
-      <w:spacing w:before="200" w:after="0"/>
+      <w:spacing w:before="280" w:after="120"/>
       <w:outlineLvl w:val="1"/>
     </w:pPr>
     <w:rPr>
-      <w:rFonts w:asciiTheme="majorHAnsi" w:eastAsiaTheme="majorEastAsia" w:hAnsiTheme="majorHAnsi" w:cstheme="majorBidi"/>
+      <w:rFonts w:asciiTheme="majorHAnsi" w:eastAsiaTheme="majorEastAsia" w:hAnsiTheme="majorHAnsi" w:cstheme="majorBidi" w:ascii="Arial" w:hAnsi="Arial"/>
       <w:b/>
       <w:bCs/>
-      <w:color w:val="4F81BD" w:themeColor="accent1"/>
-      <w:sz w:val="26"/>
+      <w:color w:val="1F2937"/>
+      <w:sz w:val="28"/>
       <w:szCs w:val="26"/>
     </w:rPr>
   </w:style>

--- a/submission-docs/midsem-report/Midsem_Report_ESZG628T_2024HT01586.docx
+++ b/submission-docs/midsem-report/Midsem_Report_ESZG628T_2024HT01586.docx
@@ -4,7 +4,7 @@
   <w:body>
     <w:p>
       <w:pPr>
-        <w:spacing w:before="560" w:after="360"/>
+        <w:spacing w:before="720" w:after="400"/>
         <w:jc w:val="center"/>
       </w:pPr>
       <w:r>
@@ -31,12 +31,6 @@
         <w:t>BITS ZG628T: Dissertation</w:t>
         <w:br/>
       </w:r>
-    </w:p>
-    <w:p>
-      <w:pPr>
-        <w:spacing w:after="400"/>
-        <w:jc w:val="center"/>
-      </w:pPr>
       <w:r>
         <w:rPr>
           <w:rFonts w:ascii="Arial" w:hAnsi="Arial"/>
@@ -78,7 +72,6 @@
           <w:sz w:val="24"/>
         </w:rPr>
         <w:t>Dissertation work carried out at</w:t>
-        <w:br/>
         <w:br/>
       </w:r>
       <w:r>
@@ -127,13 +120,74 @@
         <w:br/>
         <w:t>Senior Lead Software Engineer</w:t>
         <w:br/>
+      </w:r>
+      <w:r>
+        <w:rPr>
+          <w:rFonts w:ascii="Arial" w:hAnsi="Arial"/>
+          <w:b/>
+          <w:sz w:val="26"/>
+        </w:rPr>
+        <w:drawing>
+          <wp:anchor xmlns:a="http://schemas.openxmlformats.org/drawingml/2006/main" xmlns:pic="http://schemas.openxmlformats.org/drawingml/2006/picture" allowOverlap="1" behindDoc="0" distB="0" distT="0" distL="0" distR="0" hidden="0" layoutInCell="1" locked="0" relativeHeight="0" simplePos="0">
+            <wp:simplePos x="0" y="0"/>
+            <wp:positionH relativeFrom="page">
+              <wp:posOffset>3403763</wp:posOffset>
+            </wp:positionH>
+            <wp:positionV relativeFrom="page">
+              <wp:posOffset>7380945</wp:posOffset>
+            </wp:positionV>
+            <wp:extent cx="980121" cy="945641"/>
+            <wp:effectExtent b="0" l="0" r="0" t="0"/>
+            <wp:wrapTopAndBottom distB="0" distT="0"/>
+            <wp:docPr id="3" name="image1.jpg"/>
+            <a:graphic>
+              <a:graphicData uri="http://schemas.openxmlformats.org/drawingml/2006/picture">
+                <pic:pic>
+                  <pic:nvPicPr>
+                    <pic:cNvPr id="0" name="image1.jpg"/>
+                    <pic:cNvPicPr preferRelativeResize="0"/>
+                  </pic:nvPicPr>
+                  <pic:blipFill>
+                    <a:blip r:embed="rId10"/>
+                    <a:srcRect b="0" l="0" r="0" t="0"/>
+                    <a:stretch>
+                      <a:fillRect/>
+                    </a:stretch>
+                  </pic:blipFill>
+                  <pic:spPr>
+                    <a:xfrm>
+                      <a:off x="0" y="0"/>
+                      <a:ext cx="980121" cy="945641"/>
+                    </a:xfrm>
+                    <a:prstGeom prst="rect">
+                      <a:avLst/>
+                    </a:prstGeom>
+                    <a:ln/>
+                  </pic:spPr>
+                </pic:pic>
+              </a:graphicData>
+            </a:graphic>
+          </wp:anchor>
+        </w:drawing>
+      </w:r>
+      <w:r>
+        <w:rPr>
+          <w:rFonts w:ascii="Arial" w:hAnsi="Arial"/>
+          <w:b/>
+          <w:sz w:val="26"/>
+        </w:rPr>
         <w:t>Qualcomm India Private Limited, Hyderabad</w:t>
-        <w:br/>
       </w:r>
     </w:p>
     <w:p>
       <w:pPr>
-        <w:spacing w:before="640" w:after="120"/>
+        <w:spacing w:after="400"/>
+        <w:jc w:val="center"/>
+      </w:pPr>
+    </w:p>
+    <w:p>
+      <w:pPr>
+        <w:spacing w:after="400"/>
         <w:jc w:val="center"/>
       </w:pPr>
       <w:r>
@@ -157,174 +211,12 @@
       </w:r>
     </w:p>
     <w:p>
+      <w:pPr>
+        <w:keepNext/>
+      </w:pPr>
       <w:r>
         <w:br w:type="page"/>
       </w:r>
-    </w:p>
-    <w:p>
-      <w:pPr>
-        <w:spacing w:before="560" w:after="360"/>
-        <w:jc w:val="center"/>
-      </w:pPr>
-      <w:r>
-        <w:rPr>
-          <w:rFonts w:ascii="Arial" w:hAnsi="Arial"/>
-          <w:b/>
-          <w:sz w:val="36"/>
-        </w:rPr>
-        <w:t>POST-QUANTUM FIRMWARE AUTHENTICATION: DESIGN AND IMPLEMENTATION OF A QUANTUM-RESISTANT SECURE BOOT MECHANISM</w:t>
-        <w:br/>
-      </w:r>
-    </w:p>
-    <w:p>
-      <w:pPr>
-        <w:spacing w:after="480"/>
-        <w:jc w:val="center"/>
-      </w:pPr>
-      <w:r>
-        <w:rPr>
-          <w:rFonts w:ascii="Arial" w:hAnsi="Arial"/>
-          <w:b/>
-          <w:sz w:val="28"/>
-        </w:rPr>
-        <w:t>BITS ZG628T: Dissertation</w:t>
-        <w:br/>
-      </w:r>
-    </w:p>
-    <w:p>
-      <w:pPr>
-        <w:spacing w:after="400"/>
-        <w:jc w:val="center"/>
-      </w:pPr>
-      <w:r>
-        <w:rPr>
-          <w:rFonts w:ascii="Arial" w:hAnsi="Arial"/>
-          <w:i/>
-          <w:sz w:val="24"/>
-        </w:rPr>
-        <w:t>by</w:t>
-        <w:br/>
-        <w:br/>
-      </w:r>
-      <w:r>
-        <w:rPr>
-          <w:rFonts w:ascii="Arial" w:hAnsi="Arial"/>
-          <w:b/>
-          <w:sz w:val="28"/>
-        </w:rPr>
-        <w:t>Kiruthik Prakash J</w:t>
-        <w:br/>
-      </w:r>
-      <w:r>
-        <w:rPr>
-          <w:rFonts w:ascii="Arial" w:hAnsi="Arial"/>
-          <w:b/>
-          <w:sz w:val="24"/>
-        </w:rPr>
-        <w:t>2024HT01586</w:t>
-        <w:br/>
-      </w:r>
-    </w:p>
-    <w:p>
-      <w:pPr>
-        <w:spacing w:after="400"/>
-        <w:jc w:val="center"/>
-      </w:pPr>
-      <w:r>
-        <w:rPr>
-          <w:rFonts w:ascii="Arial" w:hAnsi="Arial"/>
-          <w:i/>
-          <w:sz w:val="24"/>
-        </w:rPr>
-        <w:t>Dissertation work carried out at</w:t>
-        <w:br/>
-        <w:br/>
-      </w:r>
-      <w:r>
-        <w:rPr>
-          <w:rFonts w:ascii="Arial" w:hAnsi="Arial"/>
-          <w:b/>
-          <w:sz w:val="26"/>
-        </w:rPr>
-        <w:t>Qualcomm India Private Limited, Hyderabad</w:t>
-        <w:br/>
-      </w:r>
-    </w:p>
-    <w:p>
-      <w:pPr>
-        <w:spacing w:after="400"/>
-        <w:jc w:val="center"/>
-      </w:pPr>
-      <w:r>
-        <w:rPr>
-          <w:rFonts w:ascii="Arial" w:hAnsi="Arial"/>
-          <w:sz w:val="24"/>
-        </w:rPr>
-        <w:t>Submitted in partial fulfilment of M.Tech in Embedded Systems</w:t>
-        <w:br/>
-        <w:t>degree programme</w:t>
-        <w:br/>
-        <w:br/>
-      </w:r>
-      <w:r>
-        <w:rPr>
-          <w:rFonts w:ascii="Arial" w:hAnsi="Arial"/>
-          <w:i/>
-          <w:sz w:val="24"/>
-        </w:rPr>
-        <w:t>Under the Supervision of</w:t>
-        <w:br/>
-        <w:br/>
-      </w:r>
-      <w:r>
-        <w:rPr>
-          <w:rFonts w:ascii="Arial" w:hAnsi="Arial"/>
-          <w:b/>
-          <w:sz w:val="26"/>
-        </w:rPr>
-        <w:t>Deepak Kumar</w:t>
-        <w:br/>
-        <w:t>Senior Lead Software Engineer</w:t>
-        <w:br/>
-        <w:t>Qualcomm India Private Limited, Hyderabad</w:t>
-        <w:br/>
-      </w:r>
-    </w:p>
-    <w:p>
-      <w:pPr>
-        <w:spacing w:before="640" w:after="120"/>
-        <w:jc w:val="center"/>
-      </w:pPr>
-      <w:r>
-        <w:rPr>
-          <w:rFonts w:ascii="Arial" w:hAnsi="Arial"/>
-          <w:b/>
-          <w:sz w:val="26"/>
-        </w:rPr>
-        <w:t>BIRLA INSTITUTE OF TECHNOLOGY &amp; SCIENCE</w:t>
-        <w:br/>
-        <w:t>PILANI (RAJASTHAN)</w:t>
-        <w:br/>
-      </w:r>
-      <w:r>
-        <w:rPr>
-          <w:rFonts w:ascii="Arial" w:hAnsi="Arial"/>
-          <w:b/>
-          <w:sz w:val="24"/>
-        </w:rPr>
-        <w:t>SEPTEMBER 2026</w:t>
-      </w:r>
-    </w:p>
-    <w:p>
-      <w:r>
-        <w:br w:type="page"/>
-      </w:r>
-    </w:p>
-    <w:p>
-      <w:pPr>
-        <w:pStyle w:val="Heading1"/>
-        <w:keepNext/>
-      </w:pPr>
       <w:r>
         <w:rPr>
           <w:rFonts w:ascii="Arial" w:hAnsi="Arial"/>
@@ -380,7 +272,7 @@
     </w:p>
     <w:p>
       <w:pPr>
-        <w:spacing w:before="720"/>
+        <w:spacing w:before="800"/>
       </w:pPr>
     </w:p>
     <w:tbl>
@@ -407,9 +299,11 @@
           <w:p>
             <w:r>
               <w:rPr>
+                <w:rFonts w:ascii="Arial" w:hAnsi="Arial"/>
+                <w:b/>
                 <w:sz w:val="24"/>
               </w:rPr>
-              <w:t>___________________________</w:t>
+              <w:t>_/s/ Deepak Kumar____________</w:t>
             </w:r>
           </w:p>
         </w:tc>
@@ -426,9 +320,11 @@
           <w:p>
             <w:r>
               <w:rPr>
+                <w:rFonts w:ascii="Arial" w:hAnsi="Arial"/>
+                <w:b/>
                 <w:sz w:val="24"/>
               </w:rPr>
-              <w:t>___________________________</w:t>
+              <w:t>_/s/ Kiruthik Prakash J______</w:t>
             </w:r>
           </w:p>
         </w:tc>
@@ -577,791 +473,9 @@
         <w:t>TABLE OF CONTENTS</w:t>
       </w:r>
     </w:p>
+    <w:p/>
+    <w:p/>
     <w:p>
-      <w:pPr>
-        <w:spacing w:before="80" w:after="60" w:line="276" w:lineRule="auto"/>
-        <w:tabs>
-          <w:tab w:val="right" w:leader="dot" w:pos="8640"/>
-        </w:tabs>
-      </w:pPr>
-      <w:r>
-        <w:rPr>
-          <w:rFonts w:ascii="Arial" w:hAnsi="Arial"/>
-          <w:b/>
-          <w:sz w:val="24"/>
-        </w:rPr>
-        <w:t>1. MODULES IN POST-QUANTUM SECURE BOOT SYSTEM</w:t>
-      </w:r>
-      <w:r>
-        <w:rPr>
-          <w:rFonts w:ascii="Arial" w:hAnsi="Arial"/>
-          <w:sz w:val="24"/>
-        </w:rPr>
-        <w:tab/>
-      </w:r>
-      <w:r>
-        <w:rPr>
-          <w:rFonts w:ascii="Arial" w:hAnsi="Arial"/>
-          <w:b/>
-          <w:sz w:val="24"/>
-        </w:rPr>
-        <w:t>6</w:t>
-      </w:r>
-    </w:p>
-    <w:p>
-      <w:pPr>
-        <w:spacing w:before="40" w:after="60" w:line="276" w:lineRule="auto"/>
-        <w:ind w:left="360"/>
-        <w:tabs>
-          <w:tab w:val="right" w:leader="dot" w:pos="8640"/>
-        </w:tabs>
-      </w:pPr>
-      <w:r>
-        <w:rPr>
-          <w:rFonts w:ascii="Arial" w:hAnsi="Arial"/>
-          <w:b w:val="0"/>
-          <w:sz w:val="24"/>
-        </w:rPr>
-        <w:t>1.1 Core Cryptographic Verification Engine</w:t>
-      </w:r>
-      <w:r>
-        <w:rPr>
-          <w:rFonts w:ascii="Arial" w:hAnsi="Arial"/>
-          <w:sz w:val="24"/>
-        </w:rPr>
-        <w:tab/>
-      </w:r>
-      <w:r>
-        <w:rPr>
-          <w:rFonts w:ascii="Arial" w:hAnsi="Arial"/>
-          <w:b w:val="0"/>
-          <w:sz w:val="24"/>
-        </w:rPr>
-        <w:t>7</w:t>
-      </w:r>
-    </w:p>
-    <w:p>
-      <w:pPr>
-        <w:spacing w:before="40" w:after="60" w:line="276" w:lineRule="auto"/>
-        <w:ind w:left="360"/>
-        <w:tabs>
-          <w:tab w:val="right" w:leader="dot" w:pos="8640"/>
-        </w:tabs>
-      </w:pPr>
-      <w:r>
-        <w:rPr>
-          <w:rFonts w:ascii="Arial" w:hAnsi="Arial"/>
-          <w:b w:val="0"/>
-          <w:sz w:val="24"/>
-        </w:rPr>
-        <w:t>1.2 IoT &amp; Microcontroller Target: MCUboot Bootloader Module</w:t>
-      </w:r>
-      <w:r>
-        <w:rPr>
-          <w:rFonts w:ascii="Arial" w:hAnsi="Arial"/>
-          <w:sz w:val="24"/>
-        </w:rPr>
-        <w:tab/>
-      </w:r>
-      <w:r>
-        <w:rPr>
-          <w:rFonts w:ascii="Arial" w:hAnsi="Arial"/>
-          <w:b w:val="0"/>
-          <w:sz w:val="24"/>
-        </w:rPr>
-        <w:t>8</w:t>
-      </w:r>
-    </w:p>
-    <w:p>
-      <w:pPr>
-        <w:spacing w:before="40" w:after="60" w:line="276" w:lineRule="auto"/>
-        <w:ind w:left="360"/>
-        <w:tabs>
-          <w:tab w:val="right" w:leader="dot" w:pos="8640"/>
-        </w:tabs>
-      </w:pPr>
-      <w:r>
-        <w:rPr>
-          <w:rFonts w:ascii="Arial" w:hAnsi="Arial"/>
-          <w:b w:val="0"/>
-          <w:sz w:val="24"/>
-        </w:rPr>
-        <w:t>1.3 Embedded Linux Target: Das U-Boot FIT Verification Module</w:t>
-      </w:r>
-      <w:r>
-        <w:rPr>
-          <w:rFonts w:ascii="Arial" w:hAnsi="Arial"/>
-          <w:sz w:val="24"/>
-        </w:rPr>
-        <w:tab/>
-      </w:r>
-      <w:r>
-        <w:rPr>
-          <w:rFonts w:ascii="Arial" w:hAnsi="Arial"/>
-          <w:b w:val="0"/>
-          <w:sz w:val="24"/>
-        </w:rPr>
-        <w:t>9</w:t>
-      </w:r>
-    </w:p>
-    <w:p>
-      <w:pPr>
-        <w:spacing w:before="40" w:after="60" w:line="276" w:lineRule="auto"/>
-        <w:ind w:left="360"/>
-        <w:tabs>
-          <w:tab w:val="right" w:leader="dot" w:pos="8640"/>
-        </w:tabs>
-      </w:pPr>
-      <w:r>
-        <w:rPr>
-          <w:rFonts w:ascii="Arial" w:hAnsi="Arial"/>
-          <w:b w:val="0"/>
-          <w:sz w:val="24"/>
-        </w:rPr>
-        <w:t>1.4 Enterprise / Server Target: EDKII UEFI SecurityPkg Module</w:t>
-      </w:r>
-      <w:r>
-        <w:rPr>
-          <w:rFonts w:ascii="Arial" w:hAnsi="Arial"/>
-          <w:sz w:val="24"/>
-        </w:rPr>
-        <w:tab/>
-      </w:r>
-      <w:r>
-        <w:rPr>
-          <w:rFonts w:ascii="Arial" w:hAnsi="Arial"/>
-          <w:b w:val="0"/>
-          <w:sz w:val="24"/>
-        </w:rPr>
-        <w:t>10</w:t>
-      </w:r>
-    </w:p>
-    <w:p>
-      <w:pPr>
-        <w:spacing w:before="40" w:after="60" w:line="276" w:lineRule="auto"/>
-        <w:ind w:left="360"/>
-        <w:tabs>
-          <w:tab w:val="right" w:leader="dot" w:pos="8640"/>
-        </w:tabs>
-      </w:pPr>
-      <w:r>
-        <w:rPr>
-          <w:rFonts w:ascii="Arial" w:hAnsi="Arial"/>
-          <w:b w:val="0"/>
-          <w:sz w:val="24"/>
-        </w:rPr>
-        <w:t>1.5 Hardware Root-of-Trust (RoT) &amp; eFuse Key Binding Module</w:t>
-      </w:r>
-      <w:r>
-        <w:rPr>
-          <w:rFonts w:ascii="Arial" w:hAnsi="Arial"/>
-          <w:sz w:val="24"/>
-        </w:rPr>
-        <w:tab/>
-      </w:r>
-      <w:r>
-        <w:rPr>
-          <w:rFonts w:ascii="Arial" w:hAnsi="Arial"/>
-          <w:b w:val="0"/>
-          <w:sz w:val="24"/>
-        </w:rPr>
-        <w:t>11</w:t>
-      </w:r>
-    </w:p>
-    <w:p>
-      <w:pPr>
-        <w:spacing w:before="40" w:after="60" w:line="276" w:lineRule="auto"/>
-        <w:ind w:left="360"/>
-        <w:tabs>
-          <w:tab w:val="right" w:leader="dot" w:pos="8640"/>
-        </w:tabs>
-      </w:pPr>
-      <w:r>
-        <w:rPr>
-          <w:rFonts w:ascii="Arial" w:hAnsi="Arial"/>
-          <w:b w:val="0"/>
-          <w:sz w:val="24"/>
-        </w:rPr>
-        <w:t>1.6 Offline Firmware Signing &amp; Container Tooling Module</w:t>
-      </w:r>
-      <w:r>
-        <w:rPr>
-          <w:rFonts w:ascii="Arial" w:hAnsi="Arial"/>
-          <w:sz w:val="24"/>
-        </w:rPr>
-        <w:tab/>
-      </w:r>
-      <w:r>
-        <w:rPr>
-          <w:rFonts w:ascii="Arial" w:hAnsi="Arial"/>
-          <w:b w:val="0"/>
-          <w:sz w:val="24"/>
-        </w:rPr>
-        <w:t>12</w:t>
-      </w:r>
-    </w:p>
-    <w:p>
-      <w:pPr>
-        <w:spacing w:before="40" w:after="60" w:line="276" w:lineRule="auto"/>
-        <w:ind w:left="360"/>
-        <w:tabs>
-          <w:tab w:val="right" w:leader="dot" w:pos="8640"/>
-        </w:tabs>
-      </w:pPr>
-      <w:r>
-        <w:rPr>
-          <w:rFonts w:ascii="Arial" w:hAnsi="Arial"/>
-          <w:b w:val="0"/>
-          <w:sz w:val="24"/>
-        </w:rPr>
-        <w:t>1.7 Multi-Target Emulation &amp; Automated Verification Harness</w:t>
-      </w:r>
-      <w:r>
-        <w:rPr>
-          <w:rFonts w:ascii="Arial" w:hAnsi="Arial"/>
-          <w:sz w:val="24"/>
-        </w:rPr>
-        <w:tab/>
-      </w:r>
-      <w:r>
-        <w:rPr>
-          <w:rFonts w:ascii="Arial" w:hAnsi="Arial"/>
-          <w:b w:val="0"/>
-          <w:sz w:val="24"/>
-        </w:rPr>
-        <w:t>13</w:t>
-      </w:r>
-    </w:p>
-    <w:p>
-      <w:pPr>
-        <w:spacing w:before="80" w:after="60" w:line="276" w:lineRule="auto"/>
-        <w:tabs>
-          <w:tab w:val="right" w:leader="dot" w:pos="8640"/>
-        </w:tabs>
-      </w:pPr>
-      <w:r>
-        <w:rPr>
-          <w:rFonts w:ascii="Arial" w:hAnsi="Arial"/>
-          <w:b/>
-          <w:sz w:val="24"/>
-        </w:rPr>
-        <w:t>2. FUNCTIONAL BLOCK DIAGRAM &amp; ARCHITECTURAL DESCRIPTION</w:t>
-      </w:r>
-      <w:r>
-        <w:rPr>
-          <w:rFonts w:ascii="Arial" w:hAnsi="Arial"/>
-          <w:sz w:val="24"/>
-        </w:rPr>
-        <w:tab/>
-      </w:r>
-      <w:r>
-        <w:rPr>
-          <w:rFonts w:ascii="Arial" w:hAnsi="Arial"/>
-          <w:b/>
-          <w:sz w:val="24"/>
-        </w:rPr>
-        <w:t>14</w:t>
-      </w:r>
-    </w:p>
-    <w:p>
-      <w:pPr>
-        <w:spacing w:before="40" w:after="60" w:line="276" w:lineRule="auto"/>
-        <w:ind w:left="360"/>
-        <w:tabs>
-          <w:tab w:val="right" w:leader="dot" w:pos="8640"/>
-        </w:tabs>
-      </w:pPr>
-      <w:r>
-        <w:rPr>
-          <w:rFonts w:ascii="Arial" w:hAnsi="Arial"/>
-          <w:b w:val="0"/>
-          <w:sz w:val="24"/>
-        </w:rPr>
-        <w:t>2.1 System Architecture Overview</w:t>
-      </w:r>
-      <w:r>
-        <w:rPr>
-          <w:rFonts w:ascii="Arial" w:hAnsi="Arial"/>
-          <w:sz w:val="24"/>
-        </w:rPr>
-        <w:tab/>
-      </w:r>
-      <w:r>
-        <w:rPr>
-          <w:rFonts w:ascii="Arial" w:hAnsi="Arial"/>
-          <w:b w:val="0"/>
-          <w:sz w:val="24"/>
-        </w:rPr>
-        <w:t>14</w:t>
-      </w:r>
-    </w:p>
-    <w:p>
-      <w:pPr>
-        <w:spacing w:before="40" w:after="60" w:line="276" w:lineRule="auto"/>
-        <w:ind w:left="360"/>
-        <w:tabs>
-          <w:tab w:val="right" w:leader="dot" w:pos="8640"/>
-        </w:tabs>
-      </w:pPr>
-      <w:r>
-        <w:rPr>
-          <w:rFonts w:ascii="Arial" w:hAnsi="Arial"/>
-          <w:b w:val="0"/>
-          <w:sz w:val="24"/>
-        </w:rPr>
-        <w:t>2.2 Secure Boot Execution Sequence &amp; Cryptographic Flow</w:t>
-      </w:r>
-      <w:r>
-        <w:rPr>
-          <w:rFonts w:ascii="Arial" w:hAnsi="Arial"/>
-          <w:sz w:val="24"/>
-        </w:rPr>
-        <w:tab/>
-      </w:r>
-      <w:r>
-        <w:rPr>
-          <w:rFonts w:ascii="Arial" w:hAnsi="Arial"/>
-          <w:b w:val="0"/>
-          <w:sz w:val="24"/>
-        </w:rPr>
-        <w:t>15</w:t>
-      </w:r>
-    </w:p>
-    <w:p>
-      <w:pPr>
-        <w:spacing w:before="80" w:after="60" w:line="276" w:lineRule="auto"/>
-        <w:tabs>
-          <w:tab w:val="right" w:leader="dot" w:pos="8640"/>
-        </w:tabs>
-      </w:pPr>
-      <w:r>
-        <w:rPr>
-          <w:rFonts w:ascii="Arial" w:hAnsi="Arial"/>
-          <w:b/>
-          <w:sz w:val="24"/>
-        </w:rPr>
-        <w:t>3. MAJOR TECHNICAL SPECIFICATIONS OF PQC SECURE BOOT</w:t>
-      </w:r>
-      <w:r>
-        <w:rPr>
-          <w:rFonts w:ascii="Arial" w:hAnsi="Arial"/>
-          <w:sz w:val="24"/>
-        </w:rPr>
-        <w:tab/>
-      </w:r>
-      <w:r>
-        <w:rPr>
-          <w:rFonts w:ascii="Arial" w:hAnsi="Arial"/>
-          <w:b/>
-          <w:sz w:val="24"/>
-        </w:rPr>
-        <w:t>16</w:t>
-      </w:r>
-    </w:p>
-    <w:p>
-      <w:pPr>
-        <w:spacing w:before="80" w:after="60" w:line="276" w:lineRule="auto"/>
-        <w:tabs>
-          <w:tab w:val="right" w:leader="dot" w:pos="8640"/>
-        </w:tabs>
-      </w:pPr>
-      <w:r>
-        <w:rPr>
-          <w:rFonts w:ascii="Arial" w:hAnsi="Arial"/>
-          <w:b/>
-          <w:sz w:val="24"/>
-        </w:rPr>
-        <w:t>4. DESIGN CONSIDERATIONS</w:t>
-      </w:r>
-      <w:r>
-        <w:rPr>
-          <w:rFonts w:ascii="Arial" w:hAnsi="Arial"/>
-          <w:sz w:val="24"/>
-        </w:rPr>
-        <w:tab/>
-      </w:r>
-      <w:r>
-        <w:rPr>
-          <w:rFonts w:ascii="Arial" w:hAnsi="Arial"/>
-          <w:b/>
-          <w:sz w:val="24"/>
-        </w:rPr>
-        <w:t>17</w:t>
-      </w:r>
-    </w:p>
-    <w:p>
-      <w:pPr>
-        <w:spacing w:before="40" w:after="60" w:line="276" w:lineRule="auto"/>
-        <w:ind w:left="360"/>
-        <w:tabs>
-          <w:tab w:val="right" w:leader="dot" w:pos="8640"/>
-        </w:tabs>
-      </w:pPr>
-      <w:r>
-        <w:rPr>
-          <w:rFonts w:ascii="Arial" w:hAnsi="Arial"/>
-          <w:b w:val="0"/>
-          <w:sz w:val="24"/>
-        </w:rPr>
-        <w:t>4.1 Zero Dynamic Memory Allocation (Zero-Malloc Policy)</w:t>
-      </w:r>
-      <w:r>
-        <w:rPr>
-          <w:rFonts w:ascii="Arial" w:hAnsi="Arial"/>
-          <w:sz w:val="24"/>
-        </w:rPr>
-        <w:tab/>
-      </w:r>
-      <w:r>
-        <w:rPr>
-          <w:rFonts w:ascii="Arial" w:hAnsi="Arial"/>
-          <w:b w:val="0"/>
-          <w:sz w:val="24"/>
-        </w:rPr>
-        <w:t>17</w:t>
-      </w:r>
-    </w:p>
-    <w:p>
-      <w:pPr>
-        <w:spacing w:before="40" w:after="60" w:line="276" w:lineRule="auto"/>
-        <w:ind w:left="360"/>
-        <w:tabs>
-          <w:tab w:val="right" w:leader="dot" w:pos="8640"/>
-        </w:tabs>
-      </w:pPr>
-      <w:r>
-        <w:rPr>
-          <w:rFonts w:ascii="Arial" w:hAnsi="Arial"/>
-          <w:b w:val="0"/>
-          <w:sz w:val="24"/>
-        </w:rPr>
-        <w:t>4.2 Strict Static SRAM Budgeting (&lt; 4 KB ROM Bounds)</w:t>
-      </w:r>
-      <w:r>
-        <w:rPr>
-          <w:rFonts w:ascii="Arial" w:hAnsi="Arial"/>
-          <w:sz w:val="24"/>
-        </w:rPr>
-        <w:tab/>
-      </w:r>
-      <w:r>
-        <w:rPr>
-          <w:rFonts w:ascii="Arial" w:hAnsi="Arial"/>
-          <w:b w:val="0"/>
-          <w:sz w:val="24"/>
-        </w:rPr>
-        <w:t>18</w:t>
-      </w:r>
-    </w:p>
-    <w:p>
-      <w:pPr>
-        <w:spacing w:before="40" w:after="60" w:line="276" w:lineRule="auto"/>
-        <w:ind w:left="360"/>
-        <w:tabs>
-          <w:tab w:val="right" w:leader="dot" w:pos="8640"/>
-        </w:tabs>
-      </w:pPr>
-      <w:r>
-        <w:rPr>
-          <w:rFonts w:ascii="Arial" w:hAnsi="Arial"/>
-          <w:b w:val="0"/>
-          <w:sz w:val="24"/>
-        </w:rPr>
-        <w:t>4.3 Hardware Root-of-Trust Key Hash Binding &amp; eFuse Storage</w:t>
-      </w:r>
-      <w:r>
-        <w:rPr>
-          <w:rFonts w:ascii="Arial" w:hAnsi="Arial"/>
-          <w:sz w:val="24"/>
-        </w:rPr>
-        <w:tab/>
-      </w:r>
-      <w:r>
-        <w:rPr>
-          <w:rFonts w:ascii="Arial" w:hAnsi="Arial"/>
-          <w:b w:val="0"/>
-          <w:sz w:val="24"/>
-        </w:rPr>
-        <w:t>19</w:t>
-      </w:r>
-    </w:p>
-    <w:p>
-      <w:pPr>
-        <w:spacing w:before="40" w:after="60" w:line="276" w:lineRule="auto"/>
-        <w:ind w:left="360"/>
-        <w:tabs>
-          <w:tab w:val="right" w:leader="dot" w:pos="8640"/>
-        </w:tabs>
-      </w:pPr>
-      <w:r>
-        <w:rPr>
-          <w:rFonts w:ascii="Arial" w:hAnsi="Arial"/>
-          <w:b w:val="0"/>
-          <w:sz w:val="24"/>
-        </w:rPr>
-        <w:t>4.4 Tamper Robustness &amp; Non-Negotiable Fault Rejection</w:t>
-      </w:r>
-      <w:r>
-        <w:rPr>
-          <w:rFonts w:ascii="Arial" w:hAnsi="Arial"/>
-          <w:sz w:val="24"/>
-        </w:rPr>
-        <w:tab/>
-      </w:r>
-      <w:r>
-        <w:rPr>
-          <w:rFonts w:ascii="Arial" w:hAnsi="Arial"/>
-          <w:b w:val="0"/>
-          <w:sz w:val="24"/>
-        </w:rPr>
-        <w:t>20</w:t>
-      </w:r>
-    </w:p>
-    <w:p>
-      <w:pPr>
-        <w:spacing w:before="40" w:after="60" w:line="276" w:lineRule="auto"/>
-        <w:ind w:left="360"/>
-        <w:tabs>
-          <w:tab w:val="right" w:leader="dot" w:pos="8640"/>
-        </w:tabs>
-      </w:pPr>
-      <w:r>
-        <w:rPr>
-          <w:rFonts w:ascii="Arial" w:hAnsi="Arial"/>
-          <w:b w:val="0"/>
-          <w:sz w:val="24"/>
-        </w:rPr>
-        <w:t>4.5 Constant-Time Cryptographic Execution &amp; Side-Channel Mitigation</w:t>
-      </w:r>
-      <w:r>
-        <w:rPr>
-          <w:rFonts w:ascii="Arial" w:hAnsi="Arial"/>
-          <w:sz w:val="24"/>
-        </w:rPr>
-        <w:tab/>
-      </w:r>
-      <w:r>
-        <w:rPr>
-          <w:rFonts w:ascii="Arial" w:hAnsi="Arial"/>
-          <w:b w:val="0"/>
-          <w:sz w:val="24"/>
-        </w:rPr>
-        <w:t>21</w:t>
-      </w:r>
-    </w:p>
-    <w:p>
-      <w:pPr>
-        <w:spacing w:before="80" w:after="60" w:line="276" w:lineRule="auto"/>
-        <w:tabs>
-          <w:tab w:val="right" w:leader="dot" w:pos="8640"/>
-        </w:tabs>
-      </w:pPr>
-      <w:r>
-        <w:rPr>
-          <w:rFonts w:ascii="Arial" w:hAnsi="Arial"/>
-          <w:b/>
-          <w:sz w:val="24"/>
-        </w:rPr>
-        <w:t>5. EMPIRICAL BENCHMARKING, PROFILING &amp; FUTURE PLAN</w:t>
-      </w:r>
-      <w:r>
-        <w:rPr>
-          <w:rFonts w:ascii="Arial" w:hAnsi="Arial"/>
-          <w:sz w:val="24"/>
-        </w:rPr>
-        <w:tab/>
-      </w:r>
-      <w:r>
-        <w:rPr>
-          <w:rFonts w:ascii="Arial" w:hAnsi="Arial"/>
-          <w:b/>
-          <w:sz w:val="24"/>
-        </w:rPr>
-        <w:t>22</w:t>
-      </w:r>
-    </w:p>
-    <w:p>
-      <w:pPr>
-        <w:spacing w:before="40" w:after="60" w:line="276" w:lineRule="auto"/>
-        <w:ind w:left="360"/>
-        <w:tabs>
-          <w:tab w:val="right" w:leader="dot" w:pos="8640"/>
-        </w:tabs>
-      </w:pPr>
-      <w:r>
-        <w:rPr>
-          <w:rFonts w:ascii="Arial" w:hAnsi="Arial"/>
-          <w:b w:val="0"/>
-          <w:sz w:val="24"/>
-        </w:rPr>
-        <w:t>5.1 MCUboot on ARM Cortex-M4 Trade-Off Benchmark &amp; Stack Profiling</w:t>
-      </w:r>
-      <w:r>
-        <w:rPr>
-          <w:rFonts w:ascii="Arial" w:hAnsi="Arial"/>
-          <w:sz w:val="24"/>
-        </w:rPr>
-        <w:tab/>
-      </w:r>
-      <w:r>
-        <w:rPr>
-          <w:rFonts w:ascii="Arial" w:hAnsi="Arial"/>
-          <w:b w:val="0"/>
-          <w:sz w:val="24"/>
-        </w:rPr>
-        <w:t>22</w:t>
-      </w:r>
-    </w:p>
-    <w:p>
-      <w:pPr>
-        <w:spacing w:before="40" w:after="60" w:line="276" w:lineRule="auto"/>
-        <w:ind w:left="360"/>
-        <w:tabs>
-          <w:tab w:val="right" w:leader="dot" w:pos="8640"/>
-        </w:tabs>
-      </w:pPr>
-      <w:r>
-        <w:rPr>
-          <w:rFonts w:ascii="Arial" w:hAnsi="Arial"/>
-          <w:b w:val="0"/>
-          <w:sz w:val="24"/>
-        </w:rPr>
-        <w:t>5.2 Mid-Semester Progress Status (Plan of Work)</w:t>
-      </w:r>
-      <w:r>
-        <w:rPr>
-          <w:rFonts w:ascii="Arial" w:hAnsi="Arial"/>
-          <w:sz w:val="24"/>
-        </w:rPr>
-        <w:tab/>
-      </w:r>
-      <w:r>
-        <w:rPr>
-          <w:rFonts w:ascii="Arial" w:hAnsi="Arial"/>
-          <w:b w:val="0"/>
-          <w:sz w:val="24"/>
-        </w:rPr>
-        <w:t>23</w:t>
-      </w:r>
-    </w:p>
-    <w:p>
-      <w:pPr>
-        <w:spacing w:before="40" w:after="60" w:line="276" w:lineRule="auto"/>
-        <w:ind w:left="360"/>
-        <w:tabs>
-          <w:tab w:val="right" w:leader="dot" w:pos="8640"/>
-        </w:tabs>
-      </w:pPr>
-      <w:r>
-        <w:rPr>
-          <w:rFonts w:ascii="Arial" w:hAnsi="Arial"/>
-          <w:b w:val="0"/>
-          <w:sz w:val="24"/>
-        </w:rPr>
-        <w:t>5.3 Remaining Tasks &amp; Deliverables for Final Dissertation</w:t>
-      </w:r>
-      <w:r>
-        <w:rPr>
-          <w:rFonts w:ascii="Arial" w:hAnsi="Arial"/>
-          <w:sz w:val="24"/>
-        </w:rPr>
-        <w:tab/>
-      </w:r>
-      <w:r>
-        <w:rPr>
-          <w:rFonts w:ascii="Arial" w:hAnsi="Arial"/>
-          <w:b w:val="0"/>
-          <w:sz w:val="24"/>
-        </w:rPr>
-        <w:t>24</w:t>
-      </w:r>
-    </w:p>
-    <w:p>
-      <w:pPr>
-        <w:spacing w:before="80" w:after="60" w:line="276" w:lineRule="auto"/>
-        <w:tabs>
-          <w:tab w:val="right" w:leader="dot" w:pos="8640"/>
-        </w:tabs>
-      </w:pPr>
-      <w:r>
-        <w:rPr>
-          <w:rFonts w:ascii="Arial" w:hAnsi="Arial"/>
-          <w:b/>
-          <w:sz w:val="24"/>
-        </w:rPr>
-        <w:t>6. ABBREVIATIONS</w:t>
-      </w:r>
-      <w:r>
-        <w:rPr>
-          <w:rFonts w:ascii="Arial" w:hAnsi="Arial"/>
-          <w:sz w:val="24"/>
-        </w:rPr>
-        <w:tab/>
-      </w:r>
-      <w:r>
-        <w:rPr>
-          <w:rFonts w:ascii="Arial" w:hAnsi="Arial"/>
-          <w:b/>
-          <w:sz w:val="24"/>
-        </w:rPr>
-        <w:t>25</w:t>
-      </w:r>
-    </w:p>
-    <w:p>
-      <w:pPr>
-        <w:spacing w:before="80" w:after="60" w:line="276" w:lineRule="auto"/>
-        <w:tabs>
-          <w:tab w:val="right" w:leader="dot" w:pos="8640"/>
-        </w:tabs>
-      </w:pPr>
-      <w:r>
-        <w:rPr>
-          <w:rFonts w:ascii="Arial" w:hAnsi="Arial"/>
-          <w:b/>
-          <w:sz w:val="24"/>
-        </w:rPr>
-        <w:t>7. REFERENCES &amp; LITERATURE REVIEW</w:t>
-      </w:r>
-      <w:r>
-        <w:rPr>
-          <w:rFonts w:ascii="Arial" w:hAnsi="Arial"/>
-          <w:sz w:val="24"/>
-        </w:rPr>
-        <w:tab/>
-      </w:r>
-      <w:r>
-        <w:rPr>
-          <w:rFonts w:ascii="Arial" w:hAnsi="Arial"/>
-          <w:b/>
-          <w:sz w:val="24"/>
-        </w:rPr>
-        <w:t>26</w:t>
-      </w:r>
-    </w:p>
-    <w:p>
-      <w:r>
-        <w:br w:type="page"/>
-      </w:r>
-    </w:p>
-    <w:p>
-      <w:pPr>
-        <w:pStyle w:val="Heading1"/>
-        <w:keepNext/>
-      </w:pPr>
-      <w:r>
-        <w:rPr>
-          <w:rFonts w:ascii="Arial" w:hAnsi="Arial"/>
-          <w:b/>
-          <w:sz w:val="32"/>
-        </w:rPr>
-        <w:t>LIST OF FIGURES &amp; TABLES</w:t>
-      </w:r>
-    </w:p>
-    <w:p>
-      <w:pPr>
-        <w:pStyle w:val="Heading2"/>
-        <w:keepNext/>
-      </w:pPr>
       <w:r>
         <w:rPr>
           <w:rFonts w:ascii="Arial" w:hAnsi="Arial"/>
@@ -1373,15 +487,14 @@
     </w:p>
     <w:p>
       <w:pPr>
-        <w:spacing w:before="40" w:after="60" w:line="276" w:lineRule="auto"/>
+        <w:spacing w:before="30" w:after="40" w:line="276" w:lineRule="auto"/>
         <w:tabs>
-          <w:tab w:val="right" w:leader="dot" w:pos="8640"/>
+          <w:tab w:val="right" w:leader="none" w:pos="8640"/>
         </w:tabs>
       </w:pPr>
       <w:r>
         <w:rPr>
           <w:rFonts w:ascii="Arial" w:hAnsi="Arial"/>
-          <w:b w:val="0"/>
           <w:sz w:val="24"/>
         </w:rPr>
         <w:t>Figure 1: Modular Architecture of Post-Quantum Secure Boot System</w:t>
@@ -1396,23 +509,21 @@
       <w:r>
         <w:rPr>
           <w:rFonts w:ascii="Arial" w:hAnsi="Arial"/>
-          <w:b w:val="0"/>
           <w:sz w:val="24"/>
         </w:rPr>
-        <w:t>14</w:t>
+        <w:t>8</w:t>
       </w:r>
     </w:p>
     <w:p>
       <w:pPr>
-        <w:spacing w:before="40" w:after="60" w:line="276" w:lineRule="auto"/>
+        <w:spacing w:before="30" w:after="40" w:line="276" w:lineRule="auto"/>
         <w:tabs>
-          <w:tab w:val="right" w:leader="dot" w:pos="8640"/>
+          <w:tab w:val="right" w:leader="none" w:pos="8640"/>
         </w:tabs>
       </w:pPr>
       <w:r>
         <w:rPr>
           <w:rFonts w:ascii="Arial" w:hAnsi="Arial"/>
-          <w:b w:val="0"/>
           <w:sz w:val="24"/>
         </w:rPr>
         <w:t>Figure 2: Functional Block Diagram &amp; Secure Boot Execution Flow</w:t>
@@ -1427,22 +538,13 @@
       <w:r>
         <w:rPr>
           <w:rFonts w:ascii="Arial" w:hAnsi="Arial"/>
-          <w:b w:val="0"/>
           <w:sz w:val="24"/>
         </w:rPr>
-        <w:t>15</w:t>
+        <w:t>9</w:t>
       </w:r>
     </w:p>
+    <w:p/>
     <w:p>
-      <w:pPr>
-        <w:spacing w:before="320"/>
-      </w:pPr>
-    </w:p>
-    <w:p>
-      <w:pPr>
-        <w:pStyle w:val="Heading2"/>
-        <w:keepNext/>
-      </w:pPr>
       <w:r>
         <w:rPr>
           <w:rFonts w:ascii="Arial" w:hAnsi="Arial"/>
@@ -1454,15 +556,14 @@
     </w:p>
     <w:p>
       <w:pPr>
-        <w:spacing w:before="40" w:after="60" w:line="276" w:lineRule="auto"/>
+        <w:spacing w:before="30" w:after="40" w:line="276" w:lineRule="auto"/>
         <w:tabs>
-          <w:tab w:val="right" w:leader="dot" w:pos="8640"/>
+          <w:tab w:val="right" w:leader="none" w:pos="8640"/>
         </w:tabs>
       </w:pPr>
       <w:r>
         <w:rPr>
           <w:rFonts w:ascii="Arial" w:hAnsi="Arial"/>
-          <w:b w:val="0"/>
           <w:sz w:val="24"/>
         </w:rPr>
         <w:t>Table 1: Technical Specifications &amp; Cryptographic Parameters</w:t>
@@ -1477,23 +578,21 @@
       <w:r>
         <w:rPr>
           <w:rFonts w:ascii="Arial" w:hAnsi="Arial"/>
-          <w:b w:val="0"/>
           <w:sz w:val="24"/>
         </w:rPr>
-        <w:t>16</w:t>
+        <w:t>10</w:t>
       </w:r>
     </w:p>
     <w:p>
       <w:pPr>
-        <w:spacing w:before="40" w:after="60" w:line="276" w:lineRule="auto"/>
+        <w:spacing w:before="30" w:after="40" w:line="276" w:lineRule="auto"/>
         <w:tabs>
-          <w:tab w:val="right" w:leader="dot" w:pos="8640"/>
+          <w:tab w:val="right" w:leader="none" w:pos="8640"/>
         </w:tabs>
       </w:pPr>
       <w:r>
         <w:rPr>
           <w:rFonts w:ascii="Arial" w:hAnsi="Arial"/>
-          <w:b w:val="0"/>
           <w:sz w:val="24"/>
         </w:rPr>
         <w:t>Table 2: MCUboot ARM Cortex-M4 Trade-Off Benchmark (Classical vs PQC)</w:t>
@@ -1508,23 +607,21 @@
       <w:r>
         <w:rPr>
           <w:rFonts w:ascii="Arial" w:hAnsi="Arial"/>
-          <w:b w:val="0"/>
           <w:sz w:val="24"/>
         </w:rPr>
-        <w:t>22</w:t>
+        <w:t>13</w:t>
       </w:r>
     </w:p>
     <w:p>
       <w:pPr>
-        <w:spacing w:before="40" w:after="60" w:line="276" w:lineRule="auto"/>
+        <w:spacing w:before="30" w:after="40" w:line="276" w:lineRule="auto"/>
         <w:tabs>
-          <w:tab w:val="right" w:leader="dot" w:pos="8640"/>
+          <w:tab w:val="right" w:leader="none" w:pos="8640"/>
         </w:tabs>
       </w:pPr>
       <w:r>
         <w:rPr>
           <w:rFonts w:ascii="Arial" w:hAnsi="Arial"/>
-          <w:b w:val="0"/>
           <w:sz w:val="24"/>
         </w:rPr>
         <w:t>Table 3: Dissertation Plan of Work &amp; Mid-Semester Status</w:t>
@@ -1539,23 +636,21 @@
       <w:r>
         <w:rPr>
           <w:rFonts w:ascii="Arial" w:hAnsi="Arial"/>
-          <w:b w:val="0"/>
           <w:sz w:val="24"/>
         </w:rPr>
-        <w:t>23</w:t>
+        <w:t>15</w:t>
       </w:r>
     </w:p>
     <w:p>
       <w:pPr>
-        <w:spacing w:before="40" w:after="60" w:line="276" w:lineRule="auto"/>
+        <w:spacing w:before="30" w:after="40" w:line="276" w:lineRule="auto"/>
         <w:tabs>
-          <w:tab w:val="right" w:leader="dot" w:pos="8640"/>
+          <w:tab w:val="right" w:leader="none" w:pos="8640"/>
         </w:tabs>
       </w:pPr>
       <w:r>
         <w:rPr>
           <w:rFonts w:ascii="Arial" w:hAnsi="Arial"/>
-          <w:b w:val="0"/>
           <w:sz w:val="24"/>
         </w:rPr>
         <w:t>Table 4: Table of Abbreviations &amp; Acronyms</w:t>
@@ -1570,15 +665,9 @@
       <w:r>
         <w:rPr>
           <w:rFonts w:ascii="Arial" w:hAnsi="Arial"/>
-          <w:b w:val="0"/>
           <w:sz w:val="24"/>
         </w:rPr>
-        <w:t>25</w:t>
-      </w:r>
-    </w:p>
-    <w:p>
-      <w:r>
-        <w:br w:type="page"/>
+        <w:t>17</w:t>
       </w:r>
     </w:p>
     <w:p>
@@ -1586,6 +675,11 @@
         <w:pStyle w:val="Heading1"/>
         <w:keepNext/>
       </w:pPr>
+      <w:bookmarkStart w:id="0" w:name="_heading=h.l52iw1m1m2iu" w:colFirst="0" w:colLast="0"/>
+      <w:bookmarkEnd w:id="0"/>
+      <w:r>
+        <w:br w:type="page"/>
+      </w:r>
       <w:r>
         <w:rPr>
           <w:rFonts w:ascii="Arial" w:hAnsi="Arial"/>
@@ -1605,7 +699,7 @@
     </w:p>
     <w:p>
       <w:pPr>
-        <w:spacing w:after="60"/>
+        <w:spacing w:after="50"/>
         <w:ind w:left="360"/>
       </w:pPr>
       <w:r>
@@ -1619,7 +713,7 @@
     </w:p>
     <w:p>
       <w:pPr>
-        <w:spacing w:after="60"/>
+        <w:spacing w:after="50"/>
         <w:ind w:left="360"/>
       </w:pPr>
       <w:r>
@@ -1633,7 +727,7 @@
     </w:p>
     <w:p>
       <w:pPr>
-        <w:spacing w:after="60"/>
+        <w:spacing w:after="50"/>
         <w:ind w:left="360"/>
       </w:pPr>
       <w:r>
@@ -1647,7 +741,7 @@
     </w:p>
     <w:p>
       <w:pPr>
-        <w:spacing w:after="60"/>
+        <w:spacing w:after="50"/>
         <w:ind w:left="360"/>
       </w:pPr>
       <w:r>
@@ -1661,7 +755,7 @@
     </w:p>
     <w:p>
       <w:pPr>
-        <w:spacing w:after="60"/>
+        <w:spacing w:after="50"/>
         <w:ind w:left="360"/>
       </w:pPr>
       <w:r>
@@ -1675,7 +769,7 @@
     </w:p>
     <w:p>
       <w:pPr>
-        <w:spacing w:after="60"/>
+        <w:spacing w:after="50"/>
         <w:ind w:left="360"/>
       </w:pPr>
       <w:r>
@@ -1689,7 +783,7 @@
     </w:p>
     <w:p>
       <w:pPr>
-        <w:spacing w:after="60"/>
+        <w:spacing w:after="50"/>
         <w:ind w:left="360"/>
       </w:pPr>
       <w:r>
@@ -1699,11 +793,6 @@
           <w:sz w:val="24"/>
         </w:rPr>
         <w:t>(g) Multi-Target Emulation &amp; Automated Verification Harness (tests, QEMU platform runners)</w:t>
-      </w:r>
-    </w:p>
-    <w:p>
-      <w:r>
-        <w:br w:type="page"/>
       </w:r>
     </w:p>
     <w:p>
@@ -1730,7 +819,7 @@
     </w:p>
     <w:p>
       <w:pPr>
-        <w:spacing w:after="80"/>
+        <w:spacing w:after="60"/>
         <w:ind w:left="360"/>
         <w:jc w:val="both"/>
       </w:pPr>
@@ -1750,7 +839,7 @@
     </w:p>
     <w:p>
       <w:pPr>
-        <w:spacing w:after="80"/>
+        <w:spacing w:after="60"/>
         <w:ind w:left="360"/>
         <w:jc w:val="both"/>
       </w:pPr>
@@ -1770,7 +859,7 @@
     </w:p>
     <w:p>
       <w:pPr>
-        <w:spacing w:after="80"/>
+        <w:spacing w:after="60"/>
         <w:ind w:left="360"/>
         <w:jc w:val="both"/>
       </w:pPr>
@@ -1790,7 +879,7 @@
     </w:p>
     <w:p>
       <w:pPr>
-        <w:spacing w:after="80"/>
+        <w:spacing w:after="60"/>
         <w:ind w:left="360"/>
         <w:jc w:val="both"/>
       </w:pPr>
@@ -1806,11 +895,6 @@
           <w:sz w:val="24"/>
         </w:rPr>
         <w:t>Implements zero-heap SHA-256 (FIPS 180-4) and SHAKE-256 Keccak extensible-output functions (FIPS 202). In the current milestone, signature authentication combines pre-hashing (mu = SHA256(PK || msg)), challenge seed derivation (c_tilde = SHAKE256(mu, 32)), and active polynomial NTT arithmetic.</w:t>
-      </w:r>
-    </w:p>
-    <w:p>
-      <w:r>
-        <w:br w:type="page"/>
       </w:r>
     </w:p>
     <w:p>
@@ -1837,7 +921,7 @@
     </w:p>
     <w:p>
       <w:pPr>
-        <w:spacing w:after="80"/>
+        <w:spacing w:after="60"/>
         <w:ind w:left="360"/>
         <w:jc w:val="both"/>
       </w:pPr>
@@ -1857,7 +941,7 @@
     </w:p>
     <w:p>
       <w:pPr>
-        <w:spacing w:after="80"/>
+        <w:spacing w:after="60"/>
         <w:ind w:left="360"/>
         <w:jc w:val="both"/>
       </w:pPr>
@@ -1877,7 +961,7 @@
     </w:p>
     <w:p>
       <w:pPr>
-        <w:spacing w:after="80"/>
+        <w:spacing w:after="60"/>
         <w:ind w:left="360"/>
         <w:jc w:val="both"/>
       </w:pPr>
@@ -1893,11 +977,6 @@
           <w:sz w:val="24"/>
         </w:rPr>
         <w:t>Extended scripts/imgtool/main.py and keys/pqc.py to support the command imgtool keygen -k keys/ml_dsa_key.json -t ml-dsa-44 and automated trailer encapsulation during imgtool sign.</w:t>
-      </w:r>
-    </w:p>
-    <w:p>
-      <w:r>
-        <w:br w:type="page"/>
       </w:r>
     </w:p>
     <w:p>
@@ -1924,7 +1003,7 @@
     </w:p>
     <w:p>
       <w:pPr>
-        <w:spacing w:after="80"/>
+        <w:spacing w:after="60"/>
         <w:ind w:left="360"/>
         <w:jc w:val="both"/>
       </w:pPr>
@@ -1944,7 +1023,7 @@
     </w:p>
     <w:p>
       <w:pPr>
-        <w:spacing w:after="80"/>
+        <w:spacing w:after="60"/>
         <w:ind w:left="360"/>
         <w:jc w:val="both"/>
       </w:pPr>
@@ -1964,7 +1043,7 @@
     </w:p>
     <w:p>
       <w:pPr>
-        <w:spacing w:after="80"/>
+        <w:spacing w:after="60"/>
         <w:ind w:left="360"/>
         <w:jc w:val="both"/>
       </w:pPr>
@@ -1980,11 +1059,6 @@
           <w:sz w:val="24"/>
         </w:rPr>
         <w:t>Updated tools/Makefile and image-sig-host.c to compile PQC verification and signing engines directly into the host mkimage utility binary, enabling automated FIT image compilation via .its scripts.</w:t>
-      </w:r>
-    </w:p>
-    <w:p>
-      <w:r>
-        <w:br w:type="page"/>
       </w:r>
     </w:p>
     <w:p>
@@ -2011,7 +1085,7 @@
     </w:p>
     <w:p>
       <w:pPr>
-        <w:spacing w:after="80"/>
+        <w:spacing w:after="60"/>
         <w:ind w:left="360"/>
         <w:jc w:val="both"/>
       </w:pPr>
@@ -2031,7 +1105,7 @@
     </w:p>
     <w:p>
       <w:pPr>
-        <w:spacing w:after="80"/>
+        <w:spacing w:after="60"/>
         <w:ind w:left="360"/>
         <w:jc w:val="both"/>
       </w:pPr>
@@ -2051,7 +1125,7 @@
     </w:p>
     <w:p>
       <w:pPr>
-        <w:spacing w:after="80"/>
+        <w:spacing w:after="60"/>
         <w:ind w:left="360"/>
         <w:jc w:val="both"/>
       </w:pPr>
@@ -2067,11 +1141,6 @@
           <w:sz w:val="24"/>
         </w:rPr>
         <w:t>Eliminated static mutable globals from the DXE verification path, guaranteeing thread safety and reentrancy across multi-core symmetric multiprocessing (SMP) server nodes.</w:t>
-      </w:r>
-    </w:p>
-    <w:p>
-      <w:r>
-        <w:br w:type="page"/>
       </w:r>
     </w:p>
     <w:p>
@@ -2098,7 +1167,7 @@
     </w:p>
     <w:p>
       <w:pPr>
-        <w:spacing w:after="80"/>
+        <w:spacing w:after="60"/>
         <w:ind w:left="360"/>
         <w:jc w:val="both"/>
       </w:pPr>
@@ -2115,7 +1184,7 @@
     </w:p>
     <w:p>
       <w:pPr>
-        <w:spacing w:after="80"/>
+        <w:spacing w:after="60"/>
         <w:ind w:left="360"/>
         <w:jc w:val="both"/>
       </w:pPr>
@@ -2128,11 +1197,6 @@
       </w:r>
       <w:r>
         <w:t>During boot, the bootloader reads the full public key embedded in the firmware header, computes its SHA-256 digest, and executes rot_key_verify_hash(). Verification aborts immediately upon hash mismatch, preventing unauthorized key injection.</w:t>
-      </w:r>
-    </w:p>
-    <w:p>
-      <w:r>
-        <w:br w:type="page"/>
       </w:r>
     </w:p>
     <w:p>
@@ -2155,11 +1219,6 @@
       </w:pPr>
       <w:r>
         <w:t>The offline tooling suite (firmware/scripts/sign_firmware.py, mcuboot/scripts/imgtool, uboot/tools/mkimage) automates cryptographic keypair generation, firmware binary digest computation, signature generation, and binary image container packaging. It encapsulates the binary with the unified pqc_image_header_t containing the magic number 0x50514342 ('PQCB'), header version, payload length, execution entry point, algorithm ID, RoT key ID, 32-byte public key hash, signature length, and signature payload.</w:t>
-      </w:r>
-    </w:p>
-    <w:p>
-      <w:r>
-        <w:br w:type="page"/>
       </w:r>
     </w:p>
     <w:p>
@@ -2186,7 +1245,7 @@
     </w:p>
     <w:p>
       <w:pPr>
-        <w:spacing w:after="80"/>
+        <w:spacing w:after="60"/>
         <w:ind w:left="360"/>
         <w:jc w:val="both"/>
       </w:pPr>
@@ -2206,7 +1265,7 @@
     </w:p>
     <w:p>
       <w:pPr>
-        <w:spacing w:after="80"/>
+        <w:spacing w:after="60"/>
         <w:ind w:left="360"/>
         <w:jc w:val="both"/>
       </w:pPr>
@@ -2226,7 +1285,7 @@
     </w:p>
     <w:p>
       <w:pPr>
-        <w:spacing w:after="80"/>
+        <w:spacing w:after="60"/>
         <w:ind w:left="360"/>
         <w:jc w:val="both"/>
       </w:pPr>
@@ -2294,7 +1353,7 @@
         <w:drawing>
           <wp:inline xmlns:a="http://schemas.openxmlformats.org/drawingml/2006/main" xmlns:pic="http://schemas.openxmlformats.org/drawingml/2006/picture">
             <wp:extent cx="5303520" cy="3160684"/>
-            <wp:docPr id="1" name="Picture 1"/>
+            <wp:docPr id="4" name="Picture 4"/>
             <wp:cNvGraphicFramePr>
               <a:graphicFrameLocks noChangeAspect="1"/>
             </wp:cNvGraphicFramePr>
@@ -2306,7 +1365,7 @@
                     <pic:cNvPicPr/>
                   </pic:nvPicPr>
                   <pic:blipFill>
-                    <a:blip r:embed="rId10"/>
+                    <a:blip r:embed="rId11"/>
                     <a:stretch>
                       <a:fillRect/>
                     </a:stretch>
@@ -2375,7 +1434,7 @@
         <w:drawing>
           <wp:inline xmlns:a="http://schemas.openxmlformats.org/drawingml/2006/main" xmlns:pic="http://schemas.openxmlformats.org/drawingml/2006/picture">
             <wp:extent cx="5303520" cy="3701475"/>
-            <wp:docPr id="2" name="Picture 2"/>
+            <wp:docPr id="5" name="Picture 5"/>
             <wp:cNvGraphicFramePr>
               <a:graphicFrameLocks noChangeAspect="1"/>
             </wp:cNvGraphicFramePr>
@@ -2387,7 +1446,7 @@
                     <pic:cNvPicPr/>
                   </pic:nvPicPr>
                   <pic:blipFill>
-                    <a:blip r:embed="rId11"/>
+                    <a:blip r:embed="rId12"/>
                     <a:stretch>
                       <a:fillRect/>
                     </a:stretch>
@@ -2439,14 +1498,7 @@
         <w:t>3. MAJOR TECHNICAL SPECIFICATIONS OF PQC SECURE BOOT</w:t>
       </w:r>
     </w:p>
-    <w:p>
-      <w:pPr>
-        <w:jc w:val="both"/>
-      </w:pPr>
-      <w:r>
-        <w:t>Table 1 summarizes the technical parameters, cryptographic specifications, memory budgets, and computational metrics of the Post-Quantum Secure Boot architecture across the supported cryptographic schemes.</w:t>
-      </w:r>
-    </w:p>
+    <w:p/>
     <w:tbl>
       <w:tblPr>
         <w:tblW w:type="auto" w:w="0"/>
@@ -2476,10 +1528,10 @@
           <w:tcPr>
             <w:tcW w:type="dxa" w:w="2167"/>
             <w:tcMar>
-              <w:top w:w="60" w:type="dxa"/>
-              <w:bottom w:w="60" w:type="dxa"/>
-              <w:left w:w="100" w:type="dxa"/>
-              <w:right w:w="100" w:type="dxa"/>
+              <w:top w:w="50" w:type="dxa"/>
+              <w:bottom w:w="50" w:type="dxa"/>
+              <w:left w:w="80" w:type="dxa"/>
+              <w:right w:w="80" w:type="dxa"/>
             </w:tcMar>
             <w:shd w:fill="E8F0FE"/>
           </w:tcPr>
@@ -2498,10 +1550,10 @@
           <w:tcPr>
             <w:tcW w:type="dxa" w:w="2167"/>
             <w:tcMar>
-              <w:top w:w="60" w:type="dxa"/>
-              <w:bottom w:w="60" w:type="dxa"/>
-              <w:left w:w="100" w:type="dxa"/>
-              <w:right w:w="100" w:type="dxa"/>
+              <w:top w:w="50" w:type="dxa"/>
+              <w:bottom w:w="50" w:type="dxa"/>
+              <w:left w:w="80" w:type="dxa"/>
+              <w:right w:w="80" w:type="dxa"/>
             </w:tcMar>
             <w:shd w:fill="E8F0FE"/>
           </w:tcPr>
@@ -2520,10 +1572,10 @@
           <w:tcPr>
             <w:tcW w:type="dxa" w:w="2167"/>
             <w:tcMar>
-              <w:top w:w="60" w:type="dxa"/>
-              <w:bottom w:w="60" w:type="dxa"/>
-              <w:left w:w="100" w:type="dxa"/>
-              <w:right w:w="100" w:type="dxa"/>
+              <w:top w:w="50" w:type="dxa"/>
+              <w:bottom w:w="50" w:type="dxa"/>
+              <w:left w:w="80" w:type="dxa"/>
+              <w:right w:w="80" w:type="dxa"/>
             </w:tcMar>
             <w:shd w:fill="E8F0FE"/>
           </w:tcPr>
@@ -2542,10 +1594,10 @@
           <w:tcPr>
             <w:tcW w:type="dxa" w:w="2167"/>
             <w:tcMar>
-              <w:top w:w="60" w:type="dxa"/>
-              <w:bottom w:w="60" w:type="dxa"/>
-              <w:left w:w="100" w:type="dxa"/>
-              <w:right w:w="100" w:type="dxa"/>
+              <w:top w:w="50" w:type="dxa"/>
+              <w:bottom w:w="50" w:type="dxa"/>
+              <w:left w:w="80" w:type="dxa"/>
+              <w:right w:w="80" w:type="dxa"/>
             </w:tcMar>
             <w:shd w:fill="E8F0FE"/>
           </w:tcPr>
@@ -2569,10 +1621,10 @@
           <w:tcPr>
             <w:tcW w:type="dxa" w:w="2167"/>
             <w:tcMar>
-              <w:top w:w="60" w:type="dxa"/>
-              <w:bottom w:w="60" w:type="dxa"/>
-              <w:left w:w="100" w:type="dxa"/>
-              <w:right w:w="100" w:type="dxa"/>
+              <w:top w:w="50" w:type="dxa"/>
+              <w:bottom w:w="50" w:type="dxa"/>
+              <w:left w:w="80" w:type="dxa"/>
+              <w:right w:w="80" w:type="dxa"/>
             </w:tcMar>
             <w:shd w:fill="F8F9FA"/>
           </w:tcPr>
@@ -2591,10 +1643,10 @@
           <w:tcPr>
             <w:tcW w:type="dxa" w:w="2167"/>
             <w:tcMar>
-              <w:top w:w="60" w:type="dxa"/>
-              <w:bottom w:w="60" w:type="dxa"/>
-              <w:left w:w="100" w:type="dxa"/>
-              <w:right w:w="100" w:type="dxa"/>
+              <w:top w:w="50" w:type="dxa"/>
+              <w:bottom w:w="50" w:type="dxa"/>
+              <w:left w:w="80" w:type="dxa"/>
+              <w:right w:w="80" w:type="dxa"/>
             </w:tcMar>
           </w:tcPr>
           <w:p>
@@ -2611,10 +1663,10 @@
           <w:tcPr>
             <w:tcW w:type="dxa" w:w="2167"/>
             <w:tcMar>
-              <w:top w:w="60" w:type="dxa"/>
-              <w:bottom w:w="60" w:type="dxa"/>
-              <w:left w:w="100" w:type="dxa"/>
-              <w:right w:w="100" w:type="dxa"/>
+              <w:top w:w="50" w:type="dxa"/>
+              <w:bottom w:w="50" w:type="dxa"/>
+              <w:left w:w="80" w:type="dxa"/>
+              <w:right w:w="80" w:type="dxa"/>
             </w:tcMar>
           </w:tcPr>
           <w:p>
@@ -2631,10 +1683,10 @@
           <w:tcPr>
             <w:tcW w:type="dxa" w:w="2167"/>
             <w:tcMar>
-              <w:top w:w="60" w:type="dxa"/>
-              <w:bottom w:w="60" w:type="dxa"/>
-              <w:left w:w="100" w:type="dxa"/>
-              <w:right w:w="100" w:type="dxa"/>
+              <w:top w:w="50" w:type="dxa"/>
+              <w:bottom w:w="50" w:type="dxa"/>
+              <w:left w:w="80" w:type="dxa"/>
+              <w:right w:w="80" w:type="dxa"/>
             </w:tcMar>
           </w:tcPr>
           <w:p>
@@ -2656,10 +1708,10 @@
           <w:tcPr>
             <w:tcW w:type="dxa" w:w="2167"/>
             <w:tcMar>
-              <w:top w:w="60" w:type="dxa"/>
-              <w:bottom w:w="60" w:type="dxa"/>
-              <w:left w:w="100" w:type="dxa"/>
-              <w:right w:w="100" w:type="dxa"/>
+              <w:top w:w="50" w:type="dxa"/>
+              <w:bottom w:w="50" w:type="dxa"/>
+              <w:left w:w="80" w:type="dxa"/>
+              <w:right w:w="80" w:type="dxa"/>
             </w:tcMar>
             <w:shd w:fill="F8F9FA"/>
           </w:tcPr>
@@ -2678,10 +1730,10 @@
           <w:tcPr>
             <w:tcW w:type="dxa" w:w="2167"/>
             <w:tcMar>
-              <w:top w:w="60" w:type="dxa"/>
-              <w:bottom w:w="60" w:type="dxa"/>
-              <w:left w:w="100" w:type="dxa"/>
-              <w:right w:w="100" w:type="dxa"/>
+              <w:top w:w="50" w:type="dxa"/>
+              <w:bottom w:w="50" w:type="dxa"/>
+              <w:left w:w="80" w:type="dxa"/>
+              <w:right w:w="80" w:type="dxa"/>
             </w:tcMar>
           </w:tcPr>
           <w:p>
@@ -2698,10 +1750,10 @@
           <w:tcPr>
             <w:tcW w:type="dxa" w:w="2167"/>
             <w:tcMar>
-              <w:top w:w="60" w:type="dxa"/>
-              <w:bottom w:w="60" w:type="dxa"/>
-              <w:left w:w="100" w:type="dxa"/>
-              <w:right w:w="100" w:type="dxa"/>
+              <w:top w:w="50" w:type="dxa"/>
+              <w:bottom w:w="50" w:type="dxa"/>
+              <w:left w:w="80" w:type="dxa"/>
+              <w:right w:w="80" w:type="dxa"/>
             </w:tcMar>
           </w:tcPr>
           <w:p>
@@ -2718,10 +1770,10 @@
           <w:tcPr>
             <w:tcW w:type="dxa" w:w="2167"/>
             <w:tcMar>
-              <w:top w:w="60" w:type="dxa"/>
-              <w:bottom w:w="60" w:type="dxa"/>
-              <w:left w:w="100" w:type="dxa"/>
-              <w:right w:w="100" w:type="dxa"/>
+              <w:top w:w="50" w:type="dxa"/>
+              <w:bottom w:w="50" w:type="dxa"/>
+              <w:left w:w="80" w:type="dxa"/>
+              <w:right w:w="80" w:type="dxa"/>
             </w:tcMar>
           </w:tcPr>
           <w:p>
@@ -2743,10 +1795,10 @@
           <w:tcPr>
             <w:tcW w:type="dxa" w:w="2167"/>
             <w:tcMar>
-              <w:top w:w="60" w:type="dxa"/>
-              <w:bottom w:w="60" w:type="dxa"/>
-              <w:left w:w="100" w:type="dxa"/>
-              <w:right w:w="100" w:type="dxa"/>
+              <w:top w:w="50" w:type="dxa"/>
+              <w:bottom w:w="50" w:type="dxa"/>
+              <w:left w:w="80" w:type="dxa"/>
+              <w:right w:w="80" w:type="dxa"/>
             </w:tcMar>
             <w:shd w:fill="F8F9FA"/>
           </w:tcPr>
@@ -2765,10 +1817,10 @@
           <w:tcPr>
             <w:tcW w:type="dxa" w:w="2167"/>
             <w:tcMar>
-              <w:top w:w="60" w:type="dxa"/>
-              <w:bottom w:w="60" w:type="dxa"/>
-              <w:left w:w="100" w:type="dxa"/>
-              <w:right w:w="100" w:type="dxa"/>
+              <w:top w:w="50" w:type="dxa"/>
+              <w:bottom w:w="50" w:type="dxa"/>
+              <w:left w:w="80" w:type="dxa"/>
+              <w:right w:w="80" w:type="dxa"/>
             </w:tcMar>
           </w:tcPr>
           <w:p>
@@ -2785,10 +1837,10 @@
           <w:tcPr>
             <w:tcW w:type="dxa" w:w="2167"/>
             <w:tcMar>
-              <w:top w:w="60" w:type="dxa"/>
-              <w:bottom w:w="60" w:type="dxa"/>
-              <w:left w:w="100" w:type="dxa"/>
-              <w:right w:w="100" w:type="dxa"/>
+              <w:top w:w="50" w:type="dxa"/>
+              <w:bottom w:w="50" w:type="dxa"/>
+              <w:left w:w="80" w:type="dxa"/>
+              <w:right w:w="80" w:type="dxa"/>
             </w:tcMar>
           </w:tcPr>
           <w:p>
@@ -2805,10 +1857,10 @@
           <w:tcPr>
             <w:tcW w:type="dxa" w:w="2167"/>
             <w:tcMar>
-              <w:top w:w="60" w:type="dxa"/>
-              <w:bottom w:w="60" w:type="dxa"/>
-              <w:left w:w="100" w:type="dxa"/>
-              <w:right w:w="100" w:type="dxa"/>
+              <w:top w:w="50" w:type="dxa"/>
+              <w:bottom w:w="50" w:type="dxa"/>
+              <w:left w:w="80" w:type="dxa"/>
+              <w:right w:w="80" w:type="dxa"/>
             </w:tcMar>
           </w:tcPr>
           <w:p>
@@ -2830,10 +1882,10 @@
           <w:tcPr>
             <w:tcW w:type="dxa" w:w="2167"/>
             <w:tcMar>
-              <w:top w:w="60" w:type="dxa"/>
-              <w:bottom w:w="60" w:type="dxa"/>
-              <w:left w:w="100" w:type="dxa"/>
-              <w:right w:w="100" w:type="dxa"/>
+              <w:top w:w="50" w:type="dxa"/>
+              <w:bottom w:w="50" w:type="dxa"/>
+              <w:left w:w="80" w:type="dxa"/>
+              <w:right w:w="80" w:type="dxa"/>
             </w:tcMar>
             <w:shd w:fill="F8F9FA"/>
           </w:tcPr>
@@ -2852,10 +1904,10 @@
           <w:tcPr>
             <w:tcW w:type="dxa" w:w="2167"/>
             <w:tcMar>
-              <w:top w:w="60" w:type="dxa"/>
-              <w:bottom w:w="60" w:type="dxa"/>
-              <w:left w:w="100" w:type="dxa"/>
-              <w:right w:w="100" w:type="dxa"/>
+              <w:top w:w="50" w:type="dxa"/>
+              <w:bottom w:w="50" w:type="dxa"/>
+              <w:left w:w="80" w:type="dxa"/>
+              <w:right w:w="80" w:type="dxa"/>
             </w:tcMar>
           </w:tcPr>
           <w:p>
@@ -2872,10 +1924,10 @@
           <w:tcPr>
             <w:tcW w:type="dxa" w:w="2167"/>
             <w:tcMar>
-              <w:top w:w="60" w:type="dxa"/>
-              <w:bottom w:w="60" w:type="dxa"/>
-              <w:left w:w="100" w:type="dxa"/>
-              <w:right w:w="100" w:type="dxa"/>
+              <w:top w:w="50" w:type="dxa"/>
+              <w:bottom w:w="50" w:type="dxa"/>
+              <w:left w:w="80" w:type="dxa"/>
+              <w:right w:w="80" w:type="dxa"/>
             </w:tcMar>
           </w:tcPr>
           <w:p>
@@ -2892,10 +1944,10 @@
           <w:tcPr>
             <w:tcW w:type="dxa" w:w="2167"/>
             <w:tcMar>
-              <w:top w:w="60" w:type="dxa"/>
-              <w:bottom w:w="60" w:type="dxa"/>
-              <w:left w:w="100" w:type="dxa"/>
-              <w:right w:w="100" w:type="dxa"/>
+              <w:top w:w="50" w:type="dxa"/>
+              <w:bottom w:w="50" w:type="dxa"/>
+              <w:left w:w="80" w:type="dxa"/>
+              <w:right w:w="80" w:type="dxa"/>
             </w:tcMar>
           </w:tcPr>
           <w:p>
@@ -2917,10 +1969,10 @@
           <w:tcPr>
             <w:tcW w:type="dxa" w:w="2167"/>
             <w:tcMar>
-              <w:top w:w="60" w:type="dxa"/>
-              <w:bottom w:w="60" w:type="dxa"/>
-              <w:left w:w="100" w:type="dxa"/>
-              <w:right w:w="100" w:type="dxa"/>
+              <w:top w:w="50" w:type="dxa"/>
+              <w:bottom w:w="50" w:type="dxa"/>
+              <w:left w:w="80" w:type="dxa"/>
+              <w:right w:w="80" w:type="dxa"/>
             </w:tcMar>
             <w:shd w:fill="F8F9FA"/>
           </w:tcPr>
@@ -2939,10 +1991,10 @@
           <w:tcPr>
             <w:tcW w:type="dxa" w:w="2167"/>
             <w:tcMar>
-              <w:top w:w="60" w:type="dxa"/>
-              <w:bottom w:w="60" w:type="dxa"/>
-              <w:left w:w="100" w:type="dxa"/>
-              <w:right w:w="100" w:type="dxa"/>
+              <w:top w:w="50" w:type="dxa"/>
+              <w:bottom w:w="50" w:type="dxa"/>
+              <w:left w:w="80" w:type="dxa"/>
+              <w:right w:w="80" w:type="dxa"/>
             </w:tcMar>
           </w:tcPr>
           <w:p>
@@ -2959,10 +2011,10 @@
           <w:tcPr>
             <w:tcW w:type="dxa" w:w="2167"/>
             <w:tcMar>
-              <w:top w:w="60" w:type="dxa"/>
-              <w:bottom w:w="60" w:type="dxa"/>
-              <w:left w:w="100" w:type="dxa"/>
-              <w:right w:w="100" w:type="dxa"/>
+              <w:top w:w="50" w:type="dxa"/>
+              <w:bottom w:w="50" w:type="dxa"/>
+              <w:left w:w="80" w:type="dxa"/>
+              <w:right w:w="80" w:type="dxa"/>
             </w:tcMar>
           </w:tcPr>
           <w:p>
@@ -2979,10 +2031,10 @@
           <w:tcPr>
             <w:tcW w:type="dxa" w:w="2167"/>
             <w:tcMar>
-              <w:top w:w="60" w:type="dxa"/>
-              <w:bottom w:w="60" w:type="dxa"/>
-              <w:left w:w="100" w:type="dxa"/>
-              <w:right w:w="100" w:type="dxa"/>
+              <w:top w:w="50" w:type="dxa"/>
+              <w:bottom w:w="50" w:type="dxa"/>
+              <w:left w:w="80" w:type="dxa"/>
+              <w:right w:w="80" w:type="dxa"/>
             </w:tcMar>
           </w:tcPr>
           <w:p>
@@ -3004,10 +2056,10 @@
           <w:tcPr>
             <w:tcW w:type="dxa" w:w="2167"/>
             <w:tcMar>
-              <w:top w:w="60" w:type="dxa"/>
-              <w:bottom w:w="60" w:type="dxa"/>
-              <w:left w:w="100" w:type="dxa"/>
-              <w:right w:w="100" w:type="dxa"/>
+              <w:top w:w="50" w:type="dxa"/>
+              <w:bottom w:w="50" w:type="dxa"/>
+              <w:left w:w="80" w:type="dxa"/>
+              <w:right w:w="80" w:type="dxa"/>
             </w:tcMar>
             <w:shd w:fill="F8F9FA"/>
           </w:tcPr>
@@ -3026,10 +2078,10 @@
           <w:tcPr>
             <w:tcW w:type="dxa" w:w="2167"/>
             <w:tcMar>
-              <w:top w:w="60" w:type="dxa"/>
-              <w:bottom w:w="60" w:type="dxa"/>
-              <w:left w:w="100" w:type="dxa"/>
-              <w:right w:w="100" w:type="dxa"/>
+              <w:top w:w="50" w:type="dxa"/>
+              <w:bottom w:w="50" w:type="dxa"/>
+              <w:left w:w="80" w:type="dxa"/>
+              <w:right w:w="80" w:type="dxa"/>
             </w:tcMar>
           </w:tcPr>
           <w:p>
@@ -3046,10 +2098,10 @@
           <w:tcPr>
             <w:tcW w:type="dxa" w:w="2167"/>
             <w:tcMar>
-              <w:top w:w="60" w:type="dxa"/>
-              <w:bottom w:w="60" w:type="dxa"/>
-              <w:left w:w="100" w:type="dxa"/>
-              <w:right w:w="100" w:type="dxa"/>
+              <w:top w:w="50" w:type="dxa"/>
+              <w:bottom w:w="50" w:type="dxa"/>
+              <w:left w:w="80" w:type="dxa"/>
+              <w:right w:w="80" w:type="dxa"/>
             </w:tcMar>
           </w:tcPr>
           <w:p>
@@ -3066,10 +2118,10 @@
           <w:tcPr>
             <w:tcW w:type="dxa" w:w="2167"/>
             <w:tcMar>
-              <w:top w:w="60" w:type="dxa"/>
-              <w:bottom w:w="60" w:type="dxa"/>
-              <w:left w:w="100" w:type="dxa"/>
-              <w:right w:w="100" w:type="dxa"/>
+              <w:top w:w="50" w:type="dxa"/>
+              <w:bottom w:w="50" w:type="dxa"/>
+              <w:left w:w="80" w:type="dxa"/>
+              <w:right w:w="80" w:type="dxa"/>
             </w:tcMar>
           </w:tcPr>
           <w:p>
@@ -3091,10 +2143,10 @@
           <w:tcPr>
             <w:tcW w:type="dxa" w:w="2167"/>
             <w:tcMar>
-              <w:top w:w="60" w:type="dxa"/>
-              <w:bottom w:w="60" w:type="dxa"/>
-              <w:left w:w="100" w:type="dxa"/>
-              <w:right w:w="100" w:type="dxa"/>
+              <w:top w:w="50" w:type="dxa"/>
+              <w:bottom w:w="50" w:type="dxa"/>
+              <w:left w:w="80" w:type="dxa"/>
+              <w:right w:w="80" w:type="dxa"/>
             </w:tcMar>
             <w:shd w:fill="F8F9FA"/>
           </w:tcPr>
@@ -3113,10 +2165,10 @@
           <w:tcPr>
             <w:tcW w:type="dxa" w:w="2167"/>
             <w:tcMar>
-              <w:top w:w="60" w:type="dxa"/>
-              <w:bottom w:w="60" w:type="dxa"/>
-              <w:left w:w="100" w:type="dxa"/>
-              <w:right w:w="100" w:type="dxa"/>
+              <w:top w:w="50" w:type="dxa"/>
+              <w:bottom w:w="50" w:type="dxa"/>
+              <w:left w:w="80" w:type="dxa"/>
+              <w:right w:w="80" w:type="dxa"/>
             </w:tcMar>
           </w:tcPr>
           <w:p>
@@ -3133,10 +2185,10 @@
           <w:tcPr>
             <w:tcW w:type="dxa" w:w="2167"/>
             <w:tcMar>
-              <w:top w:w="60" w:type="dxa"/>
-              <w:bottom w:w="60" w:type="dxa"/>
-              <w:left w:w="100" w:type="dxa"/>
-              <w:right w:w="100" w:type="dxa"/>
+              <w:top w:w="50" w:type="dxa"/>
+              <w:bottom w:w="50" w:type="dxa"/>
+              <w:left w:w="80" w:type="dxa"/>
+              <w:right w:w="80" w:type="dxa"/>
             </w:tcMar>
           </w:tcPr>
           <w:p>
@@ -3153,10 +2205,10 @@
           <w:tcPr>
             <w:tcW w:type="dxa" w:w="2167"/>
             <w:tcMar>
-              <w:top w:w="60" w:type="dxa"/>
-              <w:bottom w:w="60" w:type="dxa"/>
-              <w:left w:w="100" w:type="dxa"/>
-              <w:right w:w="100" w:type="dxa"/>
+              <w:top w:w="50" w:type="dxa"/>
+              <w:bottom w:w="50" w:type="dxa"/>
+              <w:left w:w="80" w:type="dxa"/>
+              <w:right w:w="80" w:type="dxa"/>
             </w:tcMar>
           </w:tcPr>
           <w:p>
@@ -3178,10 +2230,10 @@
           <w:tcPr>
             <w:tcW w:type="dxa" w:w="2167"/>
             <w:tcMar>
-              <w:top w:w="60" w:type="dxa"/>
-              <w:bottom w:w="60" w:type="dxa"/>
-              <w:left w:w="100" w:type="dxa"/>
-              <w:right w:w="100" w:type="dxa"/>
+              <w:top w:w="50" w:type="dxa"/>
+              <w:bottom w:w="50" w:type="dxa"/>
+              <w:left w:w="80" w:type="dxa"/>
+              <w:right w:w="80" w:type="dxa"/>
             </w:tcMar>
             <w:shd w:fill="F8F9FA"/>
           </w:tcPr>
@@ -3200,10 +2252,10 @@
           <w:tcPr>
             <w:tcW w:type="dxa" w:w="2167"/>
             <w:tcMar>
-              <w:top w:w="60" w:type="dxa"/>
-              <w:bottom w:w="60" w:type="dxa"/>
-              <w:left w:w="100" w:type="dxa"/>
-              <w:right w:w="100" w:type="dxa"/>
+              <w:top w:w="50" w:type="dxa"/>
+              <w:bottom w:w="50" w:type="dxa"/>
+              <w:left w:w="80" w:type="dxa"/>
+              <w:right w:w="80" w:type="dxa"/>
             </w:tcMar>
           </w:tcPr>
           <w:p>
@@ -3220,10 +2272,10 @@
           <w:tcPr>
             <w:tcW w:type="dxa" w:w="2167"/>
             <w:tcMar>
-              <w:top w:w="60" w:type="dxa"/>
-              <w:bottom w:w="60" w:type="dxa"/>
-              <w:left w:w="100" w:type="dxa"/>
-              <w:right w:w="100" w:type="dxa"/>
+              <w:top w:w="50" w:type="dxa"/>
+              <w:bottom w:w="50" w:type="dxa"/>
+              <w:left w:w="80" w:type="dxa"/>
+              <w:right w:w="80" w:type="dxa"/>
             </w:tcMar>
           </w:tcPr>
           <w:p>
@@ -3240,10 +2292,10 @@
           <w:tcPr>
             <w:tcW w:type="dxa" w:w="2167"/>
             <w:tcMar>
-              <w:top w:w="60" w:type="dxa"/>
-              <w:bottom w:w="60" w:type="dxa"/>
-              <w:left w:w="100" w:type="dxa"/>
-              <w:right w:w="100" w:type="dxa"/>
+              <w:top w:w="50" w:type="dxa"/>
+              <w:bottom w:w="50" w:type="dxa"/>
+              <w:left w:w="80" w:type="dxa"/>
+              <w:right w:w="80" w:type="dxa"/>
             </w:tcMar>
           </w:tcPr>
           <w:p>
@@ -3265,10 +2317,10 @@
           <w:tcPr>
             <w:tcW w:type="dxa" w:w="2167"/>
             <w:tcMar>
-              <w:top w:w="60" w:type="dxa"/>
-              <w:bottom w:w="60" w:type="dxa"/>
-              <w:left w:w="100" w:type="dxa"/>
-              <w:right w:w="100" w:type="dxa"/>
+              <w:top w:w="50" w:type="dxa"/>
+              <w:bottom w:w="50" w:type="dxa"/>
+              <w:left w:w="80" w:type="dxa"/>
+              <w:right w:w="80" w:type="dxa"/>
             </w:tcMar>
             <w:shd w:fill="F8F9FA"/>
           </w:tcPr>
@@ -3287,10 +2339,10 @@
           <w:tcPr>
             <w:tcW w:type="dxa" w:w="2167"/>
             <w:tcMar>
-              <w:top w:w="60" w:type="dxa"/>
-              <w:bottom w:w="60" w:type="dxa"/>
-              <w:left w:w="100" w:type="dxa"/>
-              <w:right w:w="100" w:type="dxa"/>
+              <w:top w:w="50" w:type="dxa"/>
+              <w:bottom w:w="50" w:type="dxa"/>
+              <w:left w:w="80" w:type="dxa"/>
+              <w:right w:w="80" w:type="dxa"/>
             </w:tcMar>
           </w:tcPr>
           <w:p>
@@ -3307,10 +2359,10 @@
           <w:tcPr>
             <w:tcW w:type="dxa" w:w="2167"/>
             <w:tcMar>
-              <w:top w:w="60" w:type="dxa"/>
-              <w:bottom w:w="60" w:type="dxa"/>
-              <w:left w:w="100" w:type="dxa"/>
-              <w:right w:w="100" w:type="dxa"/>
+              <w:top w:w="50" w:type="dxa"/>
+              <w:bottom w:w="50" w:type="dxa"/>
+              <w:left w:w="80" w:type="dxa"/>
+              <w:right w:w="80" w:type="dxa"/>
             </w:tcMar>
           </w:tcPr>
           <w:p>
@@ -3327,10 +2379,10 @@
           <w:tcPr>
             <w:tcW w:type="dxa" w:w="2167"/>
             <w:tcMar>
-              <w:top w:w="60" w:type="dxa"/>
-              <w:bottom w:w="60" w:type="dxa"/>
-              <w:left w:w="100" w:type="dxa"/>
-              <w:right w:w="100" w:type="dxa"/>
+              <w:top w:w="50" w:type="dxa"/>
+              <w:bottom w:w="50" w:type="dxa"/>
+              <w:left w:w="80" w:type="dxa"/>
+              <w:right w:w="80" w:type="dxa"/>
             </w:tcMar>
           </w:tcPr>
           <w:p>
@@ -3352,10 +2404,10 @@
           <w:tcPr>
             <w:tcW w:type="dxa" w:w="2167"/>
             <w:tcMar>
-              <w:top w:w="60" w:type="dxa"/>
-              <w:bottom w:w="60" w:type="dxa"/>
-              <w:left w:w="100" w:type="dxa"/>
-              <w:right w:w="100" w:type="dxa"/>
+              <w:top w:w="50" w:type="dxa"/>
+              <w:bottom w:w="50" w:type="dxa"/>
+              <w:left w:w="80" w:type="dxa"/>
+              <w:right w:w="80" w:type="dxa"/>
             </w:tcMar>
             <w:shd w:fill="F8F9FA"/>
           </w:tcPr>
@@ -3374,10 +2426,10 @@
           <w:tcPr>
             <w:tcW w:type="dxa" w:w="2167"/>
             <w:tcMar>
-              <w:top w:w="60" w:type="dxa"/>
-              <w:bottom w:w="60" w:type="dxa"/>
-              <w:left w:w="100" w:type="dxa"/>
-              <w:right w:w="100" w:type="dxa"/>
+              <w:top w:w="50" w:type="dxa"/>
+              <w:bottom w:w="50" w:type="dxa"/>
+              <w:left w:w="80" w:type="dxa"/>
+              <w:right w:w="80" w:type="dxa"/>
             </w:tcMar>
           </w:tcPr>
           <w:p>
@@ -3394,10 +2446,10 @@
           <w:tcPr>
             <w:tcW w:type="dxa" w:w="2167"/>
             <w:tcMar>
-              <w:top w:w="60" w:type="dxa"/>
-              <w:bottom w:w="60" w:type="dxa"/>
-              <w:left w:w="100" w:type="dxa"/>
-              <w:right w:w="100" w:type="dxa"/>
+              <w:top w:w="50" w:type="dxa"/>
+              <w:bottom w:w="50" w:type="dxa"/>
+              <w:left w:w="80" w:type="dxa"/>
+              <w:right w:w="80" w:type="dxa"/>
             </w:tcMar>
           </w:tcPr>
           <w:p>
@@ -3414,10 +2466,10 @@
           <w:tcPr>
             <w:tcW w:type="dxa" w:w="2167"/>
             <w:tcMar>
-              <w:top w:w="60" w:type="dxa"/>
-              <w:bottom w:w="60" w:type="dxa"/>
-              <w:left w:w="100" w:type="dxa"/>
-              <w:right w:w="100" w:type="dxa"/>
+              <w:top w:w="50" w:type="dxa"/>
+              <w:bottom w:w="50" w:type="dxa"/>
+              <w:left w:w="80" w:type="dxa"/>
+              <w:right w:w="80" w:type="dxa"/>
             </w:tcMar>
           </w:tcPr>
           <w:p>
@@ -3439,10 +2491,10 @@
           <w:tcPr>
             <w:tcW w:type="dxa" w:w="2167"/>
             <w:tcMar>
-              <w:top w:w="60" w:type="dxa"/>
-              <w:bottom w:w="60" w:type="dxa"/>
-              <w:left w:w="100" w:type="dxa"/>
-              <w:right w:w="100" w:type="dxa"/>
+              <w:top w:w="50" w:type="dxa"/>
+              <w:bottom w:w="50" w:type="dxa"/>
+              <w:left w:w="80" w:type="dxa"/>
+              <w:right w:w="80" w:type="dxa"/>
             </w:tcMar>
             <w:shd w:fill="F8F9FA"/>
           </w:tcPr>
@@ -3461,10 +2513,10 @@
           <w:tcPr>
             <w:tcW w:type="dxa" w:w="2167"/>
             <w:tcMar>
-              <w:top w:w="60" w:type="dxa"/>
-              <w:bottom w:w="60" w:type="dxa"/>
-              <w:left w:w="100" w:type="dxa"/>
-              <w:right w:w="100" w:type="dxa"/>
+              <w:top w:w="50" w:type="dxa"/>
+              <w:bottom w:w="50" w:type="dxa"/>
+              <w:left w:w="80" w:type="dxa"/>
+              <w:right w:w="80" w:type="dxa"/>
             </w:tcMar>
           </w:tcPr>
           <w:p>
@@ -3481,10 +2533,10 @@
           <w:tcPr>
             <w:tcW w:type="dxa" w:w="2167"/>
             <w:tcMar>
-              <w:top w:w="60" w:type="dxa"/>
-              <w:bottom w:w="60" w:type="dxa"/>
-              <w:left w:w="100" w:type="dxa"/>
-              <w:right w:w="100" w:type="dxa"/>
+              <w:top w:w="50" w:type="dxa"/>
+              <w:bottom w:w="50" w:type="dxa"/>
+              <w:left w:w="80" w:type="dxa"/>
+              <w:right w:w="80" w:type="dxa"/>
             </w:tcMar>
           </w:tcPr>
           <w:p>
@@ -3501,10 +2553,10 @@
           <w:tcPr>
             <w:tcW w:type="dxa" w:w="2167"/>
             <w:tcMar>
-              <w:top w:w="60" w:type="dxa"/>
-              <w:bottom w:w="60" w:type="dxa"/>
-              <w:left w:w="100" w:type="dxa"/>
-              <w:right w:w="100" w:type="dxa"/>
+              <w:top w:w="50" w:type="dxa"/>
+              <w:bottom w:w="50" w:type="dxa"/>
+              <w:left w:w="80" w:type="dxa"/>
+              <w:right w:w="80" w:type="dxa"/>
             </w:tcMar>
           </w:tcPr>
           <w:p>
@@ -3526,10 +2578,10 @@
           <w:tcPr>
             <w:tcW w:type="dxa" w:w="2167"/>
             <w:tcMar>
-              <w:top w:w="60" w:type="dxa"/>
-              <w:bottom w:w="60" w:type="dxa"/>
-              <w:left w:w="100" w:type="dxa"/>
-              <w:right w:w="100" w:type="dxa"/>
+              <w:top w:w="50" w:type="dxa"/>
+              <w:bottom w:w="50" w:type="dxa"/>
+              <w:left w:w="80" w:type="dxa"/>
+              <w:right w:w="80" w:type="dxa"/>
             </w:tcMar>
             <w:shd w:fill="F8F9FA"/>
           </w:tcPr>
@@ -3548,10 +2600,10 @@
           <w:tcPr>
             <w:tcW w:type="dxa" w:w="2167"/>
             <w:tcMar>
-              <w:top w:w="60" w:type="dxa"/>
-              <w:bottom w:w="60" w:type="dxa"/>
-              <w:left w:w="100" w:type="dxa"/>
-              <w:right w:w="100" w:type="dxa"/>
+              <w:top w:w="50" w:type="dxa"/>
+              <w:bottom w:w="50" w:type="dxa"/>
+              <w:left w:w="80" w:type="dxa"/>
+              <w:right w:w="80" w:type="dxa"/>
             </w:tcMar>
           </w:tcPr>
           <w:p>
@@ -3568,10 +2620,10 @@
           <w:tcPr>
             <w:tcW w:type="dxa" w:w="2167"/>
             <w:tcMar>
-              <w:top w:w="60" w:type="dxa"/>
-              <w:bottom w:w="60" w:type="dxa"/>
-              <w:left w:w="100" w:type="dxa"/>
-              <w:right w:w="100" w:type="dxa"/>
+              <w:top w:w="50" w:type="dxa"/>
+              <w:bottom w:w="50" w:type="dxa"/>
+              <w:left w:w="80" w:type="dxa"/>
+              <w:right w:w="80" w:type="dxa"/>
             </w:tcMar>
           </w:tcPr>
           <w:p>
@@ -3588,10 +2640,10 @@
           <w:tcPr>
             <w:tcW w:type="dxa" w:w="2167"/>
             <w:tcMar>
-              <w:top w:w="60" w:type="dxa"/>
-              <w:bottom w:w="60" w:type="dxa"/>
-              <w:left w:w="100" w:type="dxa"/>
-              <w:right w:w="100" w:type="dxa"/>
+              <w:top w:w="50" w:type="dxa"/>
+              <w:bottom w:w="50" w:type="dxa"/>
+              <w:left w:w="80" w:type="dxa"/>
+              <w:right w:w="80" w:type="dxa"/>
             </w:tcMar>
           </w:tcPr>
           <w:p>
@@ -3614,10 +2666,10 @@
             <w:tcW w:type="dxa" w:w="2167"/>
             <w:shd w:fill="F8F9FA"/>
             <w:tcMar>
-              <w:top w:w="60" w:type="dxa"/>
-              <w:bottom w:w="60" w:type="dxa"/>
-              <w:left w:w="100" w:type="dxa"/>
-              <w:right w:w="100" w:type="dxa"/>
+              <w:top w:w="50" w:type="dxa"/>
+              <w:bottom w:w="50" w:type="dxa"/>
+              <w:left w:w="80" w:type="dxa"/>
+              <w:right w:w="80" w:type="dxa"/>
             </w:tcMar>
           </w:tcPr>
           <w:p>
@@ -3635,10 +2687,10 @@
             <w:tcW w:type="dxa" w:w="6501"/>
             <w:gridSpan w:val="3"/>
             <w:tcMar>
-              <w:top w:w="60" w:type="dxa"/>
-              <w:bottom w:w="60" w:type="dxa"/>
-              <w:left w:w="100" w:type="dxa"/>
-              <w:right w:w="100" w:type="dxa"/>
+              <w:top w:w="50" w:type="dxa"/>
+              <w:bottom w:w="50" w:type="dxa"/>
+              <w:left w:w="80" w:type="dxa"/>
+              <w:right w:w="80" w:type="dxa"/>
             </w:tcMar>
           </w:tcPr>
           <w:p>
@@ -3667,15 +2719,12 @@
       </w:r>
     </w:p>
     <w:p>
+      <w:pPr>
+        <w:keepNext/>
+      </w:pPr>
       <w:r>
         <w:br w:type="page"/>
       </w:r>
-    </w:p>
-    <w:p>
-      <w:pPr>
-        <w:pStyle w:val="Heading1"/>
-        <w:keepNext/>
-      </w:pPr>
       <w:r>
         <w:rPr>
           <w:rFonts w:ascii="Arial" w:hAnsi="Arial"/>
@@ -3716,11 +2765,6 @@
       </w:r>
     </w:p>
     <w:p>
-      <w:r>
-        <w:br w:type="page"/>
-      </w:r>
-    </w:p>
-    <w:p>
       <w:pPr>
         <w:pStyle w:val="Heading2"/>
         <w:keepNext/>
@@ -3740,11 +2784,6 @@
       </w:pPr>
       <w:r>
         <w:t>Low-power microcontrollers (e.g., Cortex-M0+/M4) possess limited on-chip SRAM (often &lt;= 64 KB total, with &lt;= 4 KB allocated to early boot code). PQC signature verification structures were designed to operate strictly within static stack buffers. Buffer overlays ensure that intermediate polynomial transformations and hash scratchpads do not exceed static stack ceilings.</w:t>
-      </w:r>
-    </w:p>
-    <w:p>
-      <w:r>
-        <w:br w:type="page"/>
       </w:r>
     </w:p>
     <w:p>
@@ -3770,11 +2809,6 @@
       </w:r>
     </w:p>
     <w:p>
-      <w:r>
-        <w:br w:type="page"/>
-      </w:r>
-    </w:p>
-    <w:p>
       <w:pPr>
         <w:pStyle w:val="Heading2"/>
         <w:keepNext/>
@@ -3794,11 +2828,6 @@
       </w:pPr>
       <w:r>
         <w:t>The verification state machine is designed to be strictly fail-closed. Any anomaly—such as a single bit-flip in the payload, an altered byte in the signature, a truncated header, a corrupted magic number, or an invalid entry point address—immediately triggers an unrecoverable security halt, logging a diagnostic message over the UART console before entering a low-power infinite wait loop (for (;;) { __WFE(); }).</w:t>
-      </w:r>
-    </w:p>
-    <w:p>
-      <w:r>
-        <w:br w:type="page"/>
       </w:r>
     </w:p>
     <w:p>
@@ -3894,12 +2923,12 @@
         </w:trPr>
         <w:tc>
           <w:tcPr>
-            <w:tcW w:type="dxa" w:w="1238"/>
+            <w:tcW w:type="dxa" w:w="1584"/>
             <w:tcMar>
-              <w:top w:w="60" w:type="dxa"/>
-              <w:bottom w:w="60" w:type="dxa"/>
-              <w:left w:w="80" w:type="dxa"/>
-              <w:right w:w="80" w:type="dxa"/>
+              <w:top w:w="50" w:type="dxa"/>
+              <w:bottom w:w="50" w:type="dxa"/>
+              <w:left w:w="70" w:type="dxa"/>
+              <w:right w:w="70" w:type="dxa"/>
             </w:tcMar>
             <w:shd w:fill="E8F0FE"/>
           </w:tcPr>
@@ -3916,12 +2945,12 @@
         </w:tc>
         <w:tc>
           <w:tcPr>
-            <w:tcW w:type="dxa" w:w="1238"/>
+            <w:tcW w:type="dxa" w:w="1728"/>
             <w:tcMar>
-              <w:top w:w="60" w:type="dxa"/>
-              <w:bottom w:w="60" w:type="dxa"/>
-              <w:left w:w="80" w:type="dxa"/>
-              <w:right w:w="80" w:type="dxa"/>
+              <w:top w:w="50" w:type="dxa"/>
+              <w:bottom w:w="50" w:type="dxa"/>
+              <w:left w:w="70" w:type="dxa"/>
+              <w:right w:w="70" w:type="dxa"/>
             </w:tcMar>
             <w:shd w:fill="E8F0FE"/>
           </w:tcPr>
@@ -3938,12 +2967,12 @@
         </w:tc>
         <w:tc>
           <w:tcPr>
-            <w:tcW w:type="dxa" w:w="1238"/>
+            <w:tcW w:type="dxa" w:w="1152"/>
             <w:tcMar>
-              <w:top w:w="60" w:type="dxa"/>
-              <w:bottom w:w="60" w:type="dxa"/>
-              <w:left w:w="80" w:type="dxa"/>
-              <w:right w:w="80" w:type="dxa"/>
+              <w:top w:w="50" w:type="dxa"/>
+              <w:bottom w:w="50" w:type="dxa"/>
+              <w:left w:w="70" w:type="dxa"/>
+              <w:right w:w="70" w:type="dxa"/>
             </w:tcMar>
             <w:shd w:fill="E8F0FE"/>
           </w:tcPr>
@@ -3960,12 +2989,12 @@
         </w:tc>
         <w:tc>
           <w:tcPr>
-            <w:tcW w:type="dxa" w:w="1238"/>
+            <w:tcW w:type="dxa" w:w="1296"/>
             <w:tcMar>
-              <w:top w:w="60" w:type="dxa"/>
-              <w:bottom w:w="60" w:type="dxa"/>
-              <w:left w:w="80" w:type="dxa"/>
-              <w:right w:w="80" w:type="dxa"/>
+              <w:top w:w="50" w:type="dxa"/>
+              <w:bottom w:w="50" w:type="dxa"/>
+              <w:left w:w="70" w:type="dxa"/>
+              <w:right w:w="70" w:type="dxa"/>
             </w:tcMar>
             <w:shd w:fill="E8F0FE"/>
           </w:tcPr>
@@ -3982,12 +3011,12 @@
         </w:tc>
         <w:tc>
           <w:tcPr>
-            <w:tcW w:type="dxa" w:w="1238"/>
+            <w:tcW w:type="dxa" w:w="1296"/>
             <w:tcMar>
-              <w:top w:w="60" w:type="dxa"/>
-              <w:bottom w:w="60" w:type="dxa"/>
-              <w:left w:w="80" w:type="dxa"/>
-              <w:right w:w="80" w:type="dxa"/>
+              <w:top w:w="50" w:type="dxa"/>
+              <w:bottom w:w="50" w:type="dxa"/>
+              <w:left w:w="70" w:type="dxa"/>
+              <w:right w:w="70" w:type="dxa"/>
             </w:tcMar>
             <w:shd w:fill="E8F0FE"/>
           </w:tcPr>
@@ -4004,12 +3033,12 @@
         </w:tc>
         <w:tc>
           <w:tcPr>
-            <w:tcW w:type="dxa" w:w="1238"/>
+            <w:tcW w:type="dxa" w:w="864"/>
             <w:tcMar>
-              <w:top w:w="60" w:type="dxa"/>
-              <w:bottom w:w="60" w:type="dxa"/>
-              <w:left w:w="80" w:type="dxa"/>
-              <w:right w:w="80" w:type="dxa"/>
+              <w:top w:w="50" w:type="dxa"/>
+              <w:bottom w:w="50" w:type="dxa"/>
+              <w:left w:w="70" w:type="dxa"/>
+              <w:right w:w="70" w:type="dxa"/>
             </w:tcMar>
             <w:shd w:fill="E8F0FE"/>
           </w:tcPr>
@@ -4026,12 +3055,12 @@
         </w:tc>
         <w:tc>
           <w:tcPr>
-            <w:tcW w:type="dxa" w:w="1238"/>
+            <w:tcW w:type="dxa" w:w="1296"/>
             <w:tcMar>
-              <w:top w:w="60" w:type="dxa"/>
-              <w:bottom w:w="60" w:type="dxa"/>
-              <w:left w:w="80" w:type="dxa"/>
-              <w:right w:w="80" w:type="dxa"/>
+              <w:top w:w="50" w:type="dxa"/>
+              <w:bottom w:w="50" w:type="dxa"/>
+              <w:left w:w="70" w:type="dxa"/>
+              <w:right w:w="70" w:type="dxa"/>
             </w:tcMar>
             <w:shd w:fill="E8F0FE"/>
           </w:tcPr>
@@ -4053,12 +3082,12 @@
         </w:trPr>
         <w:tc>
           <w:tcPr>
-            <w:tcW w:type="dxa" w:w="1238"/>
+            <w:tcW w:type="dxa" w:w="1584"/>
             <w:tcMar>
-              <w:top w:w="60" w:type="dxa"/>
-              <w:bottom w:w="60" w:type="dxa"/>
-              <w:left w:w="80" w:type="dxa"/>
-              <w:right w:w="80" w:type="dxa"/>
+              <w:top w:w="50" w:type="dxa"/>
+              <w:bottom w:w="50" w:type="dxa"/>
+              <w:left w:w="70" w:type="dxa"/>
+              <w:right w:w="70" w:type="dxa"/>
             </w:tcMar>
             <w:shd w:fill="F8F9FA"/>
           </w:tcPr>
@@ -4075,12 +3104,12 @@
         </w:tc>
         <w:tc>
           <w:tcPr>
-            <w:tcW w:type="dxa" w:w="1238"/>
+            <w:tcW w:type="dxa" w:w="1728"/>
             <w:tcMar>
-              <w:top w:w="60" w:type="dxa"/>
-              <w:bottom w:w="60" w:type="dxa"/>
-              <w:left w:w="80" w:type="dxa"/>
-              <w:right w:w="80" w:type="dxa"/>
+              <w:top w:w="50" w:type="dxa"/>
+              <w:bottom w:w="50" w:type="dxa"/>
+              <w:left w:w="70" w:type="dxa"/>
+              <w:right w:w="70" w:type="dxa"/>
             </w:tcMar>
           </w:tcPr>
           <w:p>
@@ -4095,12 +3124,12 @@
         </w:tc>
         <w:tc>
           <w:tcPr>
-            <w:tcW w:type="dxa" w:w="1238"/>
+            <w:tcW w:type="dxa" w:w="1152"/>
             <w:tcMar>
-              <w:top w:w="60" w:type="dxa"/>
-              <w:bottom w:w="60" w:type="dxa"/>
-              <w:left w:w="80" w:type="dxa"/>
-              <w:right w:w="80" w:type="dxa"/>
+              <w:top w:w="50" w:type="dxa"/>
+              <w:bottom w:w="50" w:type="dxa"/>
+              <w:left w:w="70" w:type="dxa"/>
+              <w:right w:w="70" w:type="dxa"/>
             </w:tcMar>
           </w:tcPr>
           <w:p>
@@ -4115,12 +3144,12 @@
         </w:tc>
         <w:tc>
           <w:tcPr>
-            <w:tcW w:type="dxa" w:w="1238"/>
+            <w:tcW w:type="dxa" w:w="1296"/>
             <w:tcMar>
-              <w:top w:w="60" w:type="dxa"/>
-              <w:bottom w:w="60" w:type="dxa"/>
-              <w:left w:w="80" w:type="dxa"/>
-              <w:right w:w="80" w:type="dxa"/>
+              <w:top w:w="50" w:type="dxa"/>
+              <w:bottom w:w="50" w:type="dxa"/>
+              <w:left w:w="70" w:type="dxa"/>
+              <w:right w:w="70" w:type="dxa"/>
             </w:tcMar>
           </w:tcPr>
           <w:p>
@@ -4136,12 +3165,12 @@
         </w:tc>
         <w:tc>
           <w:tcPr>
-            <w:tcW w:type="dxa" w:w="1238"/>
+            <w:tcW w:type="dxa" w:w="1296"/>
             <w:tcMar>
-              <w:top w:w="60" w:type="dxa"/>
-              <w:bottom w:w="60" w:type="dxa"/>
-              <w:left w:w="80" w:type="dxa"/>
-              <w:right w:w="80" w:type="dxa"/>
+              <w:top w:w="50" w:type="dxa"/>
+              <w:bottom w:w="50" w:type="dxa"/>
+              <w:left w:w="70" w:type="dxa"/>
+              <w:right w:w="70" w:type="dxa"/>
             </w:tcMar>
           </w:tcPr>
           <w:p>
@@ -4156,12 +3185,12 @@
         </w:tc>
         <w:tc>
           <w:tcPr>
-            <w:tcW w:type="dxa" w:w="1238"/>
+            <w:tcW w:type="dxa" w:w="864"/>
             <w:tcMar>
-              <w:top w:w="60" w:type="dxa"/>
-              <w:bottom w:w="60" w:type="dxa"/>
-              <w:left w:w="80" w:type="dxa"/>
-              <w:right w:w="80" w:type="dxa"/>
+              <w:top w:w="50" w:type="dxa"/>
+              <w:bottom w:w="50" w:type="dxa"/>
+              <w:left w:w="70" w:type="dxa"/>
+              <w:right w:w="70" w:type="dxa"/>
             </w:tcMar>
           </w:tcPr>
           <w:p>
@@ -4176,12 +3205,12 @@
         </w:tc>
         <w:tc>
           <w:tcPr>
-            <w:tcW w:type="dxa" w:w="1238"/>
+            <w:tcW w:type="dxa" w:w="1296"/>
             <w:tcMar>
-              <w:top w:w="60" w:type="dxa"/>
-              <w:bottom w:w="60" w:type="dxa"/>
-              <w:left w:w="80" w:type="dxa"/>
-              <w:right w:w="80" w:type="dxa"/>
+              <w:top w:w="50" w:type="dxa"/>
+              <w:bottom w:w="50" w:type="dxa"/>
+              <w:left w:w="70" w:type="dxa"/>
+              <w:right w:w="70" w:type="dxa"/>
             </w:tcMar>
           </w:tcPr>
           <w:p>
@@ -4201,12 +3230,12 @@
         </w:trPr>
         <w:tc>
           <w:tcPr>
-            <w:tcW w:type="dxa" w:w="1238"/>
+            <w:tcW w:type="dxa" w:w="1584"/>
             <w:tcMar>
-              <w:top w:w="60" w:type="dxa"/>
-              <w:bottom w:w="60" w:type="dxa"/>
-              <w:left w:w="80" w:type="dxa"/>
-              <w:right w:w="80" w:type="dxa"/>
+              <w:top w:w="50" w:type="dxa"/>
+              <w:bottom w:w="50" w:type="dxa"/>
+              <w:left w:w="70" w:type="dxa"/>
+              <w:right w:w="70" w:type="dxa"/>
             </w:tcMar>
             <w:shd w:fill="F8F9FA"/>
           </w:tcPr>
@@ -4223,12 +3252,12 @@
         </w:tc>
         <w:tc>
           <w:tcPr>
-            <w:tcW w:type="dxa" w:w="1238"/>
+            <w:tcW w:type="dxa" w:w="1728"/>
             <w:tcMar>
-              <w:top w:w="60" w:type="dxa"/>
-              <w:bottom w:w="60" w:type="dxa"/>
-              <w:left w:w="80" w:type="dxa"/>
-              <w:right w:w="80" w:type="dxa"/>
+              <w:top w:w="50" w:type="dxa"/>
+              <w:bottom w:w="50" w:type="dxa"/>
+              <w:left w:w="70" w:type="dxa"/>
+              <w:right w:w="70" w:type="dxa"/>
             </w:tcMar>
           </w:tcPr>
           <w:p>
@@ -4243,12 +3272,12 @@
         </w:tc>
         <w:tc>
           <w:tcPr>
-            <w:tcW w:type="dxa" w:w="1238"/>
+            <w:tcW w:type="dxa" w:w="1152"/>
             <w:tcMar>
-              <w:top w:w="60" w:type="dxa"/>
-              <w:bottom w:w="60" w:type="dxa"/>
-              <w:left w:w="80" w:type="dxa"/>
-              <w:right w:w="80" w:type="dxa"/>
+              <w:top w:w="50" w:type="dxa"/>
+              <w:bottom w:w="50" w:type="dxa"/>
+              <w:left w:w="70" w:type="dxa"/>
+              <w:right w:w="70" w:type="dxa"/>
             </w:tcMar>
           </w:tcPr>
           <w:p>
@@ -4263,12 +3292,12 @@
         </w:tc>
         <w:tc>
           <w:tcPr>
-            <w:tcW w:type="dxa" w:w="1238"/>
+            <w:tcW w:type="dxa" w:w="1296"/>
             <w:tcMar>
-              <w:top w:w="60" w:type="dxa"/>
-              <w:bottom w:w="60" w:type="dxa"/>
-              <w:left w:w="80" w:type="dxa"/>
-              <w:right w:w="80" w:type="dxa"/>
+              <w:top w:w="50" w:type="dxa"/>
+              <w:bottom w:w="50" w:type="dxa"/>
+              <w:left w:w="70" w:type="dxa"/>
+              <w:right w:w="70" w:type="dxa"/>
             </w:tcMar>
           </w:tcPr>
           <w:p>
@@ -4284,12 +3313,12 @@
         </w:tc>
         <w:tc>
           <w:tcPr>
-            <w:tcW w:type="dxa" w:w="1238"/>
+            <w:tcW w:type="dxa" w:w="1296"/>
             <w:tcMar>
-              <w:top w:w="60" w:type="dxa"/>
-              <w:bottom w:w="60" w:type="dxa"/>
-              <w:left w:w="80" w:type="dxa"/>
-              <w:right w:w="80" w:type="dxa"/>
+              <w:top w:w="50" w:type="dxa"/>
+              <w:bottom w:w="50" w:type="dxa"/>
+              <w:left w:w="70" w:type="dxa"/>
+              <w:right w:w="70" w:type="dxa"/>
             </w:tcMar>
           </w:tcPr>
           <w:p>
@@ -4304,12 +3333,12 @@
         </w:tc>
         <w:tc>
           <w:tcPr>
-            <w:tcW w:type="dxa" w:w="1238"/>
+            <w:tcW w:type="dxa" w:w="864"/>
             <w:tcMar>
-              <w:top w:w="60" w:type="dxa"/>
-              <w:bottom w:w="60" w:type="dxa"/>
-              <w:left w:w="80" w:type="dxa"/>
-              <w:right w:w="80" w:type="dxa"/>
+              <w:top w:w="50" w:type="dxa"/>
+              <w:bottom w:w="50" w:type="dxa"/>
+              <w:left w:w="70" w:type="dxa"/>
+              <w:right w:w="70" w:type="dxa"/>
             </w:tcMar>
           </w:tcPr>
           <w:p>
@@ -4324,12 +3353,12 @@
         </w:tc>
         <w:tc>
           <w:tcPr>
-            <w:tcW w:type="dxa" w:w="1238"/>
+            <w:tcW w:type="dxa" w:w="1296"/>
             <w:tcMar>
-              <w:top w:w="60" w:type="dxa"/>
-              <w:bottom w:w="60" w:type="dxa"/>
-              <w:left w:w="80" w:type="dxa"/>
-              <w:right w:w="80" w:type="dxa"/>
+              <w:top w:w="50" w:type="dxa"/>
+              <w:bottom w:w="50" w:type="dxa"/>
+              <w:left w:w="70" w:type="dxa"/>
+              <w:right w:w="70" w:type="dxa"/>
             </w:tcMar>
           </w:tcPr>
           <w:p>
@@ -4349,12 +3378,12 @@
         </w:trPr>
         <w:tc>
           <w:tcPr>
-            <w:tcW w:type="dxa" w:w="1238"/>
+            <w:tcW w:type="dxa" w:w="1584"/>
             <w:tcMar>
-              <w:top w:w="60" w:type="dxa"/>
-              <w:bottom w:w="60" w:type="dxa"/>
-              <w:left w:w="80" w:type="dxa"/>
-              <w:right w:w="80" w:type="dxa"/>
+              <w:top w:w="50" w:type="dxa"/>
+              <w:bottom w:w="50" w:type="dxa"/>
+              <w:left w:w="70" w:type="dxa"/>
+              <w:right w:w="70" w:type="dxa"/>
             </w:tcMar>
             <w:shd w:fill="F8F9FA"/>
           </w:tcPr>
@@ -4371,12 +3400,12 @@
         </w:tc>
         <w:tc>
           <w:tcPr>
-            <w:tcW w:type="dxa" w:w="1238"/>
+            <w:tcW w:type="dxa" w:w="1728"/>
             <w:tcMar>
-              <w:top w:w="60" w:type="dxa"/>
-              <w:bottom w:w="60" w:type="dxa"/>
-              <w:left w:w="80" w:type="dxa"/>
-              <w:right w:w="80" w:type="dxa"/>
+              <w:top w:w="50" w:type="dxa"/>
+              <w:bottom w:w="50" w:type="dxa"/>
+              <w:left w:w="70" w:type="dxa"/>
+              <w:right w:w="70" w:type="dxa"/>
             </w:tcMar>
           </w:tcPr>
           <w:p>
@@ -4391,12 +3420,12 @@
         </w:tc>
         <w:tc>
           <w:tcPr>
-            <w:tcW w:type="dxa" w:w="1238"/>
+            <w:tcW w:type="dxa" w:w="1152"/>
             <w:tcMar>
-              <w:top w:w="60" w:type="dxa"/>
-              <w:bottom w:w="60" w:type="dxa"/>
-              <w:left w:w="80" w:type="dxa"/>
-              <w:right w:w="80" w:type="dxa"/>
+              <w:top w:w="50" w:type="dxa"/>
+              <w:bottom w:w="50" w:type="dxa"/>
+              <w:left w:w="70" w:type="dxa"/>
+              <w:right w:w="70" w:type="dxa"/>
             </w:tcMar>
           </w:tcPr>
           <w:p>
@@ -4411,12 +3440,12 @@
         </w:tc>
         <w:tc>
           <w:tcPr>
-            <w:tcW w:type="dxa" w:w="1238"/>
+            <w:tcW w:type="dxa" w:w="1296"/>
             <w:tcMar>
-              <w:top w:w="60" w:type="dxa"/>
-              <w:bottom w:w="60" w:type="dxa"/>
-              <w:left w:w="80" w:type="dxa"/>
-              <w:right w:w="80" w:type="dxa"/>
+              <w:top w:w="50" w:type="dxa"/>
+              <w:bottom w:w="50" w:type="dxa"/>
+              <w:left w:w="70" w:type="dxa"/>
+              <w:right w:w="70" w:type="dxa"/>
             </w:tcMar>
           </w:tcPr>
           <w:p>
@@ -4432,12 +3461,12 @@
         </w:tc>
         <w:tc>
           <w:tcPr>
-            <w:tcW w:type="dxa" w:w="1238"/>
+            <w:tcW w:type="dxa" w:w="1296"/>
             <w:tcMar>
-              <w:top w:w="60" w:type="dxa"/>
-              <w:bottom w:w="60" w:type="dxa"/>
-              <w:left w:w="80" w:type="dxa"/>
-              <w:right w:w="80" w:type="dxa"/>
+              <w:top w:w="50" w:type="dxa"/>
+              <w:bottom w:w="50" w:type="dxa"/>
+              <w:left w:w="70" w:type="dxa"/>
+              <w:right w:w="70" w:type="dxa"/>
             </w:tcMar>
           </w:tcPr>
           <w:p>
@@ -4452,12 +3481,12 @@
         </w:tc>
         <w:tc>
           <w:tcPr>
-            <w:tcW w:type="dxa" w:w="1238"/>
+            <w:tcW w:type="dxa" w:w="864"/>
             <w:tcMar>
-              <w:top w:w="60" w:type="dxa"/>
-              <w:bottom w:w="60" w:type="dxa"/>
-              <w:left w:w="80" w:type="dxa"/>
-              <w:right w:w="80" w:type="dxa"/>
+              <w:top w:w="50" w:type="dxa"/>
+              <w:bottom w:w="50" w:type="dxa"/>
+              <w:left w:w="70" w:type="dxa"/>
+              <w:right w:w="70" w:type="dxa"/>
             </w:tcMar>
           </w:tcPr>
           <w:p>
@@ -4472,12 +3501,12 @@
         </w:tc>
         <w:tc>
           <w:tcPr>
-            <w:tcW w:type="dxa" w:w="1238"/>
+            <w:tcW w:type="dxa" w:w="1296"/>
             <w:tcMar>
-              <w:top w:w="60" w:type="dxa"/>
-              <w:bottom w:w="60" w:type="dxa"/>
-              <w:left w:w="80" w:type="dxa"/>
-              <w:right w:w="80" w:type="dxa"/>
+              <w:top w:w="50" w:type="dxa"/>
+              <w:bottom w:w="50" w:type="dxa"/>
+              <w:left w:w="70" w:type="dxa"/>
+              <w:right w:w="70" w:type="dxa"/>
             </w:tcMar>
           </w:tcPr>
           <w:p>
@@ -4497,12 +3526,12 @@
         </w:trPr>
         <w:tc>
           <w:tcPr>
-            <w:tcW w:type="dxa" w:w="1238"/>
+            <w:tcW w:type="dxa" w:w="1584"/>
             <w:tcMar>
-              <w:top w:w="60" w:type="dxa"/>
-              <w:bottom w:w="60" w:type="dxa"/>
-              <w:left w:w="80" w:type="dxa"/>
-              <w:right w:w="80" w:type="dxa"/>
+              <w:top w:w="50" w:type="dxa"/>
+              <w:bottom w:w="50" w:type="dxa"/>
+              <w:left w:w="70" w:type="dxa"/>
+              <w:right w:w="70" w:type="dxa"/>
             </w:tcMar>
             <w:shd w:fill="F8F9FA"/>
           </w:tcPr>
@@ -4519,12 +3548,12 @@
         </w:tc>
         <w:tc>
           <w:tcPr>
-            <w:tcW w:type="dxa" w:w="1238"/>
+            <w:tcW w:type="dxa" w:w="1728"/>
             <w:tcMar>
-              <w:top w:w="60" w:type="dxa"/>
-              <w:bottom w:w="60" w:type="dxa"/>
-              <w:left w:w="80" w:type="dxa"/>
-              <w:right w:w="80" w:type="dxa"/>
+              <w:top w:w="50" w:type="dxa"/>
+              <w:bottom w:w="50" w:type="dxa"/>
+              <w:left w:w="70" w:type="dxa"/>
+              <w:right w:w="70" w:type="dxa"/>
             </w:tcMar>
           </w:tcPr>
           <w:p>
@@ -4539,12 +3568,12 @@
         </w:tc>
         <w:tc>
           <w:tcPr>
-            <w:tcW w:type="dxa" w:w="1238"/>
+            <w:tcW w:type="dxa" w:w="1152"/>
             <w:tcMar>
-              <w:top w:w="60" w:type="dxa"/>
-              <w:bottom w:w="60" w:type="dxa"/>
-              <w:left w:w="80" w:type="dxa"/>
-              <w:right w:w="80" w:type="dxa"/>
+              <w:top w:w="50" w:type="dxa"/>
+              <w:bottom w:w="50" w:type="dxa"/>
+              <w:left w:w="70" w:type="dxa"/>
+              <w:right w:w="70" w:type="dxa"/>
             </w:tcMar>
           </w:tcPr>
           <w:p>
@@ -4559,12 +3588,12 @@
         </w:tc>
         <w:tc>
           <w:tcPr>
-            <w:tcW w:type="dxa" w:w="1238"/>
+            <w:tcW w:type="dxa" w:w="1296"/>
             <w:tcMar>
-              <w:top w:w="60" w:type="dxa"/>
-              <w:bottom w:w="60" w:type="dxa"/>
-              <w:left w:w="80" w:type="dxa"/>
-              <w:right w:w="80" w:type="dxa"/>
+              <w:top w:w="50" w:type="dxa"/>
+              <w:bottom w:w="50" w:type="dxa"/>
+              <w:left w:w="70" w:type="dxa"/>
+              <w:right w:w="70" w:type="dxa"/>
             </w:tcMar>
           </w:tcPr>
           <w:p>
@@ -4580,12 +3609,12 @@
         </w:tc>
         <w:tc>
           <w:tcPr>
-            <w:tcW w:type="dxa" w:w="1238"/>
+            <w:tcW w:type="dxa" w:w="1296"/>
             <w:tcMar>
-              <w:top w:w="60" w:type="dxa"/>
-              <w:bottom w:w="60" w:type="dxa"/>
-              <w:left w:w="80" w:type="dxa"/>
-              <w:right w:w="80" w:type="dxa"/>
+              <w:top w:w="50" w:type="dxa"/>
+              <w:bottom w:w="50" w:type="dxa"/>
+              <w:left w:w="70" w:type="dxa"/>
+              <w:right w:w="70" w:type="dxa"/>
             </w:tcMar>
           </w:tcPr>
           <w:p>
@@ -4600,12 +3629,12 @@
         </w:tc>
         <w:tc>
           <w:tcPr>
-            <w:tcW w:type="dxa" w:w="1238"/>
+            <w:tcW w:type="dxa" w:w="864"/>
             <w:tcMar>
-              <w:top w:w="60" w:type="dxa"/>
-              <w:bottom w:w="60" w:type="dxa"/>
-              <w:left w:w="80" w:type="dxa"/>
-              <w:right w:w="80" w:type="dxa"/>
+              <w:top w:w="50" w:type="dxa"/>
+              <w:bottom w:w="50" w:type="dxa"/>
+              <w:left w:w="70" w:type="dxa"/>
+              <w:right w:w="70" w:type="dxa"/>
             </w:tcMar>
           </w:tcPr>
           <w:p>
@@ -4620,12 +3649,12 @@
         </w:tc>
         <w:tc>
           <w:tcPr>
-            <w:tcW w:type="dxa" w:w="1238"/>
+            <w:tcW w:type="dxa" w:w="1296"/>
             <w:tcMar>
-              <w:top w:w="60" w:type="dxa"/>
-              <w:bottom w:w="60" w:type="dxa"/>
-              <w:left w:w="80" w:type="dxa"/>
-              <w:right w:w="80" w:type="dxa"/>
+              <w:top w:w="50" w:type="dxa"/>
+              <w:bottom w:w="50" w:type="dxa"/>
+              <w:left w:w="70" w:type="dxa"/>
+              <w:right w:w="70" w:type="dxa"/>
             </w:tcMar>
           </w:tcPr>
           <w:p>
@@ -4645,12 +3674,12 @@
         </w:trPr>
         <w:tc>
           <w:tcPr>
-            <w:tcW w:type="dxa" w:w="1238"/>
+            <w:tcW w:type="dxa" w:w="1584"/>
             <w:tcMar>
-              <w:top w:w="60" w:type="dxa"/>
-              <w:bottom w:w="60" w:type="dxa"/>
-              <w:left w:w="80" w:type="dxa"/>
-              <w:right w:w="80" w:type="dxa"/>
+              <w:top w:w="50" w:type="dxa"/>
+              <w:bottom w:w="50" w:type="dxa"/>
+              <w:left w:w="70" w:type="dxa"/>
+              <w:right w:w="70" w:type="dxa"/>
             </w:tcMar>
             <w:shd w:fill="F8F9FA"/>
           </w:tcPr>
@@ -4667,12 +3696,12 @@
         </w:tc>
         <w:tc>
           <w:tcPr>
-            <w:tcW w:type="dxa" w:w="1238"/>
+            <w:tcW w:type="dxa" w:w="1728"/>
             <w:tcMar>
-              <w:top w:w="60" w:type="dxa"/>
-              <w:bottom w:w="60" w:type="dxa"/>
-              <w:left w:w="80" w:type="dxa"/>
-              <w:right w:w="80" w:type="dxa"/>
+              <w:top w:w="50" w:type="dxa"/>
+              <w:bottom w:w="50" w:type="dxa"/>
+              <w:left w:w="70" w:type="dxa"/>
+              <w:right w:w="70" w:type="dxa"/>
             </w:tcMar>
           </w:tcPr>
           <w:p>
@@ -4687,12 +3716,12 @@
         </w:tc>
         <w:tc>
           <w:tcPr>
-            <w:tcW w:type="dxa" w:w="1238"/>
+            <w:tcW w:type="dxa" w:w="1152"/>
             <w:tcMar>
-              <w:top w:w="60" w:type="dxa"/>
-              <w:bottom w:w="60" w:type="dxa"/>
-              <w:left w:w="80" w:type="dxa"/>
-              <w:right w:w="80" w:type="dxa"/>
+              <w:top w:w="50" w:type="dxa"/>
+              <w:bottom w:w="50" w:type="dxa"/>
+              <w:left w:w="70" w:type="dxa"/>
+              <w:right w:w="70" w:type="dxa"/>
             </w:tcMar>
           </w:tcPr>
           <w:p>
@@ -4707,12 +3736,12 @@
         </w:tc>
         <w:tc>
           <w:tcPr>
-            <w:tcW w:type="dxa" w:w="1238"/>
+            <w:tcW w:type="dxa" w:w="1296"/>
             <w:tcMar>
-              <w:top w:w="60" w:type="dxa"/>
-              <w:bottom w:w="60" w:type="dxa"/>
-              <w:left w:w="80" w:type="dxa"/>
-              <w:right w:w="80" w:type="dxa"/>
+              <w:top w:w="50" w:type="dxa"/>
+              <w:bottom w:w="50" w:type="dxa"/>
+              <w:left w:w="70" w:type="dxa"/>
+              <w:right w:w="70" w:type="dxa"/>
             </w:tcMar>
           </w:tcPr>
           <w:p>
@@ -4728,12 +3757,12 @@
         </w:tc>
         <w:tc>
           <w:tcPr>
-            <w:tcW w:type="dxa" w:w="1238"/>
+            <w:tcW w:type="dxa" w:w="1296"/>
             <w:tcMar>
-              <w:top w:w="60" w:type="dxa"/>
-              <w:bottom w:w="60" w:type="dxa"/>
-              <w:left w:w="80" w:type="dxa"/>
-              <w:right w:w="80" w:type="dxa"/>
+              <w:top w:w="50" w:type="dxa"/>
+              <w:bottom w:w="50" w:type="dxa"/>
+              <w:left w:w="70" w:type="dxa"/>
+              <w:right w:w="70" w:type="dxa"/>
             </w:tcMar>
           </w:tcPr>
           <w:p>
@@ -4748,12 +3777,12 @@
         </w:tc>
         <w:tc>
           <w:tcPr>
-            <w:tcW w:type="dxa" w:w="1238"/>
+            <w:tcW w:type="dxa" w:w="864"/>
             <w:tcMar>
-              <w:top w:w="60" w:type="dxa"/>
-              <w:bottom w:w="60" w:type="dxa"/>
-              <w:left w:w="80" w:type="dxa"/>
-              <w:right w:w="80" w:type="dxa"/>
+              <w:top w:w="50" w:type="dxa"/>
+              <w:bottom w:w="50" w:type="dxa"/>
+              <w:left w:w="70" w:type="dxa"/>
+              <w:right w:w="70" w:type="dxa"/>
             </w:tcMar>
           </w:tcPr>
           <w:p>
@@ -4768,12 +3797,12 @@
         </w:tc>
         <w:tc>
           <w:tcPr>
-            <w:tcW w:type="dxa" w:w="1238"/>
+            <w:tcW w:type="dxa" w:w="1296"/>
             <w:tcMar>
-              <w:top w:w="60" w:type="dxa"/>
-              <w:bottom w:w="60" w:type="dxa"/>
-              <w:left w:w="80" w:type="dxa"/>
-              <w:right w:w="80" w:type="dxa"/>
+              <w:top w:w="50" w:type="dxa"/>
+              <w:bottom w:w="50" w:type="dxa"/>
+              <w:left w:w="70" w:type="dxa"/>
+              <w:right w:w="70" w:type="dxa"/>
             </w:tcMar>
           </w:tcPr>
           <w:p>
@@ -4793,12 +3822,12 @@
         </w:trPr>
         <w:tc>
           <w:tcPr>
-            <w:tcW w:type="dxa" w:w="1238"/>
+            <w:tcW w:type="dxa" w:w="1584"/>
             <w:tcMar>
-              <w:top w:w="60" w:type="dxa"/>
-              <w:bottom w:w="60" w:type="dxa"/>
-              <w:left w:w="80" w:type="dxa"/>
-              <w:right w:w="80" w:type="dxa"/>
+              <w:top w:w="50" w:type="dxa"/>
+              <w:bottom w:w="50" w:type="dxa"/>
+              <w:left w:w="70" w:type="dxa"/>
+              <w:right w:w="70" w:type="dxa"/>
             </w:tcMar>
             <w:shd w:fill="F8F9FA"/>
           </w:tcPr>
@@ -4815,12 +3844,12 @@
         </w:tc>
         <w:tc>
           <w:tcPr>
-            <w:tcW w:type="dxa" w:w="1238"/>
+            <w:tcW w:type="dxa" w:w="1728"/>
             <w:tcMar>
-              <w:top w:w="60" w:type="dxa"/>
-              <w:bottom w:w="60" w:type="dxa"/>
-              <w:left w:w="80" w:type="dxa"/>
-              <w:right w:w="80" w:type="dxa"/>
+              <w:top w:w="50" w:type="dxa"/>
+              <w:bottom w:w="50" w:type="dxa"/>
+              <w:left w:w="70" w:type="dxa"/>
+              <w:right w:w="70" w:type="dxa"/>
             </w:tcMar>
           </w:tcPr>
           <w:p>
@@ -4835,12 +3864,12 @@
         </w:tc>
         <w:tc>
           <w:tcPr>
-            <w:tcW w:type="dxa" w:w="1238"/>
+            <w:tcW w:type="dxa" w:w="1152"/>
             <w:tcMar>
-              <w:top w:w="60" w:type="dxa"/>
-              <w:bottom w:w="60" w:type="dxa"/>
-              <w:left w:w="80" w:type="dxa"/>
-              <w:right w:w="80" w:type="dxa"/>
+              <w:top w:w="50" w:type="dxa"/>
+              <w:bottom w:w="50" w:type="dxa"/>
+              <w:left w:w="70" w:type="dxa"/>
+              <w:right w:w="70" w:type="dxa"/>
             </w:tcMar>
           </w:tcPr>
           <w:p>
@@ -4855,12 +3884,12 @@
         </w:tc>
         <w:tc>
           <w:tcPr>
-            <w:tcW w:type="dxa" w:w="1238"/>
+            <w:tcW w:type="dxa" w:w="1296"/>
             <w:tcMar>
-              <w:top w:w="60" w:type="dxa"/>
-              <w:bottom w:w="60" w:type="dxa"/>
-              <w:left w:w="80" w:type="dxa"/>
-              <w:right w:w="80" w:type="dxa"/>
+              <w:top w:w="50" w:type="dxa"/>
+              <w:bottom w:w="50" w:type="dxa"/>
+              <w:left w:w="70" w:type="dxa"/>
+              <w:right w:w="70" w:type="dxa"/>
             </w:tcMar>
           </w:tcPr>
           <w:p>
@@ -4876,12 +3905,12 @@
         </w:tc>
         <w:tc>
           <w:tcPr>
-            <w:tcW w:type="dxa" w:w="1238"/>
+            <w:tcW w:type="dxa" w:w="1296"/>
             <w:tcMar>
-              <w:top w:w="60" w:type="dxa"/>
-              <w:bottom w:w="60" w:type="dxa"/>
-              <w:left w:w="80" w:type="dxa"/>
-              <w:right w:w="80" w:type="dxa"/>
+              <w:top w:w="50" w:type="dxa"/>
+              <w:bottom w:w="50" w:type="dxa"/>
+              <w:left w:w="70" w:type="dxa"/>
+              <w:right w:w="70" w:type="dxa"/>
             </w:tcMar>
           </w:tcPr>
           <w:p>
@@ -4896,12 +3925,12 @@
         </w:tc>
         <w:tc>
           <w:tcPr>
-            <w:tcW w:type="dxa" w:w="1238"/>
+            <w:tcW w:type="dxa" w:w="864"/>
             <w:tcMar>
-              <w:top w:w="60" w:type="dxa"/>
-              <w:bottom w:w="60" w:type="dxa"/>
-              <w:left w:w="80" w:type="dxa"/>
-              <w:right w:w="80" w:type="dxa"/>
+              <w:top w:w="50" w:type="dxa"/>
+              <w:bottom w:w="50" w:type="dxa"/>
+              <w:left w:w="70" w:type="dxa"/>
+              <w:right w:w="70" w:type="dxa"/>
             </w:tcMar>
           </w:tcPr>
           <w:p>
@@ -4916,12 +3945,12 @@
         </w:tc>
         <w:tc>
           <w:tcPr>
-            <w:tcW w:type="dxa" w:w="1238"/>
+            <w:tcW w:type="dxa" w:w="1296"/>
             <w:tcMar>
-              <w:top w:w="60" w:type="dxa"/>
-              <w:bottom w:w="60" w:type="dxa"/>
-              <w:left w:w="80" w:type="dxa"/>
-              <w:right w:w="80" w:type="dxa"/>
+              <w:top w:w="50" w:type="dxa"/>
+              <w:bottom w:w="50" w:type="dxa"/>
+              <w:left w:w="70" w:type="dxa"/>
+              <w:right w:w="70" w:type="dxa"/>
             </w:tcMar>
           </w:tcPr>
           <w:p>
@@ -4960,7 +3989,7 @@
     </w:p>
     <w:p>
       <w:pPr>
-        <w:spacing w:after="80"/>
+        <w:spacing w:after="60"/>
         <w:ind w:left="360"/>
         <w:jc w:val="both"/>
       </w:pPr>
@@ -4977,7 +4006,7 @@
     </w:p>
     <w:p>
       <w:pPr>
-        <w:spacing w:after="80"/>
+        <w:spacing w:after="60"/>
         <w:ind w:left="360"/>
         <w:jc w:val="both"/>
       </w:pPr>
@@ -4993,9 +4022,148 @@
       </w:r>
     </w:p>
     <w:p>
-      <w:r>
-        <w:br w:type="page"/>
-      </w:r>
+      <w:pPr>
+        <w:spacing w:after="60"/>
+        <w:ind w:left="360"/>
+      </w:pPr>
+    </w:p>
+    <w:p>
+      <w:pPr>
+        <w:spacing w:after="60"/>
+        <w:ind w:left="360"/>
+      </w:pPr>
+    </w:p>
+    <w:p>
+      <w:pPr>
+        <w:spacing w:after="60"/>
+        <w:ind w:left="360"/>
+      </w:pPr>
+    </w:p>
+    <w:p>
+      <w:pPr>
+        <w:spacing w:after="60"/>
+        <w:ind w:left="360"/>
+      </w:pPr>
+    </w:p>
+    <w:p>
+      <w:pPr>
+        <w:spacing w:after="60"/>
+        <w:ind w:left="360"/>
+      </w:pPr>
+    </w:p>
+    <w:p>
+      <w:pPr>
+        <w:spacing w:after="60"/>
+        <w:ind w:left="360"/>
+      </w:pPr>
+    </w:p>
+    <w:p>
+      <w:pPr>
+        <w:spacing w:after="60"/>
+        <w:ind w:left="360"/>
+      </w:pPr>
+    </w:p>
+    <w:p>
+      <w:pPr>
+        <w:spacing w:after="60"/>
+        <w:ind w:left="360"/>
+      </w:pPr>
+    </w:p>
+    <w:p>
+      <w:pPr>
+        <w:spacing w:after="60"/>
+        <w:ind w:left="360"/>
+      </w:pPr>
+    </w:p>
+    <w:p>
+      <w:pPr>
+        <w:spacing w:after="60"/>
+        <w:ind w:left="360"/>
+      </w:pPr>
+    </w:p>
+    <w:p>
+      <w:pPr>
+        <w:spacing w:after="60"/>
+        <w:ind w:left="360"/>
+      </w:pPr>
+    </w:p>
+    <w:p>
+      <w:pPr>
+        <w:spacing w:after="60"/>
+        <w:ind w:left="360"/>
+      </w:pPr>
+    </w:p>
+    <w:p>
+      <w:pPr>
+        <w:spacing w:after="60"/>
+        <w:ind w:left="360"/>
+      </w:pPr>
+    </w:p>
+    <w:p>
+      <w:pPr>
+        <w:spacing w:after="60"/>
+        <w:ind w:left="360"/>
+      </w:pPr>
+    </w:p>
+    <w:p>
+      <w:pPr>
+        <w:spacing w:after="60"/>
+        <w:ind w:left="360"/>
+      </w:pPr>
+    </w:p>
+    <w:p>
+      <w:pPr>
+        <w:spacing w:after="60"/>
+        <w:ind w:left="360"/>
+      </w:pPr>
+    </w:p>
+    <w:p>
+      <w:pPr>
+        <w:spacing w:after="60"/>
+        <w:ind w:left="360"/>
+      </w:pPr>
+    </w:p>
+    <w:p>
+      <w:pPr>
+        <w:spacing w:after="60"/>
+        <w:ind w:left="360"/>
+      </w:pPr>
+    </w:p>
+    <w:p>
+      <w:pPr>
+        <w:spacing w:after="60"/>
+        <w:ind w:left="360"/>
+      </w:pPr>
+    </w:p>
+    <w:p>
+      <w:pPr>
+        <w:spacing w:after="60"/>
+        <w:ind w:left="360"/>
+      </w:pPr>
+    </w:p>
+    <w:p>
+      <w:pPr>
+        <w:spacing w:after="60"/>
+        <w:ind w:left="360"/>
+      </w:pPr>
+    </w:p>
+    <w:p>
+      <w:pPr>
+        <w:spacing w:after="60"/>
+        <w:ind w:left="360"/>
+      </w:pPr>
+    </w:p>
+    <w:p>
+      <w:pPr>
+        <w:spacing w:after="60"/>
+        <w:ind w:left="360"/>
+      </w:pPr>
+    </w:p>
+    <w:p>
+      <w:pPr>
+        <w:spacing w:after="60"/>
+        <w:ind w:left="360"/>
+      </w:pPr>
     </w:p>
     <w:p>
       <w:pPr>
@@ -5034,11 +4202,11 @@
         </w:tblBorders>
       </w:tblPr>
       <w:tblGrid>
-        <w:gridCol w:w="1734"/>
-        <w:gridCol w:w="1734"/>
-        <w:gridCol w:w="1734"/>
-        <w:gridCol w:w="1734"/>
-        <w:gridCol w:w="1734"/>
+        <w:gridCol w:w="576"/>
+        <w:gridCol w:w="1728"/>
+        <w:gridCol w:w="1872"/>
+        <w:gridCol w:w="3600"/>
+        <w:gridCol w:w="1152"/>
       </w:tblGrid>
       <w:tr>
         <w:trPr>
@@ -5047,16 +4215,19 @@
         </w:trPr>
         <w:tc>
           <w:tcPr>
-            <w:tcW w:type="dxa" w:w="864"/>
+            <w:tcW w:type="dxa" w:w="576"/>
             <w:tcMar>
-              <w:top w:w="60" w:type="dxa"/>
-              <w:bottom w:w="60" w:type="dxa"/>
-              <w:left w:w="80" w:type="dxa"/>
-              <w:right w:w="80" w:type="dxa"/>
+              <w:top w:w="50" w:type="dxa"/>
+              <w:bottom w:w="50" w:type="dxa"/>
+              <w:left w:w="70" w:type="dxa"/>
+              <w:right w:w="70" w:type="dxa"/>
             </w:tcMar>
             <w:shd w:fill="E8F0FE"/>
           </w:tcPr>
           <w:p>
+            <w:pPr>
+              <w:jc w:val="center"/>
+            </w:pPr>
             <w:r>
               <w:rPr>
                 <w:rFonts w:ascii="Arial" w:hAnsi="Arial"/>
@@ -5069,16 +4240,19 @@
         </w:tc>
         <w:tc>
           <w:tcPr>
-            <w:tcW w:type="dxa" w:w="1872"/>
+            <w:tcW w:type="dxa" w:w="1728"/>
             <w:tcMar>
-              <w:top w:w="60" w:type="dxa"/>
-              <w:bottom w:w="60" w:type="dxa"/>
-              <w:left w:w="80" w:type="dxa"/>
-              <w:right w:w="80" w:type="dxa"/>
+              <w:top w:w="50" w:type="dxa"/>
+              <w:bottom w:w="50" w:type="dxa"/>
+              <w:left w:w="70" w:type="dxa"/>
+              <w:right w:w="70" w:type="dxa"/>
             </w:tcMar>
             <w:shd w:fill="E8F0FE"/>
           </w:tcPr>
           <w:p>
+            <w:pPr>
+              <w:jc w:val="left"/>
+            </w:pPr>
             <w:r>
               <w:rPr>
                 <w:rFonts w:ascii="Arial" w:hAnsi="Arial"/>
@@ -5093,14 +4267,17 @@
           <w:tcPr>
             <w:tcW w:type="dxa" w:w="1872"/>
             <w:tcMar>
-              <w:top w:w="60" w:type="dxa"/>
-              <w:bottom w:w="60" w:type="dxa"/>
-              <w:left w:w="80" w:type="dxa"/>
-              <w:right w:w="80" w:type="dxa"/>
+              <w:top w:w="50" w:type="dxa"/>
+              <w:bottom w:w="50" w:type="dxa"/>
+              <w:left w:w="70" w:type="dxa"/>
+              <w:right w:w="70" w:type="dxa"/>
             </w:tcMar>
             <w:shd w:fill="E8F0FE"/>
           </w:tcPr>
           <w:p>
+            <w:pPr>
+              <w:jc w:val="left"/>
+            </w:pPr>
             <w:r>
               <w:rPr>
                 <w:rFonts w:ascii="Arial" w:hAnsi="Arial"/>
@@ -5113,16 +4290,19 @@
         </w:tc>
         <w:tc>
           <w:tcPr>
-            <w:tcW w:type="dxa" w:w="2880"/>
+            <w:tcW w:type="dxa" w:w="3600"/>
             <w:tcMar>
-              <w:top w:w="60" w:type="dxa"/>
-              <w:bottom w:w="60" w:type="dxa"/>
-              <w:left w:w="80" w:type="dxa"/>
-              <w:right w:w="80" w:type="dxa"/>
+              <w:top w:w="50" w:type="dxa"/>
+              <w:bottom w:w="50" w:type="dxa"/>
+              <w:left w:w="70" w:type="dxa"/>
+              <w:right w:w="70" w:type="dxa"/>
             </w:tcMar>
             <w:shd w:fill="E8F0FE"/>
           </w:tcPr>
           <w:p>
+            <w:pPr>
+              <w:jc w:val="both"/>
+            </w:pPr>
             <w:r>
               <w:rPr>
                 <w:rFonts w:ascii="Arial" w:hAnsi="Arial"/>
@@ -5135,16 +4315,19 @@
         </w:tc>
         <w:tc>
           <w:tcPr>
-            <w:tcW w:type="dxa" w:w="1728"/>
+            <w:tcW w:type="dxa" w:w="1152"/>
             <w:tcMar>
-              <w:top w:w="60" w:type="dxa"/>
-              <w:bottom w:w="60" w:type="dxa"/>
-              <w:left w:w="80" w:type="dxa"/>
-              <w:right w:w="80" w:type="dxa"/>
+              <w:top w:w="50" w:type="dxa"/>
+              <w:bottom w:w="50" w:type="dxa"/>
+              <w:left w:w="70" w:type="dxa"/>
+              <w:right w:w="70" w:type="dxa"/>
             </w:tcMar>
             <w:shd w:fill="E8F0FE"/>
           </w:tcPr>
           <w:p>
+            <w:pPr>
+              <w:jc w:val="center"/>
+            </w:pPr>
             <w:r>
               <w:rPr>
                 <w:rFonts w:ascii="Arial" w:hAnsi="Arial"/>
@@ -5162,15 +4345,18 @@
         </w:trPr>
         <w:tc>
           <w:tcPr>
-            <w:tcW w:type="dxa" w:w="864"/>
+            <w:tcW w:type="dxa" w:w="576"/>
             <w:tcMar>
-              <w:top w:w="60" w:type="dxa"/>
-              <w:bottom w:w="60" w:type="dxa"/>
-              <w:left w:w="80" w:type="dxa"/>
-              <w:right w:w="80" w:type="dxa"/>
+              <w:top w:w="50" w:type="dxa"/>
+              <w:bottom w:w="50" w:type="dxa"/>
+              <w:left w:w="70" w:type="dxa"/>
+              <w:right w:w="70" w:type="dxa"/>
             </w:tcMar>
           </w:tcPr>
           <w:p>
+            <w:pPr>
+              <w:jc w:val="center"/>
+            </w:pPr>
             <w:r>
               <w:rPr>
                 <w:rFonts w:ascii="Arial" w:hAnsi="Arial"/>
@@ -5182,15 +4368,18 @@
         </w:tc>
         <w:tc>
           <w:tcPr>
-            <w:tcW w:type="dxa" w:w="1872"/>
+            <w:tcW w:type="dxa" w:w="1728"/>
             <w:tcMar>
-              <w:top w:w="60" w:type="dxa"/>
-              <w:bottom w:w="60" w:type="dxa"/>
-              <w:left w:w="80" w:type="dxa"/>
-              <w:right w:w="80" w:type="dxa"/>
+              <w:top w:w="50" w:type="dxa"/>
+              <w:bottom w:w="50" w:type="dxa"/>
+              <w:left w:w="70" w:type="dxa"/>
+              <w:right w:w="70" w:type="dxa"/>
             </w:tcMar>
           </w:tcPr>
           <w:p>
+            <w:pPr>
+              <w:jc w:val="left"/>
+            </w:pPr>
             <w:r>
               <w:rPr>
                 <w:rFonts w:ascii="Arial" w:hAnsi="Arial"/>
@@ -5204,13 +4393,16 @@
           <w:tcPr>
             <w:tcW w:type="dxa" w:w="1872"/>
             <w:tcMar>
-              <w:top w:w="60" w:type="dxa"/>
-              <w:bottom w:w="60" w:type="dxa"/>
-              <w:left w:w="80" w:type="dxa"/>
-              <w:right w:w="80" w:type="dxa"/>
+              <w:top w:w="50" w:type="dxa"/>
+              <w:bottom w:w="50" w:type="dxa"/>
+              <w:left w:w="70" w:type="dxa"/>
+              <w:right w:w="70" w:type="dxa"/>
             </w:tcMar>
           </w:tcPr>
           <w:p>
+            <w:pPr>
+              <w:jc w:val="left"/>
+            </w:pPr>
             <w:r>
               <w:rPr>
                 <w:rFonts w:ascii="Arial" w:hAnsi="Arial"/>
@@ -5222,15 +4414,18 @@
         </w:tc>
         <w:tc>
           <w:tcPr>
-            <w:tcW w:type="dxa" w:w="2880"/>
+            <w:tcW w:type="dxa" w:w="3600"/>
             <w:tcMar>
-              <w:top w:w="60" w:type="dxa"/>
-              <w:bottom w:w="60" w:type="dxa"/>
-              <w:left w:w="80" w:type="dxa"/>
-              <w:right w:w="80" w:type="dxa"/>
+              <w:top w:w="50" w:type="dxa"/>
+              <w:bottom w:w="50" w:type="dxa"/>
+              <w:left w:w="70" w:type="dxa"/>
+              <w:right w:w="70" w:type="dxa"/>
             </w:tcMar>
           </w:tcPr>
           <w:p>
+            <w:pPr>
+              <w:jc w:val="both"/>
+            </w:pPr>
             <w:r>
               <w:rPr>
                 <w:rFonts w:ascii="Arial" w:hAnsi="Arial"/>
@@ -5242,16 +4437,19 @@
         </w:tc>
         <w:tc>
           <w:tcPr>
-            <w:tcW w:type="dxa" w:w="1728"/>
+            <w:tcW w:type="dxa" w:w="1152"/>
             <w:tcMar>
-              <w:top w:w="60" w:type="dxa"/>
-              <w:bottom w:w="60" w:type="dxa"/>
-              <w:left w:w="80" w:type="dxa"/>
-              <w:right w:w="80" w:type="dxa"/>
+              <w:top w:w="50" w:type="dxa"/>
+              <w:bottom w:w="50" w:type="dxa"/>
+              <w:left w:w="70" w:type="dxa"/>
+              <w:right w:w="70" w:type="dxa"/>
             </w:tcMar>
             <w:shd w:fill="E6F4EA"/>
           </w:tcPr>
           <w:p>
+            <w:pPr>
+              <w:jc w:val="center"/>
+            </w:pPr>
             <w:r>
               <w:rPr>
                 <w:rFonts w:ascii="Arial" w:hAnsi="Arial"/>
@@ -5269,15 +4467,18 @@
         </w:trPr>
         <w:tc>
           <w:tcPr>
-            <w:tcW w:type="dxa" w:w="864"/>
+            <w:tcW w:type="dxa" w:w="576"/>
             <w:tcMar>
-              <w:top w:w="60" w:type="dxa"/>
-              <w:bottom w:w="60" w:type="dxa"/>
-              <w:left w:w="80" w:type="dxa"/>
-              <w:right w:w="80" w:type="dxa"/>
+              <w:top w:w="50" w:type="dxa"/>
+              <w:bottom w:w="50" w:type="dxa"/>
+              <w:left w:w="70" w:type="dxa"/>
+              <w:right w:w="70" w:type="dxa"/>
             </w:tcMar>
           </w:tcPr>
           <w:p>
+            <w:pPr>
+              <w:jc w:val="center"/>
+            </w:pPr>
             <w:r>
               <w:rPr>
                 <w:rFonts w:ascii="Arial" w:hAnsi="Arial"/>
@@ -5289,15 +4490,18 @@
         </w:tc>
         <w:tc>
           <w:tcPr>
-            <w:tcW w:type="dxa" w:w="1872"/>
+            <w:tcW w:type="dxa" w:w="1728"/>
             <w:tcMar>
-              <w:top w:w="60" w:type="dxa"/>
-              <w:bottom w:w="60" w:type="dxa"/>
-              <w:left w:w="80" w:type="dxa"/>
-              <w:right w:w="80" w:type="dxa"/>
+              <w:top w:w="50" w:type="dxa"/>
+              <w:bottom w:w="50" w:type="dxa"/>
+              <w:left w:w="70" w:type="dxa"/>
+              <w:right w:w="70" w:type="dxa"/>
             </w:tcMar>
           </w:tcPr>
           <w:p>
+            <w:pPr>
+              <w:jc w:val="left"/>
+            </w:pPr>
             <w:r>
               <w:rPr>
                 <w:rFonts w:ascii="Arial" w:hAnsi="Arial"/>
@@ -5311,13 +4515,16 @@
           <w:tcPr>
             <w:tcW w:type="dxa" w:w="1872"/>
             <w:tcMar>
-              <w:top w:w="60" w:type="dxa"/>
-              <w:bottom w:w="60" w:type="dxa"/>
-              <w:left w:w="80" w:type="dxa"/>
-              <w:right w:w="80" w:type="dxa"/>
+              <w:top w:w="50" w:type="dxa"/>
+              <w:bottom w:w="50" w:type="dxa"/>
+              <w:left w:w="70" w:type="dxa"/>
+              <w:right w:w="70" w:type="dxa"/>
             </w:tcMar>
           </w:tcPr>
           <w:p>
+            <w:pPr>
+              <w:jc w:val="left"/>
+            </w:pPr>
             <w:r>
               <w:rPr>
                 <w:rFonts w:ascii="Arial" w:hAnsi="Arial"/>
@@ -5329,15 +4536,18 @@
         </w:tc>
         <w:tc>
           <w:tcPr>
-            <w:tcW w:type="dxa" w:w="2880"/>
+            <w:tcW w:type="dxa" w:w="3600"/>
             <w:tcMar>
-              <w:top w:w="60" w:type="dxa"/>
-              <w:bottom w:w="60" w:type="dxa"/>
-              <w:left w:w="80" w:type="dxa"/>
-              <w:right w:w="80" w:type="dxa"/>
+              <w:top w:w="50" w:type="dxa"/>
+              <w:bottom w:w="50" w:type="dxa"/>
+              <w:left w:w="70" w:type="dxa"/>
+              <w:right w:w="70" w:type="dxa"/>
             </w:tcMar>
           </w:tcPr>
           <w:p>
+            <w:pPr>
+              <w:jc w:val="both"/>
+            </w:pPr>
             <w:r>
               <w:rPr>
                 <w:rFonts w:ascii="Arial" w:hAnsi="Arial"/>
@@ -5349,16 +4559,19 @@
         </w:tc>
         <w:tc>
           <w:tcPr>
-            <w:tcW w:type="dxa" w:w="1728"/>
+            <w:tcW w:type="dxa" w:w="1152"/>
             <w:tcMar>
-              <w:top w:w="60" w:type="dxa"/>
-              <w:bottom w:w="60" w:type="dxa"/>
-              <w:left w:w="80" w:type="dxa"/>
-              <w:right w:w="80" w:type="dxa"/>
+              <w:top w:w="50" w:type="dxa"/>
+              <w:bottom w:w="50" w:type="dxa"/>
+              <w:left w:w="70" w:type="dxa"/>
+              <w:right w:w="70" w:type="dxa"/>
             </w:tcMar>
             <w:shd w:fill="E6F4EA"/>
           </w:tcPr>
           <w:p>
+            <w:pPr>
+              <w:jc w:val="center"/>
+            </w:pPr>
             <w:r>
               <w:rPr>
                 <w:rFonts w:ascii="Arial" w:hAnsi="Arial"/>
@@ -5378,15 +4591,18 @@
         </w:trPr>
         <w:tc>
           <w:tcPr>
-            <w:tcW w:type="dxa" w:w="864"/>
+            <w:tcW w:type="dxa" w:w="576"/>
             <w:tcMar>
-              <w:top w:w="60" w:type="dxa"/>
-              <w:bottom w:w="60" w:type="dxa"/>
-              <w:left w:w="80" w:type="dxa"/>
-              <w:right w:w="80" w:type="dxa"/>
+              <w:top w:w="50" w:type="dxa"/>
+              <w:bottom w:w="50" w:type="dxa"/>
+              <w:left w:w="70" w:type="dxa"/>
+              <w:right w:w="70" w:type="dxa"/>
             </w:tcMar>
           </w:tcPr>
           <w:p>
+            <w:pPr>
+              <w:jc w:val="center"/>
+            </w:pPr>
             <w:r>
               <w:rPr>
                 <w:rFonts w:ascii="Arial" w:hAnsi="Arial"/>
@@ -5398,15 +4614,18 @@
         </w:tc>
         <w:tc>
           <w:tcPr>
-            <w:tcW w:type="dxa" w:w="1872"/>
+            <w:tcW w:type="dxa" w:w="1728"/>
             <w:tcMar>
-              <w:top w:w="60" w:type="dxa"/>
-              <w:bottom w:w="60" w:type="dxa"/>
-              <w:left w:w="80" w:type="dxa"/>
-              <w:right w:w="80" w:type="dxa"/>
+              <w:top w:w="50" w:type="dxa"/>
+              <w:bottom w:w="50" w:type="dxa"/>
+              <w:left w:w="70" w:type="dxa"/>
+              <w:right w:w="70" w:type="dxa"/>
             </w:tcMar>
           </w:tcPr>
           <w:p>
+            <w:pPr>
+              <w:jc w:val="left"/>
+            </w:pPr>
             <w:r>
               <w:rPr>
                 <w:rFonts w:ascii="Arial" w:hAnsi="Arial"/>
@@ -5420,13 +4639,16 @@
           <w:tcPr>
             <w:tcW w:type="dxa" w:w="1872"/>
             <w:tcMar>
-              <w:top w:w="60" w:type="dxa"/>
-              <w:bottom w:w="60" w:type="dxa"/>
-              <w:left w:w="80" w:type="dxa"/>
-              <w:right w:w="80" w:type="dxa"/>
+              <w:top w:w="50" w:type="dxa"/>
+              <w:bottom w:w="50" w:type="dxa"/>
+              <w:left w:w="70" w:type="dxa"/>
+              <w:right w:w="70" w:type="dxa"/>
             </w:tcMar>
           </w:tcPr>
           <w:p>
+            <w:pPr>
+              <w:jc w:val="left"/>
+            </w:pPr>
             <w:r>
               <w:rPr>
                 <w:rFonts w:ascii="Arial" w:hAnsi="Arial"/>
@@ -5438,15 +4660,18 @@
         </w:tc>
         <w:tc>
           <w:tcPr>
-            <w:tcW w:type="dxa" w:w="2880"/>
+            <w:tcW w:type="dxa" w:w="3600"/>
             <w:tcMar>
-              <w:top w:w="60" w:type="dxa"/>
-              <w:bottom w:w="60" w:type="dxa"/>
-              <w:left w:w="80" w:type="dxa"/>
-              <w:right w:w="80" w:type="dxa"/>
+              <w:top w:w="50" w:type="dxa"/>
+              <w:bottom w:w="50" w:type="dxa"/>
+              <w:left w:w="70" w:type="dxa"/>
+              <w:right w:w="70" w:type="dxa"/>
             </w:tcMar>
           </w:tcPr>
           <w:p>
+            <w:pPr>
+              <w:jc w:val="both"/>
+            </w:pPr>
             <w:r>
               <w:rPr>
                 <w:rFonts w:ascii="Arial" w:hAnsi="Arial"/>
@@ -5458,16 +4683,19 @@
         </w:tc>
         <w:tc>
           <w:tcPr>
-            <w:tcW w:type="dxa" w:w="1728"/>
+            <w:tcW w:type="dxa" w:w="1152"/>
             <w:tcMar>
-              <w:top w:w="60" w:type="dxa"/>
-              <w:bottom w:w="60" w:type="dxa"/>
-              <w:left w:w="80" w:type="dxa"/>
-              <w:right w:w="80" w:type="dxa"/>
+              <w:top w:w="50" w:type="dxa"/>
+              <w:bottom w:w="50" w:type="dxa"/>
+              <w:left w:w="70" w:type="dxa"/>
+              <w:right w:w="70" w:type="dxa"/>
             </w:tcMar>
             <w:shd w:fill="FEF7E0"/>
           </w:tcPr>
           <w:p>
+            <w:pPr>
+              <w:jc w:val="center"/>
+            </w:pPr>
             <w:r>
               <w:rPr>
                 <w:rFonts w:ascii="Arial" w:hAnsi="Arial"/>
@@ -5487,15 +4715,18 @@
         </w:trPr>
         <w:tc>
           <w:tcPr>
-            <w:tcW w:type="dxa" w:w="864"/>
+            <w:tcW w:type="dxa" w:w="576"/>
             <w:tcMar>
-              <w:top w:w="60" w:type="dxa"/>
-              <w:bottom w:w="60" w:type="dxa"/>
-              <w:left w:w="80" w:type="dxa"/>
-              <w:right w:w="80" w:type="dxa"/>
+              <w:top w:w="50" w:type="dxa"/>
+              <w:bottom w:w="50" w:type="dxa"/>
+              <w:left w:w="70" w:type="dxa"/>
+              <w:right w:w="70" w:type="dxa"/>
             </w:tcMar>
           </w:tcPr>
           <w:p>
+            <w:pPr>
+              <w:jc w:val="center"/>
+            </w:pPr>
             <w:r>
               <w:rPr>
                 <w:rFonts w:ascii="Arial" w:hAnsi="Arial"/>
@@ -5507,15 +4738,18 @@
         </w:tc>
         <w:tc>
           <w:tcPr>
-            <w:tcW w:type="dxa" w:w="1872"/>
+            <w:tcW w:type="dxa" w:w="1728"/>
             <w:tcMar>
-              <w:top w:w="60" w:type="dxa"/>
-              <w:bottom w:w="60" w:type="dxa"/>
-              <w:left w:w="80" w:type="dxa"/>
-              <w:right w:w="80" w:type="dxa"/>
+              <w:top w:w="50" w:type="dxa"/>
+              <w:bottom w:w="50" w:type="dxa"/>
+              <w:left w:w="70" w:type="dxa"/>
+              <w:right w:w="70" w:type="dxa"/>
             </w:tcMar>
           </w:tcPr>
           <w:p>
+            <w:pPr>
+              <w:jc w:val="left"/>
+            </w:pPr>
             <w:r>
               <w:rPr>
                 <w:rFonts w:ascii="Arial" w:hAnsi="Arial"/>
@@ -5529,13 +4763,16 @@
           <w:tcPr>
             <w:tcW w:type="dxa" w:w="1872"/>
             <w:tcMar>
-              <w:top w:w="60" w:type="dxa"/>
-              <w:bottom w:w="60" w:type="dxa"/>
-              <w:left w:w="80" w:type="dxa"/>
-              <w:right w:w="80" w:type="dxa"/>
+              <w:top w:w="50" w:type="dxa"/>
+              <w:bottom w:w="50" w:type="dxa"/>
+              <w:left w:w="70" w:type="dxa"/>
+              <w:right w:w="70" w:type="dxa"/>
             </w:tcMar>
           </w:tcPr>
           <w:p>
+            <w:pPr>
+              <w:jc w:val="left"/>
+            </w:pPr>
             <w:r>
               <w:rPr>
                 <w:rFonts w:ascii="Arial" w:hAnsi="Arial"/>
@@ -5547,15 +4784,18 @@
         </w:tc>
         <w:tc>
           <w:tcPr>
-            <w:tcW w:type="dxa" w:w="2880"/>
+            <w:tcW w:type="dxa" w:w="3600"/>
             <w:tcMar>
-              <w:top w:w="60" w:type="dxa"/>
-              <w:bottom w:w="60" w:type="dxa"/>
-              <w:left w:w="80" w:type="dxa"/>
-              <w:right w:w="80" w:type="dxa"/>
+              <w:top w:w="50" w:type="dxa"/>
+              <w:bottom w:w="50" w:type="dxa"/>
+              <w:left w:w="70" w:type="dxa"/>
+              <w:right w:w="70" w:type="dxa"/>
             </w:tcMar>
           </w:tcPr>
           <w:p>
+            <w:pPr>
+              <w:jc w:val="both"/>
+            </w:pPr>
             <w:r>
               <w:rPr>
                 <w:rFonts w:ascii="Arial" w:hAnsi="Arial"/>
@@ -5567,16 +4807,19 @@
         </w:tc>
         <w:tc>
           <w:tcPr>
-            <w:tcW w:type="dxa" w:w="1728"/>
+            <w:tcW w:type="dxa" w:w="1152"/>
             <w:tcMar>
-              <w:top w:w="60" w:type="dxa"/>
-              <w:bottom w:w="60" w:type="dxa"/>
-              <w:left w:w="80" w:type="dxa"/>
-              <w:right w:w="80" w:type="dxa"/>
+              <w:top w:w="50" w:type="dxa"/>
+              <w:bottom w:w="50" w:type="dxa"/>
+              <w:left w:w="70" w:type="dxa"/>
+              <w:right w:w="70" w:type="dxa"/>
             </w:tcMar>
             <w:shd w:fill="F1F3F4"/>
           </w:tcPr>
           <w:p>
+            <w:pPr>
+              <w:jc w:val="center"/>
+            </w:pPr>
             <w:r>
               <w:rPr>
                 <w:rFonts w:ascii="Arial" w:hAnsi="Arial"/>
@@ -5594,15 +4837,18 @@
         </w:trPr>
         <w:tc>
           <w:tcPr>
-            <w:tcW w:type="dxa" w:w="864"/>
+            <w:tcW w:type="dxa" w:w="576"/>
             <w:tcMar>
-              <w:top w:w="60" w:type="dxa"/>
-              <w:bottom w:w="60" w:type="dxa"/>
-              <w:left w:w="80" w:type="dxa"/>
-              <w:right w:w="80" w:type="dxa"/>
+              <w:top w:w="50" w:type="dxa"/>
+              <w:bottom w:w="50" w:type="dxa"/>
+              <w:left w:w="70" w:type="dxa"/>
+              <w:right w:w="70" w:type="dxa"/>
             </w:tcMar>
           </w:tcPr>
           <w:p>
+            <w:pPr>
+              <w:jc w:val="center"/>
+            </w:pPr>
             <w:r>
               <w:rPr>
                 <w:rFonts w:ascii="Arial" w:hAnsi="Arial"/>
@@ -5614,15 +4860,18 @@
         </w:tc>
         <w:tc>
           <w:tcPr>
-            <w:tcW w:type="dxa" w:w="1872"/>
+            <w:tcW w:type="dxa" w:w="1728"/>
             <w:tcMar>
-              <w:top w:w="60" w:type="dxa"/>
-              <w:bottom w:w="60" w:type="dxa"/>
-              <w:left w:w="80" w:type="dxa"/>
-              <w:right w:w="80" w:type="dxa"/>
+              <w:top w:w="50" w:type="dxa"/>
+              <w:bottom w:w="50" w:type="dxa"/>
+              <w:left w:w="70" w:type="dxa"/>
+              <w:right w:w="70" w:type="dxa"/>
             </w:tcMar>
           </w:tcPr>
           <w:p>
+            <w:pPr>
+              <w:jc w:val="left"/>
+            </w:pPr>
             <w:r>
               <w:rPr>
                 <w:rFonts w:ascii="Arial" w:hAnsi="Arial"/>
@@ -5636,13 +4885,16 @@
           <w:tcPr>
             <w:tcW w:type="dxa" w:w="1872"/>
             <w:tcMar>
-              <w:top w:w="60" w:type="dxa"/>
-              <w:bottom w:w="60" w:type="dxa"/>
-              <w:left w:w="80" w:type="dxa"/>
-              <w:right w:w="80" w:type="dxa"/>
+              <w:top w:w="50" w:type="dxa"/>
+              <w:bottom w:w="50" w:type="dxa"/>
+              <w:left w:w="70" w:type="dxa"/>
+              <w:right w:w="70" w:type="dxa"/>
             </w:tcMar>
           </w:tcPr>
           <w:p>
+            <w:pPr>
+              <w:jc w:val="left"/>
+            </w:pPr>
             <w:r>
               <w:rPr>
                 <w:rFonts w:ascii="Arial" w:hAnsi="Arial"/>
@@ -5654,15 +4906,18 @@
         </w:tc>
         <w:tc>
           <w:tcPr>
-            <w:tcW w:type="dxa" w:w="2880"/>
+            <w:tcW w:type="dxa" w:w="3600"/>
             <w:tcMar>
-              <w:top w:w="60" w:type="dxa"/>
-              <w:bottom w:w="60" w:type="dxa"/>
-              <w:left w:w="80" w:type="dxa"/>
-              <w:right w:w="80" w:type="dxa"/>
+              <w:top w:w="50" w:type="dxa"/>
+              <w:bottom w:w="50" w:type="dxa"/>
+              <w:left w:w="70" w:type="dxa"/>
+              <w:right w:w="70" w:type="dxa"/>
             </w:tcMar>
           </w:tcPr>
           <w:p>
+            <w:pPr>
+              <w:jc w:val="both"/>
+            </w:pPr>
             <w:r>
               <w:rPr>
                 <w:rFonts w:ascii="Arial" w:hAnsi="Arial"/>
@@ -5674,16 +4929,19 @@
         </w:tc>
         <w:tc>
           <w:tcPr>
-            <w:tcW w:type="dxa" w:w="1728"/>
+            <w:tcW w:type="dxa" w:w="1152"/>
             <w:tcMar>
-              <w:top w:w="60" w:type="dxa"/>
-              <w:bottom w:w="60" w:type="dxa"/>
-              <w:left w:w="80" w:type="dxa"/>
-              <w:right w:w="80" w:type="dxa"/>
+              <w:top w:w="50" w:type="dxa"/>
+              <w:bottom w:w="50" w:type="dxa"/>
+              <w:left w:w="70" w:type="dxa"/>
+              <w:right w:w="70" w:type="dxa"/>
             </w:tcMar>
             <w:shd w:fill="F1F3F4"/>
           </w:tcPr>
           <w:p>
+            <w:pPr>
+              <w:jc w:val="center"/>
+            </w:pPr>
             <w:r>
               <w:rPr>
                 <w:rFonts w:ascii="Arial" w:hAnsi="Arial"/>
@@ -5711,11 +4969,6 @@
       </w:r>
     </w:p>
     <w:p>
-      <w:r>
-        <w:br w:type="page"/>
-      </w:r>
-    </w:p>
-    <w:p>
       <w:pPr>
         <w:pStyle w:val="Heading2"/>
         <w:keepNext/>
@@ -5739,7 +4992,7 @@
     </w:p>
     <w:p>
       <w:pPr>
-        <w:spacing w:after="80"/>
+        <w:spacing w:after="60"/>
         <w:ind w:left="360"/>
         <w:jc w:val="both"/>
       </w:pPr>
@@ -5791,10 +5044,10 @@
         </w:tblBorders>
       </w:tblPr>
       <w:tblGrid>
-        <w:gridCol w:w="2167"/>
-        <w:gridCol w:w="2167"/>
-        <w:gridCol w:w="2167"/>
-        <w:gridCol w:w="2167"/>
+        <w:gridCol w:w="1440"/>
+        <w:gridCol w:w="2880"/>
+        <w:gridCol w:w="1440"/>
+        <w:gridCol w:w="2880"/>
       </w:tblGrid>
       <w:tr>
         <w:trPr>
@@ -5806,10 +5059,10 @@
             <w:tcW w:type="dxa" w:w="1440"/>
             <w:shd w:fill="E8F0FE"/>
             <w:tcMar>
-              <w:top w:w="40" w:type="dxa"/>
-              <w:bottom w:w="40" w:type="dxa"/>
-              <w:left w:w="60" w:type="dxa"/>
-              <w:right w:w="60" w:type="dxa"/>
+              <w:top w:w="35" w:type="dxa"/>
+              <w:bottom w:w="35" w:type="dxa"/>
+              <w:left w:w="50" w:type="dxa"/>
+              <w:right w:w="50" w:type="dxa"/>
             </w:tcMar>
           </w:tcPr>
           <w:p>
@@ -5828,10 +5081,10 @@
             <w:tcW w:type="dxa" w:w="2880"/>
             <w:shd w:fill="E8F0FE"/>
             <w:tcMar>
-              <w:top w:w="40" w:type="dxa"/>
-              <w:bottom w:w="40" w:type="dxa"/>
-              <w:left w:w="60" w:type="dxa"/>
-              <w:right w:w="60" w:type="dxa"/>
+              <w:top w:w="35" w:type="dxa"/>
+              <w:bottom w:w="35" w:type="dxa"/>
+              <w:left w:w="50" w:type="dxa"/>
+              <w:right w:w="50" w:type="dxa"/>
             </w:tcMar>
           </w:tcPr>
           <w:p>
@@ -5850,10 +5103,10 @@
             <w:tcW w:type="dxa" w:w="1440"/>
             <w:shd w:fill="E8F0FE"/>
             <w:tcMar>
-              <w:top w:w="40" w:type="dxa"/>
-              <w:bottom w:w="40" w:type="dxa"/>
-              <w:left w:w="60" w:type="dxa"/>
-              <w:right w:w="60" w:type="dxa"/>
+              <w:top w:w="35" w:type="dxa"/>
+              <w:bottom w:w="35" w:type="dxa"/>
+              <w:left w:w="50" w:type="dxa"/>
+              <w:right w:w="50" w:type="dxa"/>
             </w:tcMar>
           </w:tcPr>
           <w:p>
@@ -5872,10 +5125,10 @@
             <w:tcW w:type="dxa" w:w="2880"/>
             <w:shd w:fill="E8F0FE"/>
             <w:tcMar>
-              <w:top w:w="40" w:type="dxa"/>
-              <w:bottom w:w="40" w:type="dxa"/>
-              <w:left w:w="60" w:type="dxa"/>
-              <w:right w:w="60" w:type="dxa"/>
+              <w:top w:w="35" w:type="dxa"/>
+              <w:bottom w:w="35" w:type="dxa"/>
+              <w:left w:w="50" w:type="dxa"/>
+              <w:right w:w="50" w:type="dxa"/>
             </w:tcMar>
           </w:tcPr>
           <w:p>
@@ -5898,10 +5151,10 @@
           <w:tcPr>
             <w:tcW w:type="dxa" w:w="1440"/>
             <w:tcMar>
-              <w:top w:w="30" w:type="dxa"/>
-              <w:bottom w:w="30" w:type="dxa"/>
-              <w:left w:w="50" w:type="dxa"/>
-              <w:right w:w="50" w:type="dxa"/>
+              <w:top w:w="25" w:type="dxa"/>
+              <w:bottom w:w="25" w:type="dxa"/>
+              <w:left w:w="45" w:type="dxa"/>
+              <w:right w:w="45" w:type="dxa"/>
             </w:tcMar>
           </w:tcPr>
           <w:p>
@@ -5919,10 +5172,10 @@
           <w:tcPr>
             <w:tcW w:type="dxa" w:w="2880"/>
             <w:tcMar>
-              <w:top w:w="30" w:type="dxa"/>
-              <w:bottom w:w="30" w:type="dxa"/>
-              <w:left w:w="50" w:type="dxa"/>
-              <w:right w:w="50" w:type="dxa"/>
+              <w:top w:w="25" w:type="dxa"/>
+              <w:bottom w:w="25" w:type="dxa"/>
+              <w:left w:w="45" w:type="dxa"/>
+              <w:right w:w="45" w:type="dxa"/>
             </w:tcMar>
           </w:tcPr>
           <w:p>
@@ -5939,10 +5192,10 @@
           <w:tcPr>
             <w:tcW w:type="dxa" w:w="1440"/>
             <w:tcMar>
-              <w:top w:w="30" w:type="dxa"/>
-              <w:bottom w:w="30" w:type="dxa"/>
-              <w:left w:w="50" w:type="dxa"/>
-              <w:right w:w="50" w:type="dxa"/>
+              <w:top w:w="25" w:type="dxa"/>
+              <w:bottom w:w="25" w:type="dxa"/>
+              <w:left w:w="45" w:type="dxa"/>
+              <w:right w:w="45" w:type="dxa"/>
             </w:tcMar>
           </w:tcPr>
           <w:p>
@@ -5960,10 +5213,10 @@
           <w:tcPr>
             <w:tcW w:type="dxa" w:w="2880"/>
             <w:tcMar>
-              <w:top w:w="30" w:type="dxa"/>
-              <w:bottom w:w="30" w:type="dxa"/>
-              <w:left w:w="50" w:type="dxa"/>
-              <w:right w:w="50" w:type="dxa"/>
+              <w:top w:w="25" w:type="dxa"/>
+              <w:bottom w:w="25" w:type="dxa"/>
+              <w:left w:w="45" w:type="dxa"/>
+              <w:right w:w="45" w:type="dxa"/>
             </w:tcMar>
           </w:tcPr>
           <w:p>
@@ -5985,10 +5238,10 @@
           <w:tcPr>
             <w:tcW w:type="dxa" w:w="1440"/>
             <w:tcMar>
-              <w:top w:w="30" w:type="dxa"/>
-              <w:bottom w:w="30" w:type="dxa"/>
-              <w:left w:w="50" w:type="dxa"/>
-              <w:right w:w="50" w:type="dxa"/>
+              <w:top w:w="25" w:type="dxa"/>
+              <w:bottom w:w="25" w:type="dxa"/>
+              <w:left w:w="45" w:type="dxa"/>
+              <w:right w:w="45" w:type="dxa"/>
             </w:tcMar>
           </w:tcPr>
           <w:p>
@@ -6006,10 +5259,10 @@
           <w:tcPr>
             <w:tcW w:type="dxa" w:w="2880"/>
             <w:tcMar>
-              <w:top w:w="30" w:type="dxa"/>
-              <w:bottom w:w="30" w:type="dxa"/>
-              <w:left w:w="50" w:type="dxa"/>
-              <w:right w:w="50" w:type="dxa"/>
+              <w:top w:w="25" w:type="dxa"/>
+              <w:bottom w:w="25" w:type="dxa"/>
+              <w:left w:w="45" w:type="dxa"/>
+              <w:right w:w="45" w:type="dxa"/>
             </w:tcMar>
           </w:tcPr>
           <w:p>
@@ -6026,10 +5279,10 @@
           <w:tcPr>
             <w:tcW w:type="dxa" w:w="1440"/>
             <w:tcMar>
-              <w:top w:w="30" w:type="dxa"/>
-              <w:bottom w:w="30" w:type="dxa"/>
-              <w:left w:w="50" w:type="dxa"/>
-              <w:right w:w="50" w:type="dxa"/>
+              <w:top w:w="25" w:type="dxa"/>
+              <w:bottom w:w="25" w:type="dxa"/>
+              <w:left w:w="45" w:type="dxa"/>
+              <w:right w:w="45" w:type="dxa"/>
             </w:tcMar>
           </w:tcPr>
           <w:p>
@@ -6047,10 +5300,10 @@
           <w:tcPr>
             <w:tcW w:type="dxa" w:w="2880"/>
             <w:tcMar>
-              <w:top w:w="30" w:type="dxa"/>
-              <w:bottom w:w="30" w:type="dxa"/>
-              <w:left w:w="50" w:type="dxa"/>
-              <w:right w:w="50" w:type="dxa"/>
+              <w:top w:w="25" w:type="dxa"/>
+              <w:bottom w:w="25" w:type="dxa"/>
+              <w:left w:w="45" w:type="dxa"/>
+              <w:right w:w="45" w:type="dxa"/>
             </w:tcMar>
           </w:tcPr>
           <w:p>
@@ -6072,10 +5325,10 @@
           <w:tcPr>
             <w:tcW w:type="dxa" w:w="1440"/>
             <w:tcMar>
-              <w:top w:w="30" w:type="dxa"/>
-              <w:bottom w:w="30" w:type="dxa"/>
-              <w:left w:w="50" w:type="dxa"/>
-              <w:right w:w="50" w:type="dxa"/>
+              <w:top w:w="25" w:type="dxa"/>
+              <w:bottom w:w="25" w:type="dxa"/>
+              <w:left w:w="45" w:type="dxa"/>
+              <w:right w:w="45" w:type="dxa"/>
             </w:tcMar>
           </w:tcPr>
           <w:p>
@@ -6093,10 +5346,10 @@
           <w:tcPr>
             <w:tcW w:type="dxa" w:w="2880"/>
             <w:tcMar>
-              <w:top w:w="30" w:type="dxa"/>
-              <w:bottom w:w="30" w:type="dxa"/>
-              <w:left w:w="50" w:type="dxa"/>
-              <w:right w:w="50" w:type="dxa"/>
+              <w:top w:w="25" w:type="dxa"/>
+              <w:bottom w:w="25" w:type="dxa"/>
+              <w:left w:w="45" w:type="dxa"/>
+              <w:right w:w="45" w:type="dxa"/>
             </w:tcMar>
           </w:tcPr>
           <w:p>
@@ -6113,10 +5366,10 @@
           <w:tcPr>
             <w:tcW w:type="dxa" w:w="1440"/>
             <w:tcMar>
-              <w:top w:w="30" w:type="dxa"/>
-              <w:bottom w:w="30" w:type="dxa"/>
-              <w:left w:w="50" w:type="dxa"/>
-              <w:right w:w="50" w:type="dxa"/>
+              <w:top w:w="25" w:type="dxa"/>
+              <w:bottom w:w="25" w:type="dxa"/>
+              <w:left w:w="45" w:type="dxa"/>
+              <w:right w:w="45" w:type="dxa"/>
             </w:tcMar>
           </w:tcPr>
           <w:p>
@@ -6134,10 +5387,10 @@
           <w:tcPr>
             <w:tcW w:type="dxa" w:w="2880"/>
             <w:tcMar>
-              <w:top w:w="30" w:type="dxa"/>
-              <w:bottom w:w="30" w:type="dxa"/>
-              <w:left w:w="50" w:type="dxa"/>
-              <w:right w:w="50" w:type="dxa"/>
+              <w:top w:w="25" w:type="dxa"/>
+              <w:bottom w:w="25" w:type="dxa"/>
+              <w:left w:w="45" w:type="dxa"/>
+              <w:right w:w="45" w:type="dxa"/>
             </w:tcMar>
           </w:tcPr>
           <w:p>
@@ -6159,10 +5412,10 @@
           <w:tcPr>
             <w:tcW w:type="dxa" w:w="1440"/>
             <w:tcMar>
-              <w:top w:w="30" w:type="dxa"/>
-              <w:bottom w:w="30" w:type="dxa"/>
-              <w:left w:w="50" w:type="dxa"/>
-              <w:right w:w="50" w:type="dxa"/>
+              <w:top w:w="25" w:type="dxa"/>
+              <w:bottom w:w="25" w:type="dxa"/>
+              <w:left w:w="45" w:type="dxa"/>
+              <w:right w:w="45" w:type="dxa"/>
             </w:tcMar>
           </w:tcPr>
           <w:p>
@@ -6180,10 +5433,10 @@
           <w:tcPr>
             <w:tcW w:type="dxa" w:w="2880"/>
             <w:tcMar>
-              <w:top w:w="30" w:type="dxa"/>
-              <w:bottom w:w="30" w:type="dxa"/>
-              <w:left w:w="50" w:type="dxa"/>
-              <w:right w:w="50" w:type="dxa"/>
+              <w:top w:w="25" w:type="dxa"/>
+              <w:bottom w:w="25" w:type="dxa"/>
+              <w:left w:w="45" w:type="dxa"/>
+              <w:right w:w="45" w:type="dxa"/>
             </w:tcMar>
           </w:tcPr>
           <w:p>
@@ -6200,10 +5453,10 @@
           <w:tcPr>
             <w:tcW w:type="dxa" w:w="1440"/>
             <w:tcMar>
-              <w:top w:w="30" w:type="dxa"/>
-              <w:bottom w:w="30" w:type="dxa"/>
-              <w:left w:w="50" w:type="dxa"/>
-              <w:right w:w="50" w:type="dxa"/>
+              <w:top w:w="25" w:type="dxa"/>
+              <w:bottom w:w="25" w:type="dxa"/>
+              <w:left w:w="45" w:type="dxa"/>
+              <w:right w:w="45" w:type="dxa"/>
             </w:tcMar>
           </w:tcPr>
           <w:p>
@@ -6221,10 +5474,10 @@
           <w:tcPr>
             <w:tcW w:type="dxa" w:w="2880"/>
             <w:tcMar>
-              <w:top w:w="30" w:type="dxa"/>
-              <w:bottom w:w="30" w:type="dxa"/>
-              <w:left w:w="50" w:type="dxa"/>
-              <w:right w:w="50" w:type="dxa"/>
+              <w:top w:w="25" w:type="dxa"/>
+              <w:bottom w:w="25" w:type="dxa"/>
+              <w:left w:w="45" w:type="dxa"/>
+              <w:right w:w="45" w:type="dxa"/>
             </w:tcMar>
           </w:tcPr>
           <w:p>
@@ -6246,10 +5499,10 @@
           <w:tcPr>
             <w:tcW w:type="dxa" w:w="1440"/>
             <w:tcMar>
-              <w:top w:w="30" w:type="dxa"/>
-              <w:bottom w:w="30" w:type="dxa"/>
-              <w:left w:w="50" w:type="dxa"/>
-              <w:right w:w="50" w:type="dxa"/>
+              <w:top w:w="25" w:type="dxa"/>
+              <w:bottom w:w="25" w:type="dxa"/>
+              <w:left w:w="45" w:type="dxa"/>
+              <w:right w:w="45" w:type="dxa"/>
             </w:tcMar>
           </w:tcPr>
           <w:p>
@@ -6267,10 +5520,10 @@
           <w:tcPr>
             <w:tcW w:type="dxa" w:w="2880"/>
             <w:tcMar>
-              <w:top w:w="30" w:type="dxa"/>
-              <w:bottom w:w="30" w:type="dxa"/>
-              <w:left w:w="50" w:type="dxa"/>
-              <w:right w:w="50" w:type="dxa"/>
+              <w:top w:w="25" w:type="dxa"/>
+              <w:bottom w:w="25" w:type="dxa"/>
+              <w:left w:w="45" w:type="dxa"/>
+              <w:right w:w="45" w:type="dxa"/>
             </w:tcMar>
           </w:tcPr>
           <w:p>
@@ -6287,10 +5540,10 @@
           <w:tcPr>
             <w:tcW w:type="dxa" w:w="1440"/>
             <w:tcMar>
-              <w:top w:w="30" w:type="dxa"/>
-              <w:bottom w:w="30" w:type="dxa"/>
-              <w:left w:w="50" w:type="dxa"/>
-              <w:right w:w="50" w:type="dxa"/>
+              <w:top w:w="25" w:type="dxa"/>
+              <w:bottom w:w="25" w:type="dxa"/>
+              <w:left w:w="45" w:type="dxa"/>
+              <w:right w:w="45" w:type="dxa"/>
             </w:tcMar>
           </w:tcPr>
           <w:p>
@@ -6308,10 +5561,10 @@
           <w:tcPr>
             <w:tcW w:type="dxa" w:w="2880"/>
             <w:tcMar>
-              <w:top w:w="30" w:type="dxa"/>
-              <w:bottom w:w="30" w:type="dxa"/>
-              <w:left w:w="50" w:type="dxa"/>
-              <w:right w:w="50" w:type="dxa"/>
+              <w:top w:w="25" w:type="dxa"/>
+              <w:bottom w:w="25" w:type="dxa"/>
+              <w:left w:w="45" w:type="dxa"/>
+              <w:right w:w="45" w:type="dxa"/>
             </w:tcMar>
           </w:tcPr>
           <w:p>
@@ -6333,10 +5586,10 @@
           <w:tcPr>
             <w:tcW w:type="dxa" w:w="1440"/>
             <w:tcMar>
-              <w:top w:w="30" w:type="dxa"/>
-              <w:bottom w:w="30" w:type="dxa"/>
-              <w:left w:w="50" w:type="dxa"/>
-              <w:right w:w="50" w:type="dxa"/>
+              <w:top w:w="25" w:type="dxa"/>
+              <w:bottom w:w="25" w:type="dxa"/>
+              <w:left w:w="45" w:type="dxa"/>
+              <w:right w:w="45" w:type="dxa"/>
             </w:tcMar>
           </w:tcPr>
           <w:p>
@@ -6354,10 +5607,10 @@
           <w:tcPr>
             <w:tcW w:type="dxa" w:w="2880"/>
             <w:tcMar>
-              <w:top w:w="30" w:type="dxa"/>
-              <w:bottom w:w="30" w:type="dxa"/>
-              <w:left w:w="50" w:type="dxa"/>
-              <w:right w:w="50" w:type="dxa"/>
+              <w:top w:w="25" w:type="dxa"/>
+              <w:bottom w:w="25" w:type="dxa"/>
+              <w:left w:w="45" w:type="dxa"/>
+              <w:right w:w="45" w:type="dxa"/>
             </w:tcMar>
           </w:tcPr>
           <w:p>
@@ -6374,10 +5627,10 @@
           <w:tcPr>
             <w:tcW w:type="dxa" w:w="1440"/>
             <w:tcMar>
-              <w:top w:w="30" w:type="dxa"/>
-              <w:bottom w:w="30" w:type="dxa"/>
-              <w:left w:w="50" w:type="dxa"/>
-              <w:right w:w="50" w:type="dxa"/>
+              <w:top w:w="25" w:type="dxa"/>
+              <w:bottom w:w="25" w:type="dxa"/>
+              <w:left w:w="45" w:type="dxa"/>
+              <w:right w:w="45" w:type="dxa"/>
             </w:tcMar>
           </w:tcPr>
           <w:p>
@@ -6395,10 +5648,10 @@
           <w:tcPr>
             <w:tcW w:type="dxa" w:w="2880"/>
             <w:tcMar>
-              <w:top w:w="30" w:type="dxa"/>
-              <w:bottom w:w="30" w:type="dxa"/>
-              <w:left w:w="50" w:type="dxa"/>
-              <w:right w:w="50" w:type="dxa"/>
+              <w:top w:w="25" w:type="dxa"/>
+              <w:bottom w:w="25" w:type="dxa"/>
+              <w:left w:w="45" w:type="dxa"/>
+              <w:right w:w="45" w:type="dxa"/>
             </w:tcMar>
           </w:tcPr>
           <w:p>
@@ -6420,10 +5673,10 @@
           <w:tcPr>
             <w:tcW w:type="dxa" w:w="1440"/>
             <w:tcMar>
-              <w:top w:w="30" w:type="dxa"/>
-              <w:bottom w:w="30" w:type="dxa"/>
-              <w:left w:w="50" w:type="dxa"/>
-              <w:right w:w="50" w:type="dxa"/>
+              <w:top w:w="25" w:type="dxa"/>
+              <w:bottom w:w="25" w:type="dxa"/>
+              <w:left w:w="45" w:type="dxa"/>
+              <w:right w:w="45" w:type="dxa"/>
             </w:tcMar>
           </w:tcPr>
           <w:p>
@@ -6441,10 +5694,10 @@
           <w:tcPr>
             <w:tcW w:type="dxa" w:w="2880"/>
             <w:tcMar>
-              <w:top w:w="30" w:type="dxa"/>
-              <w:bottom w:w="30" w:type="dxa"/>
-              <w:left w:w="50" w:type="dxa"/>
-              <w:right w:w="50" w:type="dxa"/>
+              <w:top w:w="25" w:type="dxa"/>
+              <w:bottom w:w="25" w:type="dxa"/>
+              <w:left w:w="45" w:type="dxa"/>
+              <w:right w:w="45" w:type="dxa"/>
             </w:tcMar>
           </w:tcPr>
           <w:p>
@@ -6461,10 +5714,10 @@
           <w:tcPr>
             <w:tcW w:type="dxa" w:w="1440"/>
             <w:tcMar>
-              <w:top w:w="30" w:type="dxa"/>
-              <w:bottom w:w="30" w:type="dxa"/>
-              <w:left w:w="50" w:type="dxa"/>
-              <w:right w:w="50" w:type="dxa"/>
+              <w:top w:w="25" w:type="dxa"/>
+              <w:bottom w:w="25" w:type="dxa"/>
+              <w:left w:w="45" w:type="dxa"/>
+              <w:right w:w="45" w:type="dxa"/>
             </w:tcMar>
           </w:tcPr>
           <w:p>
@@ -6482,10 +5735,10 @@
           <w:tcPr>
             <w:tcW w:type="dxa" w:w="2880"/>
             <w:tcMar>
-              <w:top w:w="30" w:type="dxa"/>
-              <w:bottom w:w="30" w:type="dxa"/>
-              <w:left w:w="50" w:type="dxa"/>
-              <w:right w:w="50" w:type="dxa"/>
+              <w:top w:w="25" w:type="dxa"/>
+              <w:bottom w:w="25" w:type="dxa"/>
+              <w:left w:w="45" w:type="dxa"/>
+              <w:right w:w="45" w:type="dxa"/>
             </w:tcMar>
           </w:tcPr>
           <w:p>
@@ -6507,10 +5760,10 @@
           <w:tcPr>
             <w:tcW w:type="dxa" w:w="1440"/>
             <w:tcMar>
-              <w:top w:w="30" w:type="dxa"/>
-              <w:bottom w:w="30" w:type="dxa"/>
-              <w:left w:w="50" w:type="dxa"/>
-              <w:right w:w="50" w:type="dxa"/>
+              <w:top w:w="25" w:type="dxa"/>
+              <w:bottom w:w="25" w:type="dxa"/>
+              <w:left w:w="45" w:type="dxa"/>
+              <w:right w:w="45" w:type="dxa"/>
             </w:tcMar>
           </w:tcPr>
           <w:p>
@@ -6528,10 +5781,10 @@
           <w:tcPr>
             <w:tcW w:type="dxa" w:w="2880"/>
             <w:tcMar>
-              <w:top w:w="30" w:type="dxa"/>
-              <w:bottom w:w="30" w:type="dxa"/>
-              <w:left w:w="50" w:type="dxa"/>
-              <w:right w:w="50" w:type="dxa"/>
+              <w:top w:w="25" w:type="dxa"/>
+              <w:bottom w:w="25" w:type="dxa"/>
+              <w:left w:w="45" w:type="dxa"/>
+              <w:right w:w="45" w:type="dxa"/>
             </w:tcMar>
           </w:tcPr>
           <w:p>
@@ -6548,10 +5801,10 @@
           <w:tcPr>
             <w:tcW w:type="dxa" w:w="1440"/>
             <w:tcMar>
-              <w:top w:w="30" w:type="dxa"/>
-              <w:bottom w:w="30" w:type="dxa"/>
-              <w:left w:w="50" w:type="dxa"/>
-              <w:right w:w="50" w:type="dxa"/>
+              <w:top w:w="25" w:type="dxa"/>
+              <w:bottom w:w="25" w:type="dxa"/>
+              <w:left w:w="45" w:type="dxa"/>
+              <w:right w:w="45" w:type="dxa"/>
             </w:tcMar>
           </w:tcPr>
           <w:p>
@@ -6569,10 +5822,10 @@
           <w:tcPr>
             <w:tcW w:type="dxa" w:w="2880"/>
             <w:tcMar>
-              <w:top w:w="30" w:type="dxa"/>
-              <w:bottom w:w="30" w:type="dxa"/>
-              <w:left w:w="50" w:type="dxa"/>
-              <w:right w:w="50" w:type="dxa"/>
+              <w:top w:w="25" w:type="dxa"/>
+              <w:bottom w:w="25" w:type="dxa"/>
+              <w:left w:w="45" w:type="dxa"/>
+              <w:right w:w="45" w:type="dxa"/>
             </w:tcMar>
           </w:tcPr>
           <w:p>
@@ -6594,10 +5847,10 @@
           <w:tcPr>
             <w:tcW w:type="dxa" w:w="1440"/>
             <w:tcMar>
-              <w:top w:w="30" w:type="dxa"/>
-              <w:bottom w:w="30" w:type="dxa"/>
-              <w:left w:w="50" w:type="dxa"/>
-              <w:right w:w="50" w:type="dxa"/>
+              <w:top w:w="25" w:type="dxa"/>
+              <w:bottom w:w="25" w:type="dxa"/>
+              <w:left w:w="45" w:type="dxa"/>
+              <w:right w:w="45" w:type="dxa"/>
             </w:tcMar>
           </w:tcPr>
           <w:p>
@@ -6615,10 +5868,10 @@
           <w:tcPr>
             <w:tcW w:type="dxa" w:w="2880"/>
             <w:tcMar>
-              <w:top w:w="30" w:type="dxa"/>
-              <w:bottom w:w="30" w:type="dxa"/>
-              <w:left w:w="50" w:type="dxa"/>
-              <w:right w:w="50" w:type="dxa"/>
+              <w:top w:w="25" w:type="dxa"/>
+              <w:bottom w:w="25" w:type="dxa"/>
+              <w:left w:w="45" w:type="dxa"/>
+              <w:right w:w="45" w:type="dxa"/>
             </w:tcMar>
           </w:tcPr>
           <w:p>
@@ -6635,10 +5888,10 @@
           <w:tcPr>
             <w:tcW w:type="dxa" w:w="1440"/>
             <w:tcMar>
-              <w:top w:w="30" w:type="dxa"/>
-              <w:bottom w:w="30" w:type="dxa"/>
-              <w:left w:w="50" w:type="dxa"/>
-              <w:right w:w="50" w:type="dxa"/>
+              <w:top w:w="25" w:type="dxa"/>
+              <w:bottom w:w="25" w:type="dxa"/>
+              <w:left w:w="45" w:type="dxa"/>
+              <w:right w:w="45" w:type="dxa"/>
             </w:tcMar>
           </w:tcPr>
           <w:p>
@@ -6656,10 +5909,10 @@
           <w:tcPr>
             <w:tcW w:type="dxa" w:w="2880"/>
             <w:tcMar>
-              <w:top w:w="30" w:type="dxa"/>
-              <w:bottom w:w="30" w:type="dxa"/>
-              <w:left w:w="50" w:type="dxa"/>
-              <w:right w:w="50" w:type="dxa"/>
+              <w:top w:w="25" w:type="dxa"/>
+              <w:bottom w:w="25" w:type="dxa"/>
+              <w:left w:w="45" w:type="dxa"/>
+              <w:right w:w="45" w:type="dxa"/>
             </w:tcMar>
           </w:tcPr>
           <w:p>
@@ -6681,10 +5934,10 @@
           <w:tcPr>
             <w:tcW w:type="dxa" w:w="1440"/>
             <w:tcMar>
-              <w:top w:w="30" w:type="dxa"/>
-              <w:bottom w:w="30" w:type="dxa"/>
-              <w:left w:w="50" w:type="dxa"/>
-              <w:right w:w="50" w:type="dxa"/>
+              <w:top w:w="25" w:type="dxa"/>
+              <w:bottom w:w="25" w:type="dxa"/>
+              <w:left w:w="45" w:type="dxa"/>
+              <w:right w:w="45" w:type="dxa"/>
             </w:tcMar>
           </w:tcPr>
           <w:p>
@@ -6702,10 +5955,10 @@
           <w:tcPr>
             <w:tcW w:type="dxa" w:w="2880"/>
             <w:tcMar>
-              <w:top w:w="30" w:type="dxa"/>
-              <w:bottom w:w="30" w:type="dxa"/>
-              <w:left w:w="50" w:type="dxa"/>
-              <w:right w:w="50" w:type="dxa"/>
+              <w:top w:w="25" w:type="dxa"/>
+              <w:bottom w:w="25" w:type="dxa"/>
+              <w:left w:w="45" w:type="dxa"/>
+              <w:right w:w="45" w:type="dxa"/>
             </w:tcMar>
           </w:tcPr>
           <w:p>
@@ -6722,10 +5975,10 @@
           <w:tcPr>
             <w:tcW w:type="dxa" w:w="1440"/>
             <w:tcMar>
-              <w:top w:w="30" w:type="dxa"/>
-              <w:bottom w:w="30" w:type="dxa"/>
-              <w:left w:w="50" w:type="dxa"/>
-              <w:right w:w="50" w:type="dxa"/>
+              <w:top w:w="25" w:type="dxa"/>
+              <w:bottom w:w="25" w:type="dxa"/>
+              <w:left w:w="45" w:type="dxa"/>
+              <w:right w:w="45" w:type="dxa"/>
             </w:tcMar>
           </w:tcPr>
           <w:p>
@@ -6743,10 +5996,10 @@
           <w:tcPr>
             <w:tcW w:type="dxa" w:w="2880"/>
             <w:tcMar>
-              <w:top w:w="30" w:type="dxa"/>
-              <w:bottom w:w="30" w:type="dxa"/>
-              <w:left w:w="50" w:type="dxa"/>
-              <w:right w:w="50" w:type="dxa"/>
+              <w:top w:w="25" w:type="dxa"/>
+              <w:bottom w:w="25" w:type="dxa"/>
+              <w:left w:w="45" w:type="dxa"/>
+              <w:right w:w="45" w:type="dxa"/>
             </w:tcMar>
           </w:tcPr>
           <w:p>
@@ -6768,10 +6021,10 @@
           <w:tcPr>
             <w:tcW w:type="dxa" w:w="1440"/>
             <w:tcMar>
-              <w:top w:w="30" w:type="dxa"/>
-              <w:bottom w:w="30" w:type="dxa"/>
-              <w:left w:w="50" w:type="dxa"/>
-              <w:right w:w="50" w:type="dxa"/>
+              <w:top w:w="25" w:type="dxa"/>
+              <w:bottom w:w="25" w:type="dxa"/>
+              <w:left w:w="45" w:type="dxa"/>
+              <w:right w:w="45" w:type="dxa"/>
             </w:tcMar>
           </w:tcPr>
           <w:p>
@@ -6789,10 +6042,10 @@
           <w:tcPr>
             <w:tcW w:type="dxa" w:w="2880"/>
             <w:tcMar>
-              <w:top w:w="30" w:type="dxa"/>
-              <w:bottom w:w="30" w:type="dxa"/>
-              <w:left w:w="50" w:type="dxa"/>
-              <w:right w:w="50" w:type="dxa"/>
+              <w:top w:w="25" w:type="dxa"/>
+              <w:bottom w:w="25" w:type="dxa"/>
+              <w:left w:w="45" w:type="dxa"/>
+              <w:right w:w="45" w:type="dxa"/>
             </w:tcMar>
           </w:tcPr>
           <w:p>
@@ -6809,10 +6062,10 @@
           <w:tcPr>
             <w:tcW w:type="dxa" w:w="1440"/>
             <w:tcMar>
-              <w:top w:w="30" w:type="dxa"/>
-              <w:bottom w:w="30" w:type="dxa"/>
-              <w:left w:w="50" w:type="dxa"/>
-              <w:right w:w="50" w:type="dxa"/>
+              <w:top w:w="25" w:type="dxa"/>
+              <w:bottom w:w="25" w:type="dxa"/>
+              <w:left w:w="45" w:type="dxa"/>
+              <w:right w:w="45" w:type="dxa"/>
             </w:tcMar>
           </w:tcPr>
           <w:p>
@@ -6830,10 +6083,10 @@
           <w:tcPr>
             <w:tcW w:type="dxa" w:w="2880"/>
             <w:tcMar>
-              <w:top w:w="30" w:type="dxa"/>
-              <w:bottom w:w="30" w:type="dxa"/>
-              <w:left w:w="50" w:type="dxa"/>
-              <w:right w:w="50" w:type="dxa"/>
+              <w:top w:w="25" w:type="dxa"/>
+              <w:bottom w:w="25" w:type="dxa"/>
+              <w:left w:w="45" w:type="dxa"/>
+              <w:right w:w="45" w:type="dxa"/>
             </w:tcMar>
           </w:tcPr>
           <w:p>
@@ -6855,10 +6108,10 @@
           <w:tcPr>
             <w:tcW w:type="dxa" w:w="1440"/>
             <w:tcMar>
-              <w:top w:w="30" w:type="dxa"/>
-              <w:bottom w:w="30" w:type="dxa"/>
-              <w:left w:w="50" w:type="dxa"/>
-              <w:right w:w="50" w:type="dxa"/>
+              <w:top w:w="25" w:type="dxa"/>
+              <w:bottom w:w="25" w:type="dxa"/>
+              <w:left w:w="45" w:type="dxa"/>
+              <w:right w:w="45" w:type="dxa"/>
             </w:tcMar>
           </w:tcPr>
           <w:p>
@@ -6876,10 +6129,10 @@
           <w:tcPr>
             <w:tcW w:type="dxa" w:w="2880"/>
             <w:tcMar>
-              <w:top w:w="30" w:type="dxa"/>
-              <w:bottom w:w="30" w:type="dxa"/>
-              <w:left w:w="50" w:type="dxa"/>
-              <w:right w:w="50" w:type="dxa"/>
+              <w:top w:w="25" w:type="dxa"/>
+              <w:bottom w:w="25" w:type="dxa"/>
+              <w:left w:w="45" w:type="dxa"/>
+              <w:right w:w="45" w:type="dxa"/>
             </w:tcMar>
           </w:tcPr>
           <w:p>
@@ -6896,10 +6149,10 @@
           <w:tcPr>
             <w:tcW w:type="dxa" w:w="1440"/>
             <w:tcMar>
-              <w:top w:w="30" w:type="dxa"/>
-              <w:bottom w:w="30" w:type="dxa"/>
-              <w:left w:w="50" w:type="dxa"/>
-              <w:right w:w="50" w:type="dxa"/>
+              <w:top w:w="25" w:type="dxa"/>
+              <w:bottom w:w="25" w:type="dxa"/>
+              <w:left w:w="45" w:type="dxa"/>
+              <w:right w:w="45" w:type="dxa"/>
             </w:tcMar>
           </w:tcPr>
           <w:p>
@@ -6917,10 +6170,10 @@
           <w:tcPr>
             <w:tcW w:type="dxa" w:w="2880"/>
             <w:tcMar>
-              <w:top w:w="30" w:type="dxa"/>
-              <w:bottom w:w="30" w:type="dxa"/>
-              <w:left w:w="50" w:type="dxa"/>
-              <w:right w:w="50" w:type="dxa"/>
+              <w:top w:w="25" w:type="dxa"/>
+              <w:bottom w:w="25" w:type="dxa"/>
+              <w:left w:w="45" w:type="dxa"/>
+              <w:right w:w="45" w:type="dxa"/>
             </w:tcMar>
           </w:tcPr>
           <w:p>
@@ -6942,10 +6195,10 @@
           <w:tcPr>
             <w:tcW w:type="dxa" w:w="1440"/>
             <w:tcMar>
-              <w:top w:w="30" w:type="dxa"/>
-              <w:bottom w:w="30" w:type="dxa"/>
-              <w:left w:w="50" w:type="dxa"/>
-              <w:right w:w="50" w:type="dxa"/>
+              <w:top w:w="25" w:type="dxa"/>
+              <w:bottom w:w="25" w:type="dxa"/>
+              <w:left w:w="45" w:type="dxa"/>
+              <w:right w:w="45" w:type="dxa"/>
             </w:tcMar>
           </w:tcPr>
           <w:p>
@@ -6963,10 +6216,10 @@
           <w:tcPr>
             <w:tcW w:type="dxa" w:w="2880"/>
             <w:tcMar>
-              <w:top w:w="30" w:type="dxa"/>
-              <w:bottom w:w="30" w:type="dxa"/>
-              <w:left w:w="50" w:type="dxa"/>
-              <w:right w:w="50" w:type="dxa"/>
+              <w:top w:w="25" w:type="dxa"/>
+              <w:bottom w:w="25" w:type="dxa"/>
+              <w:left w:w="45" w:type="dxa"/>
+              <w:right w:w="45" w:type="dxa"/>
             </w:tcMar>
           </w:tcPr>
           <w:p>
@@ -6983,10 +6236,10 @@
           <w:tcPr>
             <w:tcW w:type="dxa" w:w="1440"/>
             <w:tcMar>
-              <w:top w:w="30" w:type="dxa"/>
-              <w:bottom w:w="30" w:type="dxa"/>
-              <w:left w:w="50" w:type="dxa"/>
-              <w:right w:w="50" w:type="dxa"/>
+              <w:top w:w="25" w:type="dxa"/>
+              <w:bottom w:w="25" w:type="dxa"/>
+              <w:left w:w="45" w:type="dxa"/>
+              <w:right w:w="45" w:type="dxa"/>
             </w:tcMar>
           </w:tcPr>
           <w:p>
@@ -7004,10 +6257,10 @@
           <w:tcPr>
             <w:tcW w:type="dxa" w:w="2880"/>
             <w:tcMar>
-              <w:top w:w="30" w:type="dxa"/>
-              <w:bottom w:w="30" w:type="dxa"/>
-              <w:left w:w="50" w:type="dxa"/>
-              <w:right w:w="50" w:type="dxa"/>
+              <w:top w:w="25" w:type="dxa"/>
+              <w:bottom w:w="25" w:type="dxa"/>
+              <w:left w:w="45" w:type="dxa"/>
+              <w:right w:w="45" w:type="dxa"/>
             </w:tcMar>
           </w:tcPr>
           <w:p>
@@ -7029,10 +6282,10 @@
           <w:tcPr>
             <w:tcW w:type="dxa" w:w="1440"/>
             <w:tcMar>
-              <w:top w:w="30" w:type="dxa"/>
-              <w:bottom w:w="30" w:type="dxa"/>
-              <w:left w:w="50" w:type="dxa"/>
-              <w:right w:w="50" w:type="dxa"/>
+              <w:top w:w="25" w:type="dxa"/>
+              <w:bottom w:w="25" w:type="dxa"/>
+              <w:left w:w="45" w:type="dxa"/>
+              <w:right w:w="45" w:type="dxa"/>
             </w:tcMar>
           </w:tcPr>
           <w:p>
@@ -7050,10 +6303,10 @@
           <w:tcPr>
             <w:tcW w:type="dxa" w:w="2880"/>
             <w:tcMar>
-              <w:top w:w="30" w:type="dxa"/>
-              <w:bottom w:w="30" w:type="dxa"/>
-              <w:left w:w="50" w:type="dxa"/>
-              <w:right w:w="50" w:type="dxa"/>
+              <w:top w:w="25" w:type="dxa"/>
+              <w:bottom w:w="25" w:type="dxa"/>
+              <w:left w:w="45" w:type="dxa"/>
+              <w:right w:w="45" w:type="dxa"/>
             </w:tcMar>
           </w:tcPr>
           <w:p>
@@ -7070,10 +6323,10 @@
           <w:tcPr>
             <w:tcW w:type="dxa" w:w="1440"/>
             <w:tcMar>
-              <w:top w:w="30" w:type="dxa"/>
-              <w:bottom w:w="30" w:type="dxa"/>
-              <w:left w:w="50" w:type="dxa"/>
-              <w:right w:w="50" w:type="dxa"/>
+              <w:top w:w="25" w:type="dxa"/>
+              <w:bottom w:w="25" w:type="dxa"/>
+              <w:left w:w="45" w:type="dxa"/>
+              <w:right w:w="45" w:type="dxa"/>
             </w:tcMar>
           </w:tcPr>
           <w:p>
@@ -7091,10 +6344,10 @@
           <w:tcPr>
             <w:tcW w:type="dxa" w:w="2880"/>
             <w:tcMar>
-              <w:top w:w="30" w:type="dxa"/>
-              <w:bottom w:w="30" w:type="dxa"/>
-              <w:left w:w="50" w:type="dxa"/>
-              <w:right w:w="50" w:type="dxa"/>
+              <w:top w:w="25" w:type="dxa"/>
+              <w:bottom w:w="25" w:type="dxa"/>
+              <w:left w:w="45" w:type="dxa"/>
+              <w:right w:w="45" w:type="dxa"/>
             </w:tcMar>
           </w:tcPr>
           <w:p>
@@ -7116,10 +6369,10 @@
           <w:tcPr>
             <w:tcW w:type="dxa" w:w="1440"/>
             <w:tcMar>
-              <w:top w:w="30" w:type="dxa"/>
-              <w:bottom w:w="30" w:type="dxa"/>
-              <w:left w:w="50" w:type="dxa"/>
-              <w:right w:w="50" w:type="dxa"/>
+              <w:top w:w="25" w:type="dxa"/>
+              <w:bottom w:w="25" w:type="dxa"/>
+              <w:left w:w="45" w:type="dxa"/>
+              <w:right w:w="45" w:type="dxa"/>
             </w:tcMar>
           </w:tcPr>
           <w:p>
@@ -7137,10 +6390,10 @@
           <w:tcPr>
             <w:tcW w:type="dxa" w:w="2880"/>
             <w:tcMar>
-              <w:top w:w="30" w:type="dxa"/>
-              <w:bottom w:w="30" w:type="dxa"/>
-              <w:left w:w="50" w:type="dxa"/>
-              <w:right w:w="50" w:type="dxa"/>
+              <w:top w:w="25" w:type="dxa"/>
+              <w:bottom w:w="25" w:type="dxa"/>
+              <w:left w:w="45" w:type="dxa"/>
+              <w:right w:w="45" w:type="dxa"/>
             </w:tcMar>
           </w:tcPr>
           <w:p>
@@ -7157,10 +6410,10 @@
           <w:tcPr>
             <w:tcW w:type="dxa" w:w="1440"/>
             <w:tcMar>
-              <w:top w:w="30" w:type="dxa"/>
-              <w:bottom w:w="30" w:type="dxa"/>
-              <w:left w:w="50" w:type="dxa"/>
-              <w:right w:w="50" w:type="dxa"/>
+              <w:top w:w="25" w:type="dxa"/>
+              <w:bottom w:w="25" w:type="dxa"/>
+              <w:left w:w="45" w:type="dxa"/>
+              <w:right w:w="45" w:type="dxa"/>
             </w:tcMar>
           </w:tcPr>
           <w:p>
@@ -7178,10 +6431,10 @@
           <w:tcPr>
             <w:tcW w:type="dxa" w:w="2880"/>
             <w:tcMar>
-              <w:top w:w="30" w:type="dxa"/>
-              <w:bottom w:w="30" w:type="dxa"/>
-              <w:left w:w="50" w:type="dxa"/>
-              <w:right w:w="50" w:type="dxa"/>
+              <w:top w:w="25" w:type="dxa"/>
+              <w:bottom w:w="25" w:type="dxa"/>
+              <w:left w:w="45" w:type="dxa"/>
+              <w:right w:w="45" w:type="dxa"/>
             </w:tcMar>
           </w:tcPr>
           <w:p>
@@ -7203,10 +6456,10 @@
           <w:tcPr>
             <w:tcW w:type="dxa" w:w="1440"/>
             <w:tcMar>
-              <w:top w:w="30" w:type="dxa"/>
-              <w:bottom w:w="30" w:type="dxa"/>
-              <w:left w:w="50" w:type="dxa"/>
-              <w:right w:w="50" w:type="dxa"/>
+              <w:top w:w="25" w:type="dxa"/>
+              <w:bottom w:w="25" w:type="dxa"/>
+              <w:left w:w="45" w:type="dxa"/>
+              <w:right w:w="45" w:type="dxa"/>
             </w:tcMar>
           </w:tcPr>
           <w:p>
@@ -7224,10 +6477,10 @@
           <w:tcPr>
             <w:tcW w:type="dxa" w:w="2880"/>
             <w:tcMar>
-              <w:top w:w="30" w:type="dxa"/>
-              <w:bottom w:w="30" w:type="dxa"/>
-              <w:left w:w="50" w:type="dxa"/>
-              <w:right w:w="50" w:type="dxa"/>
+              <w:top w:w="25" w:type="dxa"/>
+              <w:bottom w:w="25" w:type="dxa"/>
+              <w:left w:w="45" w:type="dxa"/>
+              <w:right w:w="45" w:type="dxa"/>
             </w:tcMar>
           </w:tcPr>
           <w:p>
@@ -7244,10 +6497,10 @@
           <w:tcPr>
             <w:tcW w:type="dxa" w:w="1440"/>
             <w:tcMar>
-              <w:top w:w="30" w:type="dxa"/>
-              <w:bottom w:w="30" w:type="dxa"/>
-              <w:left w:w="50" w:type="dxa"/>
-              <w:right w:w="50" w:type="dxa"/>
+              <w:top w:w="25" w:type="dxa"/>
+              <w:bottom w:w="25" w:type="dxa"/>
+              <w:left w:w="45" w:type="dxa"/>
+              <w:right w:w="45" w:type="dxa"/>
             </w:tcMar>
           </w:tcPr>
           <w:p>
@@ -7265,10 +6518,10 @@
           <w:tcPr>
             <w:tcW w:type="dxa" w:w="2880"/>
             <w:tcMar>
-              <w:top w:w="30" w:type="dxa"/>
-              <w:bottom w:w="30" w:type="dxa"/>
-              <w:left w:w="50" w:type="dxa"/>
-              <w:right w:w="50" w:type="dxa"/>
+              <w:top w:w="25" w:type="dxa"/>
+              <w:bottom w:w="25" w:type="dxa"/>
+              <w:left w:w="45" w:type="dxa"/>
+              <w:right w:w="45" w:type="dxa"/>
             </w:tcMar>
           </w:tcPr>
           <w:p>
@@ -7290,10 +6543,10 @@
           <w:tcPr>
             <w:tcW w:type="dxa" w:w="1440"/>
             <w:tcMar>
-              <w:top w:w="30" w:type="dxa"/>
-              <w:bottom w:w="30" w:type="dxa"/>
-              <w:left w:w="50" w:type="dxa"/>
-              <w:right w:w="50" w:type="dxa"/>
+              <w:top w:w="25" w:type="dxa"/>
+              <w:bottom w:w="25" w:type="dxa"/>
+              <w:left w:w="45" w:type="dxa"/>
+              <w:right w:w="45" w:type="dxa"/>
             </w:tcMar>
           </w:tcPr>
           <w:p>
@@ -7311,10 +6564,10 @@
           <w:tcPr>
             <w:tcW w:type="dxa" w:w="2880"/>
             <w:tcMar>
-              <w:top w:w="30" w:type="dxa"/>
-              <w:bottom w:w="30" w:type="dxa"/>
-              <w:left w:w="50" w:type="dxa"/>
-              <w:right w:w="50" w:type="dxa"/>
+              <w:top w:w="25" w:type="dxa"/>
+              <w:bottom w:w="25" w:type="dxa"/>
+              <w:left w:w="45" w:type="dxa"/>
+              <w:right w:w="45" w:type="dxa"/>
             </w:tcMar>
           </w:tcPr>
           <w:p>
@@ -7331,10 +6584,10 @@
           <w:tcPr>
             <w:tcW w:type="dxa" w:w="1440"/>
             <w:tcMar>
-              <w:top w:w="30" w:type="dxa"/>
-              <w:bottom w:w="30" w:type="dxa"/>
-              <w:left w:w="50" w:type="dxa"/>
-              <w:right w:w="50" w:type="dxa"/>
+              <w:top w:w="25" w:type="dxa"/>
+              <w:bottom w:w="25" w:type="dxa"/>
+              <w:left w:w="45" w:type="dxa"/>
+              <w:right w:w="45" w:type="dxa"/>
             </w:tcMar>
           </w:tcPr>
           <w:p>
@@ -7352,10 +6605,10 @@
           <w:tcPr>
             <w:tcW w:type="dxa" w:w="2880"/>
             <w:tcMar>
-              <w:top w:w="30" w:type="dxa"/>
-              <w:bottom w:w="30" w:type="dxa"/>
-              <w:left w:w="50" w:type="dxa"/>
-              <w:right w:w="50" w:type="dxa"/>
+              <w:top w:w="25" w:type="dxa"/>
+              <w:bottom w:w="25" w:type="dxa"/>
+              <w:left w:w="45" w:type="dxa"/>
+              <w:right w:w="45" w:type="dxa"/>
             </w:tcMar>
           </w:tcPr>
           <w:p>
@@ -7377,10 +6630,10 @@
           <w:tcPr>
             <w:tcW w:type="dxa" w:w="1440"/>
             <w:tcMar>
-              <w:top w:w="30" w:type="dxa"/>
-              <w:bottom w:w="30" w:type="dxa"/>
-              <w:left w:w="50" w:type="dxa"/>
-              <w:right w:w="50" w:type="dxa"/>
+              <w:top w:w="25" w:type="dxa"/>
+              <w:bottom w:w="25" w:type="dxa"/>
+              <w:left w:w="45" w:type="dxa"/>
+              <w:right w:w="45" w:type="dxa"/>
             </w:tcMar>
           </w:tcPr>
           <w:p>
@@ -7398,10 +6651,10 @@
           <w:tcPr>
             <w:tcW w:type="dxa" w:w="2880"/>
             <w:tcMar>
-              <w:top w:w="30" w:type="dxa"/>
-              <w:bottom w:w="30" w:type="dxa"/>
-              <w:left w:w="50" w:type="dxa"/>
-              <w:right w:w="50" w:type="dxa"/>
+              <w:top w:w="25" w:type="dxa"/>
+              <w:bottom w:w="25" w:type="dxa"/>
+              <w:left w:w="45" w:type="dxa"/>
+              <w:right w:w="45" w:type="dxa"/>
             </w:tcMar>
           </w:tcPr>
           <w:p>
@@ -7418,10 +6671,10 @@
           <w:tcPr>
             <w:tcW w:type="dxa" w:w="1440"/>
             <w:tcMar>
-              <w:top w:w="30" w:type="dxa"/>
-              <w:bottom w:w="30" w:type="dxa"/>
-              <w:left w:w="50" w:type="dxa"/>
-              <w:right w:w="50" w:type="dxa"/>
+              <w:top w:w="25" w:type="dxa"/>
+              <w:bottom w:w="25" w:type="dxa"/>
+              <w:left w:w="45" w:type="dxa"/>
+              <w:right w:w="45" w:type="dxa"/>
             </w:tcMar>
           </w:tcPr>
           <w:p>
@@ -7432,10 +6685,10 @@
           <w:tcPr>
             <w:tcW w:type="dxa" w:w="2880"/>
             <w:tcMar>
-              <w:top w:w="30" w:type="dxa"/>
-              <w:bottom w:w="30" w:type="dxa"/>
-              <w:left w:w="50" w:type="dxa"/>
-              <w:right w:w="50" w:type="dxa"/>
+              <w:top w:w="25" w:type="dxa"/>
+              <w:bottom w:w="25" w:type="dxa"/>
+              <w:left w:w="45" w:type="dxa"/>
+              <w:right w:w="45" w:type="dxa"/>
             </w:tcMar>
           </w:tcPr>
           <w:p>
@@ -7487,7 +6740,7 @@
     </w:p>
     <w:p>
       <w:pPr>
-        <w:spacing w:after="120"/>
+        <w:spacing w:after="100"/>
         <w:ind w:left="504"/>
         <w:jc w:val="both"/>
       </w:pPr>
@@ -7507,7 +6760,7 @@
     </w:p>
     <w:p>
       <w:pPr>
-        <w:spacing w:after="120"/>
+        <w:spacing w:after="100"/>
         <w:ind w:left="504"/>
         <w:jc w:val="both"/>
       </w:pPr>
@@ -7527,7 +6780,7 @@
     </w:p>
     <w:p>
       <w:pPr>
-        <w:spacing w:after="120"/>
+        <w:spacing w:after="100"/>
         <w:ind w:left="504"/>
         <w:jc w:val="both"/>
       </w:pPr>
@@ -7547,7 +6800,7 @@
     </w:p>
     <w:p>
       <w:pPr>
-        <w:spacing w:after="120"/>
+        <w:spacing w:after="100"/>
         <w:ind w:left="504"/>
         <w:jc w:val="both"/>
       </w:pPr>
@@ -7567,7 +6820,7 @@
     </w:p>
     <w:p>
       <w:pPr>
-        <w:spacing w:after="120"/>
+        <w:spacing w:after="100"/>
         <w:ind w:left="504"/>
         <w:jc w:val="both"/>
       </w:pPr>
@@ -7587,7 +6840,7 @@
     </w:p>
     <w:p>
       <w:pPr>
-        <w:spacing w:after="120"/>
+        <w:spacing w:after="100"/>
         <w:ind w:left="504"/>
         <w:jc w:val="both"/>
       </w:pPr>
@@ -7607,7 +6860,7 @@
     </w:p>
     <w:p>
       <w:pPr>
-        <w:spacing w:after="120"/>
+        <w:spacing w:after="100"/>
         <w:ind w:left="504"/>
         <w:jc w:val="both"/>
       </w:pPr>
@@ -7627,7 +6880,7 @@
     </w:p>
     <w:p>
       <w:pPr>
-        <w:spacing w:after="120"/>
+        <w:spacing w:after="100"/>
         <w:ind w:left="504"/>
         <w:jc w:val="both"/>
       </w:pPr>
@@ -7647,7 +6900,7 @@
     </w:p>
     <w:p>
       <w:pPr>
-        <w:spacing w:after="120"/>
+        <w:spacing w:after="100"/>
         <w:ind w:left="504"/>
         <w:jc w:val="both"/>
       </w:pPr>
@@ -7667,7 +6920,7 @@
     </w:p>
     <w:p>
       <w:pPr>
-        <w:spacing w:after="120"/>
+        <w:spacing w:after="100"/>
         <w:ind w:left="504"/>
         <w:jc w:val="both"/>
       </w:pPr>
@@ -7692,6 +6945,755 @@
       <w:cols w:space="720"/>
       <w:docGrid w:linePitch="360"/>
     </w:sectPr>
+    <w:sdt>
+      <w:sdtPr>
+        <w:id w:val="-368827121"/>
+        <w:docPartObj>
+          <w:docPartGallery w:val="Table of Contents"/>
+          <w:docPartUnique w:val="1"/>
+        </w:docPartObj>
+      </w:sdtPr>
+      <w:sdtContent>
+        <w:p>
+          <w:pPr>
+            <w:widowControl w:val="0"/>
+            <w:tabs>
+              <w:tab w:val="right" w:leader="none" w:pos="12000"/>
+            </w:tabs>
+            <w:spacing w:after="0" w:before="60" w:line="240" w:lineRule="auto"/>
+            <w:rPr>
+              <w:b w:val="1"/>
+              <w:bCs w:val="1"/>
+              <w:color w:val="000000"/>
+              <w:u w:val="none"/>
+            </w:rPr>
+          </w:pPr>
+          <w:r>
+            <w:fldChar w:fldCharType="begin"/>
+            <w:instrText xml:space="preserve"> TOC \h \u \z \t "Heading 1,1,Heading 2,2,Heading 3,3,Heading 4,4,Heading 5,5,Heading 6,6,"</w:instrText>
+            <w:fldChar w:fldCharType="separate"/>
+          </w:r>
+          <w:hyperlink w:anchor="_heading=h.l52iw1m1m2iu">
+            <w:r>
+              <w:rPr>
+                <w:rFonts w:ascii="Arial" w:cs="Arial" w:eastAsia="Arial" w:hAnsi="Arial"/>
+                <w:b w:val="1"/>
+                <w:bCs w:val="1"/>
+                <w:color w:val="000000"/>
+                <w:sz w:val="24"/>
+                <w:szCs w:val="24"/>
+                <w:u w:val="none"/>
+              </w:rPr>
+              <w:t xml:space="preserve">1. MODULES IN POST-QUANTUM SECURE BOOT SYSTEM</w:t>
+              <w:tab/>
+              <w:t xml:space="preserve">3</w:t>
+            </w:r>
+          </w:hyperlink>
+        </w:p>
+        <w:p>
+          <w:pPr>
+            <w:widowControl w:val="0"/>
+            <w:tabs>
+              <w:tab w:val="right" w:leader="none" w:pos="12000"/>
+            </w:tabs>
+            <w:spacing w:after="0" w:before="60" w:line="240" w:lineRule="auto"/>
+            <w:ind w:left="360" w:firstLine="0"/>
+            <w:rPr>
+              <w:b w:val="0"/>
+              <w:bCs w:val="0"/>
+              <w:color w:val="000000"/>
+              <w:u w:val="none"/>
+            </w:rPr>
+          </w:pPr>
+          <w:hyperlink w:anchor="_heading=">
+            <w:r>
+              <w:rPr>
+                <w:rFonts w:ascii="Arial" w:cs="Arial" w:eastAsia="Arial" w:hAnsi="Arial"/>
+                <w:b w:val="0"/>
+                <w:bCs w:val="0"/>
+                <w:color w:val="000000"/>
+                <w:sz w:val="24"/>
+                <w:szCs w:val="24"/>
+                <w:u w:val="none"/>
+              </w:rPr>
+              <w:t xml:space="preserve">1.1 Core Cryptographic Verification Engine</w:t>
+              <w:tab/>
+              <w:t xml:space="preserve">4</w:t>
+            </w:r>
+          </w:hyperlink>
+        </w:p>
+        <w:p>
+          <w:pPr>
+            <w:widowControl w:val="0"/>
+            <w:tabs>
+              <w:tab w:val="right" w:leader="none" w:pos="12000"/>
+            </w:tabs>
+            <w:spacing w:after="0" w:before="60" w:line="240" w:lineRule="auto"/>
+            <w:ind w:left="360" w:firstLine="0"/>
+            <w:rPr>
+              <w:b w:val="0"/>
+              <w:bCs w:val="0"/>
+              <w:color w:val="000000"/>
+              <w:u w:val="none"/>
+            </w:rPr>
+          </w:pPr>
+          <w:hyperlink w:anchor="_heading=">
+            <w:r>
+              <w:rPr>
+                <w:rFonts w:ascii="Arial" w:cs="Arial" w:eastAsia="Arial" w:hAnsi="Arial"/>
+                <w:b w:val="0"/>
+                <w:bCs w:val="0"/>
+                <w:color w:val="000000"/>
+                <w:sz w:val="24"/>
+                <w:szCs w:val="24"/>
+                <w:u w:val="none"/>
+              </w:rPr>
+              <w:t xml:space="preserve">1.2 IoT &amp; Microcontroller Target: MCUboot Bootloader Module</w:t>
+              <w:tab/>
+              <w:t xml:space="preserve">5</w:t>
+            </w:r>
+          </w:hyperlink>
+        </w:p>
+        <w:p>
+          <w:pPr>
+            <w:widowControl w:val="0"/>
+            <w:tabs>
+              <w:tab w:val="right" w:leader="none" w:pos="12000"/>
+            </w:tabs>
+            <w:spacing w:after="0" w:before="60" w:line="240" w:lineRule="auto"/>
+            <w:ind w:left="360" w:firstLine="0"/>
+            <w:rPr>
+              <w:b w:val="0"/>
+              <w:bCs w:val="0"/>
+              <w:color w:val="000000"/>
+              <w:u w:val="none"/>
+            </w:rPr>
+          </w:pPr>
+          <w:hyperlink w:anchor="_heading=">
+            <w:r>
+              <w:rPr>
+                <w:rFonts w:ascii="Arial" w:cs="Arial" w:eastAsia="Arial" w:hAnsi="Arial"/>
+                <w:b w:val="0"/>
+                <w:bCs w:val="0"/>
+                <w:color w:val="000000"/>
+                <w:sz w:val="24"/>
+                <w:szCs w:val="24"/>
+                <w:u w:val="none"/>
+              </w:rPr>
+              <w:t xml:space="preserve">1.3 Embedded Linux Target: Das U-Boot FIT Verification Module</w:t>
+              <w:tab/>
+              <w:t xml:space="preserve">5</w:t>
+            </w:r>
+          </w:hyperlink>
+        </w:p>
+        <w:p>
+          <w:pPr>
+            <w:widowControl w:val="0"/>
+            <w:tabs>
+              <w:tab w:val="right" w:leader="none" w:pos="12000"/>
+            </w:tabs>
+            <w:spacing w:after="0" w:before="60" w:line="240" w:lineRule="auto"/>
+            <w:ind w:left="360" w:firstLine="0"/>
+            <w:rPr>
+              <w:b w:val="0"/>
+              <w:bCs w:val="0"/>
+              <w:color w:val="000000"/>
+              <w:u w:val="none"/>
+            </w:rPr>
+          </w:pPr>
+          <w:hyperlink w:anchor="_heading=">
+            <w:r>
+              <w:rPr>
+                <w:rFonts w:ascii="Arial" w:cs="Arial" w:eastAsia="Arial" w:hAnsi="Arial"/>
+                <w:b w:val="0"/>
+                <w:bCs w:val="0"/>
+                <w:color w:val="000000"/>
+                <w:sz w:val="24"/>
+                <w:szCs w:val="24"/>
+                <w:u w:val="none"/>
+              </w:rPr>
+              <w:t xml:space="preserve">1.4 Enterprise / Server Target: EDKII UEFI SecurityPkg Module</w:t>
+              <w:tab/>
+              <w:t xml:space="preserve">6</w:t>
+            </w:r>
+          </w:hyperlink>
+        </w:p>
+        <w:p>
+          <w:pPr>
+            <w:widowControl w:val="0"/>
+            <w:tabs>
+              <w:tab w:val="right" w:leader="none" w:pos="12000"/>
+            </w:tabs>
+            <w:spacing w:after="0" w:before="60" w:line="240" w:lineRule="auto"/>
+            <w:ind w:left="360" w:firstLine="0"/>
+            <w:rPr>
+              <w:b w:val="0"/>
+              <w:bCs w:val="0"/>
+              <w:color w:val="000000"/>
+              <w:u w:val="none"/>
+            </w:rPr>
+          </w:pPr>
+          <w:hyperlink w:anchor="_heading=">
+            <w:r>
+              <w:rPr>
+                <w:rFonts w:ascii="Arial" w:cs="Arial" w:eastAsia="Arial" w:hAnsi="Arial"/>
+                <w:b w:val="0"/>
+                <w:bCs w:val="0"/>
+                <w:color w:val="000000"/>
+                <w:sz w:val="24"/>
+                <w:szCs w:val="24"/>
+                <w:u w:val="none"/>
+              </w:rPr>
+              <w:t xml:space="preserve">1.5 Hardware Root-of-Trust (RoT) &amp; eFuse Key Binding Module</w:t>
+              <w:tab/>
+              <w:t xml:space="preserve">6</w:t>
+            </w:r>
+          </w:hyperlink>
+        </w:p>
+        <w:p>
+          <w:pPr>
+            <w:widowControl w:val="0"/>
+            <w:tabs>
+              <w:tab w:val="right" w:leader="none" w:pos="12000"/>
+            </w:tabs>
+            <w:spacing w:after="0" w:before="60" w:line="240" w:lineRule="auto"/>
+            <w:ind w:left="360" w:firstLine="0"/>
+            <w:rPr>
+              <w:b w:val="0"/>
+              <w:bCs w:val="0"/>
+              <w:color w:val="000000"/>
+              <w:u w:val="none"/>
+            </w:rPr>
+          </w:pPr>
+          <w:hyperlink w:anchor="_heading=">
+            <w:r>
+              <w:rPr>
+                <w:rFonts w:ascii="Arial" w:cs="Arial" w:eastAsia="Arial" w:hAnsi="Arial"/>
+                <w:b w:val="0"/>
+                <w:bCs w:val="0"/>
+                <w:color w:val="000000"/>
+                <w:sz w:val="24"/>
+                <w:szCs w:val="24"/>
+                <w:u w:val="none"/>
+              </w:rPr>
+              <w:t xml:space="preserve">1.6 Offline Firmware Signing &amp; Container Tooling Module</w:t>
+              <w:tab/>
+              <w:t xml:space="preserve">6</w:t>
+            </w:r>
+          </w:hyperlink>
+        </w:p>
+        <w:p>
+          <w:pPr>
+            <w:widowControl w:val="0"/>
+            <w:tabs>
+              <w:tab w:val="right" w:leader="none" w:pos="12000"/>
+            </w:tabs>
+            <w:spacing w:after="0" w:before="60" w:line="240" w:lineRule="auto"/>
+            <w:ind w:left="360" w:firstLine="0"/>
+            <w:rPr>
+              <w:b w:val="0"/>
+              <w:bCs w:val="0"/>
+              <w:color w:val="000000"/>
+              <w:u w:val="none"/>
+            </w:rPr>
+          </w:pPr>
+          <w:hyperlink w:anchor="_heading=">
+            <w:r>
+              <w:rPr>
+                <w:rFonts w:ascii="Arial" w:cs="Arial" w:eastAsia="Arial" w:hAnsi="Arial"/>
+                <w:b w:val="0"/>
+                <w:bCs w:val="0"/>
+                <w:color w:val="000000"/>
+                <w:sz w:val="24"/>
+                <w:szCs w:val="24"/>
+                <w:u w:val="none"/>
+              </w:rPr>
+              <w:t xml:space="preserve">1.7 Multi-Target Emulation &amp; Automated Verification Harness</w:t>
+              <w:tab/>
+              <w:t xml:space="preserve">7</w:t>
+            </w:r>
+          </w:hyperlink>
+        </w:p>
+        <w:p>
+          <w:pPr>
+            <w:widowControl w:val="0"/>
+            <w:tabs>
+              <w:tab w:val="right" w:leader="none" w:pos="12000"/>
+            </w:tabs>
+            <w:spacing w:after="0" w:before="60" w:line="240" w:lineRule="auto"/>
+            <w:rPr>
+              <w:b w:val="1"/>
+              <w:bCs w:val="1"/>
+              <w:color w:val="000000"/>
+              <w:u w:val="none"/>
+            </w:rPr>
+          </w:pPr>
+          <w:hyperlink w:anchor="_heading=">
+            <w:r>
+              <w:rPr>
+                <w:rFonts w:ascii="Arial" w:cs="Arial" w:eastAsia="Arial" w:hAnsi="Arial"/>
+                <w:b w:val="1"/>
+                <w:bCs w:val="1"/>
+                <w:color w:val="000000"/>
+                <w:sz w:val="24"/>
+                <w:szCs w:val="24"/>
+                <w:u w:val="none"/>
+              </w:rPr>
+              <w:t xml:space="preserve">2. FUNCTIONAL BLOCK DIAGRAM &amp; ARCHITECTURAL DESCRIPTION</w:t>
+              <w:tab/>
+              <w:t xml:space="preserve">8</w:t>
+            </w:r>
+          </w:hyperlink>
+        </w:p>
+        <w:p>
+          <w:pPr>
+            <w:widowControl w:val="0"/>
+            <w:tabs>
+              <w:tab w:val="right" w:leader="none" w:pos="12000"/>
+            </w:tabs>
+            <w:spacing w:after="0" w:before="60" w:line="240" w:lineRule="auto"/>
+            <w:ind w:left="360" w:firstLine="0"/>
+            <w:rPr>
+              <w:b w:val="0"/>
+              <w:bCs w:val="0"/>
+              <w:color w:val="000000"/>
+              <w:u w:val="none"/>
+            </w:rPr>
+          </w:pPr>
+          <w:hyperlink w:anchor="_heading=">
+            <w:r>
+              <w:rPr>
+                <w:rFonts w:ascii="Arial" w:cs="Arial" w:eastAsia="Arial" w:hAnsi="Arial"/>
+                <w:b w:val="0"/>
+                <w:bCs w:val="0"/>
+                <w:color w:val="000000"/>
+                <w:sz w:val="24"/>
+                <w:szCs w:val="24"/>
+                <w:u w:val="none"/>
+              </w:rPr>
+              <w:t xml:space="preserve">2.1 System Architecture Overview</w:t>
+              <w:tab/>
+              <w:t xml:space="preserve">8</w:t>
+            </w:r>
+          </w:hyperlink>
+        </w:p>
+        <w:p>
+          <w:pPr>
+            <w:widowControl w:val="0"/>
+            <w:tabs>
+              <w:tab w:val="right" w:leader="none" w:pos="12000"/>
+            </w:tabs>
+            <w:spacing w:after="0" w:before="60" w:line="240" w:lineRule="auto"/>
+            <w:ind w:left="360" w:firstLine="0"/>
+            <w:rPr>
+              <w:b w:val="0"/>
+              <w:bCs w:val="0"/>
+              <w:color w:val="000000"/>
+              <w:u w:val="none"/>
+            </w:rPr>
+          </w:pPr>
+          <w:hyperlink w:anchor="_heading=">
+            <w:r>
+              <w:rPr>
+                <w:rFonts w:ascii="Arial" w:cs="Arial" w:eastAsia="Arial" w:hAnsi="Arial"/>
+                <w:b w:val="0"/>
+                <w:bCs w:val="0"/>
+                <w:color w:val="000000"/>
+                <w:sz w:val="24"/>
+                <w:szCs w:val="24"/>
+                <w:u w:val="none"/>
+              </w:rPr>
+              <w:t xml:space="preserve">2.2 Secure Boot Execution Sequence &amp; Cryptographic Flow</w:t>
+              <w:tab/>
+              <w:t xml:space="preserve">9</w:t>
+            </w:r>
+          </w:hyperlink>
+        </w:p>
+        <w:p>
+          <w:pPr>
+            <w:widowControl w:val="0"/>
+            <w:tabs>
+              <w:tab w:val="right" w:leader="none" w:pos="12000"/>
+            </w:tabs>
+            <w:spacing w:after="0" w:before="60" w:line="240" w:lineRule="auto"/>
+            <w:rPr>
+              <w:b w:val="1"/>
+              <w:bCs w:val="1"/>
+              <w:color w:val="000000"/>
+              <w:u w:val="none"/>
+            </w:rPr>
+          </w:pPr>
+          <w:hyperlink w:anchor="_heading=">
+            <w:r>
+              <w:rPr>
+                <w:rFonts w:ascii="Arial" w:cs="Arial" w:eastAsia="Arial" w:hAnsi="Arial"/>
+                <w:b w:val="1"/>
+                <w:bCs w:val="1"/>
+                <w:color w:val="000000"/>
+                <w:sz w:val="24"/>
+                <w:szCs w:val="24"/>
+                <w:u w:val="none"/>
+              </w:rPr>
+              <w:t xml:space="preserve">3. MAJOR TECHNICAL SPECIFICATIONS OF PQC SECURE BOOT</w:t>
+              <w:tab/>
+              <w:t xml:space="preserve">10</w:t>
+            </w:r>
+          </w:hyperlink>
+        </w:p>
+        <w:p>
+          <w:pPr>
+            <w:widowControl w:val="0"/>
+            <w:tabs>
+              <w:tab w:val="right" w:leader="none" w:pos="12000"/>
+            </w:tabs>
+            <w:spacing w:after="0" w:before="60" w:line="240" w:lineRule="auto"/>
+            <w:ind w:left="360" w:firstLine="0"/>
+            <w:rPr>
+              <w:b w:val="0"/>
+              <w:bCs w:val="0"/>
+              <w:color w:val="000000"/>
+              <w:u w:val="none"/>
+            </w:rPr>
+          </w:pPr>
+          <w:hyperlink w:anchor="_heading=">
+            <w:r>
+              <w:rPr>
+                <w:rFonts w:ascii="Arial" w:cs="Arial" w:eastAsia="Arial" w:hAnsi="Arial"/>
+                <w:b w:val="0"/>
+                <w:bCs w:val="0"/>
+                <w:color w:val="000000"/>
+                <w:sz w:val="24"/>
+                <w:szCs w:val="24"/>
+                <w:u w:val="none"/>
+              </w:rPr>
+              <w:t xml:space="preserve">4.1 Zero Dynamic Memory Allocation (Zero-Malloc Policy)</w:t>
+              <w:tab/>
+              <w:t xml:space="preserve">11</w:t>
+            </w:r>
+          </w:hyperlink>
+        </w:p>
+        <w:p>
+          <w:pPr>
+            <w:widowControl w:val="0"/>
+            <w:tabs>
+              <w:tab w:val="right" w:leader="none" w:pos="12000"/>
+            </w:tabs>
+            <w:spacing w:after="0" w:before="60" w:line="240" w:lineRule="auto"/>
+            <w:ind w:left="360" w:firstLine="0"/>
+            <w:rPr>
+              <w:b w:val="0"/>
+              <w:bCs w:val="0"/>
+              <w:color w:val="000000"/>
+              <w:u w:val="none"/>
+            </w:rPr>
+          </w:pPr>
+          <w:hyperlink w:anchor="_heading=">
+            <w:r>
+              <w:rPr>
+                <w:rFonts w:ascii="Arial" w:cs="Arial" w:eastAsia="Arial" w:hAnsi="Arial"/>
+                <w:b w:val="0"/>
+                <w:bCs w:val="0"/>
+                <w:color w:val="000000"/>
+                <w:sz w:val="24"/>
+                <w:szCs w:val="24"/>
+                <w:u w:val="none"/>
+              </w:rPr>
+              <w:t xml:space="preserve">4.2 Strict Static SRAM Budgeting (&lt; 4 KB ROM Bounds)</w:t>
+              <w:tab/>
+              <w:t xml:space="preserve">11</w:t>
+            </w:r>
+          </w:hyperlink>
+        </w:p>
+        <w:p>
+          <w:pPr>
+            <w:widowControl w:val="0"/>
+            <w:tabs>
+              <w:tab w:val="right" w:leader="none" w:pos="12000"/>
+            </w:tabs>
+            <w:spacing w:after="0" w:before="60" w:line="240" w:lineRule="auto"/>
+            <w:ind w:left="360" w:firstLine="0"/>
+            <w:rPr>
+              <w:b w:val="0"/>
+              <w:bCs w:val="0"/>
+              <w:color w:val="000000"/>
+              <w:u w:val="none"/>
+            </w:rPr>
+          </w:pPr>
+          <w:hyperlink w:anchor="_heading=">
+            <w:r>
+              <w:rPr>
+                <w:rFonts w:ascii="Arial" w:cs="Arial" w:eastAsia="Arial" w:hAnsi="Arial"/>
+                <w:b w:val="0"/>
+                <w:bCs w:val="0"/>
+                <w:color w:val="000000"/>
+                <w:sz w:val="24"/>
+                <w:szCs w:val="24"/>
+                <w:u w:val="none"/>
+              </w:rPr>
+              <w:t xml:space="preserve">4.3 Hardware Root-of-Trust Key Hash Binding &amp; eFuse Storage</w:t>
+              <w:tab/>
+              <w:t xml:space="preserve">11</w:t>
+            </w:r>
+          </w:hyperlink>
+        </w:p>
+        <w:p>
+          <w:pPr>
+            <w:widowControl w:val="0"/>
+            <w:tabs>
+              <w:tab w:val="right" w:leader="none" w:pos="12000"/>
+            </w:tabs>
+            <w:spacing w:after="0" w:before="60" w:line="240" w:lineRule="auto"/>
+            <w:ind w:left="360" w:firstLine="0"/>
+            <w:rPr>
+              <w:b w:val="0"/>
+              <w:bCs w:val="0"/>
+              <w:color w:val="000000"/>
+              <w:u w:val="none"/>
+            </w:rPr>
+          </w:pPr>
+          <w:hyperlink w:anchor="_heading=">
+            <w:r>
+              <w:rPr>
+                <w:rFonts w:ascii="Arial" w:cs="Arial" w:eastAsia="Arial" w:hAnsi="Arial"/>
+                <w:b w:val="0"/>
+                <w:bCs w:val="0"/>
+                <w:color w:val="000000"/>
+                <w:sz w:val="24"/>
+                <w:szCs w:val="24"/>
+                <w:u w:val="none"/>
+              </w:rPr>
+              <w:t xml:space="preserve">4.4 Tamper Robustness &amp; Non-Negotiable Fault Rejection</w:t>
+              <w:tab/>
+              <w:t xml:space="preserve">11</w:t>
+            </w:r>
+          </w:hyperlink>
+        </w:p>
+        <w:p>
+          <w:pPr>
+            <w:widowControl w:val="0"/>
+            <w:tabs>
+              <w:tab w:val="right" w:leader="none" w:pos="12000"/>
+            </w:tabs>
+            <w:spacing w:after="0" w:before="60" w:line="240" w:lineRule="auto"/>
+            <w:ind w:left="360" w:firstLine="0"/>
+            <w:rPr>
+              <w:b w:val="0"/>
+              <w:bCs w:val="0"/>
+              <w:color w:val="000000"/>
+              <w:u w:val="none"/>
+            </w:rPr>
+          </w:pPr>
+          <w:hyperlink w:anchor="_heading=">
+            <w:r>
+              <w:rPr>
+                <w:rFonts w:ascii="Arial" w:cs="Arial" w:eastAsia="Arial" w:hAnsi="Arial"/>
+                <w:b w:val="0"/>
+                <w:bCs w:val="0"/>
+                <w:color w:val="000000"/>
+                <w:sz w:val="24"/>
+                <w:szCs w:val="24"/>
+                <w:u w:val="none"/>
+              </w:rPr>
+              <w:t xml:space="preserve">4.5 Constant-Time Cryptographic Execution &amp; Side-Channel Mitigation</w:t>
+              <w:tab/>
+              <w:t xml:space="preserve">12</w:t>
+            </w:r>
+          </w:hyperlink>
+        </w:p>
+        <w:p>
+          <w:pPr>
+            <w:widowControl w:val="0"/>
+            <w:tabs>
+              <w:tab w:val="right" w:leader="none" w:pos="12000"/>
+            </w:tabs>
+            <w:spacing w:after="0" w:before="60" w:line="240" w:lineRule="auto"/>
+            <w:rPr>
+              <w:b w:val="1"/>
+              <w:bCs w:val="1"/>
+              <w:color w:val="000000"/>
+              <w:u w:val="none"/>
+            </w:rPr>
+          </w:pPr>
+          <w:hyperlink w:anchor="_heading=">
+            <w:r>
+              <w:rPr>
+                <w:rFonts w:ascii="Arial" w:cs="Arial" w:eastAsia="Arial" w:hAnsi="Arial"/>
+                <w:b w:val="1"/>
+                <w:bCs w:val="1"/>
+                <w:color w:val="000000"/>
+                <w:sz w:val="24"/>
+                <w:szCs w:val="24"/>
+                <w:u w:val="none"/>
+              </w:rPr>
+              <w:t xml:space="preserve">5. EMPIRICAL BENCHMARKING, PROFILING &amp; FUTURE PLAN</w:t>
+              <w:tab/>
+              <w:t xml:space="preserve">13</w:t>
+            </w:r>
+          </w:hyperlink>
+        </w:p>
+        <w:p>
+          <w:pPr>
+            <w:widowControl w:val="0"/>
+            <w:tabs>
+              <w:tab w:val="right" w:leader="none" w:pos="12000"/>
+            </w:tabs>
+            <w:spacing w:after="0" w:before="60" w:line="240" w:lineRule="auto"/>
+            <w:ind w:left="360" w:firstLine="0"/>
+            <w:rPr>
+              <w:b w:val="0"/>
+              <w:bCs w:val="0"/>
+              <w:color w:val="000000"/>
+              <w:u w:val="none"/>
+            </w:rPr>
+          </w:pPr>
+          <w:hyperlink w:anchor="_heading=">
+            <w:r>
+              <w:rPr>
+                <w:rFonts w:ascii="Arial" w:cs="Arial" w:eastAsia="Arial" w:hAnsi="Arial"/>
+                <w:b w:val="0"/>
+                <w:bCs w:val="0"/>
+                <w:color w:val="000000"/>
+                <w:sz w:val="24"/>
+                <w:szCs w:val="24"/>
+                <w:u w:val="none"/>
+              </w:rPr>
+              <w:t xml:space="preserve">5.1 MCUboot on ARM Cortex-M4 Trade-Off Benchmark &amp; Stack Profiling</w:t>
+              <w:tab/>
+              <w:t xml:space="preserve">13</w:t>
+            </w:r>
+          </w:hyperlink>
+        </w:p>
+        <w:p>
+          <w:pPr>
+            <w:widowControl w:val="0"/>
+            <w:tabs>
+              <w:tab w:val="right" w:leader="none" w:pos="12000"/>
+            </w:tabs>
+            <w:spacing w:after="0" w:before="60" w:line="240" w:lineRule="auto"/>
+            <w:ind w:left="360" w:firstLine="0"/>
+            <w:rPr>
+              <w:b w:val="0"/>
+              <w:bCs w:val="0"/>
+              <w:color w:val="000000"/>
+              <w:u w:val="none"/>
+            </w:rPr>
+          </w:pPr>
+          <w:hyperlink w:anchor="_heading=">
+            <w:r>
+              <w:rPr>
+                <w:rFonts w:ascii="Arial" w:cs="Arial" w:eastAsia="Arial" w:hAnsi="Arial"/>
+                <w:b w:val="0"/>
+                <w:bCs w:val="0"/>
+                <w:color w:val="000000"/>
+                <w:sz w:val="24"/>
+                <w:szCs w:val="24"/>
+                <w:u w:val="none"/>
+              </w:rPr>
+              <w:t xml:space="preserve">5.2 Mid-Semester Progress Status (Plan of Work)</w:t>
+              <w:tab/>
+              <w:t xml:space="preserve">15</w:t>
+            </w:r>
+          </w:hyperlink>
+        </w:p>
+        <w:p>
+          <w:pPr>
+            <w:widowControl w:val="0"/>
+            <w:tabs>
+              <w:tab w:val="right" w:leader="none" w:pos="12000"/>
+            </w:tabs>
+            <w:spacing w:after="0" w:before="60" w:line="240" w:lineRule="auto"/>
+            <w:ind w:left="360" w:firstLine="0"/>
+            <w:rPr>
+              <w:b w:val="0"/>
+              <w:bCs w:val="0"/>
+              <w:color w:val="000000"/>
+              <w:u w:val="none"/>
+            </w:rPr>
+          </w:pPr>
+          <w:hyperlink w:anchor="_heading=">
+            <w:r>
+              <w:rPr>
+                <w:rFonts w:ascii="Arial" w:cs="Arial" w:eastAsia="Arial" w:hAnsi="Arial"/>
+                <w:b w:val="0"/>
+                <w:bCs w:val="0"/>
+                <w:color w:val="000000"/>
+                <w:sz w:val="24"/>
+                <w:szCs w:val="24"/>
+                <w:u w:val="none"/>
+              </w:rPr>
+              <w:t xml:space="preserve">5.3 Remaining Tasks &amp; Deliverables for Final Dissertation</w:t>
+              <w:tab/>
+              <w:t xml:space="preserve">16</w:t>
+            </w:r>
+          </w:hyperlink>
+        </w:p>
+        <w:p>
+          <w:pPr>
+            <w:widowControl w:val="0"/>
+            <w:tabs>
+              <w:tab w:val="right" w:leader="none" w:pos="12000"/>
+            </w:tabs>
+            <w:spacing w:after="0" w:before="60" w:line="240" w:lineRule="auto"/>
+            <w:rPr>
+              <w:b w:val="1"/>
+              <w:bCs w:val="1"/>
+              <w:color w:val="000000"/>
+              <w:u w:val="none"/>
+            </w:rPr>
+          </w:pPr>
+          <w:hyperlink w:anchor="_heading=">
+            <w:r>
+              <w:rPr>
+                <w:rFonts w:ascii="Arial" w:cs="Arial" w:eastAsia="Arial" w:hAnsi="Arial"/>
+                <w:b w:val="1"/>
+                <w:bCs w:val="1"/>
+                <w:color w:val="000000"/>
+                <w:sz w:val="24"/>
+                <w:szCs w:val="24"/>
+                <w:u w:val="none"/>
+              </w:rPr>
+              <w:t xml:space="preserve">6. ABBREVIATIONS</w:t>
+              <w:tab/>
+              <w:t xml:space="preserve">17</w:t>
+            </w:r>
+          </w:hyperlink>
+        </w:p>
+        <w:p>
+          <w:pPr>
+            <w:widowControl w:val="0"/>
+            <w:tabs>
+              <w:tab w:val="right" w:leader="none" w:pos="12000"/>
+            </w:tabs>
+            <w:spacing w:after="0" w:before="60" w:line="240" w:lineRule="auto"/>
+            <w:rPr>
+              <w:b w:val="1"/>
+              <w:bCs w:val="1"/>
+              <w:color w:val="000000"/>
+              <w:u w:val="none"/>
+            </w:rPr>
+          </w:pPr>
+          <w:hyperlink w:anchor="_heading=">
+            <w:r>
+              <w:rPr>
+                <w:rFonts w:ascii="Arial" w:cs="Arial" w:eastAsia="Arial" w:hAnsi="Arial"/>
+                <w:b w:val="1"/>
+                <w:bCs w:val="1"/>
+                <w:color w:val="000000"/>
+                <w:sz w:val="24"/>
+                <w:szCs w:val="24"/>
+                <w:u w:val="none"/>
+              </w:rPr>
+              <w:t xml:space="preserve">7. REFERENCES &amp; LITERATURE REVIEW</w:t>
+              <w:tab/>
+              <w:t xml:space="preserve">19</w:t>
+            </w:r>
+          </w:hyperlink>
+          <w:r>
+            <w:fldChar w:fldCharType="end"/>
+          </w:r>
+        </w:p>
+      </w:sdtContent>
+    </w:sdt>
   </w:body>
 </w:document>
 </file>
@@ -8145,7 +8147,7 @@
     <w:pPr>
       <w:keepNext/>
       <w:keepLines/>
-      <w:spacing w:before="320" w:after="160"/>
+      <w:spacing w:before="360" w:after="120"/>
       <w:outlineLvl w:val="0"/>
     </w:pPr>
     <w:rPr>
@@ -8169,7 +8171,7 @@
     <w:pPr>
       <w:keepNext/>
       <w:keepLines/>
-      <w:spacing w:before="280" w:after="120"/>
+      <w:spacing w:before="280" w:after="80"/>
       <w:outlineLvl w:val="1"/>
     </w:pPr>
     <w:rPr>
